--- a/contracts/PECH_CONTRACT_WORKER_AGREEMENT.docx
+++ b/contracts/PECH_CONTRACT_WORKER_AGREEMENT.docx
@@ -2,12 +2,79 @@
 <file path=word/document.xml><?xml version="1.0" encoding="utf-8"?>
 <w:document xmlns:w="http://schemas.openxmlformats.org/wordprocessingml/2006/main" xmlns:m="http://schemas.openxmlformats.org/officeDocument/2006/math" xmlns:r="http://schemas.openxmlformats.org/officeDocument/2006/relationships" xmlns:o="urn:schemas-microsoft-com:office:office" xmlns:v="urn:schemas-microsoft-com:vml" xmlns:w10="urn:schemas-microsoft-com:office:word" xmlns:a="http://schemas.openxmlformats.org/drawingml/2006/main" xmlns:pic="http://schemas.openxmlformats.org/drawingml/2006/picture" xmlns:wp="http://schemas.openxmlformats.org/drawingml/2006/wordprocessingDrawing">
   <w:body>
+    <w:p>
+      <w:pPr>
+        <w:pBdr>
+          <w:top w:val="single" w:sz="12" w:space="1" w:color="00BFFF"/>
+          <w:bottom w:val="single" w:sz="36" w:space="0" w:color="F5A623"/>
+        </w:pBdr>
+        <w:spacing w:before="0" w:after="240"/>
+      </w:pPr>
+    </w:p>
+    <w:p>
+      <w:pPr>
+        <w:pBdr>
+          <w:bottom w:val="single" w:sz="6" w:space="1" w:color="00BFFF"/>
+        </w:pBdr>
+        <w:spacing w:before="0" w:after="120"/>
+      </w:pPr>
+    </w:p>
+    <w:p>
+      <w:pPr>
+        <w:jc w:val="center"/>
+        <w:spacing w:before="0" w:after="60"/>
+      </w:pPr>
+      <w:r>
+        <w:rPr>
+          <w:i/>
+          <w:color w:val="E08A00"/>
+          <w:sz w:val="18"/>
+          <w:szCs w:val="18"/>
+        </w:rPr>
+        <w:t>Technology &amp; Infrastructure Enablers for Africa</w:t>
+      </w:r>
+    </w:p>
+    <w:p>
+      <w:pPr>
+        <w:jc w:val="center"/>
+        <w:spacing w:before="200" w:after="40"/>
+      </w:pPr>
+      <w:r>
+        <w:rPr>
+          <w:b/>
+          <w:color w:val="0099CC"/>
+          <w:sz w:val="28"/>
+          <w:szCs w:val="28"/>
+        </w:rPr>
+        <w:t>PECH GROUP HOLDINGS LTD</w:t>
+      </w:r>
+    </w:p>
+    <w:p>
+      <w:pPr>
+        <w:pBdr>
+          <w:top w:val="single" w:sz="36" w:space="0" w:color="F5A623"/>
+          <w:bottom w:val="single" w:sz="12" w:space="1" w:color="00BFFF"/>
+        </w:pBdr>
+        <w:spacing w:after="0"/>
+      </w:pPr>
+    </w:p>
     <w:bookmarkStart w:id="21" w:name="pech-group-holdings-ltd"/>
     <w:p>
       <w:pPr>
         <w:pStyle w:val="Heading1"/>
-      </w:pPr>
-      <w:r>
+        <w:rPr>
+          <w:color w:val="0099CC"/>
+        </w:rPr>
+        <w:pBdr>
+          <w:bottom w:val="single" w:sz="18" w:space="2" w:color="F5A623"/>
+        </w:pBdr>
+      </w:pPr>
+      <w:r>
+        <w:rPr>
+          <w:b/>
+          <w:color w:val="0099CC"/>
+          <w:sz w:val="44"/>
+        </w:rPr>
         <w:t xml:space="preserve">PECH GROUP HOLDINGS LTD</w:t>
       </w:r>
     </w:p>
@@ -54,8 +121,19 @@
     <w:p>
       <w:pPr>
         <w:pStyle w:val="Heading1"/>
-      </w:pPr>
-      <w:r>
+        <w:rPr>
+          <w:color w:val="0099CC"/>
+        </w:rPr>
+        <w:pBdr>
+          <w:bottom w:val="single" w:sz="18" w:space="2" w:color="F5A623"/>
+        </w:pBdr>
+      </w:pPr>
+      <w:r>
+        <w:rPr>
+          <w:b/>
+          <w:color w:val="0099CC"/>
+          <w:sz w:val="44"/>
+        </w:rPr>
         <w:t xml:space="preserve">INDEPENDENT CONTRACTOR AGREEMENT</w:t>
       </w:r>
     </w:p>
@@ -135,9 +213,29 @@
     <w:bookmarkStart w:id="22" w:name="table-of-contents"/>
     <w:p>
       <w:pPr>
+        <w:pBdr>
+          <w:top w:val="single" w:sz="18" w:space="1" w:color="F5A623"/>
+          <w:bottom w:val="single" w:sz="6" w:space="1" w:color="0099CC"/>
+        </w:pBdr>
+        <w:spacing w:before="200" w:after="200"/>
+      </w:pPr>
+    </w:p>
+    <w:p>
+      <w:pPr>
         <w:pStyle w:val="Heading2"/>
-      </w:pPr>
-      <w:r>
+        <w:rPr>
+          <w:color w:val="0099CC"/>
+        </w:rPr>
+        <w:pBdr>
+          <w:bottom w:val="single" w:sz="6" w:space="2" w:color="00BFFF"/>
+        </w:pBdr>
+      </w:pPr>
+      <w:r>
+        <w:rPr>
+          <w:b/>
+          <w:color w:val="0099CC"/>
+          <w:sz w:val="32"/>
+        </w:rPr>
         <w:t xml:space="preserve">TABLE OF CONTENTS</w:t>
       </w:r>
     </w:p>
@@ -380,9 +478,29 @@
     <w:bookmarkStart w:id="24" w:name="parties-definitions"/>
     <w:p>
       <w:pPr>
+        <w:pBdr>
+          <w:top w:val="single" w:sz="18" w:space="1" w:color="F5A623"/>
+          <w:bottom w:val="single" w:sz="6" w:space="1" w:color="0099CC"/>
+        </w:pBdr>
+        <w:spacing w:before="200" w:after="200"/>
+      </w:pPr>
+    </w:p>
+    <w:p>
+      <w:pPr>
         <w:pStyle w:val="Heading2"/>
-      </w:pPr>
-      <w:r>
+        <w:rPr>
+          <w:color w:val="0099CC"/>
+        </w:rPr>
+        <w:pBdr>
+          <w:bottom w:val="single" w:sz="6" w:space="2" w:color="00BFFF"/>
+        </w:pBdr>
+      </w:pPr>
+      <w:r>
+        <w:rPr>
+          <w:b/>
+          <w:color w:val="0099CC"/>
+          <w:sz w:val="32"/>
+        </w:rPr>
         <w:t xml:space="preserve">1. PARTIES &amp; DEFINITIONS</w:t>
       </w:r>
     </w:p>
@@ -709,8 +827,16 @@
     <w:p>
       <w:pPr>
         <w:pStyle w:val="Heading3"/>
-      </w:pPr>
-      <w:r>
+        <w:rPr>
+          <w:color w:val="E08A00"/>
+        </w:rPr>
+      </w:pPr>
+      <w:r>
+        <w:rPr>
+          <w:b/>
+          <w:color w:val="E08A00"/>
+          <w:sz w:val="26"/>
+        </w:rPr>
         <w:t xml:space="preserve">1.1 Definitions</w:t>
       </w:r>
     </w:p>
@@ -1324,9 +1450,29 @@
     <w:bookmarkStart w:id="31" w:name="engagement-scope-of-work"/>
     <w:p>
       <w:pPr>
+        <w:pBdr>
+          <w:top w:val="single" w:sz="18" w:space="1" w:color="F5A623"/>
+          <w:bottom w:val="single" w:sz="6" w:space="1" w:color="0099CC"/>
+        </w:pBdr>
+        <w:spacing w:before="200" w:after="200"/>
+      </w:pPr>
+    </w:p>
+    <w:p>
+      <w:pPr>
         <w:pStyle w:val="Heading2"/>
-      </w:pPr>
-      <w:r>
+        <w:rPr>
+          <w:color w:val="0099CC"/>
+        </w:rPr>
+        <w:pBdr>
+          <w:bottom w:val="single" w:sz="6" w:space="2" w:color="00BFFF"/>
+        </w:pBdr>
+      </w:pPr>
+      <w:r>
+        <w:rPr>
+          <w:b/>
+          <w:color w:val="0099CC"/>
+          <w:sz w:val="32"/>
+        </w:rPr>
         <w:t xml:space="preserve">2. ENGAGEMENT &amp; SCOPE OF WORK</w:t>
       </w:r>
     </w:p>
@@ -1334,8 +1480,16 @@
     <w:p>
       <w:pPr>
         <w:pStyle w:val="Heading3"/>
-      </w:pPr>
-      <w:r>
+        <w:rPr>
+          <w:color w:val="E08A00"/>
+        </w:rPr>
+      </w:pPr>
+      <w:r>
+        <w:rPr>
+          <w:b/>
+          <w:color w:val="E08A00"/>
+          <w:sz w:val="26"/>
+        </w:rPr>
         <w:t xml:space="preserve">2.1 Engagement</w:t>
       </w:r>
     </w:p>
@@ -1368,8 +1522,16 @@
     <w:p>
       <w:pPr>
         <w:pStyle w:val="Heading3"/>
-      </w:pPr>
-      <w:r>
+        <w:rPr>
+          <w:color w:val="E08A00"/>
+        </w:rPr>
+      </w:pPr>
+      <w:r>
+        <w:rPr>
+          <w:b/>
+          <w:color w:val="E08A00"/>
+          <w:sz w:val="26"/>
+        </w:rPr>
         <w:t xml:space="preserve">2.2 Category of Engagement</w:t>
       </w:r>
     </w:p>
@@ -1458,8 +1620,16 @@
     <w:p>
       <w:pPr>
         <w:pStyle w:val="Heading3"/>
-      </w:pPr>
-      <w:r>
+        <w:rPr>
+          <w:color w:val="E08A00"/>
+        </w:rPr>
+      </w:pPr>
+      <w:r>
+        <w:rPr>
+          <w:b/>
+          <w:color w:val="E08A00"/>
+          <w:sz w:val="26"/>
+        </w:rPr>
         <w:t xml:space="preserve">2.3 Scope of Work</w:t>
       </w:r>
     </w:p>
@@ -1509,8 +1679,16 @@
     <w:p>
       <w:pPr>
         <w:pStyle w:val="Heading3"/>
-      </w:pPr>
-      <w:r>
+        <w:rPr>
+          <w:color w:val="E08A00"/>
+        </w:rPr>
+      </w:pPr>
+      <w:r>
+        <w:rPr>
+          <w:b/>
+          <w:color w:val="E08A00"/>
+          <w:sz w:val="26"/>
+        </w:rPr>
         <w:t xml:space="preserve">2.4 Amendments to Scope of Work</w:t>
       </w:r>
     </w:p>
@@ -1527,8 +1705,16 @@
     <w:p>
       <w:pPr>
         <w:pStyle w:val="Heading3"/>
-      </w:pPr>
-      <w:r>
+        <w:rPr>
+          <w:color w:val="E08A00"/>
+        </w:rPr>
+      </w:pPr>
+      <w:r>
+        <w:rPr>
+          <w:b/>
+          <w:color w:val="E08A00"/>
+          <w:sz w:val="26"/>
+        </w:rPr>
         <w:t xml:space="preserve">2.5 Standard of Performance</w:t>
       </w:r>
     </w:p>
@@ -1589,8 +1775,16 @@
     <w:p>
       <w:pPr>
         <w:pStyle w:val="Heading3"/>
-      </w:pPr>
-      <w:r>
+        <w:rPr>
+          <w:color w:val="E08A00"/>
+        </w:rPr>
+      </w:pPr>
+      <w:r>
+        <w:rPr>
+          <w:b/>
+          <w:color w:val="E08A00"/>
+          <w:sz w:val="26"/>
+        </w:rPr>
         <w:t xml:space="preserve">2.6 No Exclusivity</w:t>
       </w:r>
     </w:p>
@@ -1614,9 +1808,29 @@
     <w:bookmarkStart w:id="36" w:name="term"/>
     <w:p>
       <w:pPr>
+        <w:pBdr>
+          <w:top w:val="single" w:sz="18" w:space="1" w:color="F5A623"/>
+          <w:bottom w:val="single" w:sz="6" w:space="1" w:color="0099CC"/>
+        </w:pBdr>
+        <w:spacing w:before="200" w:after="200"/>
+      </w:pPr>
+    </w:p>
+    <w:p>
+      <w:pPr>
         <w:pStyle w:val="Heading2"/>
-      </w:pPr>
-      <w:r>
+        <w:rPr>
+          <w:color w:val="0099CC"/>
+        </w:rPr>
+        <w:pBdr>
+          <w:bottom w:val="single" w:sz="6" w:space="2" w:color="00BFFF"/>
+        </w:pBdr>
+      </w:pPr>
+      <w:r>
+        <w:rPr>
+          <w:b/>
+          <w:color w:val="0099CC"/>
+          <w:sz w:val="32"/>
+        </w:rPr>
         <w:t xml:space="preserve">3. TERM</w:t>
       </w:r>
     </w:p>
@@ -1624,8 +1838,16 @@
     <w:p>
       <w:pPr>
         <w:pStyle w:val="Heading3"/>
-      </w:pPr>
-      <w:r>
+        <w:rPr>
+          <w:color w:val="E08A00"/>
+        </w:rPr>
+      </w:pPr>
+      <w:r>
+        <w:rPr>
+          <w:b/>
+          <w:color w:val="E08A00"/>
+          <w:sz w:val="26"/>
+        </w:rPr>
         <w:t xml:space="preserve">3.1 Commencement</w:t>
       </w:r>
     </w:p>
@@ -1642,8 +1864,16 @@
     <w:p>
       <w:pPr>
         <w:pStyle w:val="Heading3"/>
-      </w:pPr>
-      <w:r>
+        <w:rPr>
+          <w:color w:val="E08A00"/>
+        </w:rPr>
+      </w:pPr>
+      <w:r>
+        <w:rPr>
+          <w:b/>
+          <w:color w:val="E08A00"/>
+          <w:sz w:val="26"/>
+        </w:rPr>
         <w:t xml:space="preserve">3.2 Duration (check as applicable)</w:t>
       </w:r>
     </w:p>
@@ -1733,8 +1963,16 @@
     <w:p>
       <w:pPr>
         <w:pStyle w:val="Heading3"/>
-      </w:pPr>
-      <w:r>
+        <w:rPr>
+          <w:color w:val="E08A00"/>
+        </w:rPr>
+      </w:pPr>
+      <w:r>
+        <w:rPr>
+          <w:b/>
+          <w:color w:val="E08A00"/>
+          <w:sz w:val="26"/>
+        </w:rPr>
         <w:t xml:space="preserve">3.3 Renewal</w:t>
       </w:r>
     </w:p>
@@ -1803,8 +2041,16 @@
     <w:p>
       <w:pPr>
         <w:pStyle w:val="Heading3"/>
-      </w:pPr>
-      <w:r>
+        <w:rPr>
+          <w:color w:val="E08A00"/>
+        </w:rPr>
+      </w:pPr>
+      <w:r>
+        <w:rPr>
+          <w:b/>
+          <w:color w:val="E08A00"/>
+          <w:sz w:val="26"/>
+        </w:rPr>
         <w:t xml:space="preserve">3.4 No Expectation of Continuity</w:t>
       </w:r>
     </w:p>
@@ -1828,9 +2074,29 @@
     <w:bookmarkStart w:id="44" w:name="fees-payment"/>
     <w:p>
       <w:pPr>
+        <w:pBdr>
+          <w:top w:val="single" w:sz="18" w:space="1" w:color="F5A623"/>
+          <w:bottom w:val="single" w:sz="6" w:space="1" w:color="0099CC"/>
+        </w:pBdr>
+        <w:spacing w:before="200" w:after="200"/>
+      </w:pPr>
+    </w:p>
+    <w:p>
+      <w:pPr>
         <w:pStyle w:val="Heading2"/>
-      </w:pPr>
-      <w:r>
+        <w:rPr>
+          <w:color w:val="0099CC"/>
+        </w:rPr>
+        <w:pBdr>
+          <w:bottom w:val="single" w:sz="6" w:space="2" w:color="00BFFF"/>
+        </w:pBdr>
+      </w:pPr>
+      <w:r>
+        <w:rPr>
+          <w:b/>
+          <w:color w:val="0099CC"/>
+          <w:sz w:val="32"/>
+        </w:rPr>
         <w:t xml:space="preserve">4. FEES &amp; PAYMENT</w:t>
       </w:r>
     </w:p>
@@ -1838,8 +2104,16 @@
     <w:p>
       <w:pPr>
         <w:pStyle w:val="Heading3"/>
-      </w:pPr>
-      <w:r>
+        <w:rPr>
+          <w:color w:val="E08A00"/>
+        </w:rPr>
+      </w:pPr>
+      <w:r>
+        <w:rPr>
+          <w:b/>
+          <w:color w:val="E08A00"/>
+          <w:sz w:val="26"/>
+        </w:rPr>
         <w:t xml:space="preserve">4.1 Fee Structure (check as applicable)</w:t>
       </w:r>
     </w:p>
@@ -1996,8 +2270,16 @@
     <w:p>
       <w:pPr>
         <w:pStyle w:val="Heading3"/>
-      </w:pPr>
-      <w:r>
+        <w:rPr>
+          <w:color w:val="E08A00"/>
+        </w:rPr>
+      </w:pPr>
+      <w:r>
+        <w:rPr>
+          <w:b/>
+          <w:color w:val="E08A00"/>
+          <w:sz w:val="26"/>
+        </w:rPr>
         <w:t xml:space="preserve">4.2 Invoicing</w:t>
       </w:r>
     </w:p>
@@ -2016,6 +2298,10 @@
     <w:p>
       <w:pPr>
         <w:pStyle w:val="BlockText"/>
+        <w:pBdr>
+          <w:left w:val="single" w:sz="24" w:space="6" w:color="F5A623"/>
+        </w:pBdr>
+        <w:shd w:fill="FFF8E1" w:val="clear"/>
       </w:pPr>
       <w:r>
         <w:t xml:space="preserve">PECH Group Holdings Ltd</w:t>
@@ -2146,8 +2432,16 @@
     <w:p>
       <w:pPr>
         <w:pStyle w:val="Heading3"/>
-      </w:pPr>
-      <w:r>
+        <w:rPr>
+          <w:color w:val="E08A00"/>
+        </w:rPr>
+      </w:pPr>
+      <w:r>
+        <w:rPr>
+          <w:b/>
+          <w:color w:val="E08A00"/>
+          <w:sz w:val="26"/>
+        </w:rPr>
         <w:t xml:space="preserve">4.3 Payment Terms</w:t>
       </w:r>
     </w:p>
@@ -2192,6 +2486,10 @@
     <w:p>
       <w:pPr>
         <w:pStyle w:val="BlockText"/>
+        <w:pBdr>
+          <w:left w:val="single" w:sz="24" w:space="6" w:color="F5A623"/>
+        </w:pBdr>
+        <w:shd w:fill="FFF8E1" w:val="clear"/>
       </w:pPr>
       <w:r>
         <w:t xml:space="preserve">Bank Name: _______________________________________________</w:t>
@@ -2232,8 +2530,16 @@
     <w:p>
       <w:pPr>
         <w:pStyle w:val="Heading3"/>
-      </w:pPr>
-      <w:r>
+        <w:rPr>
+          <w:color w:val="E08A00"/>
+        </w:rPr>
+      </w:pPr>
+      <w:r>
+        <w:rPr>
+          <w:b/>
+          <w:color w:val="E08A00"/>
+          <w:sz w:val="26"/>
+        </w:rPr>
         <w:t xml:space="preserve">4.4 Withholding Tax</w:t>
       </w:r>
     </w:p>
@@ -2334,8 +2640,16 @@
     <w:p>
       <w:pPr>
         <w:pStyle w:val="Heading3"/>
-      </w:pPr>
-      <w:r>
+        <w:rPr>
+          <w:color w:val="E08A00"/>
+        </w:rPr>
+      </w:pPr>
+      <w:r>
+        <w:rPr>
+          <w:b/>
+          <w:color w:val="E08A00"/>
+          <w:sz w:val="26"/>
+        </w:rPr>
         <w:t xml:space="preserve">4.5 No Benefits</w:t>
       </w:r>
     </w:p>
@@ -2468,8 +2782,16 @@
     <w:p>
       <w:pPr>
         <w:pStyle w:val="Heading3"/>
-      </w:pPr>
-      <w:r>
+        <w:rPr>
+          <w:color w:val="E08A00"/>
+        </w:rPr>
+      </w:pPr>
+      <w:r>
+        <w:rPr>
+          <w:b/>
+          <w:color w:val="E08A00"/>
+          <w:sz w:val="26"/>
+        </w:rPr>
         <w:t xml:space="preserve">4.6 No Equity</w:t>
       </w:r>
     </w:p>
@@ -2486,8 +2808,16 @@
     <w:p>
       <w:pPr>
         <w:pStyle w:val="Heading3"/>
-      </w:pPr>
-      <w:r>
+        <w:rPr>
+          <w:color w:val="E08A00"/>
+        </w:rPr>
+      </w:pPr>
+      <w:r>
+        <w:rPr>
+          <w:b/>
+          <w:color w:val="E08A00"/>
+          <w:sz w:val="26"/>
+        </w:rPr>
         <w:t xml:space="preserve">4.7 Expenses</w:t>
       </w:r>
     </w:p>
@@ -2525,9 +2855,29 @@
     <w:bookmarkStart w:id="50" w:name="independent-contractor-status"/>
     <w:p>
       <w:pPr>
+        <w:pBdr>
+          <w:top w:val="single" w:sz="18" w:space="1" w:color="F5A623"/>
+          <w:bottom w:val="single" w:sz="6" w:space="1" w:color="0099CC"/>
+        </w:pBdr>
+        <w:spacing w:before="200" w:after="200"/>
+      </w:pPr>
+    </w:p>
+    <w:p>
+      <w:pPr>
         <w:pStyle w:val="Heading2"/>
-      </w:pPr>
-      <w:r>
+        <w:rPr>
+          <w:color w:val="0099CC"/>
+        </w:rPr>
+        <w:pBdr>
+          <w:bottom w:val="single" w:sz="6" w:space="2" w:color="00BFFF"/>
+        </w:pBdr>
+      </w:pPr>
+      <w:r>
+        <w:rPr>
+          <w:b/>
+          <w:color w:val="0099CC"/>
+          <w:sz w:val="32"/>
+        </w:rPr>
         <w:t xml:space="preserve">5. INDEPENDENT CONTRACTOR STATUS</w:t>
       </w:r>
     </w:p>
@@ -2535,8 +2885,16 @@
     <w:p>
       <w:pPr>
         <w:pStyle w:val="Heading3"/>
-      </w:pPr>
-      <w:r>
+        <w:rPr>
+          <w:color w:val="E08A00"/>
+        </w:rPr>
+      </w:pPr>
+      <w:r>
+        <w:rPr>
+          <w:b/>
+          <w:color w:val="E08A00"/>
+          <w:sz w:val="26"/>
+        </w:rPr>
         <w:t xml:space="preserve">5.1 Relationship of the Parties</w:t>
       </w:r>
     </w:p>
@@ -2599,8 +2957,16 @@
     <w:p>
       <w:pPr>
         <w:pStyle w:val="Heading3"/>
-      </w:pPr>
-      <w:r>
+        <w:rPr>
+          <w:color w:val="E08A00"/>
+        </w:rPr>
+      </w:pPr>
+      <w:r>
+        <w:rPr>
+          <w:b/>
+          <w:color w:val="E08A00"/>
+          <w:sz w:val="26"/>
+        </w:rPr>
         <w:t xml:space="preserve">5.2 No Employment Rights</w:t>
       </w:r>
     </w:p>
@@ -2774,8 +3140,16 @@
     <w:p>
       <w:pPr>
         <w:pStyle w:val="Heading3"/>
-      </w:pPr>
-      <w:r>
+        <w:rPr>
+          <w:color w:val="E08A00"/>
+        </w:rPr>
+      </w:pPr>
+      <w:r>
+        <w:rPr>
+          <w:b/>
+          <w:color w:val="E08A00"/>
+          <w:sz w:val="26"/>
+        </w:rPr>
         <w:t xml:space="preserve">5.3 Tax Obligations</w:t>
       </w:r>
     </w:p>
@@ -2868,8 +3242,16 @@
     <w:p>
       <w:pPr>
         <w:pStyle w:val="Heading3"/>
-      </w:pPr>
-      <w:r>
+        <w:rPr>
+          <w:color w:val="E08A00"/>
+        </w:rPr>
+      </w:pPr>
+      <w:r>
+        <w:rPr>
+          <w:b/>
+          <w:color w:val="E08A00"/>
+          <w:sz w:val="26"/>
+        </w:rPr>
         <w:t xml:space="preserve">5.4 No Workers’ Compensation</w:t>
       </w:r>
     </w:p>
@@ -2886,8 +3268,16 @@
     <w:p>
       <w:pPr>
         <w:pStyle w:val="Heading3"/>
-      </w:pPr>
-      <w:r>
+        <w:rPr>
+          <w:color w:val="E08A00"/>
+        </w:rPr>
+      </w:pPr>
+      <w:r>
+        <w:rPr>
+          <w:b/>
+          <w:color w:val="E08A00"/>
+          <w:sz w:val="26"/>
+        </w:rPr>
         <w:t xml:space="preserve">5.5 Tools and Equipment</w:t>
       </w:r>
     </w:p>
@@ -2973,9 +3363,29 @@
     <w:bookmarkStart w:id="56" w:name="intellectual-property-assignment"/>
     <w:p>
       <w:pPr>
+        <w:pBdr>
+          <w:top w:val="single" w:sz="18" w:space="1" w:color="F5A623"/>
+          <w:bottom w:val="single" w:sz="6" w:space="1" w:color="0099CC"/>
+        </w:pBdr>
+        <w:spacing w:before="200" w:after="200"/>
+      </w:pPr>
+    </w:p>
+    <w:p>
+      <w:pPr>
         <w:pStyle w:val="Heading2"/>
-      </w:pPr>
-      <w:r>
+        <w:rPr>
+          <w:color w:val="0099CC"/>
+        </w:rPr>
+        <w:pBdr>
+          <w:bottom w:val="single" w:sz="6" w:space="2" w:color="00BFFF"/>
+        </w:pBdr>
+      </w:pPr>
+      <w:r>
+        <w:rPr>
+          <w:b/>
+          <w:color w:val="0099CC"/>
+          <w:sz w:val="32"/>
+        </w:rPr>
         <w:t xml:space="preserve">6. INTELLECTUAL PROPERTY ASSIGNMENT</w:t>
       </w:r>
     </w:p>
@@ -2983,8 +3393,16 @@
     <w:p>
       <w:pPr>
         <w:pStyle w:val="Heading3"/>
-      </w:pPr>
-      <w:r>
+        <w:rPr>
+          <w:color w:val="E08A00"/>
+        </w:rPr>
+      </w:pPr>
+      <w:r>
+        <w:rPr>
+          <w:b/>
+          <w:color w:val="E08A00"/>
+          <w:sz w:val="26"/>
+        </w:rPr>
         <w:t xml:space="preserve">6.1 Assignment of Intellectual Property</w:t>
       </w:r>
     </w:p>
@@ -3190,8 +3608,16 @@
     <w:p>
       <w:pPr>
         <w:pStyle w:val="Heading3"/>
-      </w:pPr>
-      <w:r>
+        <w:rPr>
+          <w:color w:val="E08A00"/>
+        </w:rPr>
+      </w:pPr>
+      <w:r>
+        <w:rPr>
+          <w:b/>
+          <w:color w:val="E08A00"/>
+          <w:sz w:val="26"/>
+        </w:rPr>
         <w:t xml:space="preserve">6.2 Moral Rights Waiver</w:t>
       </w:r>
     </w:p>
@@ -3208,8 +3634,16 @@
     <w:p>
       <w:pPr>
         <w:pStyle w:val="Heading3"/>
-      </w:pPr>
-      <w:r>
+        <w:rPr>
+          <w:color w:val="E08A00"/>
+        </w:rPr>
+      </w:pPr>
+      <w:r>
+        <w:rPr>
+          <w:b/>
+          <w:color w:val="E08A00"/>
+          <w:sz w:val="26"/>
+        </w:rPr>
         <w:t xml:space="preserve">6.3 Pre-Existing IP</w:t>
       </w:r>
     </w:p>
@@ -3251,8 +3685,16 @@
     <w:p>
       <w:pPr>
         <w:pStyle w:val="Heading3"/>
-      </w:pPr>
-      <w:r>
+        <w:rPr>
+          <w:color w:val="E08A00"/>
+        </w:rPr>
+      </w:pPr>
+      <w:r>
+        <w:rPr>
+          <w:b/>
+          <w:color w:val="E08A00"/>
+          <w:sz w:val="26"/>
+        </w:rPr>
         <w:t xml:space="preserve">6.4 Third-Party IP</w:t>
       </w:r>
     </w:p>
@@ -3283,8 +3725,16 @@
     <w:p>
       <w:pPr>
         <w:pStyle w:val="Heading3"/>
-      </w:pPr>
-      <w:r>
+        <w:rPr>
+          <w:color w:val="E08A00"/>
+        </w:rPr>
+      </w:pPr>
+      <w:r>
+        <w:rPr>
+          <w:b/>
+          <w:color w:val="E08A00"/>
+          <w:sz w:val="26"/>
+        </w:rPr>
         <w:t xml:space="preserve">6.5 Further Assurances</w:t>
       </w:r>
     </w:p>
@@ -3308,9 +3758,29 @@
     <w:bookmarkStart w:id="61" w:name="confidentiality"/>
     <w:p>
       <w:pPr>
+        <w:pBdr>
+          <w:top w:val="single" w:sz="18" w:space="1" w:color="F5A623"/>
+          <w:bottom w:val="single" w:sz="6" w:space="1" w:color="0099CC"/>
+        </w:pBdr>
+        <w:spacing w:before="200" w:after="200"/>
+      </w:pPr>
+    </w:p>
+    <w:p>
+      <w:pPr>
         <w:pStyle w:val="Heading2"/>
-      </w:pPr>
-      <w:r>
+        <w:rPr>
+          <w:color w:val="0099CC"/>
+        </w:rPr>
+        <w:pBdr>
+          <w:bottom w:val="single" w:sz="6" w:space="2" w:color="00BFFF"/>
+        </w:pBdr>
+      </w:pPr>
+      <w:r>
+        <w:rPr>
+          <w:b/>
+          <w:color w:val="0099CC"/>
+          <w:sz w:val="32"/>
+        </w:rPr>
         <w:t xml:space="preserve">7. CONFIDENTIALITY</w:t>
       </w:r>
     </w:p>
@@ -3318,8 +3788,16 @@
     <w:p>
       <w:pPr>
         <w:pStyle w:val="Heading3"/>
-      </w:pPr>
-      <w:r>
+        <w:rPr>
+          <w:color w:val="E08A00"/>
+        </w:rPr>
+      </w:pPr>
+      <w:r>
+        <w:rPr>
+          <w:b/>
+          <w:color w:val="E08A00"/>
+          <w:sz w:val="26"/>
+        </w:rPr>
         <w:t xml:space="preserve">7.1 Definition of Confidential Information</w:t>
       </w:r>
     </w:p>
@@ -3475,8 +3953,16 @@
     <w:p>
       <w:pPr>
         <w:pStyle w:val="Heading3"/>
-      </w:pPr>
-      <w:r>
+        <w:rPr>
+          <w:color w:val="E08A00"/>
+        </w:rPr>
+      </w:pPr>
+      <w:r>
+        <w:rPr>
+          <w:b/>
+          <w:color w:val="E08A00"/>
+          <w:sz w:val="26"/>
+        </w:rPr>
         <w:t xml:space="preserve">7.2 Obligations</w:t>
       </w:r>
     </w:p>
@@ -3559,8 +4045,16 @@
     <w:p>
       <w:pPr>
         <w:pStyle w:val="Heading3"/>
-      </w:pPr>
-      <w:r>
+        <w:rPr>
+          <w:color w:val="E08A00"/>
+        </w:rPr>
+      </w:pPr>
+      <w:r>
+        <w:rPr>
+          <w:b/>
+          <w:color w:val="E08A00"/>
+          <w:sz w:val="26"/>
+        </w:rPr>
         <w:t xml:space="preserve">7.3 Duration of Obligations</w:t>
       </w:r>
     </w:p>
@@ -3652,8 +4146,16 @@
     <w:p>
       <w:pPr>
         <w:pStyle w:val="Heading3"/>
-      </w:pPr>
-      <w:r>
+        <w:rPr>
+          <w:color w:val="E08A00"/>
+        </w:rPr>
+      </w:pPr>
+      <w:r>
+        <w:rPr>
+          <w:b/>
+          <w:color w:val="E08A00"/>
+          <w:sz w:val="26"/>
+        </w:rPr>
         <w:t xml:space="preserve">7.4 Permitted Disclosures</w:t>
       </w:r>
     </w:p>
@@ -3707,9 +4209,29 @@
     <w:bookmarkStart w:id="65" w:name="non-competition"/>
     <w:p>
       <w:pPr>
+        <w:pBdr>
+          <w:top w:val="single" w:sz="18" w:space="1" w:color="F5A623"/>
+          <w:bottom w:val="single" w:sz="6" w:space="1" w:color="0099CC"/>
+        </w:pBdr>
+        <w:spacing w:before="200" w:after="200"/>
+      </w:pPr>
+    </w:p>
+    <w:p>
+      <w:pPr>
         <w:pStyle w:val="Heading2"/>
-      </w:pPr>
-      <w:r>
+        <w:rPr>
+          <w:color w:val="0099CC"/>
+        </w:rPr>
+        <w:pBdr>
+          <w:bottom w:val="single" w:sz="6" w:space="2" w:color="00BFFF"/>
+        </w:pBdr>
+      </w:pPr>
+      <w:r>
+        <w:rPr>
+          <w:b/>
+          <w:color w:val="0099CC"/>
+          <w:sz w:val="32"/>
+        </w:rPr>
         <w:t xml:space="preserve">8. NON-COMPETITION</w:t>
       </w:r>
     </w:p>
@@ -3717,8 +4239,16 @@
     <w:p>
       <w:pPr>
         <w:pStyle w:val="Heading3"/>
-      </w:pPr>
-      <w:r>
+        <w:rPr>
+          <w:color w:val="E08A00"/>
+        </w:rPr>
+      </w:pPr>
+      <w:r>
+        <w:rPr>
+          <w:b/>
+          <w:color w:val="E08A00"/>
+          <w:sz w:val="26"/>
+        </w:rPr>
         <w:t xml:space="preserve">8.1 Restriction</w:t>
       </w:r>
     </w:p>
@@ -3811,8 +4341,16 @@
     <w:p>
       <w:pPr>
         <w:pStyle w:val="Heading3"/>
-      </w:pPr>
-      <w:r>
+        <w:rPr>
+          <w:color w:val="E08A00"/>
+        </w:rPr>
+      </w:pPr>
+      <w:r>
+        <w:rPr>
+          <w:b/>
+          <w:color w:val="E08A00"/>
+          <w:sz w:val="26"/>
+        </w:rPr>
         <w:t xml:space="preserve">8.2 Reasonableness</w:t>
       </w:r>
     </w:p>
@@ -3862,8 +4400,16 @@
     <w:p>
       <w:pPr>
         <w:pStyle w:val="Heading3"/>
-      </w:pPr>
-      <w:r>
+        <w:rPr>
+          <w:color w:val="E08A00"/>
+        </w:rPr>
+      </w:pPr>
+      <w:r>
+        <w:rPr>
+          <w:b/>
+          <w:color w:val="E08A00"/>
+          <w:sz w:val="26"/>
+        </w:rPr>
         <w:t xml:space="preserve">8.3 Severability of Restrictions</w:t>
       </w:r>
     </w:p>
@@ -3887,9 +4433,29 @@
     <w:bookmarkStart w:id="68" w:name="non-solicitation"/>
     <w:p>
       <w:pPr>
+        <w:pBdr>
+          <w:top w:val="single" w:sz="18" w:space="1" w:color="F5A623"/>
+          <w:bottom w:val="single" w:sz="6" w:space="1" w:color="0099CC"/>
+        </w:pBdr>
+        <w:spacing w:before="200" w:after="200"/>
+      </w:pPr>
+    </w:p>
+    <w:p>
+      <w:pPr>
         <w:pStyle w:val="Heading2"/>
-      </w:pPr>
-      <w:r>
+        <w:rPr>
+          <w:color w:val="0099CC"/>
+        </w:rPr>
+        <w:pBdr>
+          <w:bottom w:val="single" w:sz="6" w:space="2" w:color="00BFFF"/>
+        </w:pBdr>
+      </w:pPr>
+      <w:r>
+        <w:rPr>
+          <w:b/>
+          <w:color w:val="0099CC"/>
+          <w:sz w:val="32"/>
+        </w:rPr>
         <w:t xml:space="preserve">9. NON-SOLICITATION</w:t>
       </w:r>
     </w:p>
@@ -3897,8 +4463,16 @@
     <w:p>
       <w:pPr>
         <w:pStyle w:val="Heading3"/>
-      </w:pPr>
-      <w:r>
+        <w:rPr>
+          <w:color w:val="E08A00"/>
+        </w:rPr>
+      </w:pPr>
+      <w:r>
+        <w:rPr>
+          <w:b/>
+          <w:color w:val="E08A00"/>
+          <w:sz w:val="26"/>
+        </w:rPr>
         <w:t xml:space="preserve">9.1 Perpetual Non-Solicitation</w:t>
       </w:r>
     </w:p>
@@ -3964,8 +4538,16 @@
     <w:p>
       <w:pPr>
         <w:pStyle w:val="Heading3"/>
-      </w:pPr>
-      <w:r>
+        <w:rPr>
+          <w:color w:val="E08A00"/>
+        </w:rPr>
+      </w:pPr>
+      <w:r>
+        <w:rPr>
+          <w:b/>
+          <w:color w:val="E08A00"/>
+          <w:sz w:val="26"/>
+        </w:rPr>
         <w:t xml:space="preserve">9.2 Severability</w:t>
       </w:r>
     </w:p>
@@ -4019,9 +4601,29 @@
     <w:bookmarkStart w:id="72" w:name="media-policy"/>
     <w:p>
       <w:pPr>
+        <w:pBdr>
+          <w:top w:val="single" w:sz="18" w:space="1" w:color="F5A623"/>
+          <w:bottom w:val="single" w:sz="6" w:space="1" w:color="0099CC"/>
+        </w:pBdr>
+        <w:spacing w:before="200" w:after="200"/>
+      </w:pPr>
+    </w:p>
+    <w:p>
+      <w:pPr>
         <w:pStyle w:val="Heading2"/>
-      </w:pPr>
-      <w:r>
+        <w:rPr>
+          <w:color w:val="0099CC"/>
+        </w:rPr>
+        <w:pBdr>
+          <w:bottom w:val="single" w:sz="6" w:space="2" w:color="00BFFF"/>
+        </w:pBdr>
+      </w:pPr>
+      <w:r>
+        <w:rPr>
+          <w:b/>
+          <w:color w:val="0099CC"/>
+          <w:sz w:val="32"/>
+        </w:rPr>
         <w:t xml:space="preserve">10. MEDIA POLICY</w:t>
       </w:r>
     </w:p>
@@ -4029,8 +4631,16 @@
     <w:p>
       <w:pPr>
         <w:pStyle w:val="Heading3"/>
-      </w:pPr>
-      <w:r>
+        <w:rPr>
+          <w:color w:val="E08A00"/>
+        </w:rPr>
+      </w:pPr>
+      <w:r>
+        <w:rPr>
+          <w:b/>
+          <w:color w:val="E08A00"/>
+          <w:sz w:val="26"/>
+        </w:rPr>
         <w:t xml:space="preserve">10.1 Perpetual Media Restrictions</w:t>
       </w:r>
     </w:p>
@@ -4169,8 +4779,16 @@
     <w:p>
       <w:pPr>
         <w:pStyle w:val="Heading3"/>
-      </w:pPr>
-      <w:r>
+        <w:rPr>
+          <w:color w:val="E08A00"/>
+        </w:rPr>
+      </w:pPr>
+      <w:r>
+        <w:rPr>
+          <w:b/>
+          <w:color w:val="E08A00"/>
+          <w:sz w:val="26"/>
+        </w:rPr>
         <w:t xml:space="preserve">10.2 Authorised Communications</w:t>
       </w:r>
     </w:p>
@@ -4220,8 +4838,16 @@
     <w:p>
       <w:pPr>
         <w:pStyle w:val="Heading3"/>
-      </w:pPr>
-      <w:r>
+        <w:rPr>
+          <w:color w:val="E08A00"/>
+        </w:rPr>
+      </w:pPr>
+      <w:r>
+        <w:rPr>
+          <w:b/>
+          <w:color w:val="E08A00"/>
+          <w:sz w:val="26"/>
+        </w:rPr>
         <w:t xml:space="preserve">10.3 Remedies</w:t>
       </w:r>
     </w:p>
@@ -4245,9 +4871,29 @@
     <w:bookmarkStart w:id="77" w:name="data-protection"/>
     <w:p>
       <w:pPr>
+        <w:pBdr>
+          <w:top w:val="single" w:sz="18" w:space="1" w:color="F5A623"/>
+          <w:bottom w:val="single" w:sz="6" w:space="1" w:color="0099CC"/>
+        </w:pBdr>
+        <w:spacing w:before="200" w:after="200"/>
+      </w:pPr>
+    </w:p>
+    <w:p>
+      <w:pPr>
         <w:pStyle w:val="Heading2"/>
-      </w:pPr>
-      <w:r>
+        <w:rPr>
+          <w:color w:val="0099CC"/>
+        </w:rPr>
+        <w:pBdr>
+          <w:bottom w:val="single" w:sz="6" w:space="2" w:color="00BFFF"/>
+        </w:pBdr>
+      </w:pPr>
+      <w:r>
+        <w:rPr>
+          <w:b/>
+          <w:color w:val="0099CC"/>
+          <w:sz w:val="32"/>
+        </w:rPr>
         <w:t xml:space="preserve">11. DATA PROTECTION</w:t>
       </w:r>
     </w:p>
@@ -4255,8 +4901,16 @@
     <w:p>
       <w:pPr>
         <w:pStyle w:val="Heading3"/>
-      </w:pPr>
-      <w:r>
+        <w:rPr>
+          <w:color w:val="E08A00"/>
+        </w:rPr>
+      </w:pPr>
+      <w:r>
+        <w:rPr>
+          <w:b/>
+          <w:color w:val="E08A00"/>
+          <w:sz w:val="26"/>
+        </w:rPr>
         <w:t xml:space="preserve">11.1 Compliance with NDPA 2023</w:t>
       </w:r>
     </w:p>
@@ -4332,8 +4986,16 @@
     <w:p>
       <w:pPr>
         <w:pStyle w:val="Heading3"/>
-      </w:pPr>
-      <w:r>
+        <w:rPr>
+          <w:color w:val="E08A00"/>
+        </w:rPr>
+      </w:pPr>
+      <w:r>
+        <w:rPr>
+          <w:b/>
+          <w:color w:val="E08A00"/>
+          <w:sz w:val="26"/>
+        </w:rPr>
         <w:t xml:space="preserve">11.2 Contractor’s Obligations as Data Processor</w:t>
       </w:r>
     </w:p>
@@ -4496,8 +5158,16 @@
     <w:p>
       <w:pPr>
         <w:pStyle w:val="Heading3"/>
-      </w:pPr>
-      <w:r>
+        <w:rPr>
+          <w:color w:val="E08A00"/>
+        </w:rPr>
+      </w:pPr>
+      <w:r>
+        <w:rPr>
+          <w:b/>
+          <w:color w:val="E08A00"/>
+          <w:sz w:val="26"/>
+        </w:rPr>
         <w:t xml:space="preserve">11.3 International Data Transfers</w:t>
       </w:r>
     </w:p>
@@ -4514,8 +5184,16 @@
     <w:p>
       <w:pPr>
         <w:pStyle w:val="Heading3"/>
-      </w:pPr>
-      <w:r>
+        <w:rPr>
+          <w:color w:val="E08A00"/>
+        </w:rPr>
+      </w:pPr>
+      <w:r>
+        <w:rPr>
+          <w:b/>
+          <w:color w:val="E08A00"/>
+          <w:sz w:val="26"/>
+        </w:rPr>
         <w:t xml:space="preserve">11.4 Compliance with FCCPA 2019</w:t>
       </w:r>
     </w:p>
@@ -4539,9 +5217,29 @@
     <w:bookmarkStart w:id="82" w:name="performance-deliverables"/>
     <w:p>
       <w:pPr>
+        <w:pBdr>
+          <w:top w:val="single" w:sz="18" w:space="1" w:color="F5A623"/>
+          <w:bottom w:val="single" w:sz="6" w:space="1" w:color="0099CC"/>
+        </w:pBdr>
+        <w:spacing w:before="200" w:after="200"/>
+      </w:pPr>
+    </w:p>
+    <w:p>
+      <w:pPr>
         <w:pStyle w:val="Heading2"/>
-      </w:pPr>
-      <w:r>
+        <w:rPr>
+          <w:color w:val="0099CC"/>
+        </w:rPr>
+        <w:pBdr>
+          <w:bottom w:val="single" w:sz="6" w:space="2" w:color="00BFFF"/>
+        </w:pBdr>
+      </w:pPr>
+      <w:r>
+        <w:rPr>
+          <w:b/>
+          <w:color w:val="0099CC"/>
+          <w:sz w:val="32"/>
+        </w:rPr>
         <w:t xml:space="preserve">12. PERFORMANCE &amp; DELIVERABLES</w:t>
       </w:r>
     </w:p>
@@ -4549,8 +5247,16 @@
     <w:p>
       <w:pPr>
         <w:pStyle w:val="Heading3"/>
-      </w:pPr>
-      <w:r>
+        <w:rPr>
+          <w:color w:val="E08A00"/>
+        </w:rPr>
+      </w:pPr>
+      <w:r>
+        <w:rPr>
+          <w:b/>
+          <w:color w:val="E08A00"/>
+          <w:sz w:val="26"/>
+        </w:rPr>
         <w:t xml:space="preserve">12.1 Milestones</w:t>
       </w:r>
     </w:p>
@@ -4582,6 +5288,14 @@
         <w:tblW w:type="auto" w:w="0"/>
         <w:tblLook w:firstRow="1" w:lastRow="0" w:firstColumn="0" w:lastColumn="0" w:noHBand="0" w:noVBand="0" w:val="0020"/>
         <w:jc w:val="start"/>
+        <w:tblBorders>
+          <w:top w:val="single" w:sz="4" w:space="0" w:color="B0D4E8"/>
+          <w:left w:val="single" w:sz="4" w:space="0" w:color="B0D4E8"/>
+          <w:bottom w:val="single" w:sz="4" w:space="0" w:color="B0D4E8"/>
+          <w:right w:val="single" w:sz="4" w:space="0" w:color="B0D4E8"/>
+          <w:insideH w:val="single" w:sz="4" w:space="0" w:color="B0D4E8"/>
+          <w:insideV w:val="single" w:sz="4" w:space="0" w:color="B0D4E8"/>
+        </w:tblBorders>
       </w:tblPr>
       <w:tblGrid>
         <w:gridCol w:w="1980"/>
@@ -4594,49 +5308,77 @@
           <w:tblHeader w:val="true"/>
         </w:trPr>
         <w:tc>
-          <w:tcPr/>
-          <w:p>
-            <w:pPr>
-              <w:pStyle w:val="Compact"/>
-              <w:jc w:val="left"/>
-            </w:pPr>
-            <w:r>
+          <w:tcPr>
+            <w:shd w:fill="0099CC" w:val="clear"/>
+          </w:tcPr>
+          <w:p>
+            <w:pPr>
+              <w:pStyle w:val="Compact"/>
+              <w:jc w:val="left"/>
+            </w:pPr>
+            <w:r>
+              <w:rPr>
+                <w:b/>
+                <w:color w:val="FFFFFF"/>
+                <w:sz w:val="20"/>
+              </w:rPr>
               <w:t xml:space="preserve">Milestone No.</w:t>
             </w:r>
           </w:p>
         </w:tc>
         <w:tc>
-          <w:tcPr/>
-          <w:p>
-            <w:pPr>
-              <w:pStyle w:val="Compact"/>
-              <w:jc w:val="left"/>
-            </w:pPr>
-            <w:r>
+          <w:tcPr>
+            <w:shd w:fill="0099CC" w:val="clear"/>
+          </w:tcPr>
+          <w:p>
+            <w:pPr>
+              <w:pStyle w:val="Compact"/>
+              <w:jc w:val="left"/>
+            </w:pPr>
+            <w:r>
+              <w:rPr>
+                <w:b/>
+                <w:color w:val="FFFFFF"/>
+                <w:sz w:val="20"/>
+              </w:rPr>
               <w:t xml:space="preserve">Description</w:t>
             </w:r>
           </w:p>
         </w:tc>
         <w:tc>
-          <w:tcPr/>
-          <w:p>
-            <w:pPr>
-              <w:pStyle w:val="Compact"/>
-              <w:jc w:val="left"/>
-            </w:pPr>
-            <w:r>
+          <w:tcPr>
+            <w:shd w:fill="0099CC" w:val="clear"/>
+          </w:tcPr>
+          <w:p>
+            <w:pPr>
+              <w:pStyle w:val="Compact"/>
+              <w:jc w:val="left"/>
+            </w:pPr>
+            <w:r>
+              <w:rPr>
+                <w:b/>
+                <w:color w:val="FFFFFF"/>
+                <w:sz w:val="20"/>
+              </w:rPr>
               <w:t xml:space="preserve">Due Date</w:t>
             </w:r>
           </w:p>
         </w:tc>
         <w:tc>
-          <w:tcPr/>
-          <w:p>
-            <w:pPr>
-              <w:pStyle w:val="Compact"/>
-              <w:jc w:val="left"/>
-            </w:pPr>
-            <w:r>
+          <w:tcPr>
+            <w:shd w:fill="0099CC" w:val="clear"/>
+          </w:tcPr>
+          <w:p>
+            <w:pPr>
+              <w:pStyle w:val="Compact"/>
+              <w:jc w:val="left"/>
+            </w:pPr>
+            <w:r>
+              <w:rPr>
+                <w:b/>
+                <w:color w:val="FFFFFF"/>
+                <w:sz w:val="20"/>
+              </w:rPr>
               <w:t xml:space="preserve">Fee (if milestone-based)</w:t>
             </w:r>
           </w:p>
@@ -4644,49 +5386,73 @@
       </w:tr>
       <w:tr>
         <w:tc>
-          <w:tcPr/>
-          <w:p>
-            <w:pPr>
-              <w:pStyle w:val="Compact"/>
-              <w:jc w:val="left"/>
-            </w:pPr>
-            <w:r>
+          <w:tcPr>
+            <w:shd w:fill="FFFFFF" w:val="clear"/>
+          </w:tcPr>
+          <w:p>
+            <w:pPr>
+              <w:pStyle w:val="Compact"/>
+              <w:jc w:val="left"/>
+            </w:pPr>
+            <w:r>
+              <w:rPr>
+                <w:color w:val="1A1A1A"/>
+                <w:sz w:val="19"/>
+              </w:rPr>
               <w:t xml:space="preserve">1</w:t>
             </w:r>
           </w:p>
         </w:tc>
         <w:tc>
-          <w:tcPr/>
-          <w:p>
-            <w:pPr>
-              <w:pStyle w:val="Compact"/>
-              <w:jc w:val="left"/>
-            </w:pPr>
-            <w:r>
+          <w:tcPr>
+            <w:shd w:fill="FFFFFF" w:val="clear"/>
+          </w:tcPr>
+          <w:p>
+            <w:pPr>
+              <w:pStyle w:val="Compact"/>
+              <w:jc w:val="left"/>
+            </w:pPr>
+            <w:r>
+              <w:rPr>
+                <w:color w:val="1A1A1A"/>
+                <w:sz w:val="19"/>
+              </w:rPr>
               <w:t xml:space="preserve">_________________________</w:t>
             </w:r>
           </w:p>
         </w:tc>
         <w:tc>
-          <w:tcPr/>
-          <w:p>
-            <w:pPr>
-              <w:pStyle w:val="Compact"/>
-              <w:jc w:val="left"/>
-            </w:pPr>
-            <w:r>
+          <w:tcPr>
+            <w:shd w:fill="FFFFFF" w:val="clear"/>
+          </w:tcPr>
+          <w:p>
+            <w:pPr>
+              <w:pStyle w:val="Compact"/>
+              <w:jc w:val="left"/>
+            </w:pPr>
+            <w:r>
+              <w:rPr>
+                <w:color w:val="1A1A1A"/>
+                <w:sz w:val="19"/>
+              </w:rPr>
               <w:t xml:space="preserve">__________</w:t>
             </w:r>
           </w:p>
         </w:tc>
         <w:tc>
-          <w:tcPr/>
-          <w:p>
-            <w:pPr>
-              <w:pStyle w:val="Compact"/>
-              <w:jc w:val="left"/>
-            </w:pPr>
-            <w:r>
+          <w:tcPr>
+            <w:shd w:fill="FFFFFF" w:val="clear"/>
+          </w:tcPr>
+          <w:p>
+            <w:pPr>
+              <w:pStyle w:val="Compact"/>
+              <w:jc w:val="left"/>
+            </w:pPr>
+            <w:r>
+              <w:rPr>
+                <w:color w:val="1A1A1A"/>
+                <w:sz w:val="19"/>
+              </w:rPr>
               <w:t xml:space="preserve">__________</w:t>
             </w:r>
           </w:p>
@@ -4694,49 +5460,73 @@
       </w:tr>
       <w:tr>
         <w:tc>
-          <w:tcPr/>
-          <w:p>
-            <w:pPr>
-              <w:pStyle w:val="Compact"/>
-              <w:jc w:val="left"/>
-            </w:pPr>
-            <w:r>
+          <w:tcPr>
+            <w:shd w:fill="E8F8FF" w:val="clear"/>
+          </w:tcPr>
+          <w:p>
+            <w:pPr>
+              <w:pStyle w:val="Compact"/>
+              <w:jc w:val="left"/>
+            </w:pPr>
+            <w:r>
+              <w:rPr>
+                <w:color w:val="1A1A1A"/>
+                <w:sz w:val="19"/>
+              </w:rPr>
               <w:t xml:space="preserve">2</w:t>
             </w:r>
           </w:p>
         </w:tc>
         <w:tc>
-          <w:tcPr/>
-          <w:p>
-            <w:pPr>
-              <w:pStyle w:val="Compact"/>
-              <w:jc w:val="left"/>
-            </w:pPr>
-            <w:r>
+          <w:tcPr>
+            <w:shd w:fill="E8F8FF" w:val="clear"/>
+          </w:tcPr>
+          <w:p>
+            <w:pPr>
+              <w:pStyle w:val="Compact"/>
+              <w:jc w:val="left"/>
+            </w:pPr>
+            <w:r>
+              <w:rPr>
+                <w:color w:val="1A1A1A"/>
+                <w:sz w:val="19"/>
+              </w:rPr>
               <w:t xml:space="preserve">_________________________</w:t>
             </w:r>
           </w:p>
         </w:tc>
         <w:tc>
-          <w:tcPr/>
-          <w:p>
-            <w:pPr>
-              <w:pStyle w:val="Compact"/>
-              <w:jc w:val="left"/>
-            </w:pPr>
-            <w:r>
+          <w:tcPr>
+            <w:shd w:fill="E8F8FF" w:val="clear"/>
+          </w:tcPr>
+          <w:p>
+            <w:pPr>
+              <w:pStyle w:val="Compact"/>
+              <w:jc w:val="left"/>
+            </w:pPr>
+            <w:r>
+              <w:rPr>
+                <w:color w:val="1A1A1A"/>
+                <w:sz w:val="19"/>
+              </w:rPr>
               <w:t xml:space="preserve">__________</w:t>
             </w:r>
           </w:p>
         </w:tc>
         <w:tc>
-          <w:tcPr/>
-          <w:p>
-            <w:pPr>
-              <w:pStyle w:val="Compact"/>
-              <w:jc w:val="left"/>
-            </w:pPr>
-            <w:r>
+          <w:tcPr>
+            <w:shd w:fill="E8F8FF" w:val="clear"/>
+          </w:tcPr>
+          <w:p>
+            <w:pPr>
+              <w:pStyle w:val="Compact"/>
+              <w:jc w:val="left"/>
+            </w:pPr>
+            <w:r>
+              <w:rPr>
+                <w:color w:val="1A1A1A"/>
+                <w:sz w:val="19"/>
+              </w:rPr>
               <w:t xml:space="preserve">__________</w:t>
             </w:r>
           </w:p>
@@ -4744,49 +5534,73 @@
       </w:tr>
       <w:tr>
         <w:tc>
-          <w:tcPr/>
-          <w:p>
-            <w:pPr>
-              <w:pStyle w:val="Compact"/>
-              <w:jc w:val="left"/>
-            </w:pPr>
-            <w:r>
+          <w:tcPr>
+            <w:shd w:fill="FFFFFF" w:val="clear"/>
+          </w:tcPr>
+          <w:p>
+            <w:pPr>
+              <w:pStyle w:val="Compact"/>
+              <w:jc w:val="left"/>
+            </w:pPr>
+            <w:r>
+              <w:rPr>
+                <w:color w:val="1A1A1A"/>
+                <w:sz w:val="19"/>
+              </w:rPr>
               <w:t xml:space="preserve">3</w:t>
             </w:r>
           </w:p>
         </w:tc>
         <w:tc>
-          <w:tcPr/>
-          <w:p>
-            <w:pPr>
-              <w:pStyle w:val="Compact"/>
-              <w:jc w:val="left"/>
-            </w:pPr>
-            <w:r>
+          <w:tcPr>
+            <w:shd w:fill="FFFFFF" w:val="clear"/>
+          </w:tcPr>
+          <w:p>
+            <w:pPr>
+              <w:pStyle w:val="Compact"/>
+              <w:jc w:val="left"/>
+            </w:pPr>
+            <w:r>
+              <w:rPr>
+                <w:color w:val="1A1A1A"/>
+                <w:sz w:val="19"/>
+              </w:rPr>
               <w:t xml:space="preserve">_________________________</w:t>
             </w:r>
           </w:p>
         </w:tc>
         <w:tc>
-          <w:tcPr/>
-          <w:p>
-            <w:pPr>
-              <w:pStyle w:val="Compact"/>
-              <w:jc w:val="left"/>
-            </w:pPr>
-            <w:r>
+          <w:tcPr>
+            <w:shd w:fill="FFFFFF" w:val="clear"/>
+          </w:tcPr>
+          <w:p>
+            <w:pPr>
+              <w:pStyle w:val="Compact"/>
+              <w:jc w:val="left"/>
+            </w:pPr>
+            <w:r>
+              <w:rPr>
+                <w:color w:val="1A1A1A"/>
+                <w:sz w:val="19"/>
+              </w:rPr>
               <w:t xml:space="preserve">__________</w:t>
             </w:r>
           </w:p>
         </w:tc>
         <w:tc>
-          <w:tcPr/>
-          <w:p>
-            <w:pPr>
-              <w:pStyle w:val="Compact"/>
-              <w:jc w:val="left"/>
-            </w:pPr>
-            <w:r>
+          <w:tcPr>
+            <w:shd w:fill="FFFFFF" w:val="clear"/>
+          </w:tcPr>
+          <w:p>
+            <w:pPr>
+              <w:pStyle w:val="Compact"/>
+              <w:jc w:val="left"/>
+            </w:pPr>
+            <w:r>
+              <w:rPr>
+                <w:color w:val="1A1A1A"/>
+                <w:sz w:val="19"/>
+              </w:rPr>
               <w:t xml:space="preserve">__________</w:t>
             </w:r>
           </w:p>
@@ -4794,49 +5608,73 @@
       </w:tr>
       <w:tr>
         <w:tc>
-          <w:tcPr/>
-          <w:p>
-            <w:pPr>
-              <w:pStyle w:val="Compact"/>
-              <w:jc w:val="left"/>
-            </w:pPr>
-            <w:r>
+          <w:tcPr>
+            <w:shd w:fill="E8F8FF" w:val="clear"/>
+          </w:tcPr>
+          <w:p>
+            <w:pPr>
+              <w:pStyle w:val="Compact"/>
+              <w:jc w:val="left"/>
+            </w:pPr>
+            <w:r>
+              <w:rPr>
+                <w:color w:val="1A1A1A"/>
+                <w:sz w:val="19"/>
+              </w:rPr>
               <w:t xml:space="preserve">4</w:t>
             </w:r>
           </w:p>
         </w:tc>
         <w:tc>
-          <w:tcPr/>
-          <w:p>
-            <w:pPr>
-              <w:pStyle w:val="Compact"/>
-              <w:jc w:val="left"/>
-            </w:pPr>
-            <w:r>
+          <w:tcPr>
+            <w:shd w:fill="E8F8FF" w:val="clear"/>
+          </w:tcPr>
+          <w:p>
+            <w:pPr>
+              <w:pStyle w:val="Compact"/>
+              <w:jc w:val="left"/>
+            </w:pPr>
+            <w:r>
+              <w:rPr>
+                <w:color w:val="1A1A1A"/>
+                <w:sz w:val="19"/>
+              </w:rPr>
               <w:t xml:space="preserve">_________________________</w:t>
             </w:r>
           </w:p>
         </w:tc>
         <w:tc>
-          <w:tcPr/>
-          <w:p>
-            <w:pPr>
-              <w:pStyle w:val="Compact"/>
-              <w:jc w:val="left"/>
-            </w:pPr>
-            <w:r>
+          <w:tcPr>
+            <w:shd w:fill="E8F8FF" w:val="clear"/>
+          </w:tcPr>
+          <w:p>
+            <w:pPr>
+              <w:pStyle w:val="Compact"/>
+              <w:jc w:val="left"/>
+            </w:pPr>
+            <w:r>
+              <w:rPr>
+                <w:color w:val="1A1A1A"/>
+                <w:sz w:val="19"/>
+              </w:rPr>
               <w:t xml:space="preserve">__________</w:t>
             </w:r>
           </w:p>
         </w:tc>
         <w:tc>
-          <w:tcPr/>
-          <w:p>
-            <w:pPr>
-              <w:pStyle w:val="Compact"/>
-              <w:jc w:val="left"/>
-            </w:pPr>
-            <w:r>
+          <w:tcPr>
+            <w:shd w:fill="E8F8FF" w:val="clear"/>
+          </w:tcPr>
+          <w:p>
+            <w:pPr>
+              <w:pStyle w:val="Compact"/>
+              <w:jc w:val="left"/>
+            </w:pPr>
+            <w:r>
+              <w:rPr>
+                <w:color w:val="1A1A1A"/>
+                <w:sz w:val="19"/>
+              </w:rPr>
               <w:t xml:space="preserve">__________</w:t>
             </w:r>
           </w:p>
@@ -4844,49 +5682,73 @@
       </w:tr>
       <w:tr>
         <w:tc>
-          <w:tcPr/>
-          <w:p>
-            <w:pPr>
-              <w:pStyle w:val="Compact"/>
-              <w:jc w:val="left"/>
-            </w:pPr>
-            <w:r>
+          <w:tcPr>
+            <w:shd w:fill="FFFFFF" w:val="clear"/>
+          </w:tcPr>
+          <w:p>
+            <w:pPr>
+              <w:pStyle w:val="Compact"/>
+              <w:jc w:val="left"/>
+            </w:pPr>
+            <w:r>
+              <w:rPr>
+                <w:color w:val="1A1A1A"/>
+                <w:sz w:val="19"/>
+              </w:rPr>
               <w:t xml:space="preserve">5</w:t>
             </w:r>
           </w:p>
         </w:tc>
         <w:tc>
-          <w:tcPr/>
-          <w:p>
-            <w:pPr>
-              <w:pStyle w:val="Compact"/>
-              <w:jc w:val="left"/>
-            </w:pPr>
-            <w:r>
+          <w:tcPr>
+            <w:shd w:fill="FFFFFF" w:val="clear"/>
+          </w:tcPr>
+          <w:p>
+            <w:pPr>
+              <w:pStyle w:val="Compact"/>
+              <w:jc w:val="left"/>
+            </w:pPr>
+            <w:r>
+              <w:rPr>
+                <w:color w:val="1A1A1A"/>
+                <w:sz w:val="19"/>
+              </w:rPr>
               <w:t xml:space="preserve">_________________________</w:t>
             </w:r>
           </w:p>
         </w:tc>
         <w:tc>
-          <w:tcPr/>
-          <w:p>
-            <w:pPr>
-              <w:pStyle w:val="Compact"/>
-              <w:jc w:val="left"/>
-            </w:pPr>
-            <w:r>
+          <w:tcPr>
+            <w:shd w:fill="FFFFFF" w:val="clear"/>
+          </w:tcPr>
+          <w:p>
+            <w:pPr>
+              <w:pStyle w:val="Compact"/>
+              <w:jc w:val="left"/>
+            </w:pPr>
+            <w:r>
+              <w:rPr>
+                <w:color w:val="1A1A1A"/>
+                <w:sz w:val="19"/>
+              </w:rPr>
               <w:t xml:space="preserve">__________</w:t>
             </w:r>
           </w:p>
         </w:tc>
         <w:tc>
-          <w:tcPr/>
-          <w:p>
-            <w:pPr>
-              <w:pStyle w:val="Compact"/>
-              <w:jc w:val="left"/>
-            </w:pPr>
-            <w:r>
+          <w:tcPr>
+            <w:shd w:fill="FFFFFF" w:val="clear"/>
+          </w:tcPr>
+          <w:p>
+            <w:pPr>
+              <w:pStyle w:val="Compact"/>
+              <w:jc w:val="left"/>
+            </w:pPr>
+            <w:r>
+              <w:rPr>
+                <w:color w:val="1A1A1A"/>
+                <w:sz w:val="19"/>
+              </w:rPr>
               <w:t xml:space="preserve">__________</w:t>
             </w:r>
           </w:p>
@@ -4898,8 +5760,16 @@
     <w:p>
       <w:pPr>
         <w:pStyle w:val="Heading3"/>
-      </w:pPr>
-      <w:r>
+        <w:rPr>
+          <w:color w:val="E08A00"/>
+        </w:rPr>
+      </w:pPr>
+      <w:r>
+        <w:rPr>
+          <w:b/>
+          <w:color w:val="E08A00"/>
+          <w:sz w:val="26"/>
+        </w:rPr>
         <w:t xml:space="preserve">12.2 Acceptance Criteria</w:t>
       </w:r>
     </w:p>
@@ -5022,8 +5892,16 @@
     <w:p>
       <w:pPr>
         <w:pStyle w:val="Heading3"/>
-      </w:pPr>
-      <w:r>
+        <w:rPr>
+          <w:color w:val="E08A00"/>
+        </w:rPr>
+      </w:pPr>
+      <w:r>
+        <w:rPr>
+          <w:b/>
+          <w:color w:val="E08A00"/>
+          <w:sz w:val="26"/>
+        </w:rPr>
         <w:t xml:space="preserve">12.3 Revision Process</w:t>
       </w:r>
     </w:p>
@@ -5133,8 +6011,16 @@
     <w:p>
       <w:pPr>
         <w:pStyle w:val="Heading3"/>
-      </w:pPr>
-      <w:r>
+        <w:rPr>
+          <w:color w:val="E08A00"/>
+        </w:rPr>
+      </w:pPr>
+      <w:r>
+        <w:rPr>
+          <w:b/>
+          <w:color w:val="E08A00"/>
+          <w:sz w:val="26"/>
+        </w:rPr>
         <w:t xml:space="preserve">12.4 Progress Reporting</w:t>
       </w:r>
     </w:p>
@@ -5226,9 +6112,29 @@
     <w:bookmarkStart w:id="88" w:name="termination"/>
     <w:p>
       <w:pPr>
+        <w:pBdr>
+          <w:top w:val="single" w:sz="18" w:space="1" w:color="F5A623"/>
+          <w:bottom w:val="single" w:sz="6" w:space="1" w:color="0099CC"/>
+        </w:pBdr>
+        <w:spacing w:before="200" w:after="200"/>
+      </w:pPr>
+    </w:p>
+    <w:p>
+      <w:pPr>
         <w:pStyle w:val="Heading2"/>
-      </w:pPr>
-      <w:r>
+        <w:rPr>
+          <w:color w:val="0099CC"/>
+        </w:rPr>
+        <w:pBdr>
+          <w:bottom w:val="single" w:sz="6" w:space="2" w:color="00BFFF"/>
+        </w:pBdr>
+      </w:pPr>
+      <w:r>
+        <w:rPr>
+          <w:b/>
+          <w:color w:val="0099CC"/>
+          <w:sz w:val="32"/>
+        </w:rPr>
         <w:t xml:space="preserve">13. TERMINATION</w:t>
       </w:r>
     </w:p>
@@ -5236,8 +6142,16 @@
     <w:p>
       <w:pPr>
         <w:pStyle w:val="Heading3"/>
-      </w:pPr>
-      <w:r>
+        <w:rPr>
+          <w:color w:val="E08A00"/>
+        </w:rPr>
+      </w:pPr>
+      <w:r>
+        <w:rPr>
+          <w:b/>
+          <w:color w:val="E08A00"/>
+          <w:sz w:val="26"/>
+        </w:rPr>
         <w:t xml:space="preserve">13.1 Termination for Convenience</w:t>
       </w:r>
     </w:p>
@@ -5297,8 +6211,16 @@
     <w:p>
       <w:pPr>
         <w:pStyle w:val="Heading3"/>
-      </w:pPr>
-      <w:r>
+        <w:rPr>
+          <w:color w:val="E08A00"/>
+        </w:rPr>
+      </w:pPr>
+      <w:r>
+        <w:rPr>
+          <w:b/>
+          <w:color w:val="E08A00"/>
+          <w:sz w:val="26"/>
+        </w:rPr>
         <w:t xml:space="preserve">13.2 Termination for Cause</w:t>
       </w:r>
     </w:p>
@@ -5337,8 +6259,16 @@
     <w:p>
       <w:pPr>
         <w:pStyle w:val="Heading3"/>
-      </w:pPr>
-      <w:r>
+        <w:rPr>
+          <w:color w:val="E08A00"/>
+        </w:rPr>
+      </w:pPr>
+      <w:r>
+        <w:rPr>
+          <w:b/>
+          <w:color w:val="E08A00"/>
+          <w:sz w:val="26"/>
+        </w:rPr>
         <w:t xml:space="preserve">13.3 Additional Grounds for Immediate Termination by the Company</w:t>
       </w:r>
     </w:p>
@@ -5410,8 +6340,16 @@
     <w:p>
       <w:pPr>
         <w:pStyle w:val="Heading3"/>
-      </w:pPr>
-      <w:r>
+        <w:rPr>
+          <w:color w:val="E08A00"/>
+        </w:rPr>
+      </w:pPr>
+      <w:r>
+        <w:rPr>
+          <w:b/>
+          <w:color w:val="E08A00"/>
+          <w:sz w:val="26"/>
+        </w:rPr>
         <w:t xml:space="preserve">13.4 Effect of Termination</w:t>
       </w:r>
     </w:p>
@@ -5494,8 +6432,16 @@
     <w:p>
       <w:pPr>
         <w:pStyle w:val="Heading3"/>
-      </w:pPr>
-      <w:r>
+        <w:rPr>
+          <w:color w:val="E08A00"/>
+        </w:rPr>
+      </w:pPr>
+      <w:r>
+        <w:rPr>
+          <w:b/>
+          <w:color w:val="E08A00"/>
+          <w:sz w:val="26"/>
+        </w:rPr>
         <w:t xml:space="preserve">13.5 No Severance or Termination Payments</w:t>
       </w:r>
     </w:p>
@@ -5519,9 +6465,29 @@
     <w:bookmarkStart w:id="91" w:name="indemnification"/>
     <w:p>
       <w:pPr>
+        <w:pBdr>
+          <w:top w:val="single" w:sz="18" w:space="1" w:color="F5A623"/>
+          <w:bottom w:val="single" w:sz="6" w:space="1" w:color="0099CC"/>
+        </w:pBdr>
+        <w:spacing w:before="200" w:after="200"/>
+      </w:pPr>
+    </w:p>
+    <w:p>
+      <w:pPr>
         <w:pStyle w:val="Heading2"/>
-      </w:pPr>
-      <w:r>
+        <w:rPr>
+          <w:color w:val="0099CC"/>
+        </w:rPr>
+        <w:pBdr>
+          <w:bottom w:val="single" w:sz="6" w:space="2" w:color="00BFFF"/>
+        </w:pBdr>
+      </w:pPr>
+      <w:r>
+        <w:rPr>
+          <w:b/>
+          <w:color w:val="0099CC"/>
+          <w:sz w:val="32"/>
+        </w:rPr>
         <w:t xml:space="preserve">14. INDEMNIFICATION</w:t>
       </w:r>
     </w:p>
@@ -5529,8 +6495,16 @@
     <w:p>
       <w:pPr>
         <w:pStyle w:val="Heading3"/>
-      </w:pPr>
-      <w:r>
+        <w:rPr>
+          <w:color w:val="E08A00"/>
+        </w:rPr>
+      </w:pPr>
+      <w:r>
+        <w:rPr>
+          <w:b/>
+          <w:color w:val="E08A00"/>
+          <w:sz w:val="26"/>
+        </w:rPr>
         <w:t xml:space="preserve">14.1 Contractor’s Indemnification</w:t>
       </w:r>
     </w:p>
@@ -5700,8 +6674,16 @@
     <w:p>
       <w:pPr>
         <w:pStyle w:val="Heading3"/>
-      </w:pPr>
-      <w:r>
+        <w:rPr>
+          <w:color w:val="E08A00"/>
+        </w:rPr>
+      </w:pPr>
+      <w:r>
+        <w:rPr>
+          <w:b/>
+          <w:color w:val="E08A00"/>
+          <w:sz w:val="26"/>
+        </w:rPr>
         <w:t xml:space="preserve">14.2 Indemnification Procedure</w:t>
       </w:r>
     </w:p>
@@ -5761,9 +6743,29 @@
     <w:bookmarkStart w:id="95" w:name="insurance"/>
     <w:p>
       <w:pPr>
+        <w:pBdr>
+          <w:top w:val="single" w:sz="18" w:space="1" w:color="F5A623"/>
+          <w:bottom w:val="single" w:sz="6" w:space="1" w:color="0099CC"/>
+        </w:pBdr>
+        <w:spacing w:before="200" w:after="200"/>
+      </w:pPr>
+    </w:p>
+    <w:p>
+      <w:pPr>
         <w:pStyle w:val="Heading2"/>
-      </w:pPr>
-      <w:r>
+        <w:rPr>
+          <w:color w:val="0099CC"/>
+        </w:rPr>
+        <w:pBdr>
+          <w:bottom w:val="single" w:sz="6" w:space="2" w:color="00BFFF"/>
+        </w:pBdr>
+      </w:pPr>
+      <w:r>
+        <w:rPr>
+          <w:b/>
+          <w:color w:val="0099CC"/>
+          <w:sz w:val="32"/>
+        </w:rPr>
         <w:t xml:space="preserve">15. INSURANCE</w:t>
       </w:r>
     </w:p>
@@ -5771,8 +6773,16 @@
     <w:p>
       <w:pPr>
         <w:pStyle w:val="Heading3"/>
-      </w:pPr>
-      <w:r>
+        <w:rPr>
+          <w:color w:val="E08A00"/>
+        </w:rPr>
+      </w:pPr>
+      <w:r>
+        <w:rPr>
+          <w:b/>
+          <w:color w:val="E08A00"/>
+          <w:sz w:val="26"/>
+        </w:rPr>
         <w:t xml:space="preserve">15.1 Contractor’s Insurance Obligations</w:t>
       </w:r>
     </w:p>
@@ -5852,8 +6862,16 @@
     <w:p>
       <w:pPr>
         <w:pStyle w:val="Heading3"/>
-      </w:pPr>
-      <w:r>
+        <w:rPr>
+          <w:color w:val="E08A00"/>
+        </w:rPr>
+      </w:pPr>
+      <w:r>
+        <w:rPr>
+          <w:b/>
+          <w:color w:val="E08A00"/>
+          <w:sz w:val="26"/>
+        </w:rPr>
         <w:t xml:space="preserve">15.2 Evidence of Insurance</w:t>
       </w:r>
     </w:p>
@@ -5870,8 +6888,16 @@
     <w:p>
       <w:pPr>
         <w:pStyle w:val="Heading3"/>
-      </w:pPr>
-      <w:r>
+        <w:rPr>
+          <w:color w:val="E08A00"/>
+        </w:rPr>
+      </w:pPr>
+      <w:r>
+        <w:rPr>
+          <w:b/>
+          <w:color w:val="E08A00"/>
+          <w:sz w:val="26"/>
+        </w:rPr>
         <w:t xml:space="preserve">15.3 Failure to Maintain Insurance</w:t>
       </w:r>
     </w:p>
@@ -5917,9 +6943,29 @@
     <w:bookmarkStart w:id="101" w:name="dispute-resolution"/>
     <w:p>
       <w:pPr>
+        <w:pBdr>
+          <w:top w:val="single" w:sz="18" w:space="1" w:color="F5A623"/>
+          <w:bottom w:val="single" w:sz="6" w:space="1" w:color="0099CC"/>
+        </w:pBdr>
+        <w:spacing w:before="200" w:after="200"/>
+      </w:pPr>
+    </w:p>
+    <w:p>
+      <w:pPr>
         <w:pStyle w:val="Heading2"/>
-      </w:pPr>
-      <w:r>
+        <w:rPr>
+          <w:color w:val="0099CC"/>
+        </w:rPr>
+        <w:pBdr>
+          <w:bottom w:val="single" w:sz="6" w:space="2" w:color="00BFFF"/>
+        </w:pBdr>
+      </w:pPr>
+      <w:r>
+        <w:rPr>
+          <w:b/>
+          <w:color w:val="0099CC"/>
+          <w:sz w:val="32"/>
+        </w:rPr>
         <w:t xml:space="preserve">16. DISPUTE RESOLUTION</w:t>
       </w:r>
     </w:p>
@@ -5927,8 +6973,16 @@
     <w:p>
       <w:pPr>
         <w:pStyle w:val="Heading3"/>
-      </w:pPr>
-      <w:r>
+        <w:rPr>
+          <w:color w:val="E08A00"/>
+        </w:rPr>
+      </w:pPr>
+      <w:r>
+        <w:rPr>
+          <w:b/>
+          <w:color w:val="E08A00"/>
+          <w:sz w:val="26"/>
+        </w:rPr>
         <w:t xml:space="preserve">16.1 Internal Resolution</w:t>
       </w:r>
     </w:p>
@@ -5988,8 +7042,16 @@
     <w:p>
       <w:pPr>
         <w:pStyle w:val="Heading3"/>
-      </w:pPr>
-      <w:r>
+        <w:rPr>
+          <w:color w:val="E08A00"/>
+        </w:rPr>
+      </w:pPr>
+      <w:r>
+        <w:rPr>
+          <w:b/>
+          <w:color w:val="E08A00"/>
+          <w:sz w:val="26"/>
+        </w:rPr>
         <w:t xml:space="preserve">16.2 Mediation</w:t>
       </w:r>
     </w:p>
@@ -6050,8 +7112,16 @@
     <w:p>
       <w:pPr>
         <w:pStyle w:val="Heading3"/>
-      </w:pPr>
-      <w:r>
+        <w:rPr>
+          <w:color w:val="E08A00"/>
+        </w:rPr>
+      </w:pPr>
+      <w:r>
+        <w:rPr>
+          <w:b/>
+          <w:color w:val="E08A00"/>
+          <w:sz w:val="26"/>
+        </w:rPr>
         <w:t xml:space="preserve">16.3 Arbitration</w:t>
       </w:r>
     </w:p>
@@ -6181,8 +7251,16 @@
     <w:p>
       <w:pPr>
         <w:pStyle w:val="Heading3"/>
-      </w:pPr>
-      <w:r>
+        <w:rPr>
+          <w:color w:val="E08A00"/>
+        </w:rPr>
+      </w:pPr>
+      <w:r>
+        <w:rPr>
+          <w:b/>
+          <w:color w:val="E08A00"/>
+          <w:sz w:val="26"/>
+        </w:rPr>
         <w:t xml:space="preserve">16.4 Costs</w:t>
       </w:r>
     </w:p>
@@ -6224,8 +7302,16 @@
     <w:p>
       <w:pPr>
         <w:pStyle w:val="Heading3"/>
-      </w:pPr>
-      <w:r>
+        <w:rPr>
+          <w:color w:val="E08A00"/>
+        </w:rPr>
+      </w:pPr>
+      <w:r>
+        <w:rPr>
+          <w:b/>
+          <w:color w:val="E08A00"/>
+          <w:sz w:val="26"/>
+        </w:rPr>
         <w:t xml:space="preserve">16.5 Injunctive Relief</w:t>
       </w:r>
     </w:p>
@@ -6249,9 +7335,29 @@
     <w:bookmarkStart w:id="114" w:name="general-provisions"/>
     <w:p>
       <w:pPr>
+        <w:pBdr>
+          <w:top w:val="single" w:sz="18" w:space="1" w:color="F5A623"/>
+          <w:bottom w:val="single" w:sz="6" w:space="1" w:color="0099CC"/>
+        </w:pBdr>
+        <w:spacing w:before="200" w:after="200"/>
+      </w:pPr>
+    </w:p>
+    <w:p>
+      <w:pPr>
         <w:pStyle w:val="Heading2"/>
-      </w:pPr>
-      <w:r>
+        <w:rPr>
+          <w:color w:val="0099CC"/>
+        </w:rPr>
+        <w:pBdr>
+          <w:bottom w:val="single" w:sz="6" w:space="2" w:color="00BFFF"/>
+        </w:pBdr>
+      </w:pPr>
+      <w:r>
+        <w:rPr>
+          <w:b/>
+          <w:color w:val="0099CC"/>
+          <w:sz w:val="32"/>
+        </w:rPr>
         <w:t xml:space="preserve">17. GENERAL PROVISIONS</w:t>
       </w:r>
     </w:p>
@@ -6259,8 +7365,16 @@
     <w:p>
       <w:pPr>
         <w:pStyle w:val="Heading3"/>
-      </w:pPr>
-      <w:r>
+        <w:rPr>
+          <w:color w:val="E08A00"/>
+        </w:rPr>
+      </w:pPr>
+      <w:r>
+        <w:rPr>
+          <w:b/>
+          <w:color w:val="E08A00"/>
+          <w:sz w:val="26"/>
+        </w:rPr>
         <w:t xml:space="preserve">17.1 Governing Law</w:t>
       </w:r>
     </w:p>
@@ -6290,8 +7404,16 @@
     <w:p>
       <w:pPr>
         <w:pStyle w:val="Heading3"/>
-      </w:pPr>
-      <w:r>
+        <w:rPr>
+          <w:color w:val="E08A00"/>
+        </w:rPr>
+      </w:pPr>
+      <w:r>
+        <w:rPr>
+          <w:b/>
+          <w:color w:val="E08A00"/>
+          <w:sz w:val="26"/>
+        </w:rPr>
         <w:t xml:space="preserve">17.2 Entire Agreement</w:t>
       </w:r>
     </w:p>
@@ -6308,8 +7430,16 @@
     <w:p>
       <w:pPr>
         <w:pStyle w:val="Heading3"/>
-      </w:pPr>
-      <w:r>
+        <w:rPr>
+          <w:color w:val="E08A00"/>
+        </w:rPr>
+      </w:pPr>
+      <w:r>
+        <w:rPr>
+          <w:b/>
+          <w:color w:val="E08A00"/>
+          <w:sz w:val="26"/>
+        </w:rPr>
         <w:t xml:space="preserve">17.3 Amendments</w:t>
       </w:r>
     </w:p>
@@ -6326,8 +7456,16 @@
     <w:p>
       <w:pPr>
         <w:pStyle w:val="Heading3"/>
-      </w:pPr>
-      <w:r>
+        <w:rPr>
+          <w:color w:val="E08A00"/>
+        </w:rPr>
+      </w:pPr>
+      <w:r>
+        <w:rPr>
+          <w:b/>
+          <w:color w:val="E08A00"/>
+          <w:sz w:val="26"/>
+        </w:rPr>
         <w:t xml:space="preserve">17.4 Waiver</w:t>
       </w:r>
     </w:p>
@@ -6369,8 +7507,16 @@
     <w:p>
       <w:pPr>
         <w:pStyle w:val="Heading3"/>
-      </w:pPr>
-      <w:r>
+        <w:rPr>
+          <w:color w:val="E08A00"/>
+        </w:rPr>
+      </w:pPr>
+      <w:r>
+        <w:rPr>
+          <w:b/>
+          <w:color w:val="E08A00"/>
+          <w:sz w:val="26"/>
+        </w:rPr>
         <w:t xml:space="preserve">17.5 Severability</w:t>
       </w:r>
     </w:p>
@@ -6387,8 +7533,16 @@
     <w:p>
       <w:pPr>
         <w:pStyle w:val="Heading3"/>
-      </w:pPr>
-      <w:r>
+        <w:rPr>
+          <w:color w:val="E08A00"/>
+        </w:rPr>
+      </w:pPr>
+      <w:r>
+        <w:rPr>
+          <w:b/>
+          <w:color w:val="E08A00"/>
+          <w:sz w:val="26"/>
+        </w:rPr>
         <w:t xml:space="preserve">17.6 Assignment</w:t>
       </w:r>
     </w:p>
@@ -6419,8 +7573,16 @@
     <w:p>
       <w:pPr>
         <w:pStyle w:val="Heading3"/>
-      </w:pPr>
-      <w:r>
+        <w:rPr>
+          <w:color w:val="E08A00"/>
+        </w:rPr>
+      </w:pPr>
+      <w:r>
+        <w:rPr>
+          <w:b/>
+          <w:color w:val="E08A00"/>
+          <w:sz w:val="26"/>
+        </w:rPr>
         <w:t xml:space="preserve">17.7 Notices</w:t>
       </w:r>
     </w:p>
@@ -6470,8 +7632,16 @@
     <w:p>
       <w:pPr>
         <w:pStyle w:val="Heading3"/>
-      </w:pPr>
-      <w:r>
+        <w:rPr>
+          <w:color w:val="E08A00"/>
+        </w:rPr>
+      </w:pPr>
+      <w:r>
+        <w:rPr>
+          <w:b/>
+          <w:color w:val="E08A00"/>
+          <w:sz w:val="26"/>
+        </w:rPr>
         <w:t xml:space="preserve">17.8 Relationship with Other Agreements</w:t>
       </w:r>
     </w:p>
@@ -6488,8 +7658,16 @@
     <w:p>
       <w:pPr>
         <w:pStyle w:val="Heading3"/>
-      </w:pPr>
-      <w:r>
+        <w:rPr>
+          <w:color w:val="E08A00"/>
+        </w:rPr>
+      </w:pPr>
+      <w:r>
+        <w:rPr>
+          <w:b/>
+          <w:color w:val="E08A00"/>
+          <w:sz w:val="26"/>
+        </w:rPr>
         <w:t xml:space="preserve">17.9 Force Majeure</w:t>
       </w:r>
     </w:p>
@@ -6563,8 +7741,16 @@
     <w:p>
       <w:pPr>
         <w:pStyle w:val="Heading3"/>
-      </w:pPr>
-      <w:r>
+        <w:rPr>
+          <w:color w:val="E08A00"/>
+        </w:rPr>
+      </w:pPr>
+      <w:r>
+        <w:rPr>
+          <w:b/>
+          <w:color w:val="E08A00"/>
+          <w:sz w:val="26"/>
+        </w:rPr>
         <w:t xml:space="preserve">17.10 Counterparts</w:t>
       </w:r>
     </w:p>
@@ -6581,8 +7767,16 @@
     <w:p>
       <w:pPr>
         <w:pStyle w:val="Heading3"/>
-      </w:pPr>
-      <w:r>
+        <w:rPr>
+          <w:color w:val="E08A00"/>
+        </w:rPr>
+      </w:pPr>
+      <w:r>
+        <w:rPr>
+          <w:b/>
+          <w:color w:val="E08A00"/>
+          <w:sz w:val="26"/>
+        </w:rPr>
         <w:t xml:space="preserve">17.11 No Third-Party Rights</w:t>
       </w:r>
     </w:p>
@@ -6599,8 +7793,16 @@
     <w:p>
       <w:pPr>
         <w:pStyle w:val="Heading3"/>
-      </w:pPr>
-      <w:r>
+        <w:rPr>
+          <w:color w:val="E08A00"/>
+        </w:rPr>
+      </w:pPr>
+      <w:r>
+        <w:rPr>
+          <w:b/>
+          <w:color w:val="E08A00"/>
+          <w:sz w:val="26"/>
+        </w:rPr>
         <w:t xml:space="preserve">17.12 Interpretation</w:t>
       </w:r>
     </w:p>
@@ -6684,9 +7886,29 @@
     <w:bookmarkStart w:id="118" w:name="signature-block"/>
     <w:p>
       <w:pPr>
+        <w:pBdr>
+          <w:top w:val="single" w:sz="18" w:space="1" w:color="F5A623"/>
+          <w:bottom w:val="single" w:sz="6" w:space="1" w:color="0099CC"/>
+        </w:pBdr>
+        <w:spacing w:before="200" w:after="200"/>
+      </w:pPr>
+    </w:p>
+    <w:p>
+      <w:pPr>
         <w:pStyle w:val="Heading2"/>
-      </w:pPr>
-      <w:r>
+        <w:rPr>
+          <w:color w:val="0099CC"/>
+        </w:rPr>
+        <w:pBdr>
+          <w:bottom w:val="single" w:sz="6" w:space="2" w:color="00BFFF"/>
+        </w:pBdr>
+      </w:pPr>
+      <w:r>
+        <w:rPr>
+          <w:b/>
+          <w:color w:val="0099CC"/>
+          <w:sz w:val="32"/>
+        </w:rPr>
         <w:t xml:space="preserve">18. SIGNATURE BLOCK</w:t>
       </w:r>
     </w:p>
@@ -6716,8 +7938,16 @@
     <w:p>
       <w:pPr>
         <w:pStyle w:val="Heading3"/>
-      </w:pPr>
-      <w:r>
+        <w:rPr>
+          <w:color w:val="E08A00"/>
+        </w:rPr>
+      </w:pPr>
+      <w:r>
+        <w:rPr>
+          <w:b/>
+          <w:color w:val="E08A00"/>
+          <w:sz w:val="26"/>
+        </w:rPr>
         <w:t xml:space="preserve">THE CONTRACTOR</w:t>
       </w:r>
     </w:p>
@@ -6727,6 +7957,14 @@
         <w:tblW w:type="auto" w:w="0"/>
         <w:tblLook w:firstRow="0" w:lastRow="0" w:firstColumn="0" w:lastColumn="0" w:noHBand="0" w:noVBand="0" w:val="0000"/>
         <w:jc w:val="start"/>
+        <w:tblBorders>
+          <w:top w:val="single" w:sz="4" w:space="0" w:color="B0D4E8"/>
+          <w:left w:val="single" w:sz="4" w:space="0" w:color="B0D4E8"/>
+          <w:bottom w:val="single" w:sz="4" w:space="0" w:color="B0D4E8"/>
+          <w:right w:val="single" w:sz="4" w:space="0" w:color="B0D4E8"/>
+          <w:insideH w:val="single" w:sz="4" w:space="0" w:color="B0D4E8"/>
+          <w:insideV w:val="single" w:sz="4" w:space="0" w:color="B0D4E8"/>
+        </w:tblBorders>
       </w:tblPr>
       <w:tblGrid>
         <w:gridCol w:w="3960"/>
@@ -6734,7 +7972,9 @@
       </w:tblGrid>
       <w:tr>
         <w:tc>
-          <w:tcPr/>
+          <w:tcPr>
+            <w:shd w:fill="0099CC" w:val="clear"/>
+          </w:tcPr>
           <w:p>
             <w:pPr>
               <w:pStyle w:val="Compact"/>
@@ -6744,19 +7984,28 @@
               <w:rPr>
                 <w:bCs/>
                 <w:b/>
+                <w:color w:val="FFFFFF"/>
+                <w:sz w:val="20"/>
               </w:rPr>
               <w:t xml:space="preserve">Full Name:</w:t>
             </w:r>
           </w:p>
         </w:tc>
         <w:tc>
-          <w:tcPr/>
-          <w:p>
-            <w:pPr>
-              <w:pStyle w:val="Compact"/>
-              <w:jc w:val="left"/>
-            </w:pPr>
-            <w:r>
+          <w:tcPr>
+            <w:shd w:fill="0099CC" w:val="clear"/>
+          </w:tcPr>
+          <w:p>
+            <w:pPr>
+              <w:pStyle w:val="Compact"/>
+              <w:jc w:val="left"/>
+            </w:pPr>
+            <w:r>
+              <w:rPr>
+                <w:b/>
+                <w:color w:val="FFFFFF"/>
+                <w:sz w:val="20"/>
+              </w:rPr>
               <w:t xml:space="preserve">_______________________________________________</w:t>
             </w:r>
           </w:p>
@@ -6764,7 +8013,9 @@
       </w:tr>
       <w:tr>
         <w:tc>
-          <w:tcPr/>
+          <w:tcPr>
+            <w:shd w:fill="FFFFFF" w:val="clear"/>
+          </w:tcPr>
           <w:p>
             <w:pPr>
               <w:pStyle w:val="Compact"/>
@@ -6774,19 +8025,27 @@
               <w:rPr>
                 <w:bCs/>
                 <w:b/>
+                <w:color w:val="1A1A1A"/>
+                <w:sz w:val="19"/>
               </w:rPr>
               <w:t xml:space="preserve">Signature:</w:t>
             </w:r>
           </w:p>
         </w:tc>
         <w:tc>
-          <w:tcPr/>
-          <w:p>
-            <w:pPr>
-              <w:pStyle w:val="Compact"/>
-              <w:jc w:val="left"/>
-            </w:pPr>
-            <w:r>
+          <w:tcPr>
+            <w:shd w:fill="FFFFFF" w:val="clear"/>
+          </w:tcPr>
+          <w:p>
+            <w:pPr>
+              <w:pStyle w:val="Compact"/>
+              <w:jc w:val="left"/>
+            </w:pPr>
+            <w:r>
+              <w:rPr>
+                <w:color w:val="1A1A1A"/>
+                <w:sz w:val="19"/>
+              </w:rPr>
               <w:t xml:space="preserve">_______________________________________________</w:t>
             </w:r>
           </w:p>
@@ -6794,7 +8053,9 @@
       </w:tr>
       <w:tr>
         <w:tc>
-          <w:tcPr/>
+          <w:tcPr>
+            <w:shd w:fill="E8F8FF" w:val="clear"/>
+          </w:tcPr>
           <w:p>
             <w:pPr>
               <w:pStyle w:val="Compact"/>
@@ -6804,19 +8065,27 @@
               <w:rPr>
                 <w:bCs/>
                 <w:b/>
+                <w:color w:val="1A1A1A"/>
+                <w:sz w:val="19"/>
               </w:rPr>
               <w:t xml:space="preserve">Date:</w:t>
             </w:r>
           </w:p>
         </w:tc>
         <w:tc>
-          <w:tcPr/>
-          <w:p>
-            <w:pPr>
-              <w:pStyle w:val="Compact"/>
-              <w:jc w:val="left"/>
-            </w:pPr>
-            <w:r>
+          <w:tcPr>
+            <w:shd w:fill="E8F8FF" w:val="clear"/>
+          </w:tcPr>
+          <w:p>
+            <w:pPr>
+              <w:pStyle w:val="Compact"/>
+              <w:jc w:val="left"/>
+            </w:pPr>
+            <w:r>
+              <w:rPr>
+                <w:color w:val="1A1A1A"/>
+                <w:sz w:val="19"/>
+              </w:rPr>
               <w:t xml:space="preserve">_______________________________________________</w:t>
             </w:r>
           </w:p>
@@ -6824,7 +8093,9 @@
       </w:tr>
       <w:tr>
         <w:tc>
-          <w:tcPr/>
+          <w:tcPr>
+            <w:shd w:fill="FFFFFF" w:val="clear"/>
+          </w:tcPr>
           <w:p>
             <w:pPr>
               <w:pStyle w:val="Compact"/>
@@ -6834,19 +8105,27 @@
               <w:rPr>
                 <w:bCs/>
                 <w:b/>
+                <w:color w:val="1A1A1A"/>
+                <w:sz w:val="19"/>
               </w:rPr>
               <w:t xml:space="preserve">Address:</w:t>
             </w:r>
           </w:p>
         </w:tc>
         <w:tc>
-          <w:tcPr/>
-          <w:p>
-            <w:pPr>
-              <w:pStyle w:val="Compact"/>
-              <w:jc w:val="left"/>
-            </w:pPr>
-            <w:r>
+          <w:tcPr>
+            <w:shd w:fill="FFFFFF" w:val="clear"/>
+          </w:tcPr>
+          <w:p>
+            <w:pPr>
+              <w:pStyle w:val="Compact"/>
+              <w:jc w:val="left"/>
+            </w:pPr>
+            <w:r>
+              <w:rPr>
+                <w:color w:val="1A1A1A"/>
+                <w:sz w:val="19"/>
+              </w:rPr>
               <w:t xml:space="preserve">_______________________________________________</w:t>
             </w:r>
           </w:p>
@@ -6854,7 +8133,9 @@
       </w:tr>
       <w:tr>
         <w:tc>
-          <w:tcPr/>
+          <w:tcPr>
+            <w:shd w:fill="E8F8FF" w:val="clear"/>
+          </w:tcPr>
           <w:p>
             <w:pPr>
               <w:pStyle w:val="Compact"/>
@@ -6864,19 +8145,27 @@
               <w:rPr>
                 <w:bCs/>
                 <w:b/>
+                <w:color w:val="1A1A1A"/>
+                <w:sz w:val="19"/>
               </w:rPr>
               <w:t xml:space="preserve">Email:</w:t>
             </w:r>
           </w:p>
         </w:tc>
         <w:tc>
-          <w:tcPr/>
-          <w:p>
-            <w:pPr>
-              <w:pStyle w:val="Compact"/>
-              <w:jc w:val="left"/>
-            </w:pPr>
-            <w:r>
+          <w:tcPr>
+            <w:shd w:fill="E8F8FF" w:val="clear"/>
+          </w:tcPr>
+          <w:p>
+            <w:pPr>
+              <w:pStyle w:val="Compact"/>
+              <w:jc w:val="left"/>
+            </w:pPr>
+            <w:r>
+              <w:rPr>
+                <w:color w:val="1A1A1A"/>
+                <w:sz w:val="19"/>
+              </w:rPr>
               <w:t xml:space="preserve">_______________________________________________</w:t>
             </w:r>
           </w:p>
@@ -6884,7 +8173,9 @@
       </w:tr>
       <w:tr>
         <w:tc>
-          <w:tcPr/>
+          <w:tcPr>
+            <w:shd w:fill="FFFFFF" w:val="clear"/>
+          </w:tcPr>
           <w:p>
             <w:pPr>
               <w:pStyle w:val="Compact"/>
@@ -6894,19 +8185,27 @@
               <w:rPr>
                 <w:bCs/>
                 <w:b/>
+                <w:color w:val="1A1A1A"/>
+                <w:sz w:val="19"/>
               </w:rPr>
               <w:t xml:space="preserve">TIN:</w:t>
             </w:r>
           </w:p>
         </w:tc>
         <w:tc>
-          <w:tcPr/>
-          <w:p>
-            <w:pPr>
-              <w:pStyle w:val="Compact"/>
-              <w:jc w:val="left"/>
-            </w:pPr>
-            <w:r>
+          <w:tcPr>
+            <w:shd w:fill="FFFFFF" w:val="clear"/>
+          </w:tcPr>
+          <w:p>
+            <w:pPr>
+              <w:pStyle w:val="Compact"/>
+              <w:jc w:val="left"/>
+            </w:pPr>
+            <w:r>
+              <w:rPr>
+                <w:color w:val="1A1A1A"/>
+                <w:sz w:val="19"/>
+              </w:rPr>
               <w:t xml:space="preserve">_______________________________________________</w:t>
             </w:r>
           </w:p>
@@ -6925,8 +8224,16 @@
     <w:p>
       <w:pPr>
         <w:pStyle w:val="Heading3"/>
-      </w:pPr>
-      <w:r>
+        <w:rPr>
+          <w:color w:val="E08A00"/>
+        </w:rPr>
+      </w:pPr>
+      <w:r>
+        <w:rPr>
+          <w:b/>
+          <w:color w:val="E08A00"/>
+          <w:sz w:val="26"/>
+        </w:rPr>
         <w:t xml:space="preserve">FOR AND ON BEHALF OF PECH GROUP HOLDINGS LTD</w:t>
       </w:r>
     </w:p>
@@ -6936,6 +8243,14 @@
         <w:tblW w:type="auto" w:w="0"/>
         <w:tblLook w:firstRow="0" w:lastRow="0" w:firstColumn="0" w:lastColumn="0" w:noHBand="0" w:noVBand="0" w:val="0000"/>
         <w:jc w:val="start"/>
+        <w:tblBorders>
+          <w:top w:val="single" w:sz="4" w:space="0" w:color="B0D4E8"/>
+          <w:left w:val="single" w:sz="4" w:space="0" w:color="B0D4E8"/>
+          <w:bottom w:val="single" w:sz="4" w:space="0" w:color="B0D4E8"/>
+          <w:right w:val="single" w:sz="4" w:space="0" w:color="B0D4E8"/>
+          <w:insideH w:val="single" w:sz="4" w:space="0" w:color="B0D4E8"/>
+          <w:insideV w:val="single" w:sz="4" w:space="0" w:color="B0D4E8"/>
+        </w:tblBorders>
       </w:tblPr>
       <w:tblGrid>
         <w:gridCol w:w="3960"/>
@@ -6943,7 +8258,9 @@
       </w:tblGrid>
       <w:tr>
         <w:tc>
-          <w:tcPr/>
+          <w:tcPr>
+            <w:shd w:fill="0099CC" w:val="clear"/>
+          </w:tcPr>
           <w:p>
             <w:pPr>
               <w:pStyle w:val="Compact"/>
@@ -6953,19 +8270,28 @@
               <w:rPr>
                 <w:bCs/>
                 <w:b/>
+                <w:color w:val="FFFFFF"/>
+                <w:sz w:val="20"/>
               </w:rPr>
               <w:t xml:space="preserve">Name:</w:t>
             </w:r>
           </w:p>
         </w:tc>
         <w:tc>
-          <w:tcPr/>
-          <w:p>
-            <w:pPr>
-              <w:pStyle w:val="Compact"/>
-              <w:jc w:val="left"/>
-            </w:pPr>
-            <w:r>
+          <w:tcPr>
+            <w:shd w:fill="0099CC" w:val="clear"/>
+          </w:tcPr>
+          <w:p>
+            <w:pPr>
+              <w:pStyle w:val="Compact"/>
+              <w:jc w:val="left"/>
+            </w:pPr>
+            <w:r>
+              <w:rPr>
+                <w:b/>
+                <w:color w:val="FFFFFF"/>
+                <w:sz w:val="20"/>
+              </w:rPr>
               <w:t xml:space="preserve">_______________________________________________</w:t>
             </w:r>
           </w:p>
@@ -6973,7 +8299,9 @@
       </w:tr>
       <w:tr>
         <w:tc>
-          <w:tcPr/>
+          <w:tcPr>
+            <w:shd w:fill="FFFFFF" w:val="clear"/>
+          </w:tcPr>
           <w:p>
             <w:pPr>
               <w:pStyle w:val="Compact"/>
@@ -6983,19 +8311,27 @@
               <w:rPr>
                 <w:bCs/>
                 <w:b/>
+                <w:color w:val="1A1A1A"/>
+                <w:sz w:val="19"/>
               </w:rPr>
               <w:t xml:space="preserve">Title:</w:t>
             </w:r>
           </w:p>
         </w:tc>
         <w:tc>
-          <w:tcPr/>
-          <w:p>
-            <w:pPr>
-              <w:pStyle w:val="Compact"/>
-              <w:jc w:val="left"/>
-            </w:pPr>
-            <w:r>
+          <w:tcPr>
+            <w:shd w:fill="FFFFFF" w:val="clear"/>
+          </w:tcPr>
+          <w:p>
+            <w:pPr>
+              <w:pStyle w:val="Compact"/>
+              <w:jc w:val="left"/>
+            </w:pPr>
+            <w:r>
+              <w:rPr>
+                <w:color w:val="1A1A1A"/>
+                <w:sz w:val="19"/>
+              </w:rPr>
               <w:t xml:space="preserve">_______________________________________________</w:t>
             </w:r>
           </w:p>
@@ -7003,7 +8339,9 @@
       </w:tr>
       <w:tr>
         <w:tc>
-          <w:tcPr/>
+          <w:tcPr>
+            <w:shd w:fill="E8F8FF" w:val="clear"/>
+          </w:tcPr>
           <w:p>
             <w:pPr>
               <w:pStyle w:val="Compact"/>
@@ -7013,19 +8351,27 @@
               <w:rPr>
                 <w:bCs/>
                 <w:b/>
+                <w:color w:val="1A1A1A"/>
+                <w:sz w:val="19"/>
               </w:rPr>
               <w:t xml:space="preserve">Signature:</w:t>
             </w:r>
           </w:p>
         </w:tc>
         <w:tc>
-          <w:tcPr/>
-          <w:p>
-            <w:pPr>
-              <w:pStyle w:val="Compact"/>
-              <w:jc w:val="left"/>
-            </w:pPr>
-            <w:r>
+          <w:tcPr>
+            <w:shd w:fill="E8F8FF" w:val="clear"/>
+          </w:tcPr>
+          <w:p>
+            <w:pPr>
+              <w:pStyle w:val="Compact"/>
+              <w:jc w:val="left"/>
+            </w:pPr>
+            <w:r>
+              <w:rPr>
+                <w:color w:val="1A1A1A"/>
+                <w:sz w:val="19"/>
+              </w:rPr>
               <w:t xml:space="preserve">_______________________________________________</w:t>
             </w:r>
           </w:p>
@@ -7033,7 +8379,9 @@
       </w:tr>
       <w:tr>
         <w:tc>
-          <w:tcPr/>
+          <w:tcPr>
+            <w:shd w:fill="FFFFFF" w:val="clear"/>
+          </w:tcPr>
           <w:p>
             <w:pPr>
               <w:pStyle w:val="Compact"/>
@@ -7043,19 +8391,27 @@
               <w:rPr>
                 <w:bCs/>
                 <w:b/>
+                <w:color w:val="1A1A1A"/>
+                <w:sz w:val="19"/>
               </w:rPr>
               <w:t xml:space="preserve">Date:</w:t>
             </w:r>
           </w:p>
         </w:tc>
         <w:tc>
-          <w:tcPr/>
-          <w:p>
-            <w:pPr>
-              <w:pStyle w:val="Compact"/>
-              <w:jc w:val="left"/>
-            </w:pPr>
-            <w:r>
+          <w:tcPr>
+            <w:shd w:fill="FFFFFF" w:val="clear"/>
+          </w:tcPr>
+          <w:p>
+            <w:pPr>
+              <w:pStyle w:val="Compact"/>
+              <w:jc w:val="left"/>
+            </w:pPr>
+            <w:r>
+              <w:rPr>
+                <w:color w:val="1A1A1A"/>
+                <w:sz w:val="19"/>
+              </w:rPr>
               <w:t xml:space="preserve">_______________________________________________</w:t>
             </w:r>
           </w:p>
@@ -7063,7 +8419,9 @@
       </w:tr>
       <w:tr>
         <w:tc>
-          <w:tcPr/>
+          <w:tcPr>
+            <w:shd w:fill="E8F8FF" w:val="clear"/>
+          </w:tcPr>
           <w:p>
             <w:pPr>
               <w:pStyle w:val="Compact"/>
@@ -7073,13 +8431,17 @@
               <w:rPr>
                 <w:bCs/>
                 <w:b/>
+                <w:color w:val="1A1A1A"/>
+                <w:sz w:val="19"/>
               </w:rPr>
               <w:t xml:space="preserve">Company Seal/Stamp:</w:t>
             </w:r>
           </w:p>
         </w:tc>
         <w:tc>
-          <w:tcPr/>
+          <w:tcPr>
+            <w:shd w:fill="E8F8FF" w:val="clear"/>
+          </w:tcPr>
           <w:p>
             <w:pPr>
               <w:pStyle w:val="Compact"/>
@@ -7100,8 +8462,16 @@
     <w:p>
       <w:pPr>
         <w:pStyle w:val="Heading3"/>
-      </w:pPr>
-      <w:r>
+        <w:rPr>
+          <w:color w:val="E08A00"/>
+        </w:rPr>
+      </w:pPr>
+      <w:r>
+        <w:rPr>
+          <w:b/>
+          <w:color w:val="E08A00"/>
+          <w:sz w:val="26"/>
+        </w:rPr>
         <w:t xml:space="preserve">WITNESS</w:t>
       </w:r>
     </w:p>
@@ -7111,6 +8481,14 @@
         <w:tblW w:type="auto" w:w="0"/>
         <w:tblLook w:firstRow="0" w:lastRow="0" w:firstColumn="0" w:lastColumn="0" w:noHBand="0" w:noVBand="0" w:val="0000"/>
         <w:jc w:val="start"/>
+        <w:tblBorders>
+          <w:top w:val="single" w:sz="4" w:space="0" w:color="B0D4E8"/>
+          <w:left w:val="single" w:sz="4" w:space="0" w:color="B0D4E8"/>
+          <w:bottom w:val="single" w:sz="4" w:space="0" w:color="B0D4E8"/>
+          <w:right w:val="single" w:sz="4" w:space="0" w:color="B0D4E8"/>
+          <w:insideH w:val="single" w:sz="4" w:space="0" w:color="B0D4E8"/>
+          <w:insideV w:val="single" w:sz="4" w:space="0" w:color="B0D4E8"/>
+        </w:tblBorders>
       </w:tblPr>
       <w:tblGrid>
         <w:gridCol w:w="3960"/>
@@ -7118,7 +8496,9 @@
       </w:tblGrid>
       <w:tr>
         <w:tc>
-          <w:tcPr/>
+          <w:tcPr>
+            <w:shd w:fill="0099CC" w:val="clear"/>
+          </w:tcPr>
           <w:p>
             <w:pPr>
               <w:pStyle w:val="Compact"/>
@@ -7128,19 +8508,28 @@
               <w:rPr>
                 <w:bCs/>
                 <w:b/>
+                <w:color w:val="FFFFFF"/>
+                <w:sz w:val="20"/>
               </w:rPr>
               <w:t xml:space="preserve">Full Name:</w:t>
             </w:r>
           </w:p>
         </w:tc>
         <w:tc>
-          <w:tcPr/>
-          <w:p>
-            <w:pPr>
-              <w:pStyle w:val="Compact"/>
-              <w:jc w:val="left"/>
-            </w:pPr>
-            <w:r>
+          <w:tcPr>
+            <w:shd w:fill="0099CC" w:val="clear"/>
+          </w:tcPr>
+          <w:p>
+            <w:pPr>
+              <w:pStyle w:val="Compact"/>
+              <w:jc w:val="left"/>
+            </w:pPr>
+            <w:r>
+              <w:rPr>
+                <w:b/>
+                <w:color w:val="FFFFFF"/>
+                <w:sz w:val="20"/>
+              </w:rPr>
               <w:t xml:space="preserve">_______________________________________________</w:t>
             </w:r>
           </w:p>
@@ -7148,7 +8537,9 @@
       </w:tr>
       <w:tr>
         <w:tc>
-          <w:tcPr/>
+          <w:tcPr>
+            <w:shd w:fill="FFFFFF" w:val="clear"/>
+          </w:tcPr>
           <w:p>
             <w:pPr>
               <w:pStyle w:val="Compact"/>
@@ -7158,19 +8549,27 @@
               <w:rPr>
                 <w:bCs/>
                 <w:b/>
+                <w:color w:val="1A1A1A"/>
+                <w:sz w:val="19"/>
               </w:rPr>
               <w:t xml:space="preserve">Signature:</w:t>
             </w:r>
           </w:p>
         </w:tc>
         <w:tc>
-          <w:tcPr/>
-          <w:p>
-            <w:pPr>
-              <w:pStyle w:val="Compact"/>
-              <w:jc w:val="left"/>
-            </w:pPr>
-            <w:r>
+          <w:tcPr>
+            <w:shd w:fill="FFFFFF" w:val="clear"/>
+          </w:tcPr>
+          <w:p>
+            <w:pPr>
+              <w:pStyle w:val="Compact"/>
+              <w:jc w:val="left"/>
+            </w:pPr>
+            <w:r>
+              <w:rPr>
+                <w:color w:val="1A1A1A"/>
+                <w:sz w:val="19"/>
+              </w:rPr>
               <w:t xml:space="preserve">_______________________________________________</w:t>
             </w:r>
           </w:p>
@@ -7178,7 +8577,9 @@
       </w:tr>
       <w:tr>
         <w:tc>
-          <w:tcPr/>
+          <w:tcPr>
+            <w:shd w:fill="E8F8FF" w:val="clear"/>
+          </w:tcPr>
           <w:p>
             <w:pPr>
               <w:pStyle w:val="Compact"/>
@@ -7188,19 +8589,27 @@
               <w:rPr>
                 <w:bCs/>
                 <w:b/>
+                <w:color w:val="1A1A1A"/>
+                <w:sz w:val="19"/>
               </w:rPr>
               <w:t xml:space="preserve">Date:</w:t>
             </w:r>
           </w:p>
         </w:tc>
         <w:tc>
-          <w:tcPr/>
-          <w:p>
-            <w:pPr>
-              <w:pStyle w:val="Compact"/>
-              <w:jc w:val="left"/>
-            </w:pPr>
-            <w:r>
+          <w:tcPr>
+            <w:shd w:fill="E8F8FF" w:val="clear"/>
+          </w:tcPr>
+          <w:p>
+            <w:pPr>
+              <w:pStyle w:val="Compact"/>
+              <w:jc w:val="left"/>
+            </w:pPr>
+            <w:r>
+              <w:rPr>
+                <w:color w:val="1A1A1A"/>
+                <w:sz w:val="19"/>
+              </w:rPr>
               <w:t xml:space="preserve">_______________________________________________</w:t>
             </w:r>
           </w:p>
@@ -7208,7 +8617,9 @@
       </w:tr>
       <w:tr>
         <w:tc>
-          <w:tcPr/>
+          <w:tcPr>
+            <w:shd w:fill="FFFFFF" w:val="clear"/>
+          </w:tcPr>
           <w:p>
             <w:pPr>
               <w:pStyle w:val="Compact"/>
@@ -7218,19 +8629,27 @@
               <w:rPr>
                 <w:bCs/>
                 <w:b/>
+                <w:color w:val="1A1A1A"/>
+                <w:sz w:val="19"/>
               </w:rPr>
               <w:t xml:space="preserve">Address:</w:t>
             </w:r>
           </w:p>
         </w:tc>
         <w:tc>
-          <w:tcPr/>
-          <w:p>
-            <w:pPr>
-              <w:pStyle w:val="Compact"/>
-              <w:jc w:val="left"/>
-            </w:pPr>
-            <w:r>
+          <w:tcPr>
+            <w:shd w:fill="FFFFFF" w:val="clear"/>
+          </w:tcPr>
+          <w:p>
+            <w:pPr>
+              <w:pStyle w:val="Compact"/>
+              <w:jc w:val="left"/>
+            </w:pPr>
+            <w:r>
+              <w:rPr>
+                <w:color w:val="1A1A1A"/>
+                <w:sz w:val="19"/>
+              </w:rPr>
               <w:t xml:space="preserve">_______________________________________________</w:t>
             </w:r>
           </w:p>
@@ -7238,7 +8657,9 @@
       </w:tr>
       <w:tr>
         <w:tc>
-          <w:tcPr/>
+          <w:tcPr>
+            <w:shd w:fill="E8F8FF" w:val="clear"/>
+          </w:tcPr>
           <w:p>
             <w:pPr>
               <w:pStyle w:val="Compact"/>
@@ -7248,19 +8669,27 @@
               <w:rPr>
                 <w:bCs/>
                 <w:b/>
+                <w:color w:val="1A1A1A"/>
+                <w:sz w:val="19"/>
               </w:rPr>
               <w:t xml:space="preserve">Occupation:</w:t>
             </w:r>
           </w:p>
         </w:tc>
         <w:tc>
-          <w:tcPr/>
-          <w:p>
-            <w:pPr>
-              <w:pStyle w:val="Compact"/>
-              <w:jc w:val="left"/>
-            </w:pPr>
-            <w:r>
+          <w:tcPr>
+            <w:shd w:fill="E8F8FF" w:val="clear"/>
+          </w:tcPr>
+          <w:p>
+            <w:pPr>
+              <w:pStyle w:val="Compact"/>
+              <w:jc w:val="left"/>
+            </w:pPr>
+            <w:r>
+              <w:rPr>
+                <w:color w:val="1A1A1A"/>
+                <w:sz w:val="19"/>
+              </w:rPr>
               <w:t xml:space="preserve">_______________________________________________</w:t>
             </w:r>
           </w:p>
@@ -7279,9 +8708,29 @@
     <w:bookmarkStart w:id="129" w:name="schedule-a-scope-of-work"/>
     <w:p>
       <w:pPr>
+        <w:pBdr>
+          <w:top w:val="single" w:sz="18" w:space="1" w:color="F5A623"/>
+          <w:bottom w:val="single" w:sz="6" w:space="1" w:color="0099CC"/>
+        </w:pBdr>
+        <w:spacing w:before="200" w:after="200"/>
+      </w:pPr>
+    </w:p>
+    <w:p>
+      <w:pPr>
         <w:pStyle w:val="Heading2"/>
-      </w:pPr>
-      <w:r>
+        <w:rPr>
+          <w:color w:val="0099CC"/>
+        </w:rPr>
+        <w:pBdr>
+          <w:bottom w:val="single" w:sz="6" w:space="2" w:color="00BFFF"/>
+        </w:pBdr>
+      </w:pPr>
+      <w:r>
+        <w:rPr>
+          <w:b/>
+          <w:color w:val="0099CC"/>
+          <w:sz w:val="32"/>
+        </w:rPr>
         <w:t xml:space="preserve">SCHEDULE A: SCOPE OF WORK</w:t>
       </w:r>
     </w:p>
@@ -7362,8 +8811,16 @@
     <w:p>
       <w:pPr>
         <w:pStyle w:val="Heading3"/>
-      </w:pPr>
-      <w:r>
+        <w:rPr>
+          <w:color w:val="E08A00"/>
+        </w:rPr>
+      </w:pPr>
+      <w:r>
+        <w:rPr>
+          <w:b/>
+          <w:color w:val="E08A00"/>
+          <w:sz w:val="26"/>
+        </w:rPr>
         <w:t xml:space="preserve">A.1 Project / Engagement Title</w:t>
       </w:r>
     </w:p>
@@ -7379,8 +8836,16 @@
     <w:p>
       <w:pPr>
         <w:pStyle w:val="Heading3"/>
-      </w:pPr>
-      <w:r>
+        <w:rPr>
+          <w:color w:val="E08A00"/>
+        </w:rPr>
+      </w:pPr>
+      <w:r>
+        <w:rPr>
+          <w:b/>
+          <w:color w:val="E08A00"/>
+          <w:sz w:val="26"/>
+        </w:rPr>
         <w:t xml:space="preserve">A.2 Description of Services</w:t>
       </w:r>
     </w:p>
@@ -7417,8 +8882,16 @@
     <w:p>
       <w:pPr>
         <w:pStyle w:val="Heading3"/>
-      </w:pPr>
-      <w:r>
+        <w:rPr>
+          <w:color w:val="E08A00"/>
+        </w:rPr>
+      </w:pPr>
+      <w:r>
+        <w:rPr>
+          <w:b/>
+          <w:color w:val="E08A00"/>
+          <w:sz w:val="26"/>
+        </w:rPr>
         <w:t xml:space="preserve">A.3 Specific Deliverables</w:t>
       </w:r>
     </w:p>
@@ -7428,6 +8901,14 @@
         <w:tblW w:type="pct" w:w="5000"/>
         <w:tblLook w:firstRow="1" w:lastRow="0" w:firstColumn="0" w:lastColumn="0" w:noHBand="0" w:noVBand="0" w:val="0020"/>
         <w:jc w:val="start"/>
+        <w:tblBorders>
+          <w:top w:val="single" w:sz="4" w:space="0" w:color="B0D4E8"/>
+          <w:left w:val="single" w:sz="4" w:space="0" w:color="B0D4E8"/>
+          <w:bottom w:val="single" w:sz="4" w:space="0" w:color="B0D4E8"/>
+          <w:right w:val="single" w:sz="4" w:space="0" w:color="B0D4E8"/>
+          <w:insideH w:val="single" w:sz="4" w:space="0" w:color="B0D4E8"/>
+          <w:insideV w:val="single" w:sz="4" w:space="0" w:color="B0D4E8"/>
+        </w:tblBorders>
       </w:tblPr>
       <w:tblGrid>
         <w:gridCol w:w="609"/>
@@ -7441,61 +8922,96 @@
           <w:tblHeader w:val="true"/>
         </w:trPr>
         <w:tc>
-          <w:tcPr/>
-          <w:p>
-            <w:pPr>
-              <w:pStyle w:val="Compact"/>
-              <w:jc w:val="left"/>
-            </w:pPr>
-            <w:r>
+          <w:tcPr>
+            <w:shd w:fill="0099CC" w:val="clear"/>
+          </w:tcPr>
+          <w:p>
+            <w:pPr>
+              <w:pStyle w:val="Compact"/>
+              <w:jc w:val="left"/>
+            </w:pPr>
+            <w:r>
+              <w:rPr>
+                <w:b/>
+                <w:color w:val="FFFFFF"/>
+                <w:sz w:val="20"/>
+              </w:rPr>
               <w:t xml:space="preserve">No.</w:t>
             </w:r>
           </w:p>
         </w:tc>
         <w:tc>
-          <w:tcPr/>
-          <w:p>
-            <w:pPr>
-              <w:pStyle w:val="Compact"/>
-              <w:jc w:val="left"/>
-            </w:pPr>
-            <w:r>
+          <w:tcPr>
+            <w:shd w:fill="0099CC" w:val="clear"/>
+          </w:tcPr>
+          <w:p>
+            <w:pPr>
+              <w:pStyle w:val="Compact"/>
+              <w:jc w:val="left"/>
+            </w:pPr>
+            <w:r>
+              <w:rPr>
+                <w:b/>
+                <w:color w:val="FFFFFF"/>
+                <w:sz w:val="20"/>
+              </w:rPr>
               <w:t xml:space="preserve">Deliverable</w:t>
             </w:r>
           </w:p>
         </w:tc>
         <w:tc>
-          <w:tcPr/>
-          <w:p>
-            <w:pPr>
-              <w:pStyle w:val="Compact"/>
-              <w:jc w:val="left"/>
-            </w:pPr>
-            <w:r>
+          <w:tcPr>
+            <w:shd w:fill="0099CC" w:val="clear"/>
+          </w:tcPr>
+          <w:p>
+            <w:pPr>
+              <w:pStyle w:val="Compact"/>
+              <w:jc w:val="left"/>
+            </w:pPr>
+            <w:r>
+              <w:rPr>
+                <w:b/>
+                <w:color w:val="FFFFFF"/>
+                <w:sz w:val="20"/>
+              </w:rPr>
               <w:t xml:space="preserve">Description</w:t>
             </w:r>
           </w:p>
         </w:tc>
         <w:tc>
-          <w:tcPr/>
-          <w:p>
-            <w:pPr>
-              <w:pStyle w:val="Compact"/>
-              <w:jc w:val="left"/>
-            </w:pPr>
-            <w:r>
+          <w:tcPr>
+            <w:shd w:fill="0099CC" w:val="clear"/>
+          </w:tcPr>
+          <w:p>
+            <w:pPr>
+              <w:pStyle w:val="Compact"/>
+              <w:jc w:val="left"/>
+            </w:pPr>
+            <w:r>
+              <w:rPr>
+                <w:b/>
+                <w:color w:val="FFFFFF"/>
+                <w:sz w:val="20"/>
+              </w:rPr>
               <w:t xml:space="preserve">Format / Specifications</w:t>
             </w:r>
           </w:p>
         </w:tc>
         <w:tc>
-          <w:tcPr/>
-          <w:p>
-            <w:pPr>
-              <w:pStyle w:val="Compact"/>
-              <w:jc w:val="left"/>
-            </w:pPr>
-            <w:r>
+          <w:tcPr>
+            <w:shd w:fill="0099CC" w:val="clear"/>
+          </w:tcPr>
+          <w:p>
+            <w:pPr>
+              <w:pStyle w:val="Compact"/>
+              <w:jc w:val="left"/>
+            </w:pPr>
+            <w:r>
+              <w:rPr>
+                <w:b/>
+                <w:color w:val="FFFFFF"/>
+                <w:sz w:val="20"/>
+              </w:rPr>
               <w:t xml:space="preserve">Due Date</w:t>
             </w:r>
           </w:p>
@@ -7503,61 +9019,91 @@
       </w:tr>
       <w:tr>
         <w:tc>
-          <w:tcPr/>
-          <w:p>
-            <w:pPr>
-              <w:pStyle w:val="Compact"/>
-              <w:jc w:val="left"/>
-            </w:pPr>
-            <w:r>
+          <w:tcPr>
+            <w:shd w:fill="FFFFFF" w:val="clear"/>
+          </w:tcPr>
+          <w:p>
+            <w:pPr>
+              <w:pStyle w:val="Compact"/>
+              <w:jc w:val="left"/>
+            </w:pPr>
+            <w:r>
+              <w:rPr>
+                <w:color w:val="1A1A1A"/>
+                <w:sz w:val="19"/>
+              </w:rPr>
               <w:t xml:space="preserve">1</w:t>
             </w:r>
           </w:p>
         </w:tc>
         <w:tc>
-          <w:tcPr/>
-          <w:p>
-            <w:pPr>
-              <w:pStyle w:val="Compact"/>
-              <w:jc w:val="left"/>
-            </w:pPr>
-            <w:r>
+          <w:tcPr>
+            <w:shd w:fill="FFFFFF" w:val="clear"/>
+          </w:tcPr>
+          <w:p>
+            <w:pPr>
+              <w:pStyle w:val="Compact"/>
+              <w:jc w:val="left"/>
+            </w:pPr>
+            <w:r>
+              <w:rPr>
+                <w:color w:val="1A1A1A"/>
+                <w:sz w:val="19"/>
+              </w:rPr>
               <w:t xml:space="preserve">_________________</w:t>
             </w:r>
           </w:p>
         </w:tc>
         <w:tc>
-          <w:tcPr/>
-          <w:p>
-            <w:pPr>
-              <w:pStyle w:val="Compact"/>
-              <w:jc w:val="left"/>
-            </w:pPr>
-            <w:r>
+          <w:tcPr>
+            <w:shd w:fill="FFFFFF" w:val="clear"/>
+          </w:tcPr>
+          <w:p>
+            <w:pPr>
+              <w:pStyle w:val="Compact"/>
+              <w:jc w:val="left"/>
+            </w:pPr>
+            <w:r>
+              <w:rPr>
+                <w:color w:val="1A1A1A"/>
+                <w:sz w:val="19"/>
+              </w:rPr>
               <w:t xml:space="preserve">_________________</w:t>
             </w:r>
           </w:p>
         </w:tc>
         <w:tc>
-          <w:tcPr/>
-          <w:p>
-            <w:pPr>
-              <w:pStyle w:val="Compact"/>
-              <w:jc w:val="left"/>
-            </w:pPr>
-            <w:r>
+          <w:tcPr>
+            <w:shd w:fill="FFFFFF" w:val="clear"/>
+          </w:tcPr>
+          <w:p>
+            <w:pPr>
+              <w:pStyle w:val="Compact"/>
+              <w:jc w:val="left"/>
+            </w:pPr>
+            <w:r>
+              <w:rPr>
+                <w:color w:val="1A1A1A"/>
+                <w:sz w:val="19"/>
+              </w:rPr>
               <w:t xml:space="preserve">_________________</w:t>
             </w:r>
           </w:p>
         </w:tc>
         <w:tc>
-          <w:tcPr/>
-          <w:p>
-            <w:pPr>
-              <w:pStyle w:val="Compact"/>
-              <w:jc w:val="left"/>
-            </w:pPr>
-            <w:r>
+          <w:tcPr>
+            <w:shd w:fill="FFFFFF" w:val="clear"/>
+          </w:tcPr>
+          <w:p>
+            <w:pPr>
+              <w:pStyle w:val="Compact"/>
+              <w:jc w:val="left"/>
+            </w:pPr>
+            <w:r>
+              <w:rPr>
+                <w:color w:val="1A1A1A"/>
+                <w:sz w:val="19"/>
+              </w:rPr>
               <w:t xml:space="preserve">__________</w:t>
             </w:r>
           </w:p>
@@ -7565,61 +9111,91 @@
       </w:tr>
       <w:tr>
         <w:tc>
-          <w:tcPr/>
-          <w:p>
-            <w:pPr>
-              <w:pStyle w:val="Compact"/>
-              <w:jc w:val="left"/>
-            </w:pPr>
-            <w:r>
+          <w:tcPr>
+            <w:shd w:fill="E8F8FF" w:val="clear"/>
+          </w:tcPr>
+          <w:p>
+            <w:pPr>
+              <w:pStyle w:val="Compact"/>
+              <w:jc w:val="left"/>
+            </w:pPr>
+            <w:r>
+              <w:rPr>
+                <w:color w:val="1A1A1A"/>
+                <w:sz w:val="19"/>
+              </w:rPr>
               <w:t xml:space="preserve">2</w:t>
             </w:r>
           </w:p>
         </w:tc>
         <w:tc>
-          <w:tcPr/>
-          <w:p>
-            <w:pPr>
-              <w:pStyle w:val="Compact"/>
-              <w:jc w:val="left"/>
-            </w:pPr>
-            <w:r>
+          <w:tcPr>
+            <w:shd w:fill="E8F8FF" w:val="clear"/>
+          </w:tcPr>
+          <w:p>
+            <w:pPr>
+              <w:pStyle w:val="Compact"/>
+              <w:jc w:val="left"/>
+            </w:pPr>
+            <w:r>
+              <w:rPr>
+                <w:color w:val="1A1A1A"/>
+                <w:sz w:val="19"/>
+              </w:rPr>
               <w:t xml:space="preserve">_________________</w:t>
             </w:r>
           </w:p>
         </w:tc>
         <w:tc>
-          <w:tcPr/>
-          <w:p>
-            <w:pPr>
-              <w:pStyle w:val="Compact"/>
-              <w:jc w:val="left"/>
-            </w:pPr>
-            <w:r>
+          <w:tcPr>
+            <w:shd w:fill="E8F8FF" w:val="clear"/>
+          </w:tcPr>
+          <w:p>
+            <w:pPr>
+              <w:pStyle w:val="Compact"/>
+              <w:jc w:val="left"/>
+            </w:pPr>
+            <w:r>
+              <w:rPr>
+                <w:color w:val="1A1A1A"/>
+                <w:sz w:val="19"/>
+              </w:rPr>
               <w:t xml:space="preserve">_________________</w:t>
             </w:r>
           </w:p>
         </w:tc>
         <w:tc>
-          <w:tcPr/>
-          <w:p>
-            <w:pPr>
-              <w:pStyle w:val="Compact"/>
-              <w:jc w:val="left"/>
-            </w:pPr>
-            <w:r>
+          <w:tcPr>
+            <w:shd w:fill="E8F8FF" w:val="clear"/>
+          </w:tcPr>
+          <w:p>
+            <w:pPr>
+              <w:pStyle w:val="Compact"/>
+              <w:jc w:val="left"/>
+            </w:pPr>
+            <w:r>
+              <w:rPr>
+                <w:color w:val="1A1A1A"/>
+                <w:sz w:val="19"/>
+              </w:rPr>
               <w:t xml:space="preserve">_________________</w:t>
             </w:r>
           </w:p>
         </w:tc>
         <w:tc>
-          <w:tcPr/>
-          <w:p>
-            <w:pPr>
-              <w:pStyle w:val="Compact"/>
-              <w:jc w:val="left"/>
-            </w:pPr>
-            <w:r>
+          <w:tcPr>
+            <w:shd w:fill="E8F8FF" w:val="clear"/>
+          </w:tcPr>
+          <w:p>
+            <w:pPr>
+              <w:pStyle w:val="Compact"/>
+              <w:jc w:val="left"/>
+            </w:pPr>
+            <w:r>
+              <w:rPr>
+                <w:color w:val="1A1A1A"/>
+                <w:sz w:val="19"/>
+              </w:rPr>
               <w:t xml:space="preserve">__________</w:t>
             </w:r>
           </w:p>
@@ -7627,61 +9203,91 @@
       </w:tr>
       <w:tr>
         <w:tc>
-          <w:tcPr/>
-          <w:p>
-            <w:pPr>
-              <w:pStyle w:val="Compact"/>
-              <w:jc w:val="left"/>
-            </w:pPr>
-            <w:r>
+          <w:tcPr>
+            <w:shd w:fill="FFFFFF" w:val="clear"/>
+          </w:tcPr>
+          <w:p>
+            <w:pPr>
+              <w:pStyle w:val="Compact"/>
+              <w:jc w:val="left"/>
+            </w:pPr>
+            <w:r>
+              <w:rPr>
+                <w:color w:val="1A1A1A"/>
+                <w:sz w:val="19"/>
+              </w:rPr>
               <w:t xml:space="preserve">3</w:t>
             </w:r>
           </w:p>
         </w:tc>
         <w:tc>
-          <w:tcPr/>
-          <w:p>
-            <w:pPr>
-              <w:pStyle w:val="Compact"/>
-              <w:jc w:val="left"/>
-            </w:pPr>
-            <w:r>
+          <w:tcPr>
+            <w:shd w:fill="FFFFFF" w:val="clear"/>
+          </w:tcPr>
+          <w:p>
+            <w:pPr>
+              <w:pStyle w:val="Compact"/>
+              <w:jc w:val="left"/>
+            </w:pPr>
+            <w:r>
+              <w:rPr>
+                <w:color w:val="1A1A1A"/>
+                <w:sz w:val="19"/>
+              </w:rPr>
               <w:t xml:space="preserve">_________________</w:t>
             </w:r>
           </w:p>
         </w:tc>
         <w:tc>
-          <w:tcPr/>
-          <w:p>
-            <w:pPr>
-              <w:pStyle w:val="Compact"/>
-              <w:jc w:val="left"/>
-            </w:pPr>
-            <w:r>
+          <w:tcPr>
+            <w:shd w:fill="FFFFFF" w:val="clear"/>
+          </w:tcPr>
+          <w:p>
+            <w:pPr>
+              <w:pStyle w:val="Compact"/>
+              <w:jc w:val="left"/>
+            </w:pPr>
+            <w:r>
+              <w:rPr>
+                <w:color w:val="1A1A1A"/>
+                <w:sz w:val="19"/>
+              </w:rPr>
               <w:t xml:space="preserve">_________________</w:t>
             </w:r>
           </w:p>
         </w:tc>
         <w:tc>
-          <w:tcPr/>
-          <w:p>
-            <w:pPr>
-              <w:pStyle w:val="Compact"/>
-              <w:jc w:val="left"/>
-            </w:pPr>
-            <w:r>
+          <w:tcPr>
+            <w:shd w:fill="FFFFFF" w:val="clear"/>
+          </w:tcPr>
+          <w:p>
+            <w:pPr>
+              <w:pStyle w:val="Compact"/>
+              <w:jc w:val="left"/>
+            </w:pPr>
+            <w:r>
+              <w:rPr>
+                <w:color w:val="1A1A1A"/>
+                <w:sz w:val="19"/>
+              </w:rPr>
               <w:t xml:space="preserve">_________________</w:t>
             </w:r>
           </w:p>
         </w:tc>
         <w:tc>
-          <w:tcPr/>
-          <w:p>
-            <w:pPr>
-              <w:pStyle w:val="Compact"/>
-              <w:jc w:val="left"/>
-            </w:pPr>
-            <w:r>
+          <w:tcPr>
+            <w:shd w:fill="FFFFFF" w:val="clear"/>
+          </w:tcPr>
+          <w:p>
+            <w:pPr>
+              <w:pStyle w:val="Compact"/>
+              <w:jc w:val="left"/>
+            </w:pPr>
+            <w:r>
+              <w:rPr>
+                <w:color w:val="1A1A1A"/>
+                <w:sz w:val="19"/>
+              </w:rPr>
               <w:t xml:space="preserve">__________</w:t>
             </w:r>
           </w:p>
@@ -7689,61 +9295,91 @@
       </w:tr>
       <w:tr>
         <w:tc>
-          <w:tcPr/>
-          <w:p>
-            <w:pPr>
-              <w:pStyle w:val="Compact"/>
-              <w:jc w:val="left"/>
-            </w:pPr>
-            <w:r>
+          <w:tcPr>
+            <w:shd w:fill="E8F8FF" w:val="clear"/>
+          </w:tcPr>
+          <w:p>
+            <w:pPr>
+              <w:pStyle w:val="Compact"/>
+              <w:jc w:val="left"/>
+            </w:pPr>
+            <w:r>
+              <w:rPr>
+                <w:color w:val="1A1A1A"/>
+                <w:sz w:val="19"/>
+              </w:rPr>
               <w:t xml:space="preserve">4</w:t>
             </w:r>
           </w:p>
         </w:tc>
         <w:tc>
-          <w:tcPr/>
-          <w:p>
-            <w:pPr>
-              <w:pStyle w:val="Compact"/>
-              <w:jc w:val="left"/>
-            </w:pPr>
-            <w:r>
+          <w:tcPr>
+            <w:shd w:fill="E8F8FF" w:val="clear"/>
+          </w:tcPr>
+          <w:p>
+            <w:pPr>
+              <w:pStyle w:val="Compact"/>
+              <w:jc w:val="left"/>
+            </w:pPr>
+            <w:r>
+              <w:rPr>
+                <w:color w:val="1A1A1A"/>
+                <w:sz w:val="19"/>
+              </w:rPr>
               <w:t xml:space="preserve">_________________</w:t>
             </w:r>
           </w:p>
         </w:tc>
         <w:tc>
-          <w:tcPr/>
-          <w:p>
-            <w:pPr>
-              <w:pStyle w:val="Compact"/>
-              <w:jc w:val="left"/>
-            </w:pPr>
-            <w:r>
+          <w:tcPr>
+            <w:shd w:fill="E8F8FF" w:val="clear"/>
+          </w:tcPr>
+          <w:p>
+            <w:pPr>
+              <w:pStyle w:val="Compact"/>
+              <w:jc w:val="left"/>
+            </w:pPr>
+            <w:r>
+              <w:rPr>
+                <w:color w:val="1A1A1A"/>
+                <w:sz w:val="19"/>
+              </w:rPr>
               <w:t xml:space="preserve">_________________</w:t>
             </w:r>
           </w:p>
         </w:tc>
         <w:tc>
-          <w:tcPr/>
-          <w:p>
-            <w:pPr>
-              <w:pStyle w:val="Compact"/>
-              <w:jc w:val="left"/>
-            </w:pPr>
-            <w:r>
+          <w:tcPr>
+            <w:shd w:fill="E8F8FF" w:val="clear"/>
+          </w:tcPr>
+          <w:p>
+            <w:pPr>
+              <w:pStyle w:val="Compact"/>
+              <w:jc w:val="left"/>
+            </w:pPr>
+            <w:r>
+              <w:rPr>
+                <w:color w:val="1A1A1A"/>
+                <w:sz w:val="19"/>
+              </w:rPr>
               <w:t xml:space="preserve">_________________</w:t>
             </w:r>
           </w:p>
         </w:tc>
         <w:tc>
-          <w:tcPr/>
-          <w:p>
-            <w:pPr>
-              <w:pStyle w:val="Compact"/>
-              <w:jc w:val="left"/>
-            </w:pPr>
-            <w:r>
+          <w:tcPr>
+            <w:shd w:fill="E8F8FF" w:val="clear"/>
+          </w:tcPr>
+          <w:p>
+            <w:pPr>
+              <w:pStyle w:val="Compact"/>
+              <w:jc w:val="left"/>
+            </w:pPr>
+            <w:r>
+              <w:rPr>
+                <w:color w:val="1A1A1A"/>
+                <w:sz w:val="19"/>
+              </w:rPr>
               <w:t xml:space="preserve">__________</w:t>
             </w:r>
           </w:p>
@@ -7751,61 +9387,91 @@
       </w:tr>
       <w:tr>
         <w:tc>
-          <w:tcPr/>
-          <w:p>
-            <w:pPr>
-              <w:pStyle w:val="Compact"/>
-              <w:jc w:val="left"/>
-            </w:pPr>
-            <w:r>
+          <w:tcPr>
+            <w:shd w:fill="FFFFFF" w:val="clear"/>
+          </w:tcPr>
+          <w:p>
+            <w:pPr>
+              <w:pStyle w:val="Compact"/>
+              <w:jc w:val="left"/>
+            </w:pPr>
+            <w:r>
+              <w:rPr>
+                <w:color w:val="1A1A1A"/>
+                <w:sz w:val="19"/>
+              </w:rPr>
               <w:t xml:space="preserve">5</w:t>
             </w:r>
           </w:p>
         </w:tc>
         <w:tc>
-          <w:tcPr/>
-          <w:p>
-            <w:pPr>
-              <w:pStyle w:val="Compact"/>
-              <w:jc w:val="left"/>
-            </w:pPr>
-            <w:r>
+          <w:tcPr>
+            <w:shd w:fill="FFFFFF" w:val="clear"/>
+          </w:tcPr>
+          <w:p>
+            <w:pPr>
+              <w:pStyle w:val="Compact"/>
+              <w:jc w:val="left"/>
+            </w:pPr>
+            <w:r>
+              <w:rPr>
+                <w:color w:val="1A1A1A"/>
+                <w:sz w:val="19"/>
+              </w:rPr>
               <w:t xml:space="preserve">_________________</w:t>
             </w:r>
           </w:p>
         </w:tc>
         <w:tc>
-          <w:tcPr/>
-          <w:p>
-            <w:pPr>
-              <w:pStyle w:val="Compact"/>
-              <w:jc w:val="left"/>
-            </w:pPr>
-            <w:r>
+          <w:tcPr>
+            <w:shd w:fill="FFFFFF" w:val="clear"/>
+          </w:tcPr>
+          <w:p>
+            <w:pPr>
+              <w:pStyle w:val="Compact"/>
+              <w:jc w:val="left"/>
+            </w:pPr>
+            <w:r>
+              <w:rPr>
+                <w:color w:val="1A1A1A"/>
+                <w:sz w:val="19"/>
+              </w:rPr>
               <w:t xml:space="preserve">_________________</w:t>
             </w:r>
           </w:p>
         </w:tc>
         <w:tc>
-          <w:tcPr/>
-          <w:p>
-            <w:pPr>
-              <w:pStyle w:val="Compact"/>
-              <w:jc w:val="left"/>
-            </w:pPr>
-            <w:r>
+          <w:tcPr>
+            <w:shd w:fill="FFFFFF" w:val="clear"/>
+          </w:tcPr>
+          <w:p>
+            <w:pPr>
+              <w:pStyle w:val="Compact"/>
+              <w:jc w:val="left"/>
+            </w:pPr>
+            <w:r>
+              <w:rPr>
+                <w:color w:val="1A1A1A"/>
+                <w:sz w:val="19"/>
+              </w:rPr>
               <w:t xml:space="preserve">_________________</w:t>
             </w:r>
           </w:p>
         </w:tc>
         <w:tc>
-          <w:tcPr/>
-          <w:p>
-            <w:pPr>
-              <w:pStyle w:val="Compact"/>
-              <w:jc w:val="left"/>
-            </w:pPr>
-            <w:r>
+          <w:tcPr>
+            <w:shd w:fill="FFFFFF" w:val="clear"/>
+          </w:tcPr>
+          <w:p>
+            <w:pPr>
+              <w:pStyle w:val="Compact"/>
+              <w:jc w:val="left"/>
+            </w:pPr>
+            <w:r>
+              <w:rPr>
+                <w:color w:val="1A1A1A"/>
+                <w:sz w:val="19"/>
+              </w:rPr>
               <w:t xml:space="preserve">__________</w:t>
             </w:r>
           </w:p>
@@ -7817,8 +9483,16 @@
     <w:p>
       <w:pPr>
         <w:pStyle w:val="Heading3"/>
-      </w:pPr>
-      <w:r>
+        <w:rPr>
+          <w:color w:val="E08A00"/>
+        </w:rPr>
+      </w:pPr>
+      <w:r>
+        <w:rPr>
+          <w:b/>
+          <w:color w:val="E08A00"/>
+          <w:sz w:val="26"/>
+        </w:rPr>
         <w:t xml:space="preserve">A.4 Milestones &amp; Payment Schedule</w:t>
       </w:r>
     </w:p>
@@ -7828,6 +9502,14 @@
         <w:tblW w:type="pct" w:w="5000"/>
         <w:tblLook w:firstRow="1" w:lastRow="0" w:firstColumn="0" w:lastColumn="0" w:noHBand="0" w:noVBand="0" w:val="0020"/>
         <w:jc w:val="start"/>
+        <w:tblBorders>
+          <w:top w:val="single" w:sz="4" w:space="0" w:color="B0D4E8"/>
+          <w:left w:val="single" w:sz="4" w:space="0" w:color="B0D4E8"/>
+          <w:bottom w:val="single" w:sz="4" w:space="0" w:color="B0D4E8"/>
+          <w:right w:val="single" w:sz="4" w:space="0" w:color="B0D4E8"/>
+          <w:insideH w:val="single" w:sz="4" w:space="0" w:color="B0D4E8"/>
+          <w:insideV w:val="single" w:sz="4" w:space="0" w:color="B0D4E8"/>
+        </w:tblBorders>
       </w:tblPr>
       <w:tblGrid>
         <w:gridCol w:w="1300"/>
@@ -7841,61 +9523,96 @@
           <w:tblHeader w:val="true"/>
         </w:trPr>
         <w:tc>
-          <w:tcPr/>
-          <w:p>
-            <w:pPr>
-              <w:pStyle w:val="Compact"/>
-              <w:jc w:val="left"/>
-            </w:pPr>
-            <w:r>
+          <w:tcPr>
+            <w:shd w:fill="0099CC" w:val="clear"/>
+          </w:tcPr>
+          <w:p>
+            <w:pPr>
+              <w:pStyle w:val="Compact"/>
+              <w:jc w:val="left"/>
+            </w:pPr>
+            <w:r>
+              <w:rPr>
+                <w:b/>
+                <w:color w:val="FFFFFF"/>
+                <w:sz w:val="20"/>
+              </w:rPr>
               <w:t xml:space="preserve">Milestone</w:t>
             </w:r>
           </w:p>
         </w:tc>
         <w:tc>
-          <w:tcPr/>
-          <w:p>
-            <w:pPr>
-              <w:pStyle w:val="Compact"/>
-              <w:jc w:val="left"/>
-            </w:pPr>
-            <w:r>
+          <w:tcPr>
+            <w:shd w:fill="0099CC" w:val="clear"/>
+          </w:tcPr>
+          <w:p>
+            <w:pPr>
+              <w:pStyle w:val="Compact"/>
+              <w:jc w:val="left"/>
+            </w:pPr>
+            <w:r>
+              <w:rPr>
+                <w:b/>
+                <w:color w:val="FFFFFF"/>
+                <w:sz w:val="20"/>
+              </w:rPr>
               <w:t xml:space="preserve">Description</w:t>
             </w:r>
           </w:p>
         </w:tc>
         <w:tc>
-          <w:tcPr/>
-          <w:p>
-            <w:pPr>
-              <w:pStyle w:val="Compact"/>
-              <w:jc w:val="left"/>
-            </w:pPr>
-            <w:r>
+          <w:tcPr>
+            <w:shd w:fill="0099CC" w:val="clear"/>
+          </w:tcPr>
+          <w:p>
+            <w:pPr>
+              <w:pStyle w:val="Compact"/>
+              <w:jc w:val="left"/>
+            </w:pPr>
+            <w:r>
+              <w:rPr>
+                <w:b/>
+                <w:color w:val="FFFFFF"/>
+                <w:sz w:val="20"/>
+              </w:rPr>
               <w:t xml:space="preserve">Due Date</w:t>
             </w:r>
           </w:p>
         </w:tc>
         <w:tc>
-          <w:tcPr/>
-          <w:p>
-            <w:pPr>
-              <w:pStyle w:val="Compact"/>
-              <w:jc w:val="left"/>
-            </w:pPr>
-            <w:r>
+          <w:tcPr>
+            <w:shd w:fill="0099CC" w:val="clear"/>
+          </w:tcPr>
+          <w:p>
+            <w:pPr>
+              <w:pStyle w:val="Compact"/>
+              <w:jc w:val="left"/>
+            </w:pPr>
+            <w:r>
+              <w:rPr>
+                <w:b/>
+                <w:color w:val="FFFFFF"/>
+                <w:sz w:val="20"/>
+              </w:rPr>
               <w:t xml:space="preserve">Payment Amount</w:t>
             </w:r>
           </w:p>
         </w:tc>
         <w:tc>
-          <w:tcPr/>
-          <w:p>
-            <w:pPr>
-              <w:pStyle w:val="Compact"/>
-              <w:jc w:val="left"/>
-            </w:pPr>
-            <w:r>
+          <w:tcPr>
+            <w:shd w:fill="0099CC" w:val="clear"/>
+          </w:tcPr>
+          <w:p>
+            <w:pPr>
+              <w:pStyle w:val="Compact"/>
+              <w:jc w:val="left"/>
+            </w:pPr>
+            <w:r>
+              <w:rPr>
+                <w:b/>
+                <w:color w:val="FFFFFF"/>
+                <w:sz w:val="20"/>
+              </w:rPr>
               <w:t xml:space="preserve">Payment Trigger</w:t>
             </w:r>
           </w:p>
@@ -7903,61 +9620,91 @@
       </w:tr>
       <w:tr>
         <w:tc>
-          <w:tcPr/>
-          <w:p>
-            <w:pPr>
-              <w:pStyle w:val="Compact"/>
-              <w:jc w:val="left"/>
-            </w:pPr>
-            <w:r>
+          <w:tcPr>
+            <w:shd w:fill="FFFFFF" w:val="clear"/>
+          </w:tcPr>
+          <w:p>
+            <w:pPr>
+              <w:pStyle w:val="Compact"/>
+              <w:jc w:val="left"/>
+            </w:pPr>
+            <w:r>
+              <w:rPr>
+                <w:color w:val="1A1A1A"/>
+                <w:sz w:val="19"/>
+              </w:rPr>
               <w:t xml:space="preserve">M1</w:t>
             </w:r>
           </w:p>
         </w:tc>
         <w:tc>
-          <w:tcPr/>
-          <w:p>
-            <w:pPr>
-              <w:pStyle w:val="Compact"/>
-              <w:jc w:val="left"/>
-            </w:pPr>
-            <w:r>
+          <w:tcPr>
+            <w:shd w:fill="FFFFFF" w:val="clear"/>
+          </w:tcPr>
+          <w:p>
+            <w:pPr>
+              <w:pStyle w:val="Compact"/>
+              <w:jc w:val="left"/>
+            </w:pPr>
+            <w:r>
+              <w:rPr>
+                <w:color w:val="1A1A1A"/>
+                <w:sz w:val="19"/>
+              </w:rPr>
               <w:t xml:space="preserve">_________________</w:t>
             </w:r>
           </w:p>
         </w:tc>
         <w:tc>
-          <w:tcPr/>
-          <w:p>
-            <w:pPr>
-              <w:pStyle w:val="Compact"/>
-              <w:jc w:val="left"/>
-            </w:pPr>
-            <w:r>
+          <w:tcPr>
+            <w:shd w:fill="FFFFFF" w:val="clear"/>
+          </w:tcPr>
+          <w:p>
+            <w:pPr>
+              <w:pStyle w:val="Compact"/>
+              <w:jc w:val="left"/>
+            </w:pPr>
+            <w:r>
+              <w:rPr>
+                <w:color w:val="1A1A1A"/>
+                <w:sz w:val="19"/>
+              </w:rPr>
               <w:t xml:space="preserve">__________</w:t>
             </w:r>
           </w:p>
         </w:tc>
         <w:tc>
-          <w:tcPr/>
-          <w:p>
-            <w:pPr>
-              <w:pStyle w:val="Compact"/>
-              <w:jc w:val="left"/>
-            </w:pPr>
-            <w:r>
+          <w:tcPr>
+            <w:shd w:fill="FFFFFF" w:val="clear"/>
+          </w:tcPr>
+          <w:p>
+            <w:pPr>
+              <w:pStyle w:val="Compact"/>
+              <w:jc w:val="left"/>
+            </w:pPr>
+            <w:r>
+              <w:rPr>
+                <w:color w:val="1A1A1A"/>
+                <w:sz w:val="19"/>
+              </w:rPr>
               <w:t xml:space="preserve">__________</w:t>
             </w:r>
           </w:p>
         </w:tc>
         <w:tc>
-          <w:tcPr/>
-          <w:p>
-            <w:pPr>
-              <w:pStyle w:val="Compact"/>
-              <w:jc w:val="left"/>
-            </w:pPr>
-            <w:r>
+          <w:tcPr>
+            <w:shd w:fill="FFFFFF" w:val="clear"/>
+          </w:tcPr>
+          <w:p>
+            <w:pPr>
+              <w:pStyle w:val="Compact"/>
+              <w:jc w:val="left"/>
+            </w:pPr>
+            <w:r>
+              <w:rPr>
+                <w:color w:val="1A1A1A"/>
+                <w:sz w:val="19"/>
+              </w:rPr>
               <w:t xml:space="preserve">Upon acceptance</w:t>
             </w:r>
           </w:p>
@@ -7965,61 +9712,91 @@
       </w:tr>
       <w:tr>
         <w:tc>
-          <w:tcPr/>
-          <w:p>
-            <w:pPr>
-              <w:pStyle w:val="Compact"/>
-              <w:jc w:val="left"/>
-            </w:pPr>
-            <w:r>
+          <w:tcPr>
+            <w:shd w:fill="E8F8FF" w:val="clear"/>
+          </w:tcPr>
+          <w:p>
+            <w:pPr>
+              <w:pStyle w:val="Compact"/>
+              <w:jc w:val="left"/>
+            </w:pPr>
+            <w:r>
+              <w:rPr>
+                <w:color w:val="1A1A1A"/>
+                <w:sz w:val="19"/>
+              </w:rPr>
               <w:t xml:space="preserve">M2</w:t>
             </w:r>
           </w:p>
         </w:tc>
         <w:tc>
-          <w:tcPr/>
-          <w:p>
-            <w:pPr>
-              <w:pStyle w:val="Compact"/>
-              <w:jc w:val="left"/>
-            </w:pPr>
-            <w:r>
+          <w:tcPr>
+            <w:shd w:fill="E8F8FF" w:val="clear"/>
+          </w:tcPr>
+          <w:p>
+            <w:pPr>
+              <w:pStyle w:val="Compact"/>
+              <w:jc w:val="left"/>
+            </w:pPr>
+            <w:r>
+              <w:rPr>
+                <w:color w:val="1A1A1A"/>
+                <w:sz w:val="19"/>
+              </w:rPr>
               <w:t xml:space="preserve">_________________</w:t>
             </w:r>
           </w:p>
         </w:tc>
         <w:tc>
-          <w:tcPr/>
-          <w:p>
-            <w:pPr>
-              <w:pStyle w:val="Compact"/>
-              <w:jc w:val="left"/>
-            </w:pPr>
-            <w:r>
+          <w:tcPr>
+            <w:shd w:fill="E8F8FF" w:val="clear"/>
+          </w:tcPr>
+          <w:p>
+            <w:pPr>
+              <w:pStyle w:val="Compact"/>
+              <w:jc w:val="left"/>
+            </w:pPr>
+            <w:r>
+              <w:rPr>
+                <w:color w:val="1A1A1A"/>
+                <w:sz w:val="19"/>
+              </w:rPr>
               <w:t xml:space="preserve">__________</w:t>
             </w:r>
           </w:p>
         </w:tc>
         <w:tc>
-          <w:tcPr/>
-          <w:p>
-            <w:pPr>
-              <w:pStyle w:val="Compact"/>
-              <w:jc w:val="left"/>
-            </w:pPr>
-            <w:r>
+          <w:tcPr>
+            <w:shd w:fill="E8F8FF" w:val="clear"/>
+          </w:tcPr>
+          <w:p>
+            <w:pPr>
+              <w:pStyle w:val="Compact"/>
+              <w:jc w:val="left"/>
+            </w:pPr>
+            <w:r>
+              <w:rPr>
+                <w:color w:val="1A1A1A"/>
+                <w:sz w:val="19"/>
+              </w:rPr>
               <w:t xml:space="preserve">__________</w:t>
             </w:r>
           </w:p>
         </w:tc>
         <w:tc>
-          <w:tcPr/>
-          <w:p>
-            <w:pPr>
-              <w:pStyle w:val="Compact"/>
-              <w:jc w:val="left"/>
-            </w:pPr>
-            <w:r>
+          <w:tcPr>
+            <w:shd w:fill="E8F8FF" w:val="clear"/>
+          </w:tcPr>
+          <w:p>
+            <w:pPr>
+              <w:pStyle w:val="Compact"/>
+              <w:jc w:val="left"/>
+            </w:pPr>
+            <w:r>
+              <w:rPr>
+                <w:color w:val="1A1A1A"/>
+                <w:sz w:val="19"/>
+              </w:rPr>
               <w:t xml:space="preserve">Upon acceptance</w:t>
             </w:r>
           </w:p>
@@ -8027,61 +9804,91 @@
       </w:tr>
       <w:tr>
         <w:tc>
-          <w:tcPr/>
-          <w:p>
-            <w:pPr>
-              <w:pStyle w:val="Compact"/>
-              <w:jc w:val="left"/>
-            </w:pPr>
-            <w:r>
+          <w:tcPr>
+            <w:shd w:fill="FFFFFF" w:val="clear"/>
+          </w:tcPr>
+          <w:p>
+            <w:pPr>
+              <w:pStyle w:val="Compact"/>
+              <w:jc w:val="left"/>
+            </w:pPr>
+            <w:r>
+              <w:rPr>
+                <w:color w:val="1A1A1A"/>
+                <w:sz w:val="19"/>
+              </w:rPr>
               <w:t xml:space="preserve">M3</w:t>
             </w:r>
           </w:p>
         </w:tc>
         <w:tc>
-          <w:tcPr/>
-          <w:p>
-            <w:pPr>
-              <w:pStyle w:val="Compact"/>
-              <w:jc w:val="left"/>
-            </w:pPr>
-            <w:r>
+          <w:tcPr>
+            <w:shd w:fill="FFFFFF" w:val="clear"/>
+          </w:tcPr>
+          <w:p>
+            <w:pPr>
+              <w:pStyle w:val="Compact"/>
+              <w:jc w:val="left"/>
+            </w:pPr>
+            <w:r>
+              <w:rPr>
+                <w:color w:val="1A1A1A"/>
+                <w:sz w:val="19"/>
+              </w:rPr>
               <w:t xml:space="preserve">_________________</w:t>
             </w:r>
           </w:p>
         </w:tc>
         <w:tc>
-          <w:tcPr/>
-          <w:p>
-            <w:pPr>
-              <w:pStyle w:val="Compact"/>
-              <w:jc w:val="left"/>
-            </w:pPr>
-            <w:r>
+          <w:tcPr>
+            <w:shd w:fill="FFFFFF" w:val="clear"/>
+          </w:tcPr>
+          <w:p>
+            <w:pPr>
+              <w:pStyle w:val="Compact"/>
+              <w:jc w:val="left"/>
+            </w:pPr>
+            <w:r>
+              <w:rPr>
+                <w:color w:val="1A1A1A"/>
+                <w:sz w:val="19"/>
+              </w:rPr>
               <w:t xml:space="preserve">__________</w:t>
             </w:r>
           </w:p>
         </w:tc>
         <w:tc>
-          <w:tcPr/>
-          <w:p>
-            <w:pPr>
-              <w:pStyle w:val="Compact"/>
-              <w:jc w:val="left"/>
-            </w:pPr>
-            <w:r>
+          <w:tcPr>
+            <w:shd w:fill="FFFFFF" w:val="clear"/>
+          </w:tcPr>
+          <w:p>
+            <w:pPr>
+              <w:pStyle w:val="Compact"/>
+              <w:jc w:val="left"/>
+            </w:pPr>
+            <w:r>
+              <w:rPr>
+                <w:color w:val="1A1A1A"/>
+                <w:sz w:val="19"/>
+              </w:rPr>
               <w:t xml:space="preserve">__________</w:t>
             </w:r>
           </w:p>
         </w:tc>
         <w:tc>
-          <w:tcPr/>
-          <w:p>
-            <w:pPr>
-              <w:pStyle w:val="Compact"/>
-              <w:jc w:val="left"/>
-            </w:pPr>
-            <w:r>
+          <w:tcPr>
+            <w:shd w:fill="FFFFFF" w:val="clear"/>
+          </w:tcPr>
+          <w:p>
+            <w:pPr>
+              <w:pStyle w:val="Compact"/>
+              <w:jc w:val="left"/>
+            </w:pPr>
+            <w:r>
+              <w:rPr>
+                <w:color w:val="1A1A1A"/>
+                <w:sz w:val="19"/>
+              </w:rPr>
               <w:t xml:space="preserve">Upon acceptance</w:t>
             </w:r>
           </w:p>
@@ -8089,61 +9896,91 @@
       </w:tr>
       <w:tr>
         <w:tc>
-          <w:tcPr/>
-          <w:p>
-            <w:pPr>
-              <w:pStyle w:val="Compact"/>
-              <w:jc w:val="left"/>
-            </w:pPr>
-            <w:r>
+          <w:tcPr>
+            <w:shd w:fill="E8F8FF" w:val="clear"/>
+          </w:tcPr>
+          <w:p>
+            <w:pPr>
+              <w:pStyle w:val="Compact"/>
+              <w:jc w:val="left"/>
+            </w:pPr>
+            <w:r>
+              <w:rPr>
+                <w:color w:val="1A1A1A"/>
+                <w:sz w:val="19"/>
+              </w:rPr>
               <w:t xml:space="preserve">M4</w:t>
             </w:r>
           </w:p>
         </w:tc>
         <w:tc>
-          <w:tcPr/>
-          <w:p>
-            <w:pPr>
-              <w:pStyle w:val="Compact"/>
-              <w:jc w:val="left"/>
-            </w:pPr>
-            <w:r>
+          <w:tcPr>
+            <w:shd w:fill="E8F8FF" w:val="clear"/>
+          </w:tcPr>
+          <w:p>
+            <w:pPr>
+              <w:pStyle w:val="Compact"/>
+              <w:jc w:val="left"/>
+            </w:pPr>
+            <w:r>
+              <w:rPr>
+                <w:color w:val="1A1A1A"/>
+                <w:sz w:val="19"/>
+              </w:rPr>
               <w:t xml:space="preserve">_________________</w:t>
             </w:r>
           </w:p>
         </w:tc>
         <w:tc>
-          <w:tcPr/>
-          <w:p>
-            <w:pPr>
-              <w:pStyle w:val="Compact"/>
-              <w:jc w:val="left"/>
-            </w:pPr>
-            <w:r>
+          <w:tcPr>
+            <w:shd w:fill="E8F8FF" w:val="clear"/>
+          </w:tcPr>
+          <w:p>
+            <w:pPr>
+              <w:pStyle w:val="Compact"/>
+              <w:jc w:val="left"/>
+            </w:pPr>
+            <w:r>
+              <w:rPr>
+                <w:color w:val="1A1A1A"/>
+                <w:sz w:val="19"/>
+              </w:rPr>
               <w:t xml:space="preserve">__________</w:t>
             </w:r>
           </w:p>
         </w:tc>
         <w:tc>
-          <w:tcPr/>
-          <w:p>
-            <w:pPr>
-              <w:pStyle w:val="Compact"/>
-              <w:jc w:val="left"/>
-            </w:pPr>
-            <w:r>
+          <w:tcPr>
+            <w:shd w:fill="E8F8FF" w:val="clear"/>
+          </w:tcPr>
+          <w:p>
+            <w:pPr>
+              <w:pStyle w:val="Compact"/>
+              <w:jc w:val="left"/>
+            </w:pPr>
+            <w:r>
+              <w:rPr>
+                <w:color w:val="1A1A1A"/>
+                <w:sz w:val="19"/>
+              </w:rPr>
               <w:t xml:space="preserve">__________</w:t>
             </w:r>
           </w:p>
         </w:tc>
         <w:tc>
-          <w:tcPr/>
-          <w:p>
-            <w:pPr>
-              <w:pStyle w:val="Compact"/>
-              <w:jc w:val="left"/>
-            </w:pPr>
-            <w:r>
+          <w:tcPr>
+            <w:shd w:fill="E8F8FF" w:val="clear"/>
+          </w:tcPr>
+          <w:p>
+            <w:pPr>
+              <w:pStyle w:val="Compact"/>
+              <w:jc w:val="left"/>
+            </w:pPr>
+            <w:r>
+              <w:rPr>
+                <w:color w:val="1A1A1A"/>
+                <w:sz w:val="19"/>
+              </w:rPr>
               <w:t xml:space="preserve">Upon acceptance</w:t>
             </w:r>
           </w:p>
@@ -8151,61 +9988,91 @@
       </w:tr>
       <w:tr>
         <w:tc>
-          <w:tcPr/>
-          <w:p>
-            <w:pPr>
-              <w:pStyle w:val="Compact"/>
-              <w:jc w:val="left"/>
-            </w:pPr>
-            <w:r>
+          <w:tcPr>
+            <w:shd w:fill="FFFFFF" w:val="clear"/>
+          </w:tcPr>
+          <w:p>
+            <w:pPr>
+              <w:pStyle w:val="Compact"/>
+              <w:jc w:val="left"/>
+            </w:pPr>
+            <w:r>
+              <w:rPr>
+                <w:color w:val="1A1A1A"/>
+                <w:sz w:val="19"/>
+              </w:rPr>
               <w:t xml:space="preserve">M5</w:t>
             </w:r>
           </w:p>
         </w:tc>
         <w:tc>
-          <w:tcPr/>
-          <w:p>
-            <w:pPr>
-              <w:pStyle w:val="Compact"/>
-              <w:jc w:val="left"/>
-            </w:pPr>
-            <w:r>
+          <w:tcPr>
+            <w:shd w:fill="FFFFFF" w:val="clear"/>
+          </w:tcPr>
+          <w:p>
+            <w:pPr>
+              <w:pStyle w:val="Compact"/>
+              <w:jc w:val="left"/>
+            </w:pPr>
+            <w:r>
+              <w:rPr>
+                <w:color w:val="1A1A1A"/>
+                <w:sz w:val="19"/>
+              </w:rPr>
               <w:t xml:space="preserve">_________________</w:t>
             </w:r>
           </w:p>
         </w:tc>
         <w:tc>
-          <w:tcPr/>
-          <w:p>
-            <w:pPr>
-              <w:pStyle w:val="Compact"/>
-              <w:jc w:val="left"/>
-            </w:pPr>
-            <w:r>
+          <w:tcPr>
+            <w:shd w:fill="FFFFFF" w:val="clear"/>
+          </w:tcPr>
+          <w:p>
+            <w:pPr>
+              <w:pStyle w:val="Compact"/>
+              <w:jc w:val="left"/>
+            </w:pPr>
+            <w:r>
+              <w:rPr>
+                <w:color w:val="1A1A1A"/>
+                <w:sz w:val="19"/>
+              </w:rPr>
               <w:t xml:space="preserve">__________</w:t>
             </w:r>
           </w:p>
         </w:tc>
         <w:tc>
-          <w:tcPr/>
-          <w:p>
-            <w:pPr>
-              <w:pStyle w:val="Compact"/>
-              <w:jc w:val="left"/>
-            </w:pPr>
-            <w:r>
+          <w:tcPr>
+            <w:shd w:fill="FFFFFF" w:val="clear"/>
+          </w:tcPr>
+          <w:p>
+            <w:pPr>
+              <w:pStyle w:val="Compact"/>
+              <w:jc w:val="left"/>
+            </w:pPr>
+            <w:r>
+              <w:rPr>
+                <w:color w:val="1A1A1A"/>
+                <w:sz w:val="19"/>
+              </w:rPr>
               <w:t xml:space="preserve">__________</w:t>
             </w:r>
           </w:p>
         </w:tc>
         <w:tc>
-          <w:tcPr/>
-          <w:p>
-            <w:pPr>
-              <w:pStyle w:val="Compact"/>
-              <w:jc w:val="left"/>
-            </w:pPr>
-            <w:r>
+          <w:tcPr>
+            <w:shd w:fill="FFFFFF" w:val="clear"/>
+          </w:tcPr>
+          <w:p>
+            <w:pPr>
+              <w:pStyle w:val="Compact"/>
+              <w:jc w:val="left"/>
+            </w:pPr>
+            <w:r>
+              <w:rPr>
+                <w:color w:val="1A1A1A"/>
+                <w:sz w:val="19"/>
+              </w:rPr>
               <w:t xml:space="preserve">Upon acceptance</w:t>
             </w:r>
           </w:p>
@@ -8213,23 +10080,29 @@
       </w:tr>
       <w:tr>
         <w:tc>
-          <w:tcPr/>
-          <w:p>
-            <w:pPr>
-              <w:pStyle w:val="Compact"/>
-            </w:pPr>
-          </w:p>
-        </w:tc>
-        <w:tc>
-          <w:tcPr/>
-          <w:p>
-            <w:pPr>
-              <w:pStyle w:val="Compact"/>
-            </w:pPr>
-          </w:p>
-        </w:tc>
-        <w:tc>
-          <w:tcPr/>
+          <w:tcPr>
+            <w:shd w:fill="E8F8FF" w:val="clear"/>
+          </w:tcPr>
+          <w:p>
+            <w:pPr>
+              <w:pStyle w:val="Compact"/>
+            </w:pPr>
+          </w:p>
+        </w:tc>
+        <w:tc>
+          <w:tcPr>
+            <w:shd w:fill="E8F8FF" w:val="clear"/>
+          </w:tcPr>
+          <w:p>
+            <w:pPr>
+              <w:pStyle w:val="Compact"/>
+            </w:pPr>
+          </w:p>
+        </w:tc>
+        <w:tc>
+          <w:tcPr>
+            <w:shd w:fill="E8F8FF" w:val="clear"/>
+          </w:tcPr>
           <w:p>
             <w:pPr>
               <w:pStyle w:val="Compact"/>
@@ -8239,13 +10112,17 @@
               <w:rPr>
                 <w:bCs/>
                 <w:b/>
+                <w:color w:val="1A1A1A"/>
+                <w:sz w:val="19"/>
               </w:rPr>
               <w:t xml:space="preserve">Total:</w:t>
             </w:r>
           </w:p>
         </w:tc>
         <w:tc>
-          <w:tcPr/>
+          <w:tcPr>
+            <w:shd w:fill="E8F8FF" w:val="clear"/>
+          </w:tcPr>
           <w:p>
             <w:pPr>
               <w:pStyle w:val="Compact"/>
@@ -8255,13 +10132,17 @@
               <w:rPr>
                 <w:bCs/>
                 <w:b/>
+                <w:color w:val="1A1A1A"/>
+                <w:sz w:val="19"/>
               </w:rPr>
               <w:t xml:space="preserve">__________</w:t>
             </w:r>
           </w:p>
         </w:tc>
         <w:tc>
-          <w:tcPr/>
+          <w:tcPr>
+            <w:shd w:fill="E8F8FF" w:val="clear"/>
+          </w:tcPr>
           <w:p>
             <w:pPr>
               <w:pStyle w:val="Compact"/>
@@ -8275,8 +10156,16 @@
     <w:p>
       <w:pPr>
         <w:pStyle w:val="Heading3"/>
-      </w:pPr>
-      <w:r>
+        <w:rPr>
+          <w:color w:val="E08A00"/>
+        </w:rPr>
+      </w:pPr>
+      <w:r>
+        <w:rPr>
+          <w:b/>
+          <w:color w:val="E08A00"/>
+          <w:sz w:val="26"/>
+        </w:rPr>
         <w:t xml:space="preserve">A.5 Acceptance Criteria</w:t>
       </w:r>
     </w:p>
@@ -8321,8 +10210,16 @@
     <w:p>
       <w:pPr>
         <w:pStyle w:val="Heading3"/>
-      </w:pPr>
-      <w:r>
+        <w:rPr>
+          <w:color w:val="E08A00"/>
+        </w:rPr>
+      </w:pPr>
+      <w:r>
+        <w:rPr>
+          <w:b/>
+          <w:color w:val="E08A00"/>
+          <w:sz w:val="26"/>
+        </w:rPr>
         <w:t xml:space="preserve">A.6 Tools, Equipment &amp; Access Provided by the Company</w:t>
       </w:r>
     </w:p>
@@ -8355,6 +10252,14 @@
         <w:tblW w:type="auto" w:w="0"/>
         <w:tblLook w:firstRow="1" w:lastRow="0" w:firstColumn="0" w:lastColumn="0" w:noHBand="0" w:noVBand="0" w:val="0020"/>
         <w:jc w:val="start"/>
+        <w:tblBorders>
+          <w:top w:val="single" w:sz="4" w:space="0" w:color="B0D4E8"/>
+          <w:left w:val="single" w:sz="4" w:space="0" w:color="B0D4E8"/>
+          <w:bottom w:val="single" w:sz="4" w:space="0" w:color="B0D4E8"/>
+          <w:right w:val="single" w:sz="4" w:space="0" w:color="B0D4E8"/>
+          <w:insideH w:val="single" w:sz="4" w:space="0" w:color="B0D4E8"/>
+          <w:insideV w:val="single" w:sz="4" w:space="0" w:color="B0D4E8"/>
+        </w:tblBorders>
       </w:tblPr>
       <w:tblGrid>
         <w:gridCol w:w="2640"/>
@@ -8366,37 +10271,58 @@
           <w:tblHeader w:val="true"/>
         </w:trPr>
         <w:tc>
-          <w:tcPr/>
-          <w:p>
-            <w:pPr>
-              <w:pStyle w:val="Compact"/>
-              <w:jc w:val="left"/>
-            </w:pPr>
-            <w:r>
+          <w:tcPr>
+            <w:shd w:fill="0099CC" w:val="clear"/>
+          </w:tcPr>
+          <w:p>
+            <w:pPr>
+              <w:pStyle w:val="Compact"/>
+              <w:jc w:val="left"/>
+            </w:pPr>
+            <w:r>
+              <w:rPr>
+                <w:b/>
+                <w:color w:val="FFFFFF"/>
+                <w:sz w:val="20"/>
+              </w:rPr>
               <w:t xml:space="preserve">Item</w:t>
             </w:r>
           </w:p>
         </w:tc>
         <w:tc>
-          <w:tcPr/>
-          <w:p>
-            <w:pPr>
-              <w:pStyle w:val="Compact"/>
-              <w:jc w:val="left"/>
-            </w:pPr>
-            <w:r>
+          <w:tcPr>
+            <w:shd w:fill="0099CC" w:val="clear"/>
+          </w:tcPr>
+          <w:p>
+            <w:pPr>
+              <w:pStyle w:val="Compact"/>
+              <w:jc w:val="left"/>
+            </w:pPr>
+            <w:r>
+              <w:rPr>
+                <w:b/>
+                <w:color w:val="FFFFFF"/>
+                <w:sz w:val="20"/>
+              </w:rPr>
               <w:t xml:space="preserve">Description</w:t>
             </w:r>
           </w:p>
         </w:tc>
         <w:tc>
-          <w:tcPr/>
-          <w:p>
-            <w:pPr>
-              <w:pStyle w:val="Compact"/>
-              <w:jc w:val="left"/>
-            </w:pPr>
-            <w:r>
+          <w:tcPr>
+            <w:shd w:fill="0099CC" w:val="clear"/>
+          </w:tcPr>
+          <w:p>
+            <w:pPr>
+              <w:pStyle w:val="Compact"/>
+              <w:jc w:val="left"/>
+            </w:pPr>
+            <w:r>
+              <w:rPr>
+                <w:b/>
+                <w:color w:val="FFFFFF"/>
+                <w:sz w:val="20"/>
+              </w:rPr>
               <w:t xml:space="preserve">Return Required</w:t>
             </w:r>
           </w:p>
@@ -8404,37 +10330,55 @@
       </w:tr>
       <w:tr>
         <w:tc>
-          <w:tcPr/>
-          <w:p>
-            <w:pPr>
-              <w:pStyle w:val="Compact"/>
-              <w:jc w:val="left"/>
-            </w:pPr>
-            <w:r>
+          <w:tcPr>
+            <w:shd w:fill="FFFFFF" w:val="clear"/>
+          </w:tcPr>
+          <w:p>
+            <w:pPr>
+              <w:pStyle w:val="Compact"/>
+              <w:jc w:val="left"/>
+            </w:pPr>
+            <w:r>
+              <w:rPr>
+                <w:color w:val="1A1A1A"/>
+                <w:sz w:val="19"/>
+              </w:rPr>
               <w:t xml:space="preserve">_________________</w:t>
             </w:r>
           </w:p>
         </w:tc>
         <w:tc>
-          <w:tcPr/>
-          <w:p>
-            <w:pPr>
-              <w:pStyle w:val="Compact"/>
-              <w:jc w:val="left"/>
-            </w:pPr>
-            <w:r>
+          <w:tcPr>
+            <w:shd w:fill="FFFFFF" w:val="clear"/>
+          </w:tcPr>
+          <w:p>
+            <w:pPr>
+              <w:pStyle w:val="Compact"/>
+              <w:jc w:val="left"/>
+            </w:pPr>
+            <w:r>
+              <w:rPr>
+                <w:color w:val="1A1A1A"/>
+                <w:sz w:val="19"/>
+              </w:rPr>
               <w:t xml:space="preserve">_________________</w:t>
             </w:r>
           </w:p>
         </w:tc>
         <w:tc>
-          <w:tcPr/>
-          <w:p>
-            <w:pPr>
-              <w:pStyle w:val="Compact"/>
-              <w:jc w:val="left"/>
-            </w:pPr>
-            <w:r>
+          <w:tcPr>
+            <w:shd w:fill="FFFFFF" w:val="clear"/>
+          </w:tcPr>
+          <w:p>
+            <w:pPr>
+              <w:pStyle w:val="Compact"/>
+              <w:jc w:val="left"/>
+            </w:pPr>
+            <w:r>
+              <w:rPr>
+                <w:color w:val="1A1A1A"/>
+                <w:sz w:val="19"/>
+              </w:rPr>
               <w:t xml:space="preserve">Yes / No</w:t>
             </w:r>
           </w:p>
@@ -8442,37 +10386,55 @@
       </w:tr>
       <w:tr>
         <w:tc>
-          <w:tcPr/>
-          <w:p>
-            <w:pPr>
-              <w:pStyle w:val="Compact"/>
-              <w:jc w:val="left"/>
-            </w:pPr>
-            <w:r>
+          <w:tcPr>
+            <w:shd w:fill="E8F8FF" w:val="clear"/>
+          </w:tcPr>
+          <w:p>
+            <w:pPr>
+              <w:pStyle w:val="Compact"/>
+              <w:jc w:val="left"/>
+            </w:pPr>
+            <w:r>
+              <w:rPr>
+                <w:color w:val="1A1A1A"/>
+                <w:sz w:val="19"/>
+              </w:rPr>
               <w:t xml:space="preserve">_________________</w:t>
             </w:r>
           </w:p>
         </w:tc>
         <w:tc>
-          <w:tcPr/>
-          <w:p>
-            <w:pPr>
-              <w:pStyle w:val="Compact"/>
-              <w:jc w:val="left"/>
-            </w:pPr>
-            <w:r>
+          <w:tcPr>
+            <w:shd w:fill="E8F8FF" w:val="clear"/>
+          </w:tcPr>
+          <w:p>
+            <w:pPr>
+              <w:pStyle w:val="Compact"/>
+              <w:jc w:val="left"/>
+            </w:pPr>
+            <w:r>
+              <w:rPr>
+                <w:color w:val="1A1A1A"/>
+                <w:sz w:val="19"/>
+              </w:rPr>
               <w:t xml:space="preserve">_________________</w:t>
             </w:r>
           </w:p>
         </w:tc>
         <w:tc>
-          <w:tcPr/>
-          <w:p>
-            <w:pPr>
-              <w:pStyle w:val="Compact"/>
-              <w:jc w:val="left"/>
-            </w:pPr>
-            <w:r>
+          <w:tcPr>
+            <w:shd w:fill="E8F8FF" w:val="clear"/>
+          </w:tcPr>
+          <w:p>
+            <w:pPr>
+              <w:pStyle w:val="Compact"/>
+              <w:jc w:val="left"/>
+            </w:pPr>
+            <w:r>
+              <w:rPr>
+                <w:color w:val="1A1A1A"/>
+                <w:sz w:val="19"/>
+              </w:rPr>
               <w:t xml:space="preserve">Yes / No</w:t>
             </w:r>
           </w:p>
@@ -8480,37 +10442,55 @@
       </w:tr>
       <w:tr>
         <w:tc>
-          <w:tcPr/>
-          <w:p>
-            <w:pPr>
-              <w:pStyle w:val="Compact"/>
-              <w:jc w:val="left"/>
-            </w:pPr>
-            <w:r>
+          <w:tcPr>
+            <w:shd w:fill="FFFFFF" w:val="clear"/>
+          </w:tcPr>
+          <w:p>
+            <w:pPr>
+              <w:pStyle w:val="Compact"/>
+              <w:jc w:val="left"/>
+            </w:pPr>
+            <w:r>
+              <w:rPr>
+                <w:color w:val="1A1A1A"/>
+                <w:sz w:val="19"/>
+              </w:rPr>
               <w:t xml:space="preserve">_________________</w:t>
             </w:r>
           </w:p>
         </w:tc>
         <w:tc>
-          <w:tcPr/>
-          <w:p>
-            <w:pPr>
-              <w:pStyle w:val="Compact"/>
-              <w:jc w:val="left"/>
-            </w:pPr>
-            <w:r>
+          <w:tcPr>
+            <w:shd w:fill="FFFFFF" w:val="clear"/>
+          </w:tcPr>
+          <w:p>
+            <w:pPr>
+              <w:pStyle w:val="Compact"/>
+              <w:jc w:val="left"/>
+            </w:pPr>
+            <w:r>
+              <w:rPr>
+                <w:color w:val="1A1A1A"/>
+                <w:sz w:val="19"/>
+              </w:rPr>
               <w:t xml:space="preserve">_________________</w:t>
             </w:r>
           </w:p>
         </w:tc>
         <w:tc>
-          <w:tcPr/>
-          <w:p>
-            <w:pPr>
-              <w:pStyle w:val="Compact"/>
-              <w:jc w:val="left"/>
-            </w:pPr>
-            <w:r>
+          <w:tcPr>
+            <w:shd w:fill="FFFFFF" w:val="clear"/>
+          </w:tcPr>
+          <w:p>
+            <w:pPr>
+              <w:pStyle w:val="Compact"/>
+              <w:jc w:val="left"/>
+            </w:pPr>
+            <w:r>
+              <w:rPr>
+                <w:color w:val="1A1A1A"/>
+                <w:sz w:val="19"/>
+              </w:rPr>
               <w:t xml:space="preserve">Yes / No</w:t>
             </w:r>
           </w:p>
@@ -8522,8 +10502,16 @@
     <w:p>
       <w:pPr>
         <w:pStyle w:val="Heading3"/>
-      </w:pPr>
-      <w:r>
+        <w:rPr>
+          <w:color w:val="E08A00"/>
+        </w:rPr>
+      </w:pPr>
+      <w:r>
+        <w:rPr>
+          <w:b/>
+          <w:color w:val="E08A00"/>
+          <w:sz w:val="26"/>
+        </w:rPr>
         <w:t xml:space="preserve">A.7 Reporting &amp; Communication</w:t>
       </w:r>
     </w:p>
@@ -8533,6 +10521,14 @@
         <w:tblW w:type="pct" w:w="5000"/>
         <w:tblLook w:firstRow="0" w:lastRow="0" w:firstColumn="0" w:lastColumn="0" w:noHBand="0" w:noVBand="0" w:val="0000"/>
         <w:jc w:val="start"/>
+        <w:tblBorders>
+          <w:top w:val="single" w:sz="4" w:space="0" w:color="B0D4E8"/>
+          <w:left w:val="single" w:sz="4" w:space="0" w:color="B0D4E8"/>
+          <w:bottom w:val="single" w:sz="4" w:space="0" w:color="B0D4E8"/>
+          <w:right w:val="single" w:sz="4" w:space="0" w:color="B0D4E8"/>
+          <w:insideH w:val="single" w:sz="4" w:space="0" w:color="B0D4E8"/>
+          <w:insideV w:val="single" w:sz="4" w:space="0" w:color="B0D4E8"/>
+        </w:tblBorders>
       </w:tblPr>
       <w:tblGrid>
         <w:gridCol w:w="3960"/>
@@ -8540,7 +10536,9 @@
       </w:tblGrid>
       <w:tr>
         <w:tc>
-          <w:tcPr/>
+          <w:tcPr>
+            <w:shd w:fill="0099CC" w:val="clear"/>
+          </w:tcPr>
           <w:p>
             <w:pPr>
               <w:pStyle w:val="Compact"/>
@@ -8550,19 +10548,28 @@
               <w:rPr>
                 <w:bCs/>
                 <w:b/>
+                <w:color w:val="FFFFFF"/>
+                <w:sz w:val="20"/>
               </w:rPr>
               <w:t xml:space="preserve">Company Contact Person:</w:t>
             </w:r>
           </w:p>
         </w:tc>
         <w:tc>
-          <w:tcPr/>
-          <w:p>
-            <w:pPr>
-              <w:pStyle w:val="Compact"/>
-              <w:jc w:val="left"/>
-            </w:pPr>
-            <w:r>
+          <w:tcPr>
+            <w:shd w:fill="0099CC" w:val="clear"/>
+          </w:tcPr>
+          <w:p>
+            <w:pPr>
+              <w:pStyle w:val="Compact"/>
+              <w:jc w:val="left"/>
+            </w:pPr>
+            <w:r>
+              <w:rPr>
+                <w:b/>
+                <w:color w:val="FFFFFF"/>
+                <w:sz w:val="20"/>
+              </w:rPr>
               <w:t xml:space="preserve">_______________________________________________</w:t>
             </w:r>
           </w:p>
@@ -8570,7 +10577,9 @@
       </w:tr>
       <w:tr>
         <w:tc>
-          <w:tcPr/>
+          <w:tcPr>
+            <w:shd w:fill="FFFFFF" w:val="clear"/>
+          </w:tcPr>
           <w:p>
             <w:pPr>
               <w:pStyle w:val="Compact"/>
@@ -8580,19 +10589,27 @@
               <w:rPr>
                 <w:bCs/>
                 <w:b/>
+                <w:color w:val="1A1A1A"/>
+                <w:sz w:val="19"/>
               </w:rPr>
               <w:t xml:space="preserve">Contact Email:</w:t>
             </w:r>
           </w:p>
         </w:tc>
         <w:tc>
-          <w:tcPr/>
-          <w:p>
-            <w:pPr>
-              <w:pStyle w:val="Compact"/>
-              <w:jc w:val="left"/>
-            </w:pPr>
-            <w:r>
+          <w:tcPr>
+            <w:shd w:fill="FFFFFF" w:val="clear"/>
+          </w:tcPr>
+          <w:p>
+            <w:pPr>
+              <w:pStyle w:val="Compact"/>
+              <w:jc w:val="left"/>
+            </w:pPr>
+            <w:r>
+              <w:rPr>
+                <w:color w:val="1A1A1A"/>
+                <w:sz w:val="19"/>
+              </w:rPr>
               <w:t xml:space="preserve">_______________________________________________</w:t>
             </w:r>
           </w:p>
@@ -8600,7 +10617,9 @@
       </w:tr>
       <w:tr>
         <w:tc>
-          <w:tcPr/>
+          <w:tcPr>
+            <w:shd w:fill="E8F8FF" w:val="clear"/>
+          </w:tcPr>
           <w:p>
             <w:pPr>
               <w:pStyle w:val="Compact"/>
@@ -8610,19 +10629,27 @@
               <w:rPr>
                 <w:bCs/>
                 <w:b/>
+                <w:color w:val="1A1A1A"/>
+                <w:sz w:val="19"/>
               </w:rPr>
               <w:t xml:space="preserve">Reporting Frequency:</w:t>
             </w:r>
           </w:p>
         </w:tc>
         <w:tc>
-          <w:tcPr/>
-          <w:p>
-            <w:pPr>
-              <w:pStyle w:val="Compact"/>
-              <w:jc w:val="left"/>
-            </w:pPr>
-            <w:r>
+          <w:tcPr>
+            <w:shd w:fill="E8F8FF" w:val="clear"/>
+          </w:tcPr>
+          <w:p>
+            <w:pPr>
+              <w:pStyle w:val="Compact"/>
+              <w:jc w:val="left"/>
+            </w:pPr>
+            <w:r>
+              <w:rPr>
+                <w:color w:val="1A1A1A"/>
+                <w:sz w:val="19"/>
+              </w:rPr>
               <w:t xml:space="preserve">Weekly / Bi-weekly / Monthly / Per Milestone</w:t>
             </w:r>
           </w:p>
@@ -8630,7 +10657,9 @@
       </w:tr>
       <w:tr>
         <w:tc>
-          <w:tcPr/>
+          <w:tcPr>
+            <w:shd w:fill="FFFFFF" w:val="clear"/>
+          </w:tcPr>
           <w:p>
             <w:pPr>
               <w:pStyle w:val="Compact"/>
@@ -8640,19 +10669,27 @@
               <w:rPr>
                 <w:bCs/>
                 <w:b/>
+                <w:color w:val="1A1A1A"/>
+                <w:sz w:val="19"/>
               </w:rPr>
               <w:t xml:space="preserve">Communication Channel:</w:t>
             </w:r>
           </w:p>
         </w:tc>
         <w:tc>
-          <w:tcPr/>
-          <w:p>
-            <w:pPr>
-              <w:pStyle w:val="Compact"/>
-              <w:jc w:val="left"/>
-            </w:pPr>
-            <w:r>
+          <w:tcPr>
+            <w:shd w:fill="FFFFFF" w:val="clear"/>
+          </w:tcPr>
+          <w:p>
+            <w:pPr>
+              <w:pStyle w:val="Compact"/>
+              <w:jc w:val="left"/>
+            </w:pPr>
+            <w:r>
+              <w:rPr>
+                <w:color w:val="1A1A1A"/>
+                <w:sz w:val="19"/>
+              </w:rPr>
               <w:t xml:space="preserve">_______________________________________________</w:t>
             </w:r>
           </w:p>
@@ -8660,7 +10697,9 @@
       </w:tr>
       <w:tr>
         <w:tc>
-          <w:tcPr/>
+          <w:tcPr>
+            <w:shd w:fill="E8F8FF" w:val="clear"/>
+          </w:tcPr>
           <w:p>
             <w:pPr>
               <w:pStyle w:val="Compact"/>
@@ -8670,19 +10709,27 @@
               <w:rPr>
                 <w:bCs/>
                 <w:b/>
+                <w:color w:val="1A1A1A"/>
+                <w:sz w:val="19"/>
               </w:rPr>
               <w:t xml:space="preserve">Meeting Schedule:</w:t>
             </w:r>
           </w:p>
         </w:tc>
         <w:tc>
-          <w:tcPr/>
-          <w:p>
-            <w:pPr>
-              <w:pStyle w:val="Compact"/>
-              <w:jc w:val="left"/>
-            </w:pPr>
-            <w:r>
+          <w:tcPr>
+            <w:shd w:fill="E8F8FF" w:val="clear"/>
+          </w:tcPr>
+          <w:p>
+            <w:pPr>
+              <w:pStyle w:val="Compact"/>
+              <w:jc w:val="left"/>
+            </w:pPr>
+            <w:r>
+              <w:rPr>
+                <w:color w:val="1A1A1A"/>
+                <w:sz w:val="19"/>
+              </w:rPr>
               <w:t xml:space="preserve">_______________________________________________</w:t>
             </w:r>
           </w:p>
@@ -8694,8 +10741,16 @@
     <w:p>
       <w:pPr>
         <w:pStyle w:val="Heading3"/>
-      </w:pPr>
-      <w:r>
+        <w:rPr>
+          <w:color w:val="E08A00"/>
+        </w:rPr>
+      </w:pPr>
+      <w:r>
+        <w:rPr>
+          <w:b/>
+          <w:color w:val="E08A00"/>
+          <w:sz w:val="26"/>
+        </w:rPr>
         <w:t xml:space="preserve">A.8 Location of Services</w:t>
       </w:r>
     </w:p>
@@ -8752,8 +10807,16 @@
     <w:p>
       <w:pPr>
         <w:pStyle w:val="Heading3"/>
-      </w:pPr>
-      <w:r>
+        <w:rPr>
+          <w:color w:val="E08A00"/>
+        </w:rPr>
+      </w:pPr>
+      <w:r>
+        <w:rPr>
+          <w:b/>
+          <w:color w:val="E08A00"/>
+          <w:sz w:val="26"/>
+        </w:rPr>
         <w:t xml:space="preserve">A.9 Pre-Existing IP to be Incorporated</w:t>
       </w:r>
     </w:p>
@@ -8771,6 +10834,14 @@
         <w:tblW w:type="auto" w:w="0"/>
         <w:tblLook w:firstRow="1" w:lastRow="0" w:firstColumn="0" w:lastColumn="0" w:noHBand="0" w:noVBand="0" w:val="0020"/>
         <w:jc w:val="start"/>
+        <w:tblBorders>
+          <w:top w:val="single" w:sz="4" w:space="0" w:color="B0D4E8"/>
+          <w:left w:val="single" w:sz="4" w:space="0" w:color="B0D4E8"/>
+          <w:bottom w:val="single" w:sz="4" w:space="0" w:color="B0D4E8"/>
+          <w:right w:val="single" w:sz="4" w:space="0" w:color="B0D4E8"/>
+          <w:insideH w:val="single" w:sz="4" w:space="0" w:color="B0D4E8"/>
+          <w:insideV w:val="single" w:sz="4" w:space="0" w:color="B0D4E8"/>
+        </w:tblBorders>
       </w:tblPr>
       <w:tblGrid>
         <w:gridCol w:w="2640"/>
@@ -8782,37 +10853,58 @@
           <w:tblHeader w:val="true"/>
         </w:trPr>
         <w:tc>
-          <w:tcPr/>
-          <w:p>
-            <w:pPr>
-              <w:pStyle w:val="Compact"/>
-              <w:jc w:val="left"/>
-            </w:pPr>
-            <w:r>
+          <w:tcPr>
+            <w:shd w:fill="0099CC" w:val="clear"/>
+          </w:tcPr>
+          <w:p>
+            <w:pPr>
+              <w:pStyle w:val="Compact"/>
+              <w:jc w:val="left"/>
+            </w:pPr>
+            <w:r>
+              <w:rPr>
+                <w:b/>
+                <w:color w:val="FFFFFF"/>
+                <w:sz w:val="20"/>
+              </w:rPr>
               <w:t xml:space="preserve">Item</w:t>
             </w:r>
           </w:p>
         </w:tc>
         <w:tc>
-          <w:tcPr/>
-          <w:p>
-            <w:pPr>
-              <w:pStyle w:val="Compact"/>
-              <w:jc w:val="left"/>
-            </w:pPr>
-            <w:r>
+          <w:tcPr>
+            <w:shd w:fill="0099CC" w:val="clear"/>
+          </w:tcPr>
+          <w:p>
+            <w:pPr>
+              <w:pStyle w:val="Compact"/>
+              <w:jc w:val="left"/>
+            </w:pPr>
+            <w:r>
+              <w:rPr>
+                <w:b/>
+                <w:color w:val="FFFFFF"/>
+                <w:sz w:val="20"/>
+              </w:rPr>
               <w:t xml:space="preserve">Description</w:t>
             </w:r>
           </w:p>
         </w:tc>
         <w:tc>
-          <w:tcPr/>
-          <w:p>
-            <w:pPr>
-              <w:pStyle w:val="Compact"/>
-              <w:jc w:val="left"/>
-            </w:pPr>
-            <w:r>
+          <w:tcPr>
+            <w:shd w:fill="0099CC" w:val="clear"/>
+          </w:tcPr>
+          <w:p>
+            <w:pPr>
+              <w:pStyle w:val="Compact"/>
+              <w:jc w:val="left"/>
+            </w:pPr>
+            <w:r>
+              <w:rPr>
+                <w:b/>
+                <w:color w:val="FFFFFF"/>
+                <w:sz w:val="20"/>
+              </w:rPr>
               <w:t xml:space="preserve">Licence Terms</w:t>
             </w:r>
           </w:p>
@@ -8820,37 +10912,55 @@
       </w:tr>
       <w:tr>
         <w:tc>
-          <w:tcPr/>
-          <w:p>
-            <w:pPr>
-              <w:pStyle w:val="Compact"/>
-              <w:jc w:val="left"/>
-            </w:pPr>
-            <w:r>
+          <w:tcPr>
+            <w:shd w:fill="FFFFFF" w:val="clear"/>
+          </w:tcPr>
+          <w:p>
+            <w:pPr>
+              <w:pStyle w:val="Compact"/>
+              <w:jc w:val="left"/>
+            </w:pPr>
+            <w:r>
+              <w:rPr>
+                <w:color w:val="1A1A1A"/>
+                <w:sz w:val="19"/>
+              </w:rPr>
               <w:t xml:space="preserve">_________________</w:t>
             </w:r>
           </w:p>
         </w:tc>
         <w:tc>
-          <w:tcPr/>
-          <w:p>
-            <w:pPr>
-              <w:pStyle w:val="Compact"/>
-              <w:jc w:val="left"/>
-            </w:pPr>
-            <w:r>
+          <w:tcPr>
+            <w:shd w:fill="FFFFFF" w:val="clear"/>
+          </w:tcPr>
+          <w:p>
+            <w:pPr>
+              <w:pStyle w:val="Compact"/>
+              <w:jc w:val="left"/>
+            </w:pPr>
+            <w:r>
+              <w:rPr>
+                <w:color w:val="1A1A1A"/>
+                <w:sz w:val="19"/>
+              </w:rPr>
               <w:t xml:space="preserve">_________________</w:t>
             </w:r>
           </w:p>
         </w:tc>
         <w:tc>
-          <w:tcPr/>
-          <w:p>
-            <w:pPr>
-              <w:pStyle w:val="Compact"/>
-              <w:jc w:val="left"/>
-            </w:pPr>
-            <w:r>
+          <w:tcPr>
+            <w:shd w:fill="FFFFFF" w:val="clear"/>
+          </w:tcPr>
+          <w:p>
+            <w:pPr>
+              <w:pStyle w:val="Compact"/>
+              <w:jc w:val="left"/>
+            </w:pPr>
+            <w:r>
+              <w:rPr>
+                <w:color w:val="1A1A1A"/>
+                <w:sz w:val="19"/>
+              </w:rPr>
               <w:t xml:space="preserve">_________________</w:t>
             </w:r>
           </w:p>
@@ -8858,37 +10968,55 @@
       </w:tr>
       <w:tr>
         <w:tc>
-          <w:tcPr/>
-          <w:p>
-            <w:pPr>
-              <w:pStyle w:val="Compact"/>
-              <w:jc w:val="left"/>
-            </w:pPr>
-            <w:r>
+          <w:tcPr>
+            <w:shd w:fill="E8F8FF" w:val="clear"/>
+          </w:tcPr>
+          <w:p>
+            <w:pPr>
+              <w:pStyle w:val="Compact"/>
+              <w:jc w:val="left"/>
+            </w:pPr>
+            <w:r>
+              <w:rPr>
+                <w:color w:val="1A1A1A"/>
+                <w:sz w:val="19"/>
+              </w:rPr>
               <w:t xml:space="preserve">_________________</w:t>
             </w:r>
           </w:p>
         </w:tc>
         <w:tc>
-          <w:tcPr/>
-          <w:p>
-            <w:pPr>
-              <w:pStyle w:val="Compact"/>
-              <w:jc w:val="left"/>
-            </w:pPr>
-            <w:r>
+          <w:tcPr>
+            <w:shd w:fill="E8F8FF" w:val="clear"/>
+          </w:tcPr>
+          <w:p>
+            <w:pPr>
+              <w:pStyle w:val="Compact"/>
+              <w:jc w:val="left"/>
+            </w:pPr>
+            <w:r>
+              <w:rPr>
+                <w:color w:val="1A1A1A"/>
+                <w:sz w:val="19"/>
+              </w:rPr>
               <w:t xml:space="preserve">_________________</w:t>
             </w:r>
           </w:p>
         </w:tc>
         <w:tc>
-          <w:tcPr/>
-          <w:p>
-            <w:pPr>
-              <w:pStyle w:val="Compact"/>
-              <w:jc w:val="left"/>
-            </w:pPr>
-            <w:r>
+          <w:tcPr>
+            <w:shd w:fill="E8F8FF" w:val="clear"/>
+          </w:tcPr>
+          <w:p>
+            <w:pPr>
+              <w:pStyle w:val="Compact"/>
+              <w:jc w:val="left"/>
+            </w:pPr>
+            <w:r>
+              <w:rPr>
+                <w:color w:val="1A1A1A"/>
+                <w:sz w:val="19"/>
+              </w:rPr>
               <w:t xml:space="preserve">_________________</w:t>
             </w:r>
           </w:p>
@@ -8932,8 +11060,16 @@
     <w:p>
       <w:pPr>
         <w:pStyle w:val="Heading3"/>
-      </w:pPr>
-      <w:r>
+        <w:rPr>
+          <w:color w:val="E08A00"/>
+        </w:rPr>
+      </w:pPr>
+      <w:r>
+        <w:rPr>
+          <w:b/>
+          <w:color w:val="E08A00"/>
+          <w:sz w:val="26"/>
+        </w:rPr>
         <w:t xml:space="preserve">A.10 Special Terms and Conditions</w:t>
       </w:r>
     </w:p>
@@ -8983,6 +11119,14 @@
         <w:tblW w:type="pct" w:w="5000"/>
         <w:tblLook w:firstRow="0" w:lastRow="0" w:firstColumn="0" w:lastColumn="0" w:noHBand="0" w:noVBand="0" w:val="0000"/>
         <w:jc w:val="start"/>
+        <w:tblBorders>
+          <w:top w:val="single" w:sz="4" w:space="0" w:color="B0D4E8"/>
+          <w:left w:val="single" w:sz="4" w:space="0" w:color="B0D4E8"/>
+          <w:bottom w:val="single" w:sz="4" w:space="0" w:color="B0D4E8"/>
+          <w:right w:val="single" w:sz="4" w:space="0" w:color="B0D4E8"/>
+          <w:insideH w:val="single" w:sz="4" w:space="0" w:color="B0D4E8"/>
+          <w:insideV w:val="single" w:sz="4" w:space="0" w:color="B0D4E8"/>
+        </w:tblBorders>
       </w:tblPr>
       <w:tblGrid>
         <w:gridCol w:w="3960"/>
@@ -8990,7 +11134,9 @@
       </w:tblGrid>
       <w:tr>
         <w:tc>
-          <w:tcPr/>
+          <w:tcPr>
+            <w:shd w:fill="0099CC" w:val="clear"/>
+          </w:tcPr>
           <w:p>
             <w:pPr>
               <w:pStyle w:val="Compact"/>
@@ -9000,19 +11146,28 @@
               <w:rPr>
                 <w:bCs/>
                 <w:b/>
+                <w:color w:val="FFFFFF"/>
+                <w:sz w:val="20"/>
               </w:rPr>
               <w:t xml:space="preserve">Contractor Signature:</w:t>
             </w:r>
           </w:p>
         </w:tc>
         <w:tc>
-          <w:tcPr/>
-          <w:p>
-            <w:pPr>
-              <w:pStyle w:val="Compact"/>
-              <w:jc w:val="left"/>
-            </w:pPr>
-            <w:r>
+          <w:tcPr>
+            <w:shd w:fill="0099CC" w:val="clear"/>
+          </w:tcPr>
+          <w:p>
+            <w:pPr>
+              <w:pStyle w:val="Compact"/>
+              <w:jc w:val="left"/>
+            </w:pPr>
+            <w:r>
+              <w:rPr>
+                <w:b/>
+                <w:color w:val="FFFFFF"/>
+                <w:sz w:val="20"/>
+              </w:rPr>
               <w:t xml:space="preserve">_______________________________________________</w:t>
             </w:r>
           </w:p>
@@ -9020,7 +11175,9 @@
       </w:tr>
       <w:tr>
         <w:tc>
-          <w:tcPr/>
+          <w:tcPr>
+            <w:shd w:fill="FFFFFF" w:val="clear"/>
+          </w:tcPr>
           <w:p>
             <w:pPr>
               <w:pStyle w:val="Compact"/>
@@ -9030,19 +11187,27 @@
               <w:rPr>
                 <w:bCs/>
                 <w:b/>
+                <w:color w:val="1A1A1A"/>
+                <w:sz w:val="19"/>
               </w:rPr>
               <w:t xml:space="preserve">Date:</w:t>
             </w:r>
           </w:p>
         </w:tc>
         <w:tc>
-          <w:tcPr/>
-          <w:p>
-            <w:pPr>
-              <w:pStyle w:val="Compact"/>
-              <w:jc w:val="left"/>
-            </w:pPr>
-            <w:r>
+          <w:tcPr>
+            <w:shd w:fill="FFFFFF" w:val="clear"/>
+          </w:tcPr>
+          <w:p>
+            <w:pPr>
+              <w:pStyle w:val="Compact"/>
+              <w:jc w:val="left"/>
+            </w:pPr>
+            <w:r>
+              <w:rPr>
+                <w:color w:val="1A1A1A"/>
+                <w:sz w:val="19"/>
+              </w:rPr>
               <w:t xml:space="preserve">_______________________________________________</w:t>
             </w:r>
           </w:p>
@@ -9056,6 +11221,14 @@
         <w:tblW w:type="pct" w:w="5000"/>
         <w:tblLook w:firstRow="0" w:lastRow="0" w:firstColumn="0" w:lastColumn="0" w:noHBand="0" w:noVBand="0" w:val="0000"/>
         <w:jc w:val="start"/>
+        <w:tblBorders>
+          <w:top w:val="single" w:sz="4" w:space="0" w:color="B0D4E8"/>
+          <w:left w:val="single" w:sz="4" w:space="0" w:color="B0D4E8"/>
+          <w:bottom w:val="single" w:sz="4" w:space="0" w:color="B0D4E8"/>
+          <w:right w:val="single" w:sz="4" w:space="0" w:color="B0D4E8"/>
+          <w:insideH w:val="single" w:sz="4" w:space="0" w:color="B0D4E8"/>
+          <w:insideV w:val="single" w:sz="4" w:space="0" w:color="B0D4E8"/>
+        </w:tblBorders>
       </w:tblPr>
       <w:tblGrid>
         <w:gridCol w:w="3960"/>
@@ -9063,7 +11236,9 @@
       </w:tblGrid>
       <w:tr>
         <w:tc>
-          <w:tcPr/>
+          <w:tcPr>
+            <w:shd w:fill="0099CC" w:val="clear"/>
+          </w:tcPr>
           <w:p>
             <w:pPr>
               <w:pStyle w:val="Compact"/>
@@ -9073,19 +11248,28 @@
               <w:rPr>
                 <w:bCs/>
                 <w:b/>
+                <w:color w:val="FFFFFF"/>
+                <w:sz w:val="20"/>
               </w:rPr>
               <w:t xml:space="preserve">PECH Authorised Signatory:</w:t>
             </w:r>
           </w:p>
         </w:tc>
         <w:tc>
-          <w:tcPr/>
-          <w:p>
-            <w:pPr>
-              <w:pStyle w:val="Compact"/>
-              <w:jc w:val="left"/>
-            </w:pPr>
-            <w:r>
+          <w:tcPr>
+            <w:shd w:fill="0099CC" w:val="clear"/>
+          </w:tcPr>
+          <w:p>
+            <w:pPr>
+              <w:pStyle w:val="Compact"/>
+              <w:jc w:val="left"/>
+            </w:pPr>
+            <w:r>
+              <w:rPr>
+                <w:b/>
+                <w:color w:val="FFFFFF"/>
+                <w:sz w:val="20"/>
+              </w:rPr>
               <w:t xml:space="preserve">_______________________________________________</w:t>
             </w:r>
           </w:p>
@@ -9093,7 +11277,9 @@
       </w:tr>
       <w:tr>
         <w:tc>
-          <w:tcPr/>
+          <w:tcPr>
+            <w:shd w:fill="FFFFFF" w:val="clear"/>
+          </w:tcPr>
           <w:p>
             <w:pPr>
               <w:pStyle w:val="Compact"/>
@@ -9103,19 +11289,27 @@
               <w:rPr>
                 <w:bCs/>
                 <w:b/>
+                <w:color w:val="1A1A1A"/>
+                <w:sz w:val="19"/>
               </w:rPr>
               <w:t xml:space="preserve">Date:</w:t>
             </w:r>
           </w:p>
         </w:tc>
         <w:tc>
-          <w:tcPr/>
-          <w:p>
-            <w:pPr>
-              <w:pStyle w:val="Compact"/>
-              <w:jc w:val="left"/>
-            </w:pPr>
-            <w:r>
+          <w:tcPr>
+            <w:shd w:fill="FFFFFF" w:val="clear"/>
+          </w:tcPr>
+          <w:p>
+            <w:pPr>
+              <w:pStyle w:val="Compact"/>
+              <w:jc w:val="left"/>
+            </w:pPr>
+            <w:r>
+              <w:rPr>
+                <w:color w:val="1A1A1A"/>
+                <w:sz w:val="19"/>
+              </w:rPr>
               <w:t xml:space="preserve">_______________________________________________</w:t>
             </w:r>
           </w:p>
@@ -9152,6 +11346,29 @@
         <w:right w:val="single" w:sz="18" w:space="24" w:color="E08A00"/>
       </w:pgBorders>
     </w:sectPr>
+    <w:p>
+      <w:pPr>
+        <w:pBdr>
+          <w:top w:val="single" w:sz="36" w:space="1" w:color="F5A623"/>
+          <w:bottom w:val="single" w:sz="12" w:space="0" w:color="00BFFF"/>
+        </w:pBdr>
+        <w:spacing w:before="300" w:after="0"/>
+      </w:pPr>
+    </w:p>
+    <w:p>
+      <w:pPr>
+        <w:jc w:val="center"/>
+        <w:spacing w:before="60" w:after="0"/>
+      </w:pPr>
+      <w:r>
+        <w:rPr>
+          <w:color w:val="0099CC"/>
+          <w:sz w:val="16"/>
+          <w:szCs w:val="16"/>
+        </w:rPr>
+        <w:t xml:space="preserve">PECH Group Holdings Ltd  |  Lagos, Nigeria  |  pechgroupholdings.tech</w:t>
+      </w:r>
+    </w:p>
   </w:body>
 </w:document>
 </file>

--- a/contracts/PECH_CONTRACT_WORKER_AGREEMENT.docx
+++ b/contracts/PECH_CONTRACT_WORKER_AGREEMENT.docx
@@ -58,36 +58,12 @@
         <w:spacing w:after="0"/>
       </w:pPr>
     </w:p>
-    <w:bookmarkStart w:id="21" w:name="pech-group-holdings-ltd"/>
-    <w:p>
-      <w:pPr>
-        <w:pStyle w:val="Heading1"/>
-        <w:rPr>
-          <w:color w:val="0099CC"/>
-        </w:rPr>
-        <w:pBdr>
-          <w:bottom w:val="single" w:sz="18" w:space="2" w:color="F5A623"/>
-        </w:pBdr>
-      </w:pPr>
-      <w:r>
-        <w:rPr>
-          <w:b/>
-          <w:color w:val="0099CC"/>
-          <w:sz w:val="44"/>
-        </w:rPr>
-        <w:t xml:space="preserve">PECH GROUP HOLDINGS LTD</w:t>
-      </w:r>
-    </w:p>
     <w:p>
       <w:pPr>
         <w:pStyle w:val="FirstParagraph"/>
       </w:pPr>
       <w:r>
-        <w:rPr>
-          <w:bCs/>
-          <w:b/>
-        </w:rPr>
-        <w:t xml:space="preserve">Technology and Infrastructure Enablers for People</w:t>
+        <w:t xml:space="preserve">📋</w:t>
       </w:r>
     </w:p>
     <w:p>
@@ -95,19 +71,21 @@
         <w:pStyle w:val="BodyText"/>
       </w:pPr>
       <w:r>
-        <w:t xml:space="preserve">Lagos, Nigeria |</w:t>
-      </w:r>
-      <w:r>
-        <w:t xml:space="preserve"> </w:t>
-      </w:r>
-      <w:hyperlink r:id="rId20">
-        <w:r>
-          <w:rPr>
-            <w:rStyle w:val="Hyperlink"/>
-          </w:rPr>
-          <w:t xml:space="preserve">pechgroupholdings.tech</w:t>
-        </w:r>
-      </w:hyperlink>
+        <w:t xml:space="preserve">TABLE OF CONTENTS</w:t>
+      </w:r>
+    </w:p>
+    <w:p>
+      <w:pPr>
+        <w:pStyle w:val="BodyText"/>
+      </w:pPr>
+      <w:r>
+        <w:t xml:space="preserve"> </w:t>
+      </w:r>
+    </w:p>
+    <w:p>
+      <w:pPr>
+        <w:pStyle w:val="BodyText"/>
+      </w:pPr>
     </w:p>
     <w:p>
       <w:r>
@@ -116,101 +94,7 @@
         </w:pict>
       </w:r>
     </w:p>
-    <w:bookmarkEnd w:id="21"/>
-    <w:bookmarkStart w:id="130" w:name="independent-contractor-agreement"/>
-    <w:p>
-      <w:pPr>
-        <w:pStyle w:val="Heading1"/>
-        <w:rPr>
-          <w:color w:val="0099CC"/>
-        </w:rPr>
-        <w:pBdr>
-          <w:bottom w:val="single" w:sz="18" w:space="2" w:color="F5A623"/>
-        </w:pBdr>
-      </w:pPr>
-      <w:r>
-        <w:rPr>
-          <w:b/>
-          <w:color w:val="0099CC"/>
-          <w:sz w:val="44"/>
-        </w:rPr>
-        <w:t xml:space="preserve">INDEPENDENT CONTRACTOR AGREEMENT</w:t>
-      </w:r>
-    </w:p>
-    <w:p>
-      <w:pPr>
-        <w:pStyle w:val="FirstParagraph"/>
-      </w:pPr>
-      <w:r>
-        <w:rPr>
-          <w:bCs/>
-          <w:b/>
-        </w:rPr>
-        <w:t xml:space="preserve">Document Classification:</w:t>
-      </w:r>
-      <w:r>
-        <w:t xml:space="preserve"> </w:t>
-      </w:r>
-      <w:r>
-        <w:t xml:space="preserve">Confidential</w:t>
-      </w:r>
-    </w:p>
-    <w:p>
-      <w:pPr>
-        <w:pStyle w:val="BodyText"/>
-      </w:pPr>
-      <w:r>
-        <w:rPr>
-          <w:bCs/>
-          <w:b/>
-        </w:rPr>
-        <w:t xml:space="preserve">Effective Date:</w:t>
-      </w:r>
-      <w:r>
-        <w:t xml:space="preserve"> </w:t>
-      </w:r>
-      <w:r>
-        <w:t xml:space="preserve">_______________</w:t>
-      </w:r>
-    </w:p>
-    <w:p>
-      <w:pPr>
-        <w:pStyle w:val="BodyText"/>
-      </w:pPr>
-      <w:r>
-        <w:rPr>
-          <w:bCs/>
-          <w:b/>
-        </w:rPr>
-        <w:t xml:space="preserve">Contract Reference No.:</w:t>
-      </w:r>
-      <w:r>
-        <w:t xml:space="preserve"> </w:t>
-      </w:r>
-      <w:r>
-        <w:t xml:space="preserve">PECH/CON/</w:t>
-      </w:r>
-      <w:r>
-        <w:rPr>
-          <w:iCs/>
-          <w:i/>
-          <w:bCs/>
-          <w:b/>
-        </w:rPr>
-        <w:t xml:space="preserve">/</w:t>
-      </w:r>
-      <w:r>
-        <w:t xml:space="preserve">___</w:t>
-      </w:r>
-    </w:p>
-    <w:p>
-      <w:r>
-        <w:pict>
-          <v:rect style="width:0;height:1.5pt" o:hralign="center" o:hrstd="t" o:hr="t"/>
-        </w:pict>
-      </w:r>
-    </w:p>
-    <w:bookmarkStart w:id="22" w:name="table-of-contents"/>
+    <w:bookmarkStart w:id="20" w:name="table-of-contents"/>
     <w:p>
       <w:pPr>
         <w:pBdr>
@@ -474,8 +358,8 @@
         </w:pict>
       </w:r>
     </w:p>
-    <w:bookmarkEnd w:id="22"/>
-    <w:bookmarkStart w:id="24" w:name="parties-definitions"/>
+    <w:bookmarkEnd w:id="20"/>
+    <w:bookmarkStart w:id="22" w:name="parties-definitions"/>
     <w:p>
       <w:pPr>
         <w:pBdr>
@@ -823,7 +707,7 @@
         <w:t xml:space="preserve">.</w:t>
       </w:r>
     </w:p>
-    <w:bookmarkStart w:id="23" w:name="definitions"/>
+    <w:bookmarkStart w:id="21" w:name="definitions"/>
     <w:p>
       <w:pPr>
         <w:pStyle w:val="Heading3"/>
@@ -1445,9 +1329,9 @@
         </w:pict>
       </w:r>
     </w:p>
-    <w:bookmarkEnd w:id="23"/>
-    <w:bookmarkEnd w:id="24"/>
-    <w:bookmarkStart w:id="31" w:name="engagement-scope-of-work"/>
+    <w:bookmarkEnd w:id="21"/>
+    <w:bookmarkEnd w:id="22"/>
+    <w:bookmarkStart w:id="29" w:name="engagement-scope-of-work"/>
     <w:p>
       <w:pPr>
         <w:pBdr>
@@ -1476,7 +1360,7 @@
         <w:t xml:space="preserve">2. ENGAGEMENT &amp; SCOPE OF WORK</w:t>
       </w:r>
     </w:p>
-    <w:bookmarkStart w:id="25" w:name="engagement"/>
+    <w:bookmarkStart w:id="23" w:name="engagement"/>
     <w:p>
       <w:pPr>
         <w:pStyle w:val="Heading3"/>
@@ -1517,8 +1401,165 @@
         <w:t xml:space="preserve">and incorporated herein by reference, subject to the terms and conditions of this Agreement.</w:t>
       </w:r>
     </w:p>
+    <w:bookmarkEnd w:id="23"/>
+    <w:bookmarkStart w:id="24" w:name="category-of-engagement"/>
+    <w:p>
+      <w:pPr>
+        <w:pStyle w:val="Heading3"/>
+        <w:rPr>
+          <w:color w:val="E08A00"/>
+        </w:rPr>
+      </w:pPr>
+      <w:r>
+        <w:rPr>
+          <w:b/>
+          <w:color w:val="E08A00"/>
+          <w:sz w:val="26"/>
+        </w:rPr>
+        <w:t xml:space="preserve">2.2 Category of Engagement</w:t>
+      </w:r>
+    </w:p>
+    <w:p>
+      <w:pPr>
+        <w:pStyle w:val="FirstParagraph"/>
+      </w:pPr>
+      <w:r>
+        <w:t xml:space="preserve">The Contractor is engaged in the capacity of (check as applicable):</w:t>
+      </w:r>
+    </w:p>
+    <w:p>
+      <w:pPr>
+        <w:numPr>
+          <w:ilvl w:val="0"/>
+          <w:numId w:val="1002"/>
+        </w:numPr>
+        <w:pStyle w:val="Compact"/>
+      </w:pPr>
+      <w:r>
+        <w:t xml:space="preserve">☐ Field Agent</w:t>
+      </w:r>
+    </w:p>
+    <w:p>
+      <w:pPr>
+        <w:numPr>
+          <w:ilvl w:val="0"/>
+          <w:numId w:val="1002"/>
+        </w:numPr>
+        <w:pStyle w:val="Compact"/>
+      </w:pPr>
+      <w:r>
+        <w:t xml:space="preserve">☐ UI/UX Designer</w:t>
+      </w:r>
+    </w:p>
+    <w:p>
+      <w:pPr>
+        <w:numPr>
+          <w:ilvl w:val="0"/>
+          <w:numId w:val="1002"/>
+        </w:numPr>
+        <w:pStyle w:val="Compact"/>
+      </w:pPr>
+      <w:r>
+        <w:t xml:space="preserve">☐ Software Developer</w:t>
+      </w:r>
+    </w:p>
+    <w:p>
+      <w:pPr>
+        <w:numPr>
+          <w:ilvl w:val="0"/>
+          <w:numId w:val="1002"/>
+        </w:numPr>
+        <w:pStyle w:val="Compact"/>
+      </w:pPr>
+      <w:r>
+        <w:t xml:space="preserve">☐ Technical Consultant</w:t>
+      </w:r>
+    </w:p>
+    <w:p>
+      <w:pPr>
+        <w:numPr>
+          <w:ilvl w:val="0"/>
+          <w:numId w:val="1002"/>
+        </w:numPr>
+        <w:pStyle w:val="Compact"/>
+      </w:pPr>
+      <w:r>
+        <w:t xml:space="preserve">☐ Project-Based Contractor</w:t>
+      </w:r>
+    </w:p>
+    <w:p>
+      <w:pPr>
+        <w:numPr>
+          <w:ilvl w:val="0"/>
+          <w:numId w:val="1002"/>
+        </w:numPr>
+        <w:pStyle w:val="Compact"/>
+      </w:pPr>
+      <w:r>
+        <w:t xml:space="preserve">☐ Other: _______________________________________________</w:t>
+      </w:r>
+    </w:p>
+    <w:bookmarkEnd w:id="24"/>
+    <w:bookmarkStart w:id="25" w:name="scope-of-work"/>
+    <w:p>
+      <w:pPr>
+        <w:pStyle w:val="Heading3"/>
+        <w:rPr>
+          <w:color w:val="E08A00"/>
+        </w:rPr>
+      </w:pPr>
+      <w:r>
+        <w:rPr>
+          <w:b/>
+          <w:color w:val="E08A00"/>
+          <w:sz w:val="26"/>
+        </w:rPr>
+        <w:t xml:space="preserve">2.3 Scope of Work</w:t>
+      </w:r>
+    </w:p>
+    <w:p>
+      <w:pPr>
+        <w:pStyle w:val="FirstParagraph"/>
+      </w:pPr>
+      <w:r>
+        <w:t xml:space="preserve">The Contractor shall perform the Services in accordance with the Scope of Work, which shall include but not be limited to:</w:t>
+      </w:r>
+    </w:p>
+    <w:p>
+      <w:pPr>
+        <w:numPr>
+          <w:ilvl w:val="0"/>
+          <w:numId w:val="1003"/>
+        </w:numPr>
+      </w:pPr>
+      <w:r>
+        <w:t xml:space="preserve">The specific tasks, responsibilities, and activities described in Schedule A;</w:t>
+      </w:r>
+    </w:p>
+    <w:p>
+      <w:pPr>
+        <w:numPr>
+          <w:ilvl w:val="0"/>
+          <w:numId w:val="1003"/>
+        </w:numPr>
+      </w:pPr>
+      <w:r>
+        <w:t xml:space="preserve">Any additional tasks reasonably related to the Scope of Work as may be agreed in writing by the Parties from time to time;</w:t>
+      </w:r>
+    </w:p>
+    <w:p>
+      <w:pPr>
+        <w:numPr>
+          <w:ilvl w:val="0"/>
+          <w:numId w:val="1003"/>
+        </w:numPr>
+      </w:pPr>
+      <w:r>
+        <w:t xml:space="preserve">All ancillary activities reasonably necessary for the proper and complete performance of the Services.</w:t>
+      </w:r>
+    </w:p>
     <w:bookmarkEnd w:id="25"/>
-    <w:bookmarkStart w:id="26" w:name="category-of-engagement"/>
+    <w:bookmarkStart w:id="26" w:name="amendments-to-scope-of-work"/>
     <w:p>
       <w:pPr>
         <w:pStyle w:val="Heading3"/>
@@ -1532,7 +1573,7 @@
           <w:color w:val="E08A00"/>
           <w:sz w:val="26"/>
         </w:rPr>
-        <w:t xml:space="preserve">2.2 Category of Engagement</w:t>
+        <w:t xml:space="preserve">2.4 Amendments to Scope of Work</w:t>
       </w:r>
     </w:p>
     <w:p>
@@ -1540,83 +1581,11 @@
         <w:pStyle w:val="FirstParagraph"/>
       </w:pPr>
       <w:r>
-        <w:t xml:space="preserve">The Contractor is engaged in the capacity of (check as applicable):</w:t>
-      </w:r>
-    </w:p>
-    <w:p>
-      <w:pPr>
-        <w:numPr>
-          <w:ilvl w:val="0"/>
-          <w:numId w:val="1002"/>
-        </w:numPr>
-        <w:pStyle w:val="Compact"/>
-      </w:pPr>
-      <w:r>
-        <w:t xml:space="preserve">☐ Field Agent</w:t>
-      </w:r>
-    </w:p>
-    <w:p>
-      <w:pPr>
-        <w:numPr>
-          <w:ilvl w:val="0"/>
-          <w:numId w:val="1002"/>
-        </w:numPr>
-        <w:pStyle w:val="Compact"/>
-      </w:pPr>
-      <w:r>
-        <w:t xml:space="preserve">☐ UI/UX Designer</w:t>
-      </w:r>
-    </w:p>
-    <w:p>
-      <w:pPr>
-        <w:numPr>
-          <w:ilvl w:val="0"/>
-          <w:numId w:val="1002"/>
-        </w:numPr>
-        <w:pStyle w:val="Compact"/>
-      </w:pPr>
-      <w:r>
-        <w:t xml:space="preserve">☐ Software Developer</w:t>
-      </w:r>
-    </w:p>
-    <w:p>
-      <w:pPr>
-        <w:numPr>
-          <w:ilvl w:val="0"/>
-          <w:numId w:val="1002"/>
-        </w:numPr>
-        <w:pStyle w:val="Compact"/>
-      </w:pPr>
-      <w:r>
-        <w:t xml:space="preserve">☐ Technical Consultant</w:t>
-      </w:r>
-    </w:p>
-    <w:p>
-      <w:pPr>
-        <w:numPr>
-          <w:ilvl w:val="0"/>
-          <w:numId w:val="1002"/>
-        </w:numPr>
-        <w:pStyle w:val="Compact"/>
-      </w:pPr>
-      <w:r>
-        <w:t xml:space="preserve">☐ Project-Based Contractor</w:t>
-      </w:r>
-    </w:p>
-    <w:p>
-      <w:pPr>
-        <w:numPr>
-          <w:ilvl w:val="0"/>
-          <w:numId w:val="1002"/>
-        </w:numPr>
-        <w:pStyle w:val="Compact"/>
-      </w:pPr>
-      <w:r>
-        <w:t xml:space="preserve">☐ Other: _______________________________________________</w:t>
+        <w:t xml:space="preserve">Any material changes to the Scope of Work, including but not limited to changes in Deliverables, timelines, or milestones, shall be documented in a written amendment or new SOW signed by both Parties. No oral modification of the Scope of Work shall be binding.</w:t>
       </w:r>
     </w:p>
     <w:bookmarkEnd w:id="26"/>
-    <w:bookmarkStart w:id="27" w:name="scope-of-work"/>
+    <w:bookmarkStart w:id="27" w:name="standard-of-performance"/>
     <w:p>
       <w:pPr>
         <w:pStyle w:val="Heading3"/>
@@ -1630,7 +1599,7 @@
           <w:color w:val="E08A00"/>
           <w:sz w:val="26"/>
         </w:rPr>
-        <w:t xml:space="preserve">2.3 Scope of Work</w:t>
+        <w:t xml:space="preserve">2.5 Standard of Performance</w:t>
       </w:r>
     </w:p>
     <w:p>
@@ -1638,140 +1607,55 @@
         <w:pStyle w:val="FirstParagraph"/>
       </w:pPr>
       <w:r>
-        <w:t xml:space="preserve">The Contractor shall perform the Services in accordance with the Scope of Work, which shall include but not be limited to:</w:t>
-      </w:r>
-    </w:p>
-    <w:p>
-      <w:pPr>
-        <w:numPr>
-          <w:ilvl w:val="0"/>
-          <w:numId w:val="1003"/>
-        </w:numPr>
-      </w:pPr>
-      <w:r>
-        <w:t xml:space="preserve">The specific tasks, responsibilities, and activities described in Schedule A;</w:t>
-      </w:r>
-    </w:p>
-    <w:p>
-      <w:pPr>
-        <w:numPr>
-          <w:ilvl w:val="0"/>
-          <w:numId w:val="1003"/>
-        </w:numPr>
-      </w:pPr>
-      <w:r>
-        <w:t xml:space="preserve">Any additional tasks reasonably related to the Scope of Work as may be agreed in writing by the Parties from time to time;</w:t>
-      </w:r>
-    </w:p>
-    <w:p>
-      <w:pPr>
-        <w:numPr>
-          <w:ilvl w:val="0"/>
-          <w:numId w:val="1003"/>
-        </w:numPr>
-      </w:pPr>
-      <w:r>
-        <w:t xml:space="preserve">All ancillary activities reasonably necessary for the proper and complete performance of the Services.</w:t>
+        <w:t xml:space="preserve">The Contractor shall perform the Services:</w:t>
+      </w:r>
+    </w:p>
+    <w:p>
+      <w:pPr>
+        <w:numPr>
+          <w:ilvl w:val="0"/>
+          <w:numId w:val="1004"/>
+        </w:numPr>
+      </w:pPr>
+      <w:r>
+        <w:t xml:space="preserve">With due care, skill, and diligence, exercising the degree of professional competence expected of a qualified and experienced professional in the Contractor’s field;</w:t>
+      </w:r>
+    </w:p>
+    <w:p>
+      <w:pPr>
+        <w:numPr>
+          <w:ilvl w:val="0"/>
+          <w:numId w:val="1004"/>
+        </w:numPr>
+      </w:pPr>
+      <w:r>
+        <w:t xml:space="preserve">In compliance with all applicable laws, regulations, and industry standards in the Federal Republic of Nigeria;</w:t>
+      </w:r>
+    </w:p>
+    <w:p>
+      <w:pPr>
+        <w:numPr>
+          <w:ilvl w:val="0"/>
+          <w:numId w:val="1004"/>
+        </w:numPr>
+      </w:pPr>
+      <w:r>
+        <w:t xml:space="preserve">In accordance with the Company’s reasonable instructions, brand guidelines, technical specifications, and quality standards as communicated from time to time;</w:t>
+      </w:r>
+    </w:p>
+    <w:p>
+      <w:pPr>
+        <w:numPr>
+          <w:ilvl w:val="0"/>
+          <w:numId w:val="1004"/>
+        </w:numPr>
+      </w:pPr>
+      <w:r>
+        <w:t xml:space="preserve">In a timely manner, meeting all deadlines and milestones specified in the Scope of Work.</w:t>
       </w:r>
     </w:p>
     <w:bookmarkEnd w:id="27"/>
-    <w:bookmarkStart w:id="28" w:name="amendments-to-scope-of-work"/>
-    <w:p>
-      <w:pPr>
-        <w:pStyle w:val="Heading3"/>
-        <w:rPr>
-          <w:color w:val="E08A00"/>
-        </w:rPr>
-      </w:pPr>
-      <w:r>
-        <w:rPr>
-          <w:b/>
-          <w:color w:val="E08A00"/>
-          <w:sz w:val="26"/>
-        </w:rPr>
-        <w:t xml:space="preserve">2.4 Amendments to Scope of Work</w:t>
-      </w:r>
-    </w:p>
-    <w:p>
-      <w:pPr>
-        <w:pStyle w:val="FirstParagraph"/>
-      </w:pPr>
-      <w:r>
-        <w:t xml:space="preserve">Any material changes to the Scope of Work, including but not limited to changes in Deliverables, timelines, or milestones, shall be documented in a written amendment or new SOW signed by both Parties. No oral modification of the Scope of Work shall be binding.</w:t>
-      </w:r>
-    </w:p>
-    <w:bookmarkEnd w:id="28"/>
-    <w:bookmarkStart w:id="29" w:name="standard-of-performance"/>
-    <w:p>
-      <w:pPr>
-        <w:pStyle w:val="Heading3"/>
-        <w:rPr>
-          <w:color w:val="E08A00"/>
-        </w:rPr>
-      </w:pPr>
-      <w:r>
-        <w:rPr>
-          <w:b/>
-          <w:color w:val="E08A00"/>
-          <w:sz w:val="26"/>
-        </w:rPr>
-        <w:t xml:space="preserve">2.5 Standard of Performance</w:t>
-      </w:r>
-    </w:p>
-    <w:p>
-      <w:pPr>
-        <w:pStyle w:val="FirstParagraph"/>
-      </w:pPr>
-      <w:r>
-        <w:t xml:space="preserve">The Contractor shall perform the Services:</w:t>
-      </w:r>
-    </w:p>
-    <w:p>
-      <w:pPr>
-        <w:numPr>
-          <w:ilvl w:val="0"/>
-          <w:numId w:val="1004"/>
-        </w:numPr>
-      </w:pPr>
-      <w:r>
-        <w:t xml:space="preserve">With due care, skill, and diligence, exercising the degree of professional competence expected of a qualified and experienced professional in the Contractor’s field;</w:t>
-      </w:r>
-    </w:p>
-    <w:p>
-      <w:pPr>
-        <w:numPr>
-          <w:ilvl w:val="0"/>
-          <w:numId w:val="1004"/>
-        </w:numPr>
-      </w:pPr>
-      <w:r>
-        <w:t xml:space="preserve">In compliance with all applicable laws, regulations, and industry standards in the Federal Republic of Nigeria;</w:t>
-      </w:r>
-    </w:p>
-    <w:p>
-      <w:pPr>
-        <w:numPr>
-          <w:ilvl w:val="0"/>
-          <w:numId w:val="1004"/>
-        </w:numPr>
-      </w:pPr>
-      <w:r>
-        <w:t xml:space="preserve">In accordance with the Company’s reasonable instructions, brand guidelines, technical specifications, and quality standards as communicated from time to time;</w:t>
-      </w:r>
-    </w:p>
-    <w:p>
-      <w:pPr>
-        <w:numPr>
-          <w:ilvl w:val="0"/>
-          <w:numId w:val="1004"/>
-        </w:numPr>
-      </w:pPr>
-      <w:r>
-        <w:t xml:space="preserve">In a timely manner, meeting all deadlines and milestones specified in the Scope of Work.</w:t>
-      </w:r>
-    </w:p>
-    <w:bookmarkEnd w:id="29"/>
-    <w:bookmarkStart w:id="30" w:name="no-exclusivity"/>
+    <w:bookmarkStart w:id="28" w:name="no-exclusivity"/>
     <w:p>
       <w:pPr>
         <w:pStyle w:val="Heading3"/>
@@ -1803,9 +1687,9 @@
         </w:pict>
       </w:r>
     </w:p>
-    <w:bookmarkEnd w:id="30"/>
-    <w:bookmarkEnd w:id="31"/>
-    <w:bookmarkStart w:id="36" w:name="term"/>
+    <w:bookmarkEnd w:id="28"/>
+    <w:bookmarkEnd w:id="29"/>
+    <w:bookmarkStart w:id="34" w:name="term"/>
     <w:p>
       <w:pPr>
         <w:pBdr>
@@ -1834,7 +1718,7 @@
         <w:t xml:space="preserve">3. TERM</w:t>
       </w:r>
     </w:p>
-    <w:bookmarkStart w:id="32" w:name="commencement"/>
+    <w:bookmarkStart w:id="30" w:name="commencement"/>
     <w:p>
       <w:pPr>
         <w:pStyle w:val="Heading3"/>
@@ -1859,185 +1743,185 @@
         <w:t xml:space="preserve">This Agreement shall commence on the Effective Date and, subject to earlier termination in accordance with Section 13, shall continue for the period specified below.</w:t>
       </w:r>
     </w:p>
+    <w:bookmarkEnd w:id="30"/>
+    <w:bookmarkStart w:id="31" w:name="duration-check-as-applicable"/>
+    <w:p>
+      <w:pPr>
+        <w:pStyle w:val="Heading3"/>
+        <w:rPr>
+          <w:color w:val="E08A00"/>
+        </w:rPr>
+      </w:pPr>
+      <w:r>
+        <w:rPr>
+          <w:b/>
+          <w:color w:val="E08A00"/>
+          <w:sz w:val="26"/>
+        </w:rPr>
+        <w:t xml:space="preserve">3.2 Duration (check as applicable)</w:t>
+      </w:r>
+    </w:p>
+    <w:p>
+      <w:pPr>
+        <w:numPr>
+          <w:ilvl w:val="0"/>
+          <w:numId w:val="1005"/>
+        </w:numPr>
+      </w:pPr>
+      <w:r>
+        <w:t xml:space="preserve">☐</w:t>
+      </w:r>
+      <w:r>
+        <w:t xml:space="preserve"> </w:t>
+      </w:r>
+      <w:r>
+        <w:rPr>
+          <w:bCs/>
+          <w:b/>
+        </w:rPr>
+        <w:t xml:space="preserve">Fixed Term:</w:t>
+      </w:r>
+      <w:r>
+        <w:t xml:space="preserve"> </w:t>
+      </w:r>
+      <w:r>
+        <w:t xml:space="preserve">This Agreement shall be for a fixed term of ______ months/weeks, commencing on _______________ and expiring on _______________ (the</w:t>
+      </w:r>
+      <w:r>
+        <w:t xml:space="preserve"> </w:t>
+      </w:r>
+      <w:r>
+        <w:rPr>
+          <w:bCs/>
+          <w:b/>
+        </w:rPr>
+        <w:t xml:space="preserve">“</w:t>
+      </w:r>
+      <w:r>
+        <w:rPr>
+          <w:bCs/>
+          <w:b/>
+        </w:rPr>
+        <w:t xml:space="preserve">Initial Term</w:t>
+      </w:r>
+      <w:r>
+        <w:rPr>
+          <w:bCs/>
+          <w:b/>
+        </w:rPr>
+        <w:t xml:space="preserve">”</w:t>
+      </w:r>
+      <w:r>
+        <w:t xml:space="preserve">).</w:t>
+      </w:r>
+    </w:p>
+    <w:p>
+      <w:pPr>
+        <w:numPr>
+          <w:ilvl w:val="0"/>
+          <w:numId w:val="1005"/>
+        </w:numPr>
+      </w:pPr>
+      <w:r>
+        <w:t xml:space="preserve">☐</w:t>
+      </w:r>
+      <w:r>
+        <w:t xml:space="preserve"> </w:t>
+      </w:r>
+      <w:r>
+        <w:rPr>
+          <w:bCs/>
+          <w:b/>
+        </w:rPr>
+        <w:t xml:space="preserve">Project-Based:</w:t>
+      </w:r>
+      <w:r>
+        <w:t xml:space="preserve"> </w:t>
+      </w:r>
+      <w:r>
+        <w:t xml:space="preserve">This Agreement shall remain in effect until the completion of the project described in Schedule A, estimated to be completed by _______________, unless extended by written agreement of the Parties.</w:t>
+      </w:r>
+    </w:p>
+    <w:bookmarkEnd w:id="31"/>
+    <w:bookmarkStart w:id="32" w:name="renewal"/>
+    <w:p>
+      <w:pPr>
+        <w:pStyle w:val="Heading3"/>
+        <w:rPr>
+          <w:color w:val="E08A00"/>
+        </w:rPr>
+      </w:pPr>
+      <w:r>
+        <w:rPr>
+          <w:b/>
+          <w:color w:val="E08A00"/>
+          <w:sz w:val="26"/>
+        </w:rPr>
+        <w:t xml:space="preserve">3.3 Renewal</w:t>
+      </w:r>
+    </w:p>
+    <w:p>
+      <w:pPr>
+        <w:numPr>
+          <w:ilvl w:val="0"/>
+          <w:numId w:val="1006"/>
+        </w:numPr>
+      </w:pPr>
+      <w:r>
+        <w:t xml:space="preserve">Upon expiration of the Initial Term (for fixed-term engagements), this Agreement may be renewed for additional periods of ______ months each (each a</w:t>
+      </w:r>
+      <w:r>
+        <w:t xml:space="preserve"> </w:t>
+      </w:r>
+      <w:r>
+        <w:rPr>
+          <w:bCs/>
+          <w:b/>
+        </w:rPr>
+        <w:t xml:space="preserve">“</w:t>
+      </w:r>
+      <w:r>
+        <w:rPr>
+          <w:bCs/>
+          <w:b/>
+        </w:rPr>
+        <w:t xml:space="preserve">Renewal Term</w:t>
+      </w:r>
+      <w:r>
+        <w:rPr>
+          <w:bCs/>
+          <w:b/>
+        </w:rPr>
+        <w:t xml:space="preserve">”</w:t>
+      </w:r>
+      <w:r>
+        <w:t xml:space="preserve">), subject to written agreement of both Parties at least fourteen (14) days prior to the expiration of the then-current term.</w:t>
+      </w:r>
+    </w:p>
+    <w:p>
+      <w:pPr>
+        <w:numPr>
+          <w:ilvl w:val="0"/>
+          <w:numId w:val="1006"/>
+        </w:numPr>
+      </w:pPr>
+      <w:r>
+        <w:t xml:space="preserve">Renewal shall be subject to a review of the Contractor’s performance and mutual agreement on any revised terms, including Fees.</w:t>
+      </w:r>
+    </w:p>
+    <w:p>
+      <w:pPr>
+        <w:numPr>
+          <w:ilvl w:val="0"/>
+          <w:numId w:val="1006"/>
+        </w:numPr>
+      </w:pPr>
+      <w:r>
+        <w:t xml:space="preserve">Renewal of this Agreement shall not, under any circumstances, be construed as creating an employment relationship between the Parties. The Contractor’s status as an independent contractor shall remain unchanged regardless of the number of renewals.</w:t>
+      </w:r>
+    </w:p>
     <w:bookmarkEnd w:id="32"/>
-    <w:bookmarkStart w:id="33" w:name="duration-check-as-applicable"/>
-    <w:p>
-      <w:pPr>
-        <w:pStyle w:val="Heading3"/>
-        <w:rPr>
-          <w:color w:val="E08A00"/>
-        </w:rPr>
-      </w:pPr>
-      <w:r>
-        <w:rPr>
-          <w:b/>
-          <w:color w:val="E08A00"/>
-          <w:sz w:val="26"/>
-        </w:rPr>
-        <w:t xml:space="preserve">3.2 Duration (check as applicable)</w:t>
-      </w:r>
-    </w:p>
-    <w:p>
-      <w:pPr>
-        <w:numPr>
-          <w:ilvl w:val="0"/>
-          <w:numId w:val="1005"/>
-        </w:numPr>
-      </w:pPr>
-      <w:r>
-        <w:t xml:space="preserve">☐</w:t>
-      </w:r>
-      <w:r>
-        <w:t xml:space="preserve"> </w:t>
-      </w:r>
-      <w:r>
-        <w:rPr>
-          <w:bCs/>
-          <w:b/>
-        </w:rPr>
-        <w:t xml:space="preserve">Fixed Term:</w:t>
-      </w:r>
-      <w:r>
-        <w:t xml:space="preserve"> </w:t>
-      </w:r>
-      <w:r>
-        <w:t xml:space="preserve">This Agreement shall be for a fixed term of ______ months/weeks, commencing on _______________ and expiring on _______________ (the</w:t>
-      </w:r>
-      <w:r>
-        <w:t xml:space="preserve"> </w:t>
-      </w:r>
-      <w:r>
-        <w:rPr>
-          <w:bCs/>
-          <w:b/>
-        </w:rPr>
-        <w:t xml:space="preserve">“</w:t>
-      </w:r>
-      <w:r>
-        <w:rPr>
-          <w:bCs/>
-          <w:b/>
-        </w:rPr>
-        <w:t xml:space="preserve">Initial Term</w:t>
-      </w:r>
-      <w:r>
-        <w:rPr>
-          <w:bCs/>
-          <w:b/>
-        </w:rPr>
-        <w:t xml:space="preserve">”</w:t>
-      </w:r>
-      <w:r>
-        <w:t xml:space="preserve">).</w:t>
-      </w:r>
-    </w:p>
-    <w:p>
-      <w:pPr>
-        <w:numPr>
-          <w:ilvl w:val="0"/>
-          <w:numId w:val="1005"/>
-        </w:numPr>
-      </w:pPr>
-      <w:r>
-        <w:t xml:space="preserve">☐</w:t>
-      </w:r>
-      <w:r>
-        <w:t xml:space="preserve"> </w:t>
-      </w:r>
-      <w:r>
-        <w:rPr>
-          <w:bCs/>
-          <w:b/>
-        </w:rPr>
-        <w:t xml:space="preserve">Project-Based:</w:t>
-      </w:r>
-      <w:r>
-        <w:t xml:space="preserve"> </w:t>
-      </w:r>
-      <w:r>
-        <w:t xml:space="preserve">This Agreement shall remain in effect until the completion of the project described in Schedule A, estimated to be completed by _______________, unless extended by written agreement of the Parties.</w:t>
-      </w:r>
-    </w:p>
-    <w:bookmarkEnd w:id="33"/>
-    <w:bookmarkStart w:id="34" w:name="renewal"/>
-    <w:p>
-      <w:pPr>
-        <w:pStyle w:val="Heading3"/>
-        <w:rPr>
-          <w:color w:val="E08A00"/>
-        </w:rPr>
-      </w:pPr>
-      <w:r>
-        <w:rPr>
-          <w:b/>
-          <w:color w:val="E08A00"/>
-          <w:sz w:val="26"/>
-        </w:rPr>
-        <w:t xml:space="preserve">3.3 Renewal</w:t>
-      </w:r>
-    </w:p>
-    <w:p>
-      <w:pPr>
-        <w:numPr>
-          <w:ilvl w:val="0"/>
-          <w:numId w:val="1006"/>
-        </w:numPr>
-      </w:pPr>
-      <w:r>
-        <w:t xml:space="preserve">Upon expiration of the Initial Term (for fixed-term engagements), this Agreement may be renewed for additional periods of ______ months each (each a</w:t>
-      </w:r>
-      <w:r>
-        <w:t xml:space="preserve"> </w:t>
-      </w:r>
-      <w:r>
-        <w:rPr>
-          <w:bCs/>
-          <w:b/>
-        </w:rPr>
-        <w:t xml:space="preserve">“</w:t>
-      </w:r>
-      <w:r>
-        <w:rPr>
-          <w:bCs/>
-          <w:b/>
-        </w:rPr>
-        <w:t xml:space="preserve">Renewal Term</w:t>
-      </w:r>
-      <w:r>
-        <w:rPr>
-          <w:bCs/>
-          <w:b/>
-        </w:rPr>
-        <w:t xml:space="preserve">”</w:t>
-      </w:r>
-      <w:r>
-        <w:t xml:space="preserve">), subject to written agreement of both Parties at least fourteen (14) days prior to the expiration of the then-current term.</w:t>
-      </w:r>
-    </w:p>
-    <w:p>
-      <w:pPr>
-        <w:numPr>
-          <w:ilvl w:val="0"/>
-          <w:numId w:val="1006"/>
-        </w:numPr>
-      </w:pPr>
-      <w:r>
-        <w:t xml:space="preserve">Renewal shall be subject to a review of the Contractor’s performance and mutual agreement on any revised terms, including Fees.</w:t>
-      </w:r>
-    </w:p>
-    <w:p>
-      <w:pPr>
-        <w:numPr>
-          <w:ilvl w:val="0"/>
-          <w:numId w:val="1006"/>
-        </w:numPr>
-      </w:pPr>
-      <w:r>
-        <w:t xml:space="preserve">Renewal of this Agreement shall not, under any circumstances, be construed as creating an employment relationship between the Parties. The Contractor’s status as an independent contractor shall remain unchanged regardless of the number of renewals.</w:t>
-      </w:r>
-    </w:p>
-    <w:bookmarkEnd w:id="34"/>
-    <w:bookmarkStart w:id="35" w:name="no-expectation-of-continuity"/>
+    <w:bookmarkStart w:id="33" w:name="no-expectation-of-continuity"/>
     <w:p>
       <w:pPr>
         <w:pStyle w:val="Heading3"/>
@@ -2069,9 +1953,9 @@
         </w:pict>
       </w:r>
     </w:p>
-    <w:bookmarkEnd w:id="35"/>
-    <w:bookmarkEnd w:id="36"/>
-    <w:bookmarkStart w:id="44" w:name="fees-payment"/>
+    <w:bookmarkEnd w:id="33"/>
+    <w:bookmarkEnd w:id="34"/>
+    <w:bookmarkStart w:id="42" w:name="fees-payment"/>
     <w:p>
       <w:pPr>
         <w:pBdr>
@@ -2100,7 +1984,7 @@
         <w:t xml:space="preserve">4. FEES &amp; PAYMENT</w:t>
       </w:r>
     </w:p>
-    <w:bookmarkStart w:id="37" w:name="fee-structure-check-as-applicable"/>
+    <w:bookmarkStart w:id="35" w:name="fee-structure-check-as-applicable"/>
     <w:p>
       <w:pPr>
         <w:pStyle w:val="Heading3"/>
@@ -2265,8 +2149,8 @@
         <w:t xml:space="preserve">_______________________________________________</w:t>
       </w:r>
     </w:p>
-    <w:bookmarkEnd w:id="37"/>
-    <w:bookmarkStart w:id="38" w:name="invoicing"/>
+    <w:bookmarkEnd w:id="35"/>
+    <w:bookmarkStart w:id="36" w:name="invoicing"/>
     <w:p>
       <w:pPr>
         <w:pStyle w:val="Heading3"/>
@@ -2427,8 +2311,8 @@
         <w:t xml:space="preserve">The Company may reject any invoice that does not comply with the requirements of this Section, provided it notifies the Contractor of the reason for rejection within five (5) Business Days of receipt.</w:t>
       </w:r>
     </w:p>
-    <w:bookmarkEnd w:id="38"/>
-    <w:bookmarkStart w:id="39" w:name="payment-terms"/>
+    <w:bookmarkEnd w:id="36"/>
+    <w:bookmarkStart w:id="37" w:name="payment-terms"/>
     <w:p>
       <w:pPr>
         <w:pStyle w:val="Heading3"/>
@@ -2525,8 +2409,260 @@
         <w:t xml:space="preserve">All payments shall be made in Nigerian Naira (NGN) unless otherwise agreed in writing.</w:t>
       </w:r>
     </w:p>
+    <w:bookmarkEnd w:id="37"/>
+    <w:bookmarkStart w:id="38" w:name="withholding-tax"/>
+    <w:p>
+      <w:pPr>
+        <w:pStyle w:val="Heading3"/>
+        <w:rPr>
+          <w:color w:val="E08A00"/>
+        </w:rPr>
+      </w:pPr>
+      <w:r>
+        <w:rPr>
+          <w:b/>
+          <w:color w:val="E08A00"/>
+          <w:sz w:val="26"/>
+        </w:rPr>
+        <w:t xml:space="preserve">4.4 Withholding Tax</w:t>
+      </w:r>
+    </w:p>
+    <w:p>
+      <w:pPr>
+        <w:numPr>
+          <w:ilvl w:val="0"/>
+          <w:numId w:val="1014"/>
+        </w:numPr>
+      </w:pPr>
+      <w:r>
+        <w:t xml:space="preserve">In accordance with the provisions of the Companies Income Tax Act (CITA), Personal Income Tax Act (PITA), and applicable guidelines issued by the Federal Inland Revenue Service (FIRS), the Company shall deduct</w:t>
+      </w:r>
+      <w:r>
+        <w:t xml:space="preserve"> </w:t>
+      </w:r>
+      <w:r>
+        <w:rPr>
+          <w:bCs/>
+          <w:b/>
+        </w:rPr>
+        <w:t xml:space="preserve">Withholding Tax (WHT)</w:t>
+      </w:r>
+      <w:r>
+        <w:t xml:space="preserve"> </w:t>
+      </w:r>
+      <w:r>
+        <w:t xml:space="preserve">at the applicable rate from all payments made to the Contractor.</w:t>
+      </w:r>
+    </w:p>
+    <w:p>
+      <w:pPr>
+        <w:numPr>
+          <w:ilvl w:val="0"/>
+          <w:numId w:val="1014"/>
+        </w:numPr>
+      </w:pPr>
+      <w:r>
+        <w:t xml:space="preserve">The current applicable WHT rate for contracts and professional services is</w:t>
+      </w:r>
+      <w:r>
+        <w:t xml:space="preserve"> </w:t>
+      </w:r>
+      <w:r>
+        <w:rPr>
+          <w:bCs/>
+          <w:b/>
+        </w:rPr>
+        <w:t xml:space="preserve">ten percent (10%)</w:t>
+      </w:r>
+      <w:r>
+        <w:t xml:space="preserve"> </w:t>
+      </w:r>
+      <w:r>
+        <w:t xml:space="preserve">for companies and</w:t>
+      </w:r>
+      <w:r>
+        <w:t xml:space="preserve"> </w:t>
+      </w:r>
+      <w:r>
+        <w:rPr>
+          <w:bCs/>
+          <w:b/>
+        </w:rPr>
+        <w:t xml:space="preserve">five percent (5%)</w:t>
+      </w:r>
+      <w:r>
+        <w:t xml:space="preserve"> </w:t>
+      </w:r>
+      <w:r>
+        <w:t xml:space="preserve">for individuals, or such other rate as may be prescribed by law.</w:t>
+      </w:r>
+    </w:p>
+    <w:p>
+      <w:pPr>
+        <w:numPr>
+          <w:ilvl w:val="0"/>
+          <w:numId w:val="1014"/>
+        </w:numPr>
+      </w:pPr>
+      <w:r>
+        <w:t xml:space="preserve">The Company shall remit the deducted WHT to the FIRS and provide the Contractor with a WHT credit note within a reasonable time after remittance.</w:t>
+      </w:r>
+    </w:p>
+    <w:p>
+      <w:pPr>
+        <w:numPr>
+          <w:ilvl w:val="0"/>
+          <w:numId w:val="1014"/>
+        </w:numPr>
+      </w:pPr>
+      <w:r>
+        <w:t xml:space="preserve">The Contractor is solely responsible for filing all tax returns and paying all other taxes, levies, and contributions arising from the Fees received under this Agreement, including but not limited to income tax, value-added tax (VAT) where applicable, and any other statutory obligations.</w:t>
+      </w:r>
+    </w:p>
+    <w:bookmarkEnd w:id="38"/>
+    <w:bookmarkStart w:id="39" w:name="no-benefits"/>
+    <w:p>
+      <w:pPr>
+        <w:pStyle w:val="Heading3"/>
+        <w:rPr>
+          <w:color w:val="E08A00"/>
+        </w:rPr>
+      </w:pPr>
+      <w:r>
+        <w:rPr>
+          <w:b/>
+          <w:color w:val="E08A00"/>
+          <w:sz w:val="26"/>
+        </w:rPr>
+        <w:t xml:space="preserve">4.5 No Benefits</w:t>
+      </w:r>
+    </w:p>
+    <w:p>
+      <w:pPr>
+        <w:numPr>
+          <w:ilvl w:val="0"/>
+          <w:numId w:val="1015"/>
+        </w:numPr>
+        <w:pStyle w:val="Compact"/>
+      </w:pPr>
+      <w:r>
+        <w:t xml:space="preserve">The Contractor acknowledges and agrees that the Fees represent the sole compensation for the Services and that the Contractor is</w:t>
+      </w:r>
+      <w:r>
+        <w:t xml:space="preserve"> </w:t>
+      </w:r>
+      <w:r>
+        <w:rPr>
+          <w:bCs/>
+          <w:b/>
+        </w:rPr>
+        <w:t xml:space="preserve">not entitled</w:t>
+      </w:r>
+      <w:r>
+        <w:t xml:space="preserve"> </w:t>
+      </w:r>
+      <w:r>
+        <w:t xml:space="preserve">to any of the following:</w:t>
+      </w:r>
+    </w:p>
+    <w:p>
+      <w:pPr>
+        <w:numPr>
+          <w:ilvl w:val="0"/>
+          <w:numId w:val="1016"/>
+        </w:numPr>
+        <w:pStyle w:val="Compact"/>
+      </w:pPr>
+      <w:r>
+        <w:t xml:space="preserve">Pension contributions under the Pension Reform Act 2014;</w:t>
+      </w:r>
+    </w:p>
+    <w:p>
+      <w:pPr>
+        <w:numPr>
+          <w:ilvl w:val="0"/>
+          <w:numId w:val="1016"/>
+        </w:numPr>
+        <w:pStyle w:val="Compact"/>
+      </w:pPr>
+      <w:r>
+        <w:t xml:space="preserve">National Health Insurance Authority (NHIA) coverage;</w:t>
+      </w:r>
+    </w:p>
+    <w:p>
+      <w:pPr>
+        <w:numPr>
+          <w:ilvl w:val="0"/>
+          <w:numId w:val="1016"/>
+        </w:numPr>
+        <w:pStyle w:val="Compact"/>
+      </w:pPr>
+      <w:r>
+        <w:t xml:space="preserve">Group life insurance;</w:t>
+      </w:r>
+    </w:p>
+    <w:p>
+      <w:pPr>
+        <w:numPr>
+          <w:ilvl w:val="0"/>
+          <w:numId w:val="1016"/>
+        </w:numPr>
+        <w:pStyle w:val="Compact"/>
+      </w:pPr>
+      <w:r>
+        <w:t xml:space="preserve">Paid leave (annual, sick, maternity/paternity, or otherwise);</w:t>
+      </w:r>
+    </w:p>
+    <w:p>
+      <w:pPr>
+        <w:numPr>
+          <w:ilvl w:val="0"/>
+          <w:numId w:val="1016"/>
+        </w:numPr>
+        <w:pStyle w:val="Compact"/>
+      </w:pPr>
+      <w:r>
+        <w:t xml:space="preserve">Housing or transport allowances;</w:t>
+      </w:r>
+    </w:p>
+    <w:p>
+      <w:pPr>
+        <w:numPr>
+          <w:ilvl w:val="0"/>
+          <w:numId w:val="1016"/>
+        </w:numPr>
+        <w:pStyle w:val="Compact"/>
+      </w:pPr>
+      <w:r>
+        <w:t xml:space="preserve">Bonuses, gratuity, or severance pay;</w:t>
+      </w:r>
+    </w:p>
+    <w:p>
+      <w:pPr>
+        <w:numPr>
+          <w:ilvl w:val="0"/>
+          <w:numId w:val="1016"/>
+        </w:numPr>
+        <w:pStyle w:val="Compact"/>
+      </w:pPr>
+      <w:r>
+        <w:t xml:space="preserve">Any other statutory or contractual employee benefits.</w:t>
+      </w:r>
+    </w:p>
+    <w:p>
+      <w:pPr>
+        <w:numPr>
+          <w:ilvl w:val="0"/>
+          <w:numId w:val="1017"/>
+        </w:numPr>
+        <w:pStyle w:val="Compact"/>
+      </w:pPr>
+      <w:r>
+        <w:t xml:space="preserve">The Contractor is solely responsible for making arrangements for pension, health insurance, life insurance, and any other personal or statutory benefits.</w:t>
+      </w:r>
+    </w:p>
     <w:bookmarkEnd w:id="39"/>
-    <w:bookmarkStart w:id="40" w:name="withholding-tax"/>
+    <w:bookmarkStart w:id="40" w:name="no-equity"/>
     <w:p>
       <w:pPr>
         <w:pStyle w:val="Heading3"/>
@@ -2540,271 +2676,19 @@
           <w:color w:val="E08A00"/>
           <w:sz w:val="26"/>
         </w:rPr>
-        <w:t xml:space="preserve">4.4 Withholding Tax</w:t>
-      </w:r>
-    </w:p>
-    <w:p>
-      <w:pPr>
-        <w:numPr>
-          <w:ilvl w:val="0"/>
-          <w:numId w:val="1014"/>
-        </w:numPr>
-      </w:pPr>
-      <w:r>
-        <w:t xml:space="preserve">In accordance with the provisions of the Companies Income Tax Act (CITA), Personal Income Tax Act (PITA), and applicable guidelines issued by the Federal Inland Revenue Service (FIRS), the Company shall deduct</w:t>
-      </w:r>
-      <w:r>
-        <w:t xml:space="preserve"> </w:t>
-      </w:r>
-      <w:r>
-        <w:rPr>
-          <w:bCs/>
-          <w:b/>
-        </w:rPr>
-        <w:t xml:space="preserve">Withholding Tax (WHT)</w:t>
-      </w:r>
-      <w:r>
-        <w:t xml:space="preserve"> </w:t>
-      </w:r>
-      <w:r>
-        <w:t xml:space="preserve">at the applicable rate from all payments made to the Contractor.</w:t>
-      </w:r>
-    </w:p>
-    <w:p>
-      <w:pPr>
-        <w:numPr>
-          <w:ilvl w:val="0"/>
-          <w:numId w:val="1014"/>
-        </w:numPr>
-      </w:pPr>
-      <w:r>
-        <w:t xml:space="preserve">The current applicable WHT rate for contracts and professional services is</w:t>
-      </w:r>
-      <w:r>
-        <w:t xml:space="preserve"> </w:t>
-      </w:r>
-      <w:r>
-        <w:rPr>
-          <w:bCs/>
-          <w:b/>
-        </w:rPr>
-        <w:t xml:space="preserve">ten percent (10%)</w:t>
-      </w:r>
-      <w:r>
-        <w:t xml:space="preserve"> </w:t>
-      </w:r>
-      <w:r>
-        <w:t xml:space="preserve">for companies and</w:t>
-      </w:r>
-      <w:r>
-        <w:t xml:space="preserve"> </w:t>
-      </w:r>
-      <w:r>
-        <w:rPr>
-          <w:bCs/>
-          <w:b/>
-        </w:rPr>
-        <w:t xml:space="preserve">five percent (5%)</w:t>
-      </w:r>
-      <w:r>
-        <w:t xml:space="preserve"> </w:t>
-      </w:r>
-      <w:r>
-        <w:t xml:space="preserve">for individuals, or such other rate as may be prescribed by law.</w:t>
-      </w:r>
-    </w:p>
-    <w:p>
-      <w:pPr>
-        <w:numPr>
-          <w:ilvl w:val="0"/>
-          <w:numId w:val="1014"/>
-        </w:numPr>
-      </w:pPr>
-      <w:r>
-        <w:t xml:space="preserve">The Company shall remit the deducted WHT to the FIRS and provide the Contractor with a WHT credit note within a reasonable time after remittance.</w:t>
-      </w:r>
-    </w:p>
-    <w:p>
-      <w:pPr>
-        <w:numPr>
-          <w:ilvl w:val="0"/>
-          <w:numId w:val="1014"/>
-        </w:numPr>
-      </w:pPr>
-      <w:r>
-        <w:t xml:space="preserve">The Contractor is solely responsible for filing all tax returns and paying all other taxes, levies, and contributions arising from the Fees received under this Agreement, including but not limited to income tax, value-added tax (VAT) where applicable, and any other statutory obligations.</w:t>
+        <w:t xml:space="preserve">4.6 No Equity</w:t>
+      </w:r>
+    </w:p>
+    <w:p>
+      <w:pPr>
+        <w:pStyle w:val="FirstParagraph"/>
+      </w:pPr>
+      <w:r>
+        <w:t xml:space="preserve">The Contractor shall not be eligible for, nor entitled to, any equity, stock options, profit-sharing, or ownership interest in the Company by virtue of this Agreement.</w:t>
       </w:r>
     </w:p>
     <w:bookmarkEnd w:id="40"/>
-    <w:bookmarkStart w:id="41" w:name="no-benefits"/>
-    <w:p>
-      <w:pPr>
-        <w:pStyle w:val="Heading3"/>
-        <w:rPr>
-          <w:color w:val="E08A00"/>
-        </w:rPr>
-      </w:pPr>
-      <w:r>
-        <w:rPr>
-          <w:b/>
-          <w:color w:val="E08A00"/>
-          <w:sz w:val="26"/>
-        </w:rPr>
-        <w:t xml:space="preserve">4.5 No Benefits</w:t>
-      </w:r>
-    </w:p>
-    <w:p>
-      <w:pPr>
-        <w:numPr>
-          <w:ilvl w:val="0"/>
-          <w:numId w:val="1015"/>
-        </w:numPr>
-        <w:pStyle w:val="Compact"/>
-      </w:pPr>
-      <w:r>
-        <w:t xml:space="preserve">The Contractor acknowledges and agrees that the Fees represent the sole compensation for the Services and that the Contractor is</w:t>
-      </w:r>
-      <w:r>
-        <w:t xml:space="preserve"> </w:t>
-      </w:r>
-      <w:r>
-        <w:rPr>
-          <w:bCs/>
-          <w:b/>
-        </w:rPr>
-        <w:t xml:space="preserve">not entitled</w:t>
-      </w:r>
-      <w:r>
-        <w:t xml:space="preserve"> </w:t>
-      </w:r>
-      <w:r>
-        <w:t xml:space="preserve">to any of the following:</w:t>
-      </w:r>
-    </w:p>
-    <w:p>
-      <w:pPr>
-        <w:numPr>
-          <w:ilvl w:val="0"/>
-          <w:numId w:val="1016"/>
-        </w:numPr>
-        <w:pStyle w:val="Compact"/>
-      </w:pPr>
-      <w:r>
-        <w:t xml:space="preserve">Pension contributions under the Pension Reform Act 2014;</w:t>
-      </w:r>
-    </w:p>
-    <w:p>
-      <w:pPr>
-        <w:numPr>
-          <w:ilvl w:val="0"/>
-          <w:numId w:val="1016"/>
-        </w:numPr>
-        <w:pStyle w:val="Compact"/>
-      </w:pPr>
-      <w:r>
-        <w:t xml:space="preserve">National Health Insurance Authority (NHIA) coverage;</w:t>
-      </w:r>
-    </w:p>
-    <w:p>
-      <w:pPr>
-        <w:numPr>
-          <w:ilvl w:val="0"/>
-          <w:numId w:val="1016"/>
-        </w:numPr>
-        <w:pStyle w:val="Compact"/>
-      </w:pPr>
-      <w:r>
-        <w:t xml:space="preserve">Group life insurance;</w:t>
-      </w:r>
-    </w:p>
-    <w:p>
-      <w:pPr>
-        <w:numPr>
-          <w:ilvl w:val="0"/>
-          <w:numId w:val="1016"/>
-        </w:numPr>
-        <w:pStyle w:val="Compact"/>
-      </w:pPr>
-      <w:r>
-        <w:t xml:space="preserve">Paid leave (annual, sick, maternity/paternity, or otherwise);</w:t>
-      </w:r>
-    </w:p>
-    <w:p>
-      <w:pPr>
-        <w:numPr>
-          <w:ilvl w:val="0"/>
-          <w:numId w:val="1016"/>
-        </w:numPr>
-        <w:pStyle w:val="Compact"/>
-      </w:pPr>
-      <w:r>
-        <w:t xml:space="preserve">Housing or transport allowances;</w:t>
-      </w:r>
-    </w:p>
-    <w:p>
-      <w:pPr>
-        <w:numPr>
-          <w:ilvl w:val="0"/>
-          <w:numId w:val="1016"/>
-        </w:numPr>
-        <w:pStyle w:val="Compact"/>
-      </w:pPr>
-      <w:r>
-        <w:t xml:space="preserve">Bonuses, gratuity, or severance pay;</w:t>
-      </w:r>
-    </w:p>
-    <w:p>
-      <w:pPr>
-        <w:numPr>
-          <w:ilvl w:val="0"/>
-          <w:numId w:val="1016"/>
-        </w:numPr>
-        <w:pStyle w:val="Compact"/>
-      </w:pPr>
-      <w:r>
-        <w:t xml:space="preserve">Any other statutory or contractual employee benefits.</w:t>
-      </w:r>
-    </w:p>
-    <w:p>
-      <w:pPr>
-        <w:numPr>
-          <w:ilvl w:val="0"/>
-          <w:numId w:val="1017"/>
-        </w:numPr>
-        <w:pStyle w:val="Compact"/>
-      </w:pPr>
-      <w:r>
-        <w:t xml:space="preserve">The Contractor is solely responsible for making arrangements for pension, health insurance, life insurance, and any other personal or statutory benefits.</w:t>
-      </w:r>
-    </w:p>
-    <w:bookmarkEnd w:id="41"/>
-    <w:bookmarkStart w:id="42" w:name="no-equity"/>
-    <w:p>
-      <w:pPr>
-        <w:pStyle w:val="Heading3"/>
-        <w:rPr>
-          <w:color w:val="E08A00"/>
-        </w:rPr>
-      </w:pPr>
-      <w:r>
-        <w:rPr>
-          <w:b/>
-          <w:color w:val="E08A00"/>
-          <w:sz w:val="26"/>
-        </w:rPr>
-        <w:t xml:space="preserve">4.6 No Equity</w:t>
-      </w:r>
-    </w:p>
-    <w:p>
-      <w:pPr>
-        <w:pStyle w:val="FirstParagraph"/>
-      </w:pPr>
-      <w:r>
-        <w:t xml:space="preserve">The Contractor shall not be eligible for, nor entitled to, any equity, stock options, profit-sharing, or ownership interest in the Company by virtue of this Agreement.</w:t>
-      </w:r>
-    </w:p>
-    <w:bookmarkEnd w:id="42"/>
-    <w:bookmarkStart w:id="43" w:name="expenses"/>
+    <w:bookmarkStart w:id="41" w:name="expenses"/>
     <w:p>
       <w:pPr>
         <w:pStyle w:val="Heading3"/>
@@ -2850,9 +2734,9 @@
         </w:pict>
       </w:r>
     </w:p>
-    <w:bookmarkEnd w:id="43"/>
-    <w:bookmarkEnd w:id="44"/>
-    <w:bookmarkStart w:id="50" w:name="independent-contractor-status"/>
+    <w:bookmarkEnd w:id="41"/>
+    <w:bookmarkEnd w:id="42"/>
+    <w:bookmarkStart w:id="48" w:name="independent-contractor-status"/>
     <w:p>
       <w:pPr>
         <w:pBdr>
@@ -2881,7 +2765,7 @@
         <w:t xml:space="preserve">5. INDEPENDENT CONTRACTOR STATUS</w:t>
       </w:r>
     </w:p>
-    <w:bookmarkStart w:id="45" w:name="relationship-of-the-parties"/>
+    <w:bookmarkStart w:id="43" w:name="relationship-of-the-parties"/>
     <w:p>
       <w:pPr>
         <w:pStyle w:val="Heading3"/>
@@ -2952,8 +2836,293 @@
         <w:t xml:space="preserve">This Agreement is a contract for services and shall not be governed by the provisions of the Labour Act (Cap L1, Laws of the Federation of Nigeria, 2004) or any other employment legislation that applies exclusively to employer-employee relationships.</w:t>
       </w:r>
     </w:p>
+    <w:bookmarkEnd w:id="43"/>
+    <w:bookmarkStart w:id="44" w:name="no-employment-rights"/>
+    <w:p>
+      <w:pPr>
+        <w:pStyle w:val="Heading3"/>
+        <w:rPr>
+          <w:color w:val="E08A00"/>
+        </w:rPr>
+      </w:pPr>
+      <w:r>
+        <w:rPr>
+          <w:b/>
+          <w:color w:val="E08A00"/>
+          <w:sz w:val="26"/>
+        </w:rPr>
+        <w:t xml:space="preserve">5.2 No Employment Rights</w:t>
+      </w:r>
+    </w:p>
+    <w:p>
+      <w:pPr>
+        <w:pStyle w:val="FirstParagraph"/>
+      </w:pPr>
+      <w:r>
+        <w:t xml:space="preserve">The Contractor expressly acknowledges and agrees that:</w:t>
+      </w:r>
+    </w:p>
+    <w:p>
+      <w:pPr>
+        <w:numPr>
+          <w:ilvl w:val="0"/>
+          <w:numId w:val="1020"/>
+        </w:numPr>
+        <w:pStyle w:val="Compact"/>
+      </w:pPr>
+      <w:r>
+        <w:t xml:space="preserve">The Contractor has</w:t>
+      </w:r>
+      <w:r>
+        <w:t xml:space="preserve"> </w:t>
+      </w:r>
+      <w:r>
+        <w:rPr>
+          <w:bCs/>
+          <w:b/>
+        </w:rPr>
+        <w:t xml:space="preserve">no entitlement</w:t>
+      </w:r>
+      <w:r>
+        <w:t xml:space="preserve"> </w:t>
+      </w:r>
+      <w:r>
+        <w:t xml:space="preserve">to any rights, privileges, or benefits available to employees of the Company under Nigerian law, including but not limited to:</w:t>
+      </w:r>
+    </w:p>
+    <w:p>
+      <w:pPr>
+        <w:numPr>
+          <w:ilvl w:val="0"/>
+          <w:numId w:val="1021"/>
+        </w:numPr>
+        <w:pStyle w:val="Compact"/>
+      </w:pPr>
+      <w:r>
+        <w:t xml:space="preserve">Protection against unfair dismissal;</w:t>
+      </w:r>
+    </w:p>
+    <w:p>
+      <w:pPr>
+        <w:numPr>
+          <w:ilvl w:val="0"/>
+          <w:numId w:val="1021"/>
+        </w:numPr>
+        <w:pStyle w:val="Compact"/>
+      </w:pPr>
+      <w:r>
+        <w:t xml:space="preserve">Redundancy payments;</w:t>
+      </w:r>
+    </w:p>
+    <w:p>
+      <w:pPr>
+        <w:numPr>
+          <w:ilvl w:val="0"/>
+          <w:numId w:val="1021"/>
+        </w:numPr>
+        <w:pStyle w:val="Compact"/>
+      </w:pPr>
+      <w:r>
+        <w:t xml:space="preserve">Minimum wage entitlements;</w:t>
+      </w:r>
+    </w:p>
+    <w:p>
+      <w:pPr>
+        <w:numPr>
+          <w:ilvl w:val="0"/>
+          <w:numId w:val="1021"/>
+        </w:numPr>
+        <w:pStyle w:val="Compact"/>
+      </w:pPr>
+      <w:r>
+        <w:t xml:space="preserve">Statutory leave entitlements;</w:t>
+      </w:r>
+    </w:p>
+    <w:p>
+      <w:pPr>
+        <w:numPr>
+          <w:ilvl w:val="0"/>
+          <w:numId w:val="1021"/>
+        </w:numPr>
+        <w:pStyle w:val="Compact"/>
+      </w:pPr>
+      <w:r>
+        <w:t xml:space="preserve">Pension contributions by the Company;</w:t>
+      </w:r>
+    </w:p>
+    <w:p>
+      <w:pPr>
+        <w:numPr>
+          <w:ilvl w:val="0"/>
+          <w:numId w:val="1021"/>
+        </w:numPr>
+        <w:pStyle w:val="Compact"/>
+      </w:pPr>
+      <w:r>
+        <w:t xml:space="preserve">NHIA contributions by the Company;</w:t>
+      </w:r>
+    </w:p>
+    <w:p>
+      <w:pPr>
+        <w:numPr>
+          <w:ilvl w:val="0"/>
+          <w:numId w:val="1021"/>
+        </w:numPr>
+        <w:pStyle w:val="Compact"/>
+      </w:pPr>
+      <w:r>
+        <w:t xml:space="preserve">Group life insurance coverage;</w:t>
+      </w:r>
+    </w:p>
+    <w:p>
+      <w:pPr>
+        <w:numPr>
+          <w:ilvl w:val="0"/>
+          <w:numId w:val="1021"/>
+        </w:numPr>
+        <w:pStyle w:val="Compact"/>
+      </w:pPr>
+      <w:r>
+        <w:t xml:space="preserve">Any other statutory employment benefits;</w:t>
+      </w:r>
+    </w:p>
+    <w:p>
+      <w:pPr>
+        <w:numPr>
+          <w:ilvl w:val="0"/>
+          <w:numId w:val="1022"/>
+        </w:numPr>
+      </w:pPr>
+      <w:r>
+        <w:t xml:space="preserve">The Contractor shall not hold themselves out as an employee of the Company and shall not make any representations to third parties that would suggest an employment relationship;</w:t>
+      </w:r>
+    </w:p>
+    <w:p>
+      <w:pPr>
+        <w:numPr>
+          <w:ilvl w:val="0"/>
+          <w:numId w:val="1022"/>
+        </w:numPr>
+      </w:pPr>
+      <w:r>
+        <w:t xml:space="preserve">The Contractor shall not have authority to bind the Company, enter into contracts on behalf of the Company, or create any obligation or liability on behalf of the Company without the Company’s express prior written consent;</w:t>
+      </w:r>
+    </w:p>
+    <w:p>
+      <w:pPr>
+        <w:numPr>
+          <w:ilvl w:val="0"/>
+          <w:numId w:val="1022"/>
+        </w:numPr>
+      </w:pPr>
+      <w:r>
+        <w:t xml:space="preserve">The Contractor is free to determine the manner and method of performing the Services, subject to meeting the agreed specifications, deadlines, and quality standards.</w:t>
+      </w:r>
+    </w:p>
+    <w:bookmarkEnd w:id="44"/>
+    <w:bookmarkStart w:id="45" w:name="tax-obligations"/>
+    <w:p>
+      <w:pPr>
+        <w:pStyle w:val="Heading3"/>
+        <w:rPr>
+          <w:color w:val="E08A00"/>
+        </w:rPr>
+      </w:pPr>
+      <w:r>
+        <w:rPr>
+          <w:b/>
+          <w:color w:val="E08A00"/>
+          <w:sz w:val="26"/>
+        </w:rPr>
+        <w:t xml:space="preserve">5.3 Tax Obligations</w:t>
+      </w:r>
+    </w:p>
+    <w:p>
+      <w:pPr>
+        <w:numPr>
+          <w:ilvl w:val="0"/>
+          <w:numId w:val="1023"/>
+        </w:numPr>
+        <w:pStyle w:val="Compact"/>
+      </w:pPr>
+      <w:r>
+        <w:t xml:space="preserve">The Contractor is solely responsible for:</w:t>
+      </w:r>
+    </w:p>
+    <w:p>
+      <w:pPr>
+        <w:numPr>
+          <w:ilvl w:val="0"/>
+          <w:numId w:val="1024"/>
+        </w:numPr>
+        <w:pStyle w:val="Compact"/>
+      </w:pPr>
+      <w:r>
+        <w:t xml:space="preserve">Registering with the relevant tax authority (FIRS or State Internal Revenue Service, as applicable);</w:t>
+      </w:r>
+    </w:p>
+    <w:p>
+      <w:pPr>
+        <w:numPr>
+          <w:ilvl w:val="0"/>
+          <w:numId w:val="1024"/>
+        </w:numPr>
+        <w:pStyle w:val="Compact"/>
+      </w:pPr>
+      <w:r>
+        <w:t xml:space="preserve">Obtaining and maintaining a valid Tax Identification Number (TIN);</w:t>
+      </w:r>
+    </w:p>
+    <w:p>
+      <w:pPr>
+        <w:numPr>
+          <w:ilvl w:val="0"/>
+          <w:numId w:val="1024"/>
+        </w:numPr>
+        <w:pStyle w:val="Compact"/>
+      </w:pPr>
+      <w:r>
+        <w:t xml:space="preserve">Filing all required tax returns;</w:t>
+      </w:r>
+    </w:p>
+    <w:p>
+      <w:pPr>
+        <w:numPr>
+          <w:ilvl w:val="0"/>
+          <w:numId w:val="1024"/>
+        </w:numPr>
+        <w:pStyle w:val="Compact"/>
+      </w:pPr>
+      <w:r>
+        <w:t xml:space="preserve">Paying all taxes, levies, and contributions due on the Fees and any other income arising from this Agreement;</w:t>
+      </w:r>
+    </w:p>
+    <w:p>
+      <w:pPr>
+        <w:numPr>
+          <w:ilvl w:val="0"/>
+          <w:numId w:val="1024"/>
+        </w:numPr>
+        <w:pStyle w:val="Compact"/>
+      </w:pPr>
+      <w:r>
+        <w:t xml:space="preserve">Compliance with all applicable tax laws and regulations in Nigeria.</w:t>
+      </w:r>
+    </w:p>
+    <w:p>
+      <w:pPr>
+        <w:numPr>
+          <w:ilvl w:val="0"/>
+          <w:numId w:val="1025"/>
+        </w:numPr>
+        <w:pStyle w:val="Compact"/>
+      </w:pPr>
+      <w:r>
+        <w:t xml:space="preserve">The Contractor shall indemnify and hold harmless the Company from and against any claims, penalties, interest, or liabilities arising from the Contractor’s failure to comply with tax obligations.</w:t>
+      </w:r>
+    </w:p>
     <w:bookmarkEnd w:id="45"/>
-    <w:bookmarkStart w:id="46" w:name="no-employment-rights"/>
+    <w:bookmarkStart w:id="46" w:name="no-workers-compensation"/>
     <w:p>
       <w:pPr>
         <w:pStyle w:val="Heading3"/>
@@ -2967,7 +3136,7 @@
           <w:color w:val="E08A00"/>
           <w:sz w:val="26"/>
         </w:rPr>
-        <w:t xml:space="preserve">5.2 No Employment Rights</w:t>
+        <w:t xml:space="preserve">5.4 No Workers’ Compensation</w:t>
       </w:r>
     </w:p>
     <w:p>
@@ -2975,296 +3144,11 @@
         <w:pStyle w:val="FirstParagraph"/>
       </w:pPr>
       <w:r>
-        <w:t xml:space="preserve">The Contractor expressly acknowledges and agrees that:</w:t>
-      </w:r>
-    </w:p>
-    <w:p>
-      <w:pPr>
-        <w:numPr>
-          <w:ilvl w:val="0"/>
-          <w:numId w:val="1020"/>
-        </w:numPr>
-        <w:pStyle w:val="Compact"/>
-      </w:pPr>
-      <w:r>
-        <w:t xml:space="preserve">The Contractor has</w:t>
-      </w:r>
-      <w:r>
-        <w:t xml:space="preserve"> </w:t>
-      </w:r>
-      <w:r>
-        <w:rPr>
-          <w:bCs/>
-          <w:b/>
-        </w:rPr>
-        <w:t xml:space="preserve">no entitlement</w:t>
-      </w:r>
-      <w:r>
-        <w:t xml:space="preserve"> </w:t>
-      </w:r>
-      <w:r>
-        <w:t xml:space="preserve">to any rights, privileges, or benefits available to employees of the Company under Nigerian law, including but not limited to:</w:t>
-      </w:r>
-    </w:p>
-    <w:p>
-      <w:pPr>
-        <w:numPr>
-          <w:ilvl w:val="0"/>
-          <w:numId w:val="1021"/>
-        </w:numPr>
-        <w:pStyle w:val="Compact"/>
-      </w:pPr>
-      <w:r>
-        <w:t xml:space="preserve">Protection against unfair dismissal;</w:t>
-      </w:r>
-    </w:p>
-    <w:p>
-      <w:pPr>
-        <w:numPr>
-          <w:ilvl w:val="0"/>
-          <w:numId w:val="1021"/>
-        </w:numPr>
-        <w:pStyle w:val="Compact"/>
-      </w:pPr>
-      <w:r>
-        <w:t xml:space="preserve">Redundancy payments;</w:t>
-      </w:r>
-    </w:p>
-    <w:p>
-      <w:pPr>
-        <w:numPr>
-          <w:ilvl w:val="0"/>
-          <w:numId w:val="1021"/>
-        </w:numPr>
-        <w:pStyle w:val="Compact"/>
-      </w:pPr>
-      <w:r>
-        <w:t xml:space="preserve">Minimum wage entitlements;</w:t>
-      </w:r>
-    </w:p>
-    <w:p>
-      <w:pPr>
-        <w:numPr>
-          <w:ilvl w:val="0"/>
-          <w:numId w:val="1021"/>
-        </w:numPr>
-        <w:pStyle w:val="Compact"/>
-      </w:pPr>
-      <w:r>
-        <w:t xml:space="preserve">Statutory leave entitlements;</w:t>
-      </w:r>
-    </w:p>
-    <w:p>
-      <w:pPr>
-        <w:numPr>
-          <w:ilvl w:val="0"/>
-          <w:numId w:val="1021"/>
-        </w:numPr>
-        <w:pStyle w:val="Compact"/>
-      </w:pPr>
-      <w:r>
-        <w:t xml:space="preserve">Pension contributions by the Company;</w:t>
-      </w:r>
-    </w:p>
-    <w:p>
-      <w:pPr>
-        <w:numPr>
-          <w:ilvl w:val="0"/>
-          <w:numId w:val="1021"/>
-        </w:numPr>
-        <w:pStyle w:val="Compact"/>
-      </w:pPr>
-      <w:r>
-        <w:t xml:space="preserve">NHIA contributions by the Company;</w:t>
-      </w:r>
-    </w:p>
-    <w:p>
-      <w:pPr>
-        <w:numPr>
-          <w:ilvl w:val="0"/>
-          <w:numId w:val="1021"/>
-        </w:numPr>
-        <w:pStyle w:val="Compact"/>
-      </w:pPr>
-      <w:r>
-        <w:t xml:space="preserve">Group life insurance coverage;</w:t>
-      </w:r>
-    </w:p>
-    <w:p>
-      <w:pPr>
-        <w:numPr>
-          <w:ilvl w:val="0"/>
-          <w:numId w:val="1021"/>
-        </w:numPr>
-        <w:pStyle w:val="Compact"/>
-      </w:pPr>
-      <w:r>
-        <w:t xml:space="preserve">Any other statutory employment benefits;</w:t>
-      </w:r>
-    </w:p>
-    <w:p>
-      <w:pPr>
-        <w:numPr>
-          <w:ilvl w:val="0"/>
-          <w:numId w:val="1022"/>
-        </w:numPr>
-      </w:pPr>
-      <w:r>
-        <w:t xml:space="preserve">The Contractor shall not hold themselves out as an employee of the Company and shall not make any representations to third parties that would suggest an employment relationship;</w:t>
-      </w:r>
-    </w:p>
-    <w:p>
-      <w:pPr>
-        <w:numPr>
-          <w:ilvl w:val="0"/>
-          <w:numId w:val="1022"/>
-        </w:numPr>
-      </w:pPr>
-      <w:r>
-        <w:t xml:space="preserve">The Contractor shall not have authority to bind the Company, enter into contracts on behalf of the Company, or create any obligation or liability on behalf of the Company without the Company’s express prior written consent;</w:t>
-      </w:r>
-    </w:p>
-    <w:p>
-      <w:pPr>
-        <w:numPr>
-          <w:ilvl w:val="0"/>
-          <w:numId w:val="1022"/>
-        </w:numPr>
-      </w:pPr>
-      <w:r>
-        <w:t xml:space="preserve">The Contractor is free to determine the manner and method of performing the Services, subject to meeting the agreed specifications, deadlines, and quality standards.</w:t>
+        <w:t xml:space="preserve">The Contractor acknowledges that the Company shall not provide workers’ compensation insurance or any other form of insurance coverage for the Contractor. The Contractor is solely responsible for obtaining any insurance coverage the Contractor deems necessary.</w:t>
       </w:r>
     </w:p>
     <w:bookmarkEnd w:id="46"/>
-    <w:bookmarkStart w:id="47" w:name="tax-obligations"/>
-    <w:p>
-      <w:pPr>
-        <w:pStyle w:val="Heading3"/>
-        <w:rPr>
-          <w:color w:val="E08A00"/>
-        </w:rPr>
-      </w:pPr>
-      <w:r>
-        <w:rPr>
-          <w:b/>
-          <w:color w:val="E08A00"/>
-          <w:sz w:val="26"/>
-        </w:rPr>
-        <w:t xml:space="preserve">5.3 Tax Obligations</w:t>
-      </w:r>
-    </w:p>
-    <w:p>
-      <w:pPr>
-        <w:numPr>
-          <w:ilvl w:val="0"/>
-          <w:numId w:val="1023"/>
-        </w:numPr>
-        <w:pStyle w:val="Compact"/>
-      </w:pPr>
-      <w:r>
-        <w:t xml:space="preserve">The Contractor is solely responsible for:</w:t>
-      </w:r>
-    </w:p>
-    <w:p>
-      <w:pPr>
-        <w:numPr>
-          <w:ilvl w:val="0"/>
-          <w:numId w:val="1024"/>
-        </w:numPr>
-        <w:pStyle w:val="Compact"/>
-      </w:pPr>
-      <w:r>
-        <w:t xml:space="preserve">Registering with the relevant tax authority (FIRS or State Internal Revenue Service, as applicable);</w:t>
-      </w:r>
-    </w:p>
-    <w:p>
-      <w:pPr>
-        <w:numPr>
-          <w:ilvl w:val="0"/>
-          <w:numId w:val="1024"/>
-        </w:numPr>
-        <w:pStyle w:val="Compact"/>
-      </w:pPr>
-      <w:r>
-        <w:t xml:space="preserve">Obtaining and maintaining a valid Tax Identification Number (TIN);</w:t>
-      </w:r>
-    </w:p>
-    <w:p>
-      <w:pPr>
-        <w:numPr>
-          <w:ilvl w:val="0"/>
-          <w:numId w:val="1024"/>
-        </w:numPr>
-        <w:pStyle w:val="Compact"/>
-      </w:pPr>
-      <w:r>
-        <w:t xml:space="preserve">Filing all required tax returns;</w:t>
-      </w:r>
-    </w:p>
-    <w:p>
-      <w:pPr>
-        <w:numPr>
-          <w:ilvl w:val="0"/>
-          <w:numId w:val="1024"/>
-        </w:numPr>
-        <w:pStyle w:val="Compact"/>
-      </w:pPr>
-      <w:r>
-        <w:t xml:space="preserve">Paying all taxes, levies, and contributions due on the Fees and any other income arising from this Agreement;</w:t>
-      </w:r>
-    </w:p>
-    <w:p>
-      <w:pPr>
-        <w:numPr>
-          <w:ilvl w:val="0"/>
-          <w:numId w:val="1024"/>
-        </w:numPr>
-        <w:pStyle w:val="Compact"/>
-      </w:pPr>
-      <w:r>
-        <w:t xml:space="preserve">Compliance with all applicable tax laws and regulations in Nigeria.</w:t>
-      </w:r>
-    </w:p>
-    <w:p>
-      <w:pPr>
-        <w:numPr>
-          <w:ilvl w:val="0"/>
-          <w:numId w:val="1025"/>
-        </w:numPr>
-        <w:pStyle w:val="Compact"/>
-      </w:pPr>
-      <w:r>
-        <w:t xml:space="preserve">The Contractor shall indemnify and hold harmless the Company from and against any claims, penalties, interest, or liabilities arising from the Contractor’s failure to comply with tax obligations.</w:t>
-      </w:r>
-    </w:p>
-    <w:bookmarkEnd w:id="47"/>
-    <w:bookmarkStart w:id="48" w:name="no-workers-compensation"/>
-    <w:p>
-      <w:pPr>
-        <w:pStyle w:val="Heading3"/>
-        <w:rPr>
-          <w:color w:val="E08A00"/>
-        </w:rPr>
-      </w:pPr>
-      <w:r>
-        <w:rPr>
-          <w:b/>
-          <w:color w:val="E08A00"/>
-          <w:sz w:val="26"/>
-        </w:rPr>
-        <w:t xml:space="preserve">5.4 No Workers’ Compensation</w:t>
-      </w:r>
-    </w:p>
-    <w:p>
-      <w:pPr>
-        <w:pStyle w:val="FirstParagraph"/>
-      </w:pPr>
-      <w:r>
-        <w:t xml:space="preserve">The Contractor acknowledges that the Company shall not provide workers’ compensation insurance or any other form of insurance coverage for the Contractor. The Contractor is solely responsible for obtaining any insurance coverage the Contractor deems necessary.</w:t>
-      </w:r>
-    </w:p>
-    <w:bookmarkEnd w:id="48"/>
-    <w:bookmarkStart w:id="49" w:name="tools-and-equipment"/>
+    <w:bookmarkStart w:id="47" w:name="tools-and-equipment"/>
     <w:p>
       <w:pPr>
         <w:pStyle w:val="Heading3"/>
@@ -3358,9 +3242,9 @@
         </w:pict>
       </w:r>
     </w:p>
-    <w:bookmarkEnd w:id="49"/>
-    <w:bookmarkEnd w:id="50"/>
-    <w:bookmarkStart w:id="56" w:name="intellectual-property-assignment"/>
+    <w:bookmarkEnd w:id="47"/>
+    <w:bookmarkEnd w:id="48"/>
+    <w:bookmarkStart w:id="54" w:name="intellectual-property-assignment"/>
     <w:p>
       <w:pPr>
         <w:pBdr>
@@ -3389,7 +3273,7 @@
         <w:t xml:space="preserve">6. INTELLECTUAL PROPERTY ASSIGNMENT</w:t>
       </w:r>
     </w:p>
-    <w:bookmarkStart w:id="51" w:name="assignment-of-intellectual-property"/>
+    <w:bookmarkStart w:id="49" w:name="assignment-of-intellectual-property"/>
     <w:p>
       <w:pPr>
         <w:pStyle w:val="Heading3"/>
@@ -3603,8 +3487,85 @@
         <w:t xml:space="preserve">All rights of action for past infringement of any of the foregoing.</w:t>
       </w:r>
     </w:p>
+    <w:bookmarkEnd w:id="49"/>
+    <w:bookmarkStart w:id="50" w:name="moral-rights-waiver"/>
+    <w:p>
+      <w:pPr>
+        <w:pStyle w:val="Heading3"/>
+        <w:rPr>
+          <w:color w:val="E08A00"/>
+        </w:rPr>
+      </w:pPr>
+      <w:r>
+        <w:rPr>
+          <w:b/>
+          <w:color w:val="E08A00"/>
+          <w:sz w:val="26"/>
+        </w:rPr>
+        <w:t xml:space="preserve">6.2 Moral Rights Waiver</w:t>
+      </w:r>
+    </w:p>
+    <w:p>
+      <w:pPr>
+        <w:pStyle w:val="FirstParagraph"/>
+      </w:pPr>
+      <w:r>
+        <w:t xml:space="preserve">To the fullest extent permitted by Nigerian law, the Contractor hereby irrevocably waives all moral rights (including the right to be identified as the author of any Work Product and the right to object to derogatory treatment of any Work Product) in connection with the Work Product, whether arising under the Copyright Act or otherwise.</w:t>
+      </w:r>
+    </w:p>
+    <w:bookmarkEnd w:id="50"/>
+    <w:bookmarkStart w:id="51" w:name="pre-existing-ip"/>
+    <w:p>
+      <w:pPr>
+        <w:pStyle w:val="Heading3"/>
+        <w:rPr>
+          <w:color w:val="E08A00"/>
+        </w:rPr>
+      </w:pPr>
+      <w:r>
+        <w:rPr>
+          <w:b/>
+          <w:color w:val="E08A00"/>
+          <w:sz w:val="26"/>
+        </w:rPr>
+        <w:t xml:space="preserve">6.3 Pre-Existing IP</w:t>
+      </w:r>
+    </w:p>
+    <w:p>
+      <w:pPr>
+        <w:numPr>
+          <w:ilvl w:val="0"/>
+          <w:numId w:val="1030"/>
+        </w:numPr>
+      </w:pPr>
+      <w:r>
+        <w:t xml:space="preserve">The Contractor retains ownership of all Pre-Existing IP.</w:t>
+      </w:r>
+    </w:p>
+    <w:p>
+      <w:pPr>
+        <w:numPr>
+          <w:ilvl w:val="0"/>
+          <w:numId w:val="1030"/>
+        </w:numPr>
+      </w:pPr>
+      <w:r>
+        <w:t xml:space="preserve">Where any Pre-Existing IP is incorporated into the Work Product, the Contractor hereby grants to the Company a perpetual, irrevocable, worldwide, royalty-free, fully paid-up, non-exclusive licence (with the right to sublicense) to use, reproduce, modify, distribute, display, and create derivative works from such Pre-Existing IP as part of or in connection with the Work Product.</w:t>
+      </w:r>
+    </w:p>
+    <w:p>
+      <w:pPr>
+        <w:numPr>
+          <w:ilvl w:val="0"/>
+          <w:numId w:val="1030"/>
+        </w:numPr>
+      </w:pPr>
+      <w:r>
+        <w:t xml:space="preserve">The Contractor shall identify all Pre-Existing IP to be incorporated into the Work Product in Schedule A and shall not incorporate any Pre-Existing IP without the Company’s prior written consent.</w:t>
+      </w:r>
+    </w:p>
     <w:bookmarkEnd w:id="51"/>
-    <w:bookmarkStart w:id="52" w:name="moral-rights-waiver"/>
+    <w:bookmarkStart w:id="52" w:name="third-party-ip"/>
     <w:p>
       <w:pPr>
         <w:pStyle w:val="Heading3"/>
@@ -3618,110 +3579,33 @@
           <w:color w:val="E08A00"/>
           <w:sz w:val="26"/>
         </w:rPr>
-        <w:t xml:space="preserve">6.2 Moral Rights Waiver</w:t>
-      </w:r>
-    </w:p>
-    <w:p>
-      <w:pPr>
-        <w:pStyle w:val="FirstParagraph"/>
-      </w:pPr>
-      <w:r>
-        <w:t xml:space="preserve">To the fullest extent permitted by Nigerian law, the Contractor hereby irrevocably waives all moral rights (including the right to be identified as the author of any Work Product and the right to object to derogatory treatment of any Work Product) in connection with the Work Product, whether arising under the Copyright Act or otherwise.</w:t>
+        <w:t xml:space="preserve">6.4 Third-Party IP</w:t>
+      </w:r>
+    </w:p>
+    <w:p>
+      <w:pPr>
+        <w:numPr>
+          <w:ilvl w:val="0"/>
+          <w:numId w:val="1031"/>
+        </w:numPr>
+      </w:pPr>
+      <w:r>
+        <w:t xml:space="preserve">The Contractor warrants that the Work Product shall not infringe, misappropriate, or otherwise violate the Intellectual Property rights of any third party.</w:t>
+      </w:r>
+    </w:p>
+    <w:p>
+      <w:pPr>
+        <w:numPr>
+          <w:ilvl w:val="0"/>
+          <w:numId w:val="1031"/>
+        </w:numPr>
+      </w:pPr>
+      <w:r>
+        <w:t xml:space="preserve">The Contractor shall not incorporate any third-party Intellectual Property (including open-source software) into the Work Product without the Company’s prior written approval and full disclosure of any applicable licence terms.</w:t>
       </w:r>
     </w:p>
     <w:bookmarkEnd w:id="52"/>
-    <w:bookmarkStart w:id="53" w:name="pre-existing-ip"/>
-    <w:p>
-      <w:pPr>
-        <w:pStyle w:val="Heading3"/>
-        <w:rPr>
-          <w:color w:val="E08A00"/>
-        </w:rPr>
-      </w:pPr>
-      <w:r>
-        <w:rPr>
-          <w:b/>
-          <w:color w:val="E08A00"/>
-          <w:sz w:val="26"/>
-        </w:rPr>
-        <w:t xml:space="preserve">6.3 Pre-Existing IP</w:t>
-      </w:r>
-    </w:p>
-    <w:p>
-      <w:pPr>
-        <w:numPr>
-          <w:ilvl w:val="0"/>
-          <w:numId w:val="1030"/>
-        </w:numPr>
-      </w:pPr>
-      <w:r>
-        <w:t xml:space="preserve">The Contractor retains ownership of all Pre-Existing IP.</w:t>
-      </w:r>
-    </w:p>
-    <w:p>
-      <w:pPr>
-        <w:numPr>
-          <w:ilvl w:val="0"/>
-          <w:numId w:val="1030"/>
-        </w:numPr>
-      </w:pPr>
-      <w:r>
-        <w:t xml:space="preserve">Where any Pre-Existing IP is incorporated into the Work Product, the Contractor hereby grants to the Company a perpetual, irrevocable, worldwide, royalty-free, fully paid-up, non-exclusive licence (with the right to sublicense) to use, reproduce, modify, distribute, display, and create derivative works from such Pre-Existing IP as part of or in connection with the Work Product.</w:t>
-      </w:r>
-    </w:p>
-    <w:p>
-      <w:pPr>
-        <w:numPr>
-          <w:ilvl w:val="0"/>
-          <w:numId w:val="1030"/>
-        </w:numPr>
-      </w:pPr>
-      <w:r>
-        <w:t xml:space="preserve">The Contractor shall identify all Pre-Existing IP to be incorporated into the Work Product in Schedule A and shall not incorporate any Pre-Existing IP without the Company’s prior written consent.</w:t>
-      </w:r>
-    </w:p>
-    <w:bookmarkEnd w:id="53"/>
-    <w:bookmarkStart w:id="54" w:name="third-party-ip"/>
-    <w:p>
-      <w:pPr>
-        <w:pStyle w:val="Heading3"/>
-        <w:rPr>
-          <w:color w:val="E08A00"/>
-        </w:rPr>
-      </w:pPr>
-      <w:r>
-        <w:rPr>
-          <w:b/>
-          <w:color w:val="E08A00"/>
-          <w:sz w:val="26"/>
-        </w:rPr>
-        <w:t xml:space="preserve">6.4 Third-Party IP</w:t>
-      </w:r>
-    </w:p>
-    <w:p>
-      <w:pPr>
-        <w:numPr>
-          <w:ilvl w:val="0"/>
-          <w:numId w:val="1031"/>
-        </w:numPr>
-      </w:pPr>
-      <w:r>
-        <w:t xml:space="preserve">The Contractor warrants that the Work Product shall not infringe, misappropriate, or otherwise violate the Intellectual Property rights of any third party.</w:t>
-      </w:r>
-    </w:p>
-    <w:p>
-      <w:pPr>
-        <w:numPr>
-          <w:ilvl w:val="0"/>
-          <w:numId w:val="1031"/>
-        </w:numPr>
-      </w:pPr>
-      <w:r>
-        <w:t xml:space="preserve">The Contractor shall not incorporate any third-party Intellectual Property (including open-source software) into the Work Product without the Company’s prior written approval and full disclosure of any applicable licence terms.</w:t>
-      </w:r>
-    </w:p>
-    <w:bookmarkEnd w:id="54"/>
-    <w:bookmarkStart w:id="55" w:name="further-assurances"/>
+    <w:bookmarkStart w:id="53" w:name="further-assurances"/>
     <w:p>
       <w:pPr>
         <w:pStyle w:val="Heading3"/>
@@ -3753,9 +3637,9 @@
         </w:pict>
       </w:r>
     </w:p>
-    <w:bookmarkEnd w:id="55"/>
-    <w:bookmarkEnd w:id="56"/>
-    <w:bookmarkStart w:id="61" w:name="confidentiality"/>
+    <w:bookmarkEnd w:id="53"/>
+    <w:bookmarkEnd w:id="54"/>
+    <w:bookmarkStart w:id="59" w:name="confidentiality"/>
     <w:p>
       <w:pPr>
         <w:pBdr>
@@ -3784,7 +3668,7 @@
         <w:t xml:space="preserve">7. CONFIDENTIALITY</w:t>
       </w:r>
     </w:p>
-    <w:bookmarkStart w:id="57" w:name="definition-of-confidential-information"/>
+    <w:bookmarkStart w:id="55" w:name="definition-of-confidential-information"/>
     <w:p>
       <w:pPr>
         <w:pStyle w:val="Heading3"/>
@@ -3948,201 +3832,201 @@
         <w:t xml:space="preserve">Confidential Information does not include information that: (i) is or becomes publicly available through no fault of the Contractor; (ii) was known to the Contractor prior to disclosure, as evidenced by written records; (iii) is independently developed by the Contractor without reference to the Confidential Information; or (iv) is rightfully received from a third party without restriction on disclosure.</w:t>
       </w:r>
     </w:p>
+    <w:bookmarkEnd w:id="55"/>
+    <w:bookmarkStart w:id="56" w:name="obligations"/>
+    <w:p>
+      <w:pPr>
+        <w:pStyle w:val="Heading3"/>
+        <w:rPr>
+          <w:color w:val="E08A00"/>
+        </w:rPr>
+      </w:pPr>
+      <w:r>
+        <w:rPr>
+          <w:b/>
+          <w:color w:val="E08A00"/>
+          <w:sz w:val="26"/>
+        </w:rPr>
+        <w:t xml:space="preserve">7.2 Obligations</w:t>
+      </w:r>
+    </w:p>
+    <w:p>
+      <w:pPr>
+        <w:pStyle w:val="FirstParagraph"/>
+      </w:pPr>
+      <w:r>
+        <w:t xml:space="preserve">The Contractor agrees to:</w:t>
+      </w:r>
+    </w:p>
+    <w:p>
+      <w:pPr>
+        <w:numPr>
+          <w:ilvl w:val="0"/>
+          <w:numId w:val="1033"/>
+        </w:numPr>
+      </w:pPr>
+      <w:r>
+        <w:t xml:space="preserve">Hold all Confidential Information in strict confidence and not disclose it to any third party without the Company’s prior written consent;</w:t>
+      </w:r>
+    </w:p>
+    <w:p>
+      <w:pPr>
+        <w:numPr>
+          <w:ilvl w:val="0"/>
+          <w:numId w:val="1033"/>
+        </w:numPr>
+      </w:pPr>
+      <w:r>
+        <w:t xml:space="preserve">Use the Confidential Information solely for the purpose of performing the Services under this Agreement;</w:t>
+      </w:r>
+    </w:p>
+    <w:p>
+      <w:pPr>
+        <w:numPr>
+          <w:ilvl w:val="0"/>
+          <w:numId w:val="1033"/>
+        </w:numPr>
+      </w:pPr>
+      <w:r>
+        <w:t xml:space="preserve">Take all reasonable measures, at least equivalent to those the Contractor uses to protect their own confidential information (but in no event less than reasonable care), to prevent the unauthorised disclosure, dissemination, or use of the Confidential Information;</w:t>
+      </w:r>
+    </w:p>
+    <w:p>
+      <w:pPr>
+        <w:numPr>
+          <w:ilvl w:val="0"/>
+          <w:numId w:val="1033"/>
+        </w:numPr>
+      </w:pPr>
+      <w:r>
+        <w:t xml:space="preserve">Immediately notify the Company in writing upon becoming aware of any unauthorised access to, disclosure of, or use of the Confidential Information;</w:t>
+      </w:r>
+    </w:p>
+    <w:p>
+      <w:pPr>
+        <w:numPr>
+          <w:ilvl w:val="0"/>
+          <w:numId w:val="1033"/>
+        </w:numPr>
+      </w:pPr>
+      <w:r>
+        <w:t xml:space="preserve">Not copy, reproduce, or store the Confidential Information except as strictly necessary for the performance of the Services;</w:t>
+      </w:r>
+    </w:p>
+    <w:p>
+      <w:pPr>
+        <w:numPr>
+          <w:ilvl w:val="0"/>
+          <w:numId w:val="1033"/>
+        </w:numPr>
+      </w:pPr>
+      <w:r>
+        <w:t xml:space="preserve">Upon termination or expiration of this Agreement, or upon request by the Company, promptly return or destroy (at the Company’s election) all Confidential Information in the Contractor’s possession, including all copies, extracts, and summaries, and certify in writing that such return or destruction has been completed.</w:t>
+      </w:r>
+    </w:p>
+    <w:bookmarkEnd w:id="56"/>
+    <w:bookmarkStart w:id="57" w:name="duration-of-obligations"/>
+    <w:p>
+      <w:pPr>
+        <w:pStyle w:val="Heading3"/>
+        <w:rPr>
+          <w:color w:val="E08A00"/>
+        </w:rPr>
+      </w:pPr>
+      <w:r>
+        <w:rPr>
+          <w:b/>
+          <w:color w:val="E08A00"/>
+          <w:sz w:val="26"/>
+        </w:rPr>
+        <w:t xml:space="preserve">7.3 Duration of Obligations</w:t>
+      </w:r>
+    </w:p>
+    <w:p>
+      <w:pPr>
+        <w:numPr>
+          <w:ilvl w:val="0"/>
+          <w:numId w:val="1034"/>
+        </w:numPr>
+      </w:pPr>
+      <w:r>
+        <w:t xml:space="preserve">The confidentiality obligations with respect to</w:t>
+      </w:r>
+      <w:r>
+        <w:t xml:space="preserve"> </w:t>
+      </w:r>
+      <w:r>
+        <w:rPr>
+          <w:bCs/>
+          <w:b/>
+        </w:rPr>
+        <w:t xml:space="preserve">Trade Secrets</w:t>
+      </w:r>
+      <w:r>
+        <w:t xml:space="preserve"> </w:t>
+      </w:r>
+      <w:r>
+        <w:t xml:space="preserve">shall continue</w:t>
+      </w:r>
+      <w:r>
+        <w:t xml:space="preserve"> </w:t>
+      </w:r>
+      <w:r>
+        <w:rPr>
+          <w:bCs/>
+          <w:b/>
+        </w:rPr>
+        <w:t xml:space="preserve">in perpetuity</w:t>
+      </w:r>
+      <w:r>
+        <w:t xml:space="preserve">, for so long as the information retains its character as a trade secret.</w:t>
+      </w:r>
+    </w:p>
+    <w:p>
+      <w:pPr>
+        <w:numPr>
+          <w:ilvl w:val="0"/>
+          <w:numId w:val="1034"/>
+        </w:numPr>
+      </w:pPr>
+      <w:r>
+        <w:t xml:space="preserve">The confidentiality obligations with respect to all</w:t>
+      </w:r>
+      <w:r>
+        <w:t xml:space="preserve"> </w:t>
+      </w:r>
+      <w:r>
+        <w:rPr>
+          <w:bCs/>
+          <w:b/>
+        </w:rPr>
+        <w:t xml:space="preserve">other Confidential Information</w:t>
+      </w:r>
+      <w:r>
+        <w:t xml:space="preserve"> </w:t>
+      </w:r>
+      <w:r>
+        <w:t xml:space="preserve">shall continue for a period of</w:t>
+      </w:r>
+      <w:r>
+        <w:t xml:space="preserve"> </w:t>
+      </w:r>
+      <w:r>
+        <w:rPr>
+          <w:bCs/>
+          <w:b/>
+        </w:rPr>
+        <w:t xml:space="preserve">five (5) years</w:t>
+      </w:r>
+      <w:r>
+        <w:t xml:space="preserve"> </w:t>
+      </w:r>
+      <w:r>
+        <w:t xml:space="preserve">from the date of disclosure or the termination of this Agreement, whichever is later.</w:t>
+      </w:r>
+    </w:p>
     <w:bookmarkEnd w:id="57"/>
-    <w:bookmarkStart w:id="58" w:name="obligations"/>
-    <w:p>
-      <w:pPr>
-        <w:pStyle w:val="Heading3"/>
-        <w:rPr>
-          <w:color w:val="E08A00"/>
-        </w:rPr>
-      </w:pPr>
-      <w:r>
-        <w:rPr>
-          <w:b/>
-          <w:color w:val="E08A00"/>
-          <w:sz w:val="26"/>
-        </w:rPr>
-        <w:t xml:space="preserve">7.2 Obligations</w:t>
-      </w:r>
-    </w:p>
-    <w:p>
-      <w:pPr>
-        <w:pStyle w:val="FirstParagraph"/>
-      </w:pPr>
-      <w:r>
-        <w:t xml:space="preserve">The Contractor agrees to:</w:t>
-      </w:r>
-    </w:p>
-    <w:p>
-      <w:pPr>
-        <w:numPr>
-          <w:ilvl w:val="0"/>
-          <w:numId w:val="1033"/>
-        </w:numPr>
-      </w:pPr>
-      <w:r>
-        <w:t xml:space="preserve">Hold all Confidential Information in strict confidence and not disclose it to any third party without the Company’s prior written consent;</w:t>
-      </w:r>
-    </w:p>
-    <w:p>
-      <w:pPr>
-        <w:numPr>
-          <w:ilvl w:val="0"/>
-          <w:numId w:val="1033"/>
-        </w:numPr>
-      </w:pPr>
-      <w:r>
-        <w:t xml:space="preserve">Use the Confidential Information solely for the purpose of performing the Services under this Agreement;</w:t>
-      </w:r>
-    </w:p>
-    <w:p>
-      <w:pPr>
-        <w:numPr>
-          <w:ilvl w:val="0"/>
-          <w:numId w:val="1033"/>
-        </w:numPr>
-      </w:pPr>
-      <w:r>
-        <w:t xml:space="preserve">Take all reasonable measures, at least equivalent to those the Contractor uses to protect their own confidential information (but in no event less than reasonable care), to prevent the unauthorised disclosure, dissemination, or use of the Confidential Information;</w:t>
-      </w:r>
-    </w:p>
-    <w:p>
-      <w:pPr>
-        <w:numPr>
-          <w:ilvl w:val="0"/>
-          <w:numId w:val="1033"/>
-        </w:numPr>
-      </w:pPr>
-      <w:r>
-        <w:t xml:space="preserve">Immediately notify the Company in writing upon becoming aware of any unauthorised access to, disclosure of, or use of the Confidential Information;</w:t>
-      </w:r>
-    </w:p>
-    <w:p>
-      <w:pPr>
-        <w:numPr>
-          <w:ilvl w:val="0"/>
-          <w:numId w:val="1033"/>
-        </w:numPr>
-      </w:pPr>
-      <w:r>
-        <w:t xml:space="preserve">Not copy, reproduce, or store the Confidential Information except as strictly necessary for the performance of the Services;</w:t>
-      </w:r>
-    </w:p>
-    <w:p>
-      <w:pPr>
-        <w:numPr>
-          <w:ilvl w:val="0"/>
-          <w:numId w:val="1033"/>
-        </w:numPr>
-      </w:pPr>
-      <w:r>
-        <w:t xml:space="preserve">Upon termination or expiration of this Agreement, or upon request by the Company, promptly return or destroy (at the Company’s election) all Confidential Information in the Contractor’s possession, including all copies, extracts, and summaries, and certify in writing that such return or destruction has been completed.</w:t>
-      </w:r>
-    </w:p>
-    <w:bookmarkEnd w:id="58"/>
-    <w:bookmarkStart w:id="59" w:name="duration-of-obligations"/>
-    <w:p>
-      <w:pPr>
-        <w:pStyle w:val="Heading3"/>
-        <w:rPr>
-          <w:color w:val="E08A00"/>
-        </w:rPr>
-      </w:pPr>
-      <w:r>
-        <w:rPr>
-          <w:b/>
-          <w:color w:val="E08A00"/>
-          <w:sz w:val="26"/>
-        </w:rPr>
-        <w:t xml:space="preserve">7.3 Duration of Obligations</w:t>
-      </w:r>
-    </w:p>
-    <w:p>
-      <w:pPr>
-        <w:numPr>
-          <w:ilvl w:val="0"/>
-          <w:numId w:val="1034"/>
-        </w:numPr>
-      </w:pPr>
-      <w:r>
-        <w:t xml:space="preserve">The confidentiality obligations with respect to</w:t>
-      </w:r>
-      <w:r>
-        <w:t xml:space="preserve"> </w:t>
-      </w:r>
-      <w:r>
-        <w:rPr>
-          <w:bCs/>
-          <w:b/>
-        </w:rPr>
-        <w:t xml:space="preserve">Trade Secrets</w:t>
-      </w:r>
-      <w:r>
-        <w:t xml:space="preserve"> </w:t>
-      </w:r>
-      <w:r>
-        <w:t xml:space="preserve">shall continue</w:t>
-      </w:r>
-      <w:r>
-        <w:t xml:space="preserve"> </w:t>
-      </w:r>
-      <w:r>
-        <w:rPr>
-          <w:bCs/>
-          <w:b/>
-        </w:rPr>
-        <w:t xml:space="preserve">in perpetuity</w:t>
-      </w:r>
-      <w:r>
-        <w:t xml:space="preserve">, for so long as the information retains its character as a trade secret.</w:t>
-      </w:r>
-    </w:p>
-    <w:p>
-      <w:pPr>
-        <w:numPr>
-          <w:ilvl w:val="0"/>
-          <w:numId w:val="1034"/>
-        </w:numPr>
-      </w:pPr>
-      <w:r>
-        <w:t xml:space="preserve">The confidentiality obligations with respect to all</w:t>
-      </w:r>
-      <w:r>
-        <w:t xml:space="preserve"> </w:t>
-      </w:r>
-      <w:r>
-        <w:rPr>
-          <w:bCs/>
-          <w:b/>
-        </w:rPr>
-        <w:t xml:space="preserve">other Confidential Information</w:t>
-      </w:r>
-      <w:r>
-        <w:t xml:space="preserve"> </w:t>
-      </w:r>
-      <w:r>
-        <w:t xml:space="preserve">shall continue for a period of</w:t>
-      </w:r>
-      <w:r>
-        <w:t xml:space="preserve"> </w:t>
-      </w:r>
-      <w:r>
-        <w:rPr>
-          <w:bCs/>
-          <w:b/>
-        </w:rPr>
-        <w:t xml:space="preserve">five (5) years</w:t>
-      </w:r>
-      <w:r>
-        <w:t xml:space="preserve"> </w:t>
-      </w:r>
-      <w:r>
-        <w:t xml:space="preserve">from the date of disclosure or the termination of this Agreement, whichever is later.</w:t>
-      </w:r>
-    </w:p>
-    <w:bookmarkEnd w:id="59"/>
-    <w:bookmarkStart w:id="60" w:name="permitted-disclosures"/>
+    <w:bookmarkStart w:id="58" w:name="permitted-disclosures"/>
     <w:p>
       <w:pPr>
         <w:pStyle w:val="Heading3"/>
@@ -4204,9 +4088,9 @@
         </w:pict>
       </w:r>
     </w:p>
-    <w:bookmarkEnd w:id="60"/>
-    <w:bookmarkEnd w:id="61"/>
-    <w:bookmarkStart w:id="65" w:name="non-competition"/>
+    <w:bookmarkEnd w:id="58"/>
+    <w:bookmarkEnd w:id="59"/>
+    <w:bookmarkStart w:id="63" w:name="non-competition"/>
     <w:p>
       <w:pPr>
         <w:pBdr>
@@ -4235,7 +4119,7 @@
         <w:t xml:space="preserve">8. NON-COMPETITION</w:t>
       </w:r>
     </w:p>
-    <w:bookmarkStart w:id="62" w:name="restriction"/>
+    <w:bookmarkStart w:id="60" w:name="restriction"/>
     <w:p>
       <w:pPr>
         <w:pStyle w:val="Heading3"/>
@@ -4336,8 +4220,8 @@
         <w:t xml:space="preserve">Establish, invest in (other than holding less than five percent (5%) of the shares of a publicly listed company), or manage any business that directly competes with the Company’s business within the Federal Republic of Nigeria.</w:t>
       </w:r>
     </w:p>
-    <w:bookmarkEnd w:id="62"/>
-    <w:bookmarkStart w:id="63" w:name="reasonableness"/>
+    <w:bookmarkEnd w:id="60"/>
+    <w:bookmarkStart w:id="61" w:name="reasonableness"/>
     <w:p>
       <w:pPr>
         <w:pStyle w:val="Heading3"/>
@@ -4395,8 +4279,8 @@
         <w:t xml:space="preserve">The restrictions do not impose an undue hardship on the Contractor and the Contractor has sufficient skills and experience to earn a livelihood without breaching these restrictions.</w:t>
       </w:r>
     </w:p>
-    <w:bookmarkEnd w:id="63"/>
-    <w:bookmarkStart w:id="64" w:name="severability-of-restrictions"/>
+    <w:bookmarkEnd w:id="61"/>
+    <w:bookmarkStart w:id="62" w:name="severability-of-restrictions"/>
     <w:p>
       <w:pPr>
         <w:pStyle w:val="Heading3"/>
@@ -4428,9 +4312,9 @@
         </w:pict>
       </w:r>
     </w:p>
-    <w:bookmarkEnd w:id="64"/>
-    <w:bookmarkEnd w:id="65"/>
-    <w:bookmarkStart w:id="68" w:name="non-solicitation"/>
+    <w:bookmarkEnd w:id="62"/>
+    <w:bookmarkEnd w:id="63"/>
+    <w:bookmarkStart w:id="66" w:name="non-solicitation"/>
     <w:p>
       <w:pPr>
         <w:pBdr>
@@ -4459,7 +4343,7 @@
         <w:t xml:space="preserve">9. NON-SOLICITATION</w:t>
       </w:r>
     </w:p>
-    <w:bookmarkStart w:id="66" w:name="perpetual-non-solicitation"/>
+    <w:bookmarkStart w:id="64" w:name="perpetual-non-solicitation"/>
     <w:p>
       <w:pPr>
         <w:pStyle w:val="Heading3"/>
@@ -4533,8 +4417,8 @@
         <w:t xml:space="preserve">Interfere with or disrupt, or attempt to interfere with or disrupt, any business relationship between the Company and any of its clients, customers, suppliers, or business partners.</w:t>
       </w:r>
     </w:p>
-    <w:bookmarkEnd w:id="66"/>
-    <w:bookmarkStart w:id="67" w:name="severability"/>
+    <w:bookmarkEnd w:id="64"/>
+    <w:bookmarkStart w:id="65" w:name="severability"/>
     <w:p>
       <w:pPr>
         <w:pStyle w:val="Heading3"/>
@@ -4596,9 +4480,9 @@
         </w:pict>
       </w:r>
     </w:p>
-    <w:bookmarkEnd w:id="67"/>
-    <w:bookmarkEnd w:id="68"/>
-    <w:bookmarkStart w:id="72" w:name="media-policy"/>
+    <w:bookmarkEnd w:id="65"/>
+    <w:bookmarkEnd w:id="66"/>
+    <w:bookmarkStart w:id="70" w:name="media-policy"/>
     <w:p>
       <w:pPr>
         <w:pBdr>
@@ -4627,7 +4511,7 @@
         <w:t xml:space="preserve">10. MEDIA POLICY</w:t>
       </w:r>
     </w:p>
-    <w:bookmarkStart w:id="69" w:name="perpetual-media-restrictions"/>
+    <w:bookmarkStart w:id="67" w:name="perpetual-media-restrictions"/>
     <w:p>
       <w:pPr>
         <w:pStyle w:val="Heading3"/>
@@ -4774,8 +4658,8 @@
         <w:t xml:space="preserve">The Contractor shall refer all inquiries from journalists, media organisations, analysts, researchers, or any other third parties concerning the Company or the Contractor’s engagement with the Company to the Company’s designated communications representative.</w:t>
       </w:r>
     </w:p>
-    <w:bookmarkEnd w:id="69"/>
-    <w:bookmarkStart w:id="70" w:name="authorised-communications"/>
+    <w:bookmarkEnd w:id="67"/>
+    <w:bookmarkStart w:id="68" w:name="authorised-communications"/>
     <w:p>
       <w:pPr>
         <w:pStyle w:val="Heading3"/>
@@ -4833,8 +4717,8 @@
         <w:t xml:space="preserve">The Company reserves the right to withdraw its approval at any time prior to publication, and the Contractor shall immediately cease any related communication upon receiving notice of withdrawal.</w:t>
       </w:r>
     </w:p>
-    <w:bookmarkEnd w:id="70"/>
-    <w:bookmarkStart w:id="71" w:name="remedies"/>
+    <w:bookmarkEnd w:id="68"/>
+    <w:bookmarkStart w:id="69" w:name="remedies"/>
     <w:p>
       <w:pPr>
         <w:pStyle w:val="Heading3"/>
@@ -4866,9 +4750,9 @@
         </w:pict>
       </w:r>
     </w:p>
-    <w:bookmarkEnd w:id="71"/>
-    <w:bookmarkEnd w:id="72"/>
-    <w:bookmarkStart w:id="77" w:name="data-protection"/>
+    <w:bookmarkEnd w:id="69"/>
+    <w:bookmarkEnd w:id="70"/>
+    <w:bookmarkStart w:id="75" w:name="data-protection"/>
     <w:p>
       <w:pPr>
         <w:pBdr>
@@ -4897,7 +4781,7 @@
         <w:t xml:space="preserve">11. DATA PROTECTION</w:t>
       </w:r>
     </w:p>
-    <w:bookmarkStart w:id="73" w:name="compliance-with-ndpa-2023"/>
+    <w:bookmarkStart w:id="71" w:name="compliance-with-ndpa-2023"/>
     <w:p>
       <w:pPr>
         <w:pStyle w:val="Heading3"/>
@@ -4981,206 +4865,206 @@
         <w:t xml:space="preserve">, as those terms are defined under the NDPA 2023.</w:t>
       </w:r>
     </w:p>
+    <w:bookmarkEnd w:id="71"/>
+    <w:bookmarkStart w:id="72" w:name="X9428ef7644b11f001ad0c4bbc41b11d57b7e106"/>
+    <w:p>
+      <w:pPr>
+        <w:pStyle w:val="Heading3"/>
+        <w:rPr>
+          <w:color w:val="E08A00"/>
+        </w:rPr>
+      </w:pPr>
+      <w:r>
+        <w:rPr>
+          <w:b/>
+          <w:color w:val="E08A00"/>
+          <w:sz w:val="26"/>
+        </w:rPr>
+        <w:t xml:space="preserve">11.2 Contractor’s Obligations as Data Processor</w:t>
+      </w:r>
+    </w:p>
+    <w:p>
+      <w:pPr>
+        <w:pStyle w:val="FirstParagraph"/>
+      </w:pPr>
+      <w:r>
+        <w:t xml:space="preserve">Where the Contractor processes personal data on behalf of the Company, the Contractor shall:</w:t>
+      </w:r>
+    </w:p>
+    <w:p>
+      <w:pPr>
+        <w:numPr>
+          <w:ilvl w:val="0"/>
+          <w:numId w:val="1045"/>
+        </w:numPr>
+      </w:pPr>
+      <w:r>
+        <w:t xml:space="preserve">Process personal data only on the documented instructions of the Company, unless required to do otherwise by applicable law (in which case the Contractor shall inform the Company of that legal requirement before processing, unless such law prohibits such disclosure);</w:t>
+      </w:r>
+    </w:p>
+    <w:p>
+      <w:pPr>
+        <w:numPr>
+          <w:ilvl w:val="0"/>
+          <w:numId w:val="1045"/>
+        </w:numPr>
+      </w:pPr>
+      <w:r>
+        <w:t xml:space="preserve">Ensure that all persons authorised to process the personal data have committed to confidentiality or are under an appropriate statutory obligation of confidentiality;</w:t>
+      </w:r>
+    </w:p>
+    <w:p>
+      <w:pPr>
+        <w:numPr>
+          <w:ilvl w:val="0"/>
+          <w:numId w:val="1045"/>
+        </w:numPr>
+      </w:pPr>
+      <w:r>
+        <w:t xml:space="preserve">Implement appropriate technical and organisational measures to ensure a level of security appropriate to the risk, including as appropriate:</w:t>
+      </w:r>
+    </w:p>
+    <w:p>
+      <w:pPr>
+        <w:numPr>
+          <w:ilvl w:val="0"/>
+          <w:numId w:val="1046"/>
+        </w:numPr>
+        <w:pStyle w:val="Compact"/>
+      </w:pPr>
+      <w:r>
+        <w:t xml:space="preserve">Encryption of personal data;</w:t>
+      </w:r>
+    </w:p>
+    <w:p>
+      <w:pPr>
+        <w:numPr>
+          <w:ilvl w:val="0"/>
+          <w:numId w:val="1046"/>
+        </w:numPr>
+        <w:pStyle w:val="Compact"/>
+      </w:pPr>
+      <w:r>
+        <w:t xml:space="preserve">The ability to ensure the ongoing confidentiality, integrity, availability, and resilience of processing systems and services;</w:t>
+      </w:r>
+    </w:p>
+    <w:p>
+      <w:pPr>
+        <w:numPr>
+          <w:ilvl w:val="0"/>
+          <w:numId w:val="1046"/>
+        </w:numPr>
+        <w:pStyle w:val="Compact"/>
+      </w:pPr>
+      <w:r>
+        <w:t xml:space="preserve">The ability to restore the availability and access to personal data in a timely manner in the event of a physical or technical incident;</w:t>
+      </w:r>
+    </w:p>
+    <w:p>
+      <w:pPr>
+        <w:numPr>
+          <w:ilvl w:val="0"/>
+          <w:numId w:val="1046"/>
+        </w:numPr>
+        <w:pStyle w:val="Compact"/>
+      </w:pPr>
+      <w:r>
+        <w:t xml:space="preserve">A process for regularly testing, assessing, and evaluating the effectiveness of technical and organisational measures;</w:t>
+      </w:r>
+    </w:p>
+    <w:p>
+      <w:pPr>
+        <w:numPr>
+          <w:ilvl w:val="0"/>
+          <w:numId w:val="1047"/>
+        </w:numPr>
+      </w:pPr>
+      <w:r>
+        <w:t xml:space="preserve">Not engage any sub-processor without the prior written consent of the Company;</w:t>
+      </w:r>
+    </w:p>
+    <w:p>
+      <w:pPr>
+        <w:numPr>
+          <w:ilvl w:val="0"/>
+          <w:numId w:val="1047"/>
+        </w:numPr>
+      </w:pPr>
+      <w:r>
+        <w:t xml:space="preserve">Assist the Company in fulfilling its obligations to respond to data subject requests to exercise their rights under the NDPA 2023;</w:t>
+      </w:r>
+    </w:p>
+    <w:p>
+      <w:pPr>
+        <w:numPr>
+          <w:ilvl w:val="0"/>
+          <w:numId w:val="1047"/>
+        </w:numPr>
+      </w:pPr>
+      <w:r>
+        <w:rPr>
+          <w:bCs/>
+          <w:b/>
+        </w:rPr>
+        <w:t xml:space="preserve">Notify the Company without undue delay (and in any event within twenty-four (24) hours)</w:t>
+      </w:r>
+      <w:r>
+        <w:t xml:space="preserve"> </w:t>
+      </w:r>
+      <w:r>
+        <w:t xml:space="preserve">after becoming aware of a personal data breach;</w:t>
+      </w:r>
+    </w:p>
+    <w:p>
+      <w:pPr>
+        <w:numPr>
+          <w:ilvl w:val="0"/>
+          <w:numId w:val="1047"/>
+        </w:numPr>
+      </w:pPr>
+      <w:r>
+        <w:t xml:space="preserve">Delete or return all personal data to the Company after the end of the provision of Services relating to the processing, and delete existing copies unless applicable law requires retention;</w:t>
+      </w:r>
+    </w:p>
+    <w:p>
+      <w:pPr>
+        <w:numPr>
+          <w:ilvl w:val="0"/>
+          <w:numId w:val="1047"/>
+        </w:numPr>
+      </w:pPr>
+      <w:r>
+        <w:t xml:space="preserve">Make available to the Company all information necessary to demonstrate compliance with these obligations and allow for and contribute to audits and inspections conducted by the Company or the Company’s designated auditor.</w:t>
+      </w:r>
+    </w:p>
+    <w:bookmarkEnd w:id="72"/>
+    <w:bookmarkStart w:id="73" w:name="international-data-transfers"/>
+    <w:p>
+      <w:pPr>
+        <w:pStyle w:val="Heading3"/>
+        <w:rPr>
+          <w:color w:val="E08A00"/>
+        </w:rPr>
+      </w:pPr>
+      <w:r>
+        <w:rPr>
+          <w:b/>
+          <w:color w:val="E08A00"/>
+          <w:sz w:val="26"/>
+        </w:rPr>
+        <w:t xml:space="preserve">11.3 International Data Transfers</w:t>
+      </w:r>
+    </w:p>
+    <w:p>
+      <w:pPr>
+        <w:pStyle w:val="FirstParagraph"/>
+      </w:pPr>
+      <w:r>
+        <w:t xml:space="preserve">The Contractor shall not transfer personal data outside the Federal Republic of Nigeria without the prior written consent of the Company and without ensuring that adequate safeguards are in place in accordance with the NDPA 2023 and any applicable guidance from the NDPC.</w:t>
+      </w:r>
+    </w:p>
     <w:bookmarkEnd w:id="73"/>
-    <w:bookmarkStart w:id="74" w:name="X9428ef7644b11f001ad0c4bbc41b11d57b7e106"/>
-    <w:p>
-      <w:pPr>
-        <w:pStyle w:val="Heading3"/>
-        <w:rPr>
-          <w:color w:val="E08A00"/>
-        </w:rPr>
-      </w:pPr>
-      <w:r>
-        <w:rPr>
-          <w:b/>
-          <w:color w:val="E08A00"/>
-          <w:sz w:val="26"/>
-        </w:rPr>
-        <w:t xml:space="preserve">11.2 Contractor’s Obligations as Data Processor</w:t>
-      </w:r>
-    </w:p>
-    <w:p>
-      <w:pPr>
-        <w:pStyle w:val="FirstParagraph"/>
-      </w:pPr>
-      <w:r>
-        <w:t xml:space="preserve">Where the Contractor processes personal data on behalf of the Company, the Contractor shall:</w:t>
-      </w:r>
-    </w:p>
-    <w:p>
-      <w:pPr>
-        <w:numPr>
-          <w:ilvl w:val="0"/>
-          <w:numId w:val="1045"/>
-        </w:numPr>
-      </w:pPr>
-      <w:r>
-        <w:t xml:space="preserve">Process personal data only on the documented instructions of the Company, unless required to do otherwise by applicable law (in which case the Contractor shall inform the Company of that legal requirement before processing, unless such law prohibits such disclosure);</w:t>
-      </w:r>
-    </w:p>
-    <w:p>
-      <w:pPr>
-        <w:numPr>
-          <w:ilvl w:val="0"/>
-          <w:numId w:val="1045"/>
-        </w:numPr>
-      </w:pPr>
-      <w:r>
-        <w:t xml:space="preserve">Ensure that all persons authorised to process the personal data have committed to confidentiality or are under an appropriate statutory obligation of confidentiality;</w:t>
-      </w:r>
-    </w:p>
-    <w:p>
-      <w:pPr>
-        <w:numPr>
-          <w:ilvl w:val="0"/>
-          <w:numId w:val="1045"/>
-        </w:numPr>
-      </w:pPr>
-      <w:r>
-        <w:t xml:space="preserve">Implement appropriate technical and organisational measures to ensure a level of security appropriate to the risk, including as appropriate:</w:t>
-      </w:r>
-    </w:p>
-    <w:p>
-      <w:pPr>
-        <w:numPr>
-          <w:ilvl w:val="0"/>
-          <w:numId w:val="1046"/>
-        </w:numPr>
-        <w:pStyle w:val="Compact"/>
-      </w:pPr>
-      <w:r>
-        <w:t xml:space="preserve">Encryption of personal data;</w:t>
-      </w:r>
-    </w:p>
-    <w:p>
-      <w:pPr>
-        <w:numPr>
-          <w:ilvl w:val="0"/>
-          <w:numId w:val="1046"/>
-        </w:numPr>
-        <w:pStyle w:val="Compact"/>
-      </w:pPr>
-      <w:r>
-        <w:t xml:space="preserve">The ability to ensure the ongoing confidentiality, integrity, availability, and resilience of processing systems and services;</w:t>
-      </w:r>
-    </w:p>
-    <w:p>
-      <w:pPr>
-        <w:numPr>
-          <w:ilvl w:val="0"/>
-          <w:numId w:val="1046"/>
-        </w:numPr>
-        <w:pStyle w:val="Compact"/>
-      </w:pPr>
-      <w:r>
-        <w:t xml:space="preserve">The ability to restore the availability and access to personal data in a timely manner in the event of a physical or technical incident;</w:t>
-      </w:r>
-    </w:p>
-    <w:p>
-      <w:pPr>
-        <w:numPr>
-          <w:ilvl w:val="0"/>
-          <w:numId w:val="1046"/>
-        </w:numPr>
-        <w:pStyle w:val="Compact"/>
-      </w:pPr>
-      <w:r>
-        <w:t xml:space="preserve">A process for regularly testing, assessing, and evaluating the effectiveness of technical and organisational measures;</w:t>
-      </w:r>
-    </w:p>
-    <w:p>
-      <w:pPr>
-        <w:numPr>
-          <w:ilvl w:val="0"/>
-          <w:numId w:val="1047"/>
-        </w:numPr>
-      </w:pPr>
-      <w:r>
-        <w:t xml:space="preserve">Not engage any sub-processor without the prior written consent of the Company;</w:t>
-      </w:r>
-    </w:p>
-    <w:p>
-      <w:pPr>
-        <w:numPr>
-          <w:ilvl w:val="0"/>
-          <w:numId w:val="1047"/>
-        </w:numPr>
-      </w:pPr>
-      <w:r>
-        <w:t xml:space="preserve">Assist the Company in fulfilling its obligations to respond to data subject requests to exercise their rights under the NDPA 2023;</w:t>
-      </w:r>
-    </w:p>
-    <w:p>
-      <w:pPr>
-        <w:numPr>
-          <w:ilvl w:val="0"/>
-          <w:numId w:val="1047"/>
-        </w:numPr>
-      </w:pPr>
-      <w:r>
-        <w:rPr>
-          <w:bCs/>
-          <w:b/>
-        </w:rPr>
-        <w:t xml:space="preserve">Notify the Company without undue delay (and in any event within twenty-four (24) hours)</w:t>
-      </w:r>
-      <w:r>
-        <w:t xml:space="preserve"> </w:t>
-      </w:r>
-      <w:r>
-        <w:t xml:space="preserve">after becoming aware of a personal data breach;</w:t>
-      </w:r>
-    </w:p>
-    <w:p>
-      <w:pPr>
-        <w:numPr>
-          <w:ilvl w:val="0"/>
-          <w:numId w:val="1047"/>
-        </w:numPr>
-      </w:pPr>
-      <w:r>
-        <w:t xml:space="preserve">Delete or return all personal data to the Company after the end of the provision of Services relating to the processing, and delete existing copies unless applicable law requires retention;</w:t>
-      </w:r>
-    </w:p>
-    <w:p>
-      <w:pPr>
-        <w:numPr>
-          <w:ilvl w:val="0"/>
-          <w:numId w:val="1047"/>
-        </w:numPr>
-      </w:pPr>
-      <w:r>
-        <w:t xml:space="preserve">Make available to the Company all information necessary to demonstrate compliance with these obligations and allow for and contribute to audits and inspections conducted by the Company or the Company’s designated auditor.</w:t>
-      </w:r>
-    </w:p>
-    <w:bookmarkEnd w:id="74"/>
-    <w:bookmarkStart w:id="75" w:name="international-data-transfers"/>
-    <w:p>
-      <w:pPr>
-        <w:pStyle w:val="Heading3"/>
-        <w:rPr>
-          <w:color w:val="E08A00"/>
-        </w:rPr>
-      </w:pPr>
-      <w:r>
-        <w:rPr>
-          <w:b/>
-          <w:color w:val="E08A00"/>
-          <w:sz w:val="26"/>
-        </w:rPr>
-        <w:t xml:space="preserve">11.3 International Data Transfers</w:t>
-      </w:r>
-    </w:p>
-    <w:p>
-      <w:pPr>
-        <w:pStyle w:val="FirstParagraph"/>
-      </w:pPr>
-      <w:r>
-        <w:t xml:space="preserve">The Contractor shall not transfer personal data outside the Federal Republic of Nigeria without the prior written consent of the Company and without ensuring that adequate safeguards are in place in accordance with the NDPA 2023 and any applicable guidance from the NDPC.</w:t>
-      </w:r>
-    </w:p>
-    <w:bookmarkEnd w:id="75"/>
-    <w:bookmarkStart w:id="76" w:name="compliance-with-fccpa-2019"/>
+    <w:bookmarkStart w:id="74" w:name="compliance-with-fccpa-2019"/>
     <w:p>
       <w:pPr>
         <w:pStyle w:val="Heading3"/>
@@ -5212,9 +5096,9 @@
         </w:pict>
       </w:r>
     </w:p>
-    <w:bookmarkEnd w:id="76"/>
-    <w:bookmarkEnd w:id="77"/>
-    <w:bookmarkStart w:id="82" w:name="performance-deliverables"/>
+    <w:bookmarkEnd w:id="74"/>
+    <w:bookmarkEnd w:id="75"/>
+    <w:bookmarkStart w:id="80" w:name="performance-deliverables"/>
     <w:p>
       <w:pPr>
         <w:pBdr>
@@ -5243,7 +5127,7 @@
         <w:t xml:space="preserve">12. PERFORMANCE &amp; DELIVERABLES</w:t>
       </w:r>
     </w:p>
-    <w:bookmarkStart w:id="78" w:name="milestones"/>
+    <w:bookmarkStart w:id="76" w:name="milestones"/>
     <w:p>
       <w:pPr>
         <w:pStyle w:val="Heading3"/>
@@ -5755,259 +5639,259 @@
         </w:tc>
       </w:tr>
     </w:tbl>
+    <w:bookmarkEnd w:id="76"/>
+    <w:bookmarkStart w:id="77" w:name="acceptance-criteria"/>
+    <w:p>
+      <w:pPr>
+        <w:pStyle w:val="Heading3"/>
+        <w:rPr>
+          <w:color w:val="E08A00"/>
+        </w:rPr>
+      </w:pPr>
+      <w:r>
+        <w:rPr>
+          <w:b/>
+          <w:color w:val="E08A00"/>
+          <w:sz w:val="26"/>
+        </w:rPr>
+        <w:t xml:space="preserve">12.2 Acceptance Criteria</w:t>
+      </w:r>
+    </w:p>
+    <w:p>
+      <w:pPr>
+        <w:numPr>
+          <w:ilvl w:val="0"/>
+          <w:numId w:val="1049"/>
+        </w:numPr>
+      </w:pPr>
+      <w:r>
+        <w:t xml:space="preserve">Each Deliverable shall be subject to the Company’s review and acceptance. The Company shall review each Deliverable within</w:t>
+      </w:r>
+      <w:r>
+        <w:t xml:space="preserve"> </w:t>
+      </w:r>
+      <w:r>
+        <w:rPr>
+          <w:bCs/>
+          <w:b/>
+        </w:rPr>
+        <w:t xml:space="preserve">seven (7) Business Days</w:t>
+      </w:r>
+      <w:r>
+        <w:t xml:space="preserve"> </w:t>
+      </w:r>
+      <w:r>
+        <w:t xml:space="preserve">of submission (the</w:t>
+      </w:r>
+      <w:r>
+        <w:t xml:space="preserve"> </w:t>
+      </w:r>
+      <w:r>
+        <w:rPr>
+          <w:bCs/>
+          <w:b/>
+        </w:rPr>
+        <w:t xml:space="preserve">“</w:t>
+      </w:r>
+      <w:r>
+        <w:rPr>
+          <w:bCs/>
+          <w:b/>
+        </w:rPr>
+        <w:t xml:space="preserve">Review Period</w:t>
+      </w:r>
+      <w:r>
+        <w:rPr>
+          <w:bCs/>
+          <w:b/>
+        </w:rPr>
+        <w:t xml:space="preserve">”</w:t>
+      </w:r>
+      <w:r>
+        <w:t xml:space="preserve">).</w:t>
+      </w:r>
+    </w:p>
+    <w:p>
+      <w:pPr>
+        <w:numPr>
+          <w:ilvl w:val="0"/>
+          <w:numId w:val="1049"/>
+        </w:numPr>
+      </w:pPr>
+      <w:r>
+        <w:t xml:space="preserve">The Company shall, within the Review Period:</w:t>
+      </w:r>
+    </w:p>
+    <w:p>
+      <w:pPr>
+        <w:numPr>
+          <w:ilvl w:val="0"/>
+          <w:numId w:val="1050"/>
+        </w:numPr>
+        <w:pStyle w:val="Compact"/>
+      </w:pPr>
+      <w:r>
+        <w:t xml:space="preserve">Accept the Deliverable by providing written acceptance; or</w:t>
+      </w:r>
+    </w:p>
+    <w:p>
+      <w:pPr>
+        <w:numPr>
+          <w:ilvl w:val="0"/>
+          <w:numId w:val="1050"/>
+        </w:numPr>
+        <w:pStyle w:val="Compact"/>
+      </w:pPr>
+      <w:r>
+        <w:t xml:space="preserve">Reject the Deliverable by providing written notice specifying the deficiencies and the revisions required.</w:t>
+      </w:r>
+    </w:p>
+    <w:p>
+      <w:pPr>
+        <w:numPr>
+          <w:ilvl w:val="0"/>
+          <w:numId w:val="1051"/>
+        </w:numPr>
+        <w:pStyle w:val="Compact"/>
+      </w:pPr>
+      <w:r>
+        <w:t xml:space="preserve">If the Company fails to provide written acceptance or rejection within the Review Period, the Deliverable shall be deemed</w:t>
+      </w:r>
+      <w:r>
+        <w:t xml:space="preserve"> </w:t>
+      </w:r>
+      <w:r>
+        <w:rPr>
+          <w:bCs/>
+          <w:b/>
+        </w:rPr>
+        <w:t xml:space="preserve">not accepted</w:t>
+      </w:r>
+      <w:r>
+        <w:t xml:space="preserve">, and the Company shall provide feedback within an additional five (5) Business Days.</w:t>
+      </w:r>
+    </w:p>
+    <w:bookmarkEnd w:id="77"/>
+    <w:bookmarkStart w:id="78" w:name="revision-process"/>
+    <w:p>
+      <w:pPr>
+        <w:pStyle w:val="Heading3"/>
+        <w:rPr>
+          <w:color w:val="E08A00"/>
+        </w:rPr>
+      </w:pPr>
+      <w:r>
+        <w:rPr>
+          <w:b/>
+          <w:color w:val="E08A00"/>
+          <w:sz w:val="26"/>
+        </w:rPr>
+        <w:t xml:space="preserve">12.3 Revision Process</w:t>
+      </w:r>
+    </w:p>
+    <w:p>
+      <w:pPr>
+        <w:numPr>
+          <w:ilvl w:val="0"/>
+          <w:numId w:val="1052"/>
+        </w:numPr>
+      </w:pPr>
+      <w:r>
+        <w:t xml:space="preserve">Upon receipt of a rejection notice, the Contractor shall revise the Deliverable to address the deficiencies identified by the Company and resubmit within</w:t>
+      </w:r>
+      <w:r>
+        <w:t xml:space="preserve"> </w:t>
+      </w:r>
+      <w:r>
+        <w:rPr>
+          <w:bCs/>
+          <w:b/>
+        </w:rPr>
+        <w:t xml:space="preserve">five (5) Business Days</w:t>
+      </w:r>
+      <w:r>
+        <w:t xml:space="preserve"> </w:t>
+      </w:r>
+      <w:r>
+        <w:t xml:space="preserve">(or such other period as may be agreed in writing).</w:t>
+      </w:r>
+    </w:p>
+    <w:p>
+      <w:pPr>
+        <w:numPr>
+          <w:ilvl w:val="0"/>
+          <w:numId w:val="1052"/>
+        </w:numPr>
+      </w:pPr>
+      <w:r>
+        <w:t xml:space="preserve">The Contractor shall be entitled to</w:t>
+      </w:r>
+      <w:r>
+        <w:t xml:space="preserve"> </w:t>
+      </w:r>
+      <w:r>
+        <w:rPr>
+          <w:bCs/>
+          <w:b/>
+        </w:rPr>
+        <w:t xml:space="preserve">two (2) rounds of revisions</w:t>
+      </w:r>
+      <w:r>
+        <w:t xml:space="preserve"> </w:t>
+      </w:r>
+      <w:r>
+        <w:t xml:space="preserve">at no additional cost. Additional revisions beyond the second round may be subject to additional Fees, as agreed in writing by the Parties.</w:t>
+      </w:r>
+    </w:p>
+    <w:p>
+      <w:pPr>
+        <w:numPr>
+          <w:ilvl w:val="0"/>
+          <w:numId w:val="1052"/>
+        </w:numPr>
+      </w:pPr>
+      <w:r>
+        <w:t xml:space="preserve">If, after two (2) rounds of revisions, the Deliverable still does not meet the acceptance criteria, the Company may, at its sole discretion:</w:t>
+      </w:r>
+    </w:p>
+    <w:p>
+      <w:pPr>
+        <w:numPr>
+          <w:ilvl w:val="0"/>
+          <w:numId w:val="1053"/>
+        </w:numPr>
+        <w:pStyle w:val="Compact"/>
+      </w:pPr>
+      <w:r>
+        <w:t xml:space="preserve">Accept the Deliverable with a proportional reduction in the applicable Fee;</w:t>
+      </w:r>
+    </w:p>
+    <w:p>
+      <w:pPr>
+        <w:numPr>
+          <w:ilvl w:val="0"/>
+          <w:numId w:val="1053"/>
+        </w:numPr>
+        <w:pStyle w:val="Compact"/>
+      </w:pPr>
+      <w:r>
+        <w:t xml:space="preserve">Allow the Contractor one final opportunity to revise the Deliverable;</w:t>
+      </w:r>
+    </w:p>
+    <w:p>
+      <w:pPr>
+        <w:numPr>
+          <w:ilvl w:val="0"/>
+          <w:numId w:val="1053"/>
+        </w:numPr>
+        <w:pStyle w:val="Compact"/>
+      </w:pPr>
+      <w:r>
+        <w:t xml:space="preserve">Terminate this Agreement or the applicable SOW for cause under Section 13.</w:t>
+      </w:r>
+    </w:p>
     <w:bookmarkEnd w:id="78"/>
-    <w:bookmarkStart w:id="79" w:name="acceptance-criteria"/>
-    <w:p>
-      <w:pPr>
-        <w:pStyle w:val="Heading3"/>
-        <w:rPr>
-          <w:color w:val="E08A00"/>
-        </w:rPr>
-      </w:pPr>
-      <w:r>
-        <w:rPr>
-          <w:b/>
-          <w:color w:val="E08A00"/>
-          <w:sz w:val="26"/>
-        </w:rPr>
-        <w:t xml:space="preserve">12.2 Acceptance Criteria</w:t>
-      </w:r>
-    </w:p>
-    <w:p>
-      <w:pPr>
-        <w:numPr>
-          <w:ilvl w:val="0"/>
-          <w:numId w:val="1049"/>
-        </w:numPr>
-      </w:pPr>
-      <w:r>
-        <w:t xml:space="preserve">Each Deliverable shall be subject to the Company’s review and acceptance. The Company shall review each Deliverable within</w:t>
-      </w:r>
-      <w:r>
-        <w:t xml:space="preserve"> </w:t>
-      </w:r>
-      <w:r>
-        <w:rPr>
-          <w:bCs/>
-          <w:b/>
-        </w:rPr>
-        <w:t xml:space="preserve">seven (7) Business Days</w:t>
-      </w:r>
-      <w:r>
-        <w:t xml:space="preserve"> </w:t>
-      </w:r>
-      <w:r>
-        <w:t xml:space="preserve">of submission (the</w:t>
-      </w:r>
-      <w:r>
-        <w:t xml:space="preserve"> </w:t>
-      </w:r>
-      <w:r>
-        <w:rPr>
-          <w:bCs/>
-          <w:b/>
-        </w:rPr>
-        <w:t xml:space="preserve">“</w:t>
-      </w:r>
-      <w:r>
-        <w:rPr>
-          <w:bCs/>
-          <w:b/>
-        </w:rPr>
-        <w:t xml:space="preserve">Review Period</w:t>
-      </w:r>
-      <w:r>
-        <w:rPr>
-          <w:bCs/>
-          <w:b/>
-        </w:rPr>
-        <w:t xml:space="preserve">”</w:t>
-      </w:r>
-      <w:r>
-        <w:t xml:space="preserve">).</w:t>
-      </w:r>
-    </w:p>
-    <w:p>
-      <w:pPr>
-        <w:numPr>
-          <w:ilvl w:val="0"/>
-          <w:numId w:val="1049"/>
-        </w:numPr>
-      </w:pPr>
-      <w:r>
-        <w:t xml:space="preserve">The Company shall, within the Review Period:</w:t>
-      </w:r>
-    </w:p>
-    <w:p>
-      <w:pPr>
-        <w:numPr>
-          <w:ilvl w:val="0"/>
-          <w:numId w:val="1050"/>
-        </w:numPr>
-        <w:pStyle w:val="Compact"/>
-      </w:pPr>
-      <w:r>
-        <w:t xml:space="preserve">Accept the Deliverable by providing written acceptance; or</w:t>
-      </w:r>
-    </w:p>
-    <w:p>
-      <w:pPr>
-        <w:numPr>
-          <w:ilvl w:val="0"/>
-          <w:numId w:val="1050"/>
-        </w:numPr>
-        <w:pStyle w:val="Compact"/>
-      </w:pPr>
-      <w:r>
-        <w:t xml:space="preserve">Reject the Deliverable by providing written notice specifying the deficiencies and the revisions required.</w:t>
-      </w:r>
-    </w:p>
-    <w:p>
-      <w:pPr>
-        <w:numPr>
-          <w:ilvl w:val="0"/>
-          <w:numId w:val="1051"/>
-        </w:numPr>
-        <w:pStyle w:val="Compact"/>
-      </w:pPr>
-      <w:r>
-        <w:t xml:space="preserve">If the Company fails to provide written acceptance or rejection within the Review Period, the Deliverable shall be deemed</w:t>
-      </w:r>
-      <w:r>
-        <w:t xml:space="preserve"> </w:t>
-      </w:r>
-      <w:r>
-        <w:rPr>
-          <w:bCs/>
-          <w:b/>
-        </w:rPr>
-        <w:t xml:space="preserve">not accepted</w:t>
-      </w:r>
-      <w:r>
-        <w:t xml:space="preserve">, and the Company shall provide feedback within an additional five (5) Business Days.</w:t>
-      </w:r>
-    </w:p>
-    <w:bookmarkEnd w:id="79"/>
-    <w:bookmarkStart w:id="80" w:name="revision-process"/>
-    <w:p>
-      <w:pPr>
-        <w:pStyle w:val="Heading3"/>
-        <w:rPr>
-          <w:color w:val="E08A00"/>
-        </w:rPr>
-      </w:pPr>
-      <w:r>
-        <w:rPr>
-          <w:b/>
-          <w:color w:val="E08A00"/>
-          <w:sz w:val="26"/>
-        </w:rPr>
-        <w:t xml:space="preserve">12.3 Revision Process</w:t>
-      </w:r>
-    </w:p>
-    <w:p>
-      <w:pPr>
-        <w:numPr>
-          <w:ilvl w:val="0"/>
-          <w:numId w:val="1052"/>
-        </w:numPr>
-      </w:pPr>
-      <w:r>
-        <w:t xml:space="preserve">Upon receipt of a rejection notice, the Contractor shall revise the Deliverable to address the deficiencies identified by the Company and resubmit within</w:t>
-      </w:r>
-      <w:r>
-        <w:t xml:space="preserve"> </w:t>
-      </w:r>
-      <w:r>
-        <w:rPr>
-          <w:bCs/>
-          <w:b/>
-        </w:rPr>
-        <w:t xml:space="preserve">five (5) Business Days</w:t>
-      </w:r>
-      <w:r>
-        <w:t xml:space="preserve"> </w:t>
-      </w:r>
-      <w:r>
-        <w:t xml:space="preserve">(or such other period as may be agreed in writing).</w:t>
-      </w:r>
-    </w:p>
-    <w:p>
-      <w:pPr>
-        <w:numPr>
-          <w:ilvl w:val="0"/>
-          <w:numId w:val="1052"/>
-        </w:numPr>
-      </w:pPr>
-      <w:r>
-        <w:t xml:space="preserve">The Contractor shall be entitled to</w:t>
-      </w:r>
-      <w:r>
-        <w:t xml:space="preserve"> </w:t>
-      </w:r>
-      <w:r>
-        <w:rPr>
-          <w:bCs/>
-          <w:b/>
-        </w:rPr>
-        <w:t xml:space="preserve">two (2) rounds of revisions</w:t>
-      </w:r>
-      <w:r>
-        <w:t xml:space="preserve"> </w:t>
-      </w:r>
-      <w:r>
-        <w:t xml:space="preserve">at no additional cost. Additional revisions beyond the second round may be subject to additional Fees, as agreed in writing by the Parties.</w:t>
-      </w:r>
-    </w:p>
-    <w:p>
-      <w:pPr>
-        <w:numPr>
-          <w:ilvl w:val="0"/>
-          <w:numId w:val="1052"/>
-        </w:numPr>
-      </w:pPr>
-      <w:r>
-        <w:t xml:space="preserve">If, after two (2) rounds of revisions, the Deliverable still does not meet the acceptance criteria, the Company may, at its sole discretion:</w:t>
-      </w:r>
-    </w:p>
-    <w:p>
-      <w:pPr>
-        <w:numPr>
-          <w:ilvl w:val="0"/>
-          <w:numId w:val="1053"/>
-        </w:numPr>
-        <w:pStyle w:val="Compact"/>
-      </w:pPr>
-      <w:r>
-        <w:t xml:space="preserve">Accept the Deliverable with a proportional reduction in the applicable Fee;</w:t>
-      </w:r>
-    </w:p>
-    <w:p>
-      <w:pPr>
-        <w:numPr>
-          <w:ilvl w:val="0"/>
-          <w:numId w:val="1053"/>
-        </w:numPr>
-        <w:pStyle w:val="Compact"/>
-      </w:pPr>
-      <w:r>
-        <w:t xml:space="preserve">Allow the Contractor one final opportunity to revise the Deliverable;</w:t>
-      </w:r>
-    </w:p>
-    <w:p>
-      <w:pPr>
-        <w:numPr>
-          <w:ilvl w:val="0"/>
-          <w:numId w:val="1053"/>
-        </w:numPr>
-        <w:pStyle w:val="Compact"/>
-      </w:pPr>
-      <w:r>
-        <w:t xml:space="preserve">Terminate this Agreement or the applicable SOW for cause under Section 13.</w:t>
-      </w:r>
-    </w:p>
-    <w:bookmarkEnd w:id="80"/>
-    <w:bookmarkStart w:id="81" w:name="progress-reporting"/>
+    <w:bookmarkStart w:id="79" w:name="progress-reporting"/>
     <w:p>
       <w:pPr>
         <w:pStyle w:val="Heading3"/>
@@ -6107,9 +5991,9 @@
         </w:pict>
       </w:r>
     </w:p>
-    <w:bookmarkEnd w:id="81"/>
-    <w:bookmarkEnd w:id="82"/>
-    <w:bookmarkStart w:id="88" w:name="termination"/>
+    <w:bookmarkEnd w:id="79"/>
+    <w:bookmarkEnd w:id="80"/>
+    <w:bookmarkStart w:id="86" w:name="termination"/>
     <w:p>
       <w:pPr>
         <w:pBdr>
@@ -6138,7 +6022,7 @@
         <w:t xml:space="preserve">13. TERMINATION</w:t>
       </w:r>
     </w:p>
-    <w:bookmarkStart w:id="83" w:name="termination-for-convenience"/>
+    <w:bookmarkStart w:id="81" w:name="termination-for-convenience"/>
     <w:p>
       <w:pPr>
         <w:pStyle w:val="Heading3"/>
@@ -6206,8 +6090,137 @@
         <w:t xml:space="preserve">).</w:t>
       </w:r>
     </w:p>
+    <w:bookmarkEnd w:id="81"/>
+    <w:bookmarkStart w:id="82" w:name="termination-for-cause"/>
+    <w:p>
+      <w:pPr>
+        <w:pStyle w:val="Heading3"/>
+        <w:rPr>
+          <w:color w:val="E08A00"/>
+        </w:rPr>
+      </w:pPr>
+      <w:r>
+        <w:rPr>
+          <w:b/>
+          <w:color w:val="E08A00"/>
+          <w:sz w:val="26"/>
+        </w:rPr>
+        <w:t xml:space="preserve">13.2 Termination for Cause</w:t>
+      </w:r>
+    </w:p>
+    <w:p>
+      <w:pPr>
+        <w:pStyle w:val="FirstParagraph"/>
+      </w:pPr>
+      <w:r>
+        <w:t xml:space="preserve">Either Party may terminate this Agreement immediately by giving written notice to the other Party if:</w:t>
+      </w:r>
+    </w:p>
+    <w:p>
+      <w:pPr>
+        <w:numPr>
+          <w:ilvl w:val="0"/>
+          <w:numId w:val="1055"/>
+        </w:numPr>
+      </w:pPr>
+      <w:r>
+        <w:t xml:space="preserve">The other Party commits a material breach of any term of this Agreement and (where such breach is capable of remedy) fails to remedy such breach within seven (7) days of receiving written notice specifying the breach and requiring its remedy;</w:t>
+      </w:r>
+    </w:p>
+    <w:p>
+      <w:pPr>
+        <w:numPr>
+          <w:ilvl w:val="0"/>
+          <w:numId w:val="1055"/>
+        </w:numPr>
+      </w:pPr>
+      <w:r>
+        <w:t xml:space="preserve">The other Party becomes insolvent, bankrupt, enters into liquidation or receivership, makes an assignment for the benefit of creditors, or ceases to carry on business.</w:t>
+      </w:r>
+    </w:p>
+    <w:bookmarkEnd w:id="82"/>
+    <w:bookmarkStart w:id="83" w:name="Xfb598eb6b637b250a296728492d028eed0aeb81"/>
+    <w:p>
+      <w:pPr>
+        <w:pStyle w:val="Heading3"/>
+        <w:rPr>
+          <w:color w:val="E08A00"/>
+        </w:rPr>
+      </w:pPr>
+      <w:r>
+        <w:rPr>
+          <w:b/>
+          <w:color w:val="E08A00"/>
+          <w:sz w:val="26"/>
+        </w:rPr>
+        <w:t xml:space="preserve">13.3 Additional Grounds for Immediate Termination by the Company</w:t>
+      </w:r>
+    </w:p>
+    <w:p>
+      <w:pPr>
+        <w:pStyle w:val="FirstParagraph"/>
+      </w:pPr>
+      <w:r>
+        <w:t xml:space="preserve">The Company may terminate this Agreement immediately without notice if the Contractor:</w:t>
+      </w:r>
+    </w:p>
+    <w:p>
+      <w:pPr>
+        <w:numPr>
+          <w:ilvl w:val="0"/>
+          <w:numId w:val="1056"/>
+        </w:numPr>
+      </w:pPr>
+      <w:r>
+        <w:t xml:space="preserve">Breaches any provision of Sections 6 (Intellectual Property), 7 (Confidentiality), 8 (Non-Competition), 9 (Non-Solicitation), 10 (Media Policy), or 11 (Data Protection);</w:t>
+      </w:r>
+    </w:p>
+    <w:p>
+      <w:pPr>
+        <w:numPr>
+          <w:ilvl w:val="0"/>
+          <w:numId w:val="1056"/>
+        </w:numPr>
+      </w:pPr>
+      <w:r>
+        <w:t xml:space="preserve">Engages in fraud, dishonesty, gross misconduct, or any criminal activity;</w:t>
+      </w:r>
+    </w:p>
+    <w:p>
+      <w:pPr>
+        <w:numPr>
+          <w:ilvl w:val="0"/>
+          <w:numId w:val="1056"/>
+        </w:numPr>
+      </w:pPr>
+      <w:r>
+        <w:t xml:space="preserve">Fails to meet the acceptance criteria for any Deliverable after two (2) rounds of revisions;</w:t>
+      </w:r>
+    </w:p>
+    <w:p>
+      <w:pPr>
+        <w:numPr>
+          <w:ilvl w:val="0"/>
+          <w:numId w:val="1056"/>
+        </w:numPr>
+      </w:pPr>
+      <w:r>
+        <w:t xml:space="preserve">Fails to commence or substantially progress the Services within seven (7) days of the Effective Date or any agreed start date;</w:t>
+      </w:r>
+    </w:p>
+    <w:p>
+      <w:pPr>
+        <w:numPr>
+          <w:ilvl w:val="0"/>
+          <w:numId w:val="1056"/>
+        </w:numPr>
+      </w:pPr>
+      <w:r>
+        <w:t xml:space="preserve">Is found to have made any material misrepresentation or provided false information in connection with this Agreement.</w:t>
+      </w:r>
+    </w:p>
     <w:bookmarkEnd w:id="83"/>
-    <w:bookmarkStart w:id="84" w:name="termination-for-cause"/>
+    <w:bookmarkStart w:id="84" w:name="effect-of-termination"/>
     <w:p>
       <w:pPr>
         <w:pStyle w:val="Heading3"/>
@@ -6221,7 +6234,7 @@
           <w:color w:val="E08A00"/>
           <w:sz w:val="26"/>
         </w:rPr>
-        <w:t xml:space="preserve">13.2 Termination for Cause</w:t>
+        <w:t xml:space="preserve">13.4 Effect of Termination</w:t>
       </w:r>
     </w:p>
     <w:p>
@@ -6229,206 +6242,77 @@
         <w:pStyle w:val="FirstParagraph"/>
       </w:pPr>
       <w:r>
-        <w:t xml:space="preserve">Either Party may terminate this Agreement immediately by giving written notice to the other Party if:</w:t>
-      </w:r>
-    </w:p>
-    <w:p>
-      <w:pPr>
-        <w:numPr>
-          <w:ilvl w:val="0"/>
-          <w:numId w:val="1055"/>
-        </w:numPr>
-      </w:pPr>
-      <w:r>
-        <w:t xml:space="preserve">The other Party commits a material breach of any term of this Agreement and (where such breach is capable of remedy) fails to remedy such breach within seven (7) days of receiving written notice specifying the breach and requiring its remedy;</w:t>
-      </w:r>
-    </w:p>
-    <w:p>
-      <w:pPr>
-        <w:numPr>
-          <w:ilvl w:val="0"/>
-          <w:numId w:val="1055"/>
-        </w:numPr>
-      </w:pPr>
-      <w:r>
-        <w:t xml:space="preserve">The other Party becomes insolvent, bankrupt, enters into liquidation or receivership, makes an assignment for the benefit of creditors, or ceases to carry on business.</w:t>
+        <w:t xml:space="preserve">Upon termination or expiration of this Agreement:</w:t>
+      </w:r>
+    </w:p>
+    <w:p>
+      <w:pPr>
+        <w:numPr>
+          <w:ilvl w:val="0"/>
+          <w:numId w:val="1057"/>
+        </w:numPr>
+      </w:pPr>
+      <w:r>
+        <w:t xml:space="preserve">The Contractor shall immediately cease all work on the Services;</w:t>
+      </w:r>
+    </w:p>
+    <w:p>
+      <w:pPr>
+        <w:numPr>
+          <w:ilvl w:val="0"/>
+          <w:numId w:val="1057"/>
+        </w:numPr>
+      </w:pPr>
+      <w:r>
+        <w:t xml:space="preserve">The Contractor shall deliver to the Company all completed and partially completed Deliverables, Work Product, documents, materials, and property of the Company in the Contractor’s possession or control;</w:t>
+      </w:r>
+    </w:p>
+    <w:p>
+      <w:pPr>
+        <w:numPr>
+          <w:ilvl w:val="0"/>
+          <w:numId w:val="1057"/>
+        </w:numPr>
+      </w:pPr>
+      <w:r>
+        <w:t xml:space="preserve">The Contractor shall return or destroy (at the Company’s election) all Confidential Information and certify such return or destruction in writing;</w:t>
+      </w:r>
+    </w:p>
+    <w:p>
+      <w:pPr>
+        <w:numPr>
+          <w:ilvl w:val="0"/>
+          <w:numId w:val="1057"/>
+        </w:numPr>
+      </w:pPr>
+      <w:r>
+        <w:t xml:space="preserve">The Company shall pay the Contractor for all Services satisfactorily performed and Deliverables accepted up to the date of termination, less any amounts previously paid and any amounts owing by the Contractor to the Company;</w:t>
+      </w:r>
+    </w:p>
+    <w:p>
+      <w:pPr>
+        <w:numPr>
+          <w:ilvl w:val="0"/>
+          <w:numId w:val="1057"/>
+        </w:numPr>
+      </w:pPr>
+      <w:r>
+        <w:t xml:space="preserve">In the case of milestone-based payment, the Contractor shall be entitled to payment only for milestones that have been completed and accepted prior to the date of termination;</w:t>
+      </w:r>
+    </w:p>
+    <w:p>
+      <w:pPr>
+        <w:numPr>
+          <w:ilvl w:val="0"/>
+          <w:numId w:val="1057"/>
+        </w:numPr>
+      </w:pPr>
+      <w:r>
+        <w:t xml:space="preserve">The following Sections shall survive termination or expiration of this Agreement: Sections 5.3 (Tax Obligations), 6 (Intellectual Property), 7 (Confidentiality), 8 (Non-Competition), 9 (Non-Solicitation), 10 (Media Policy), 11 (Data Protection), 14 (Indemnification), 15 (Insurance), 16 (Dispute Resolution), and 17 (General Provisions).</w:t>
       </w:r>
     </w:p>
     <w:bookmarkEnd w:id="84"/>
-    <w:bookmarkStart w:id="85" w:name="Xfb598eb6b637b250a296728492d028eed0aeb81"/>
-    <w:p>
-      <w:pPr>
-        <w:pStyle w:val="Heading3"/>
-        <w:rPr>
-          <w:color w:val="E08A00"/>
-        </w:rPr>
-      </w:pPr>
-      <w:r>
-        <w:rPr>
-          <w:b/>
-          <w:color w:val="E08A00"/>
-          <w:sz w:val="26"/>
-        </w:rPr>
-        <w:t xml:space="preserve">13.3 Additional Grounds for Immediate Termination by the Company</w:t>
-      </w:r>
-    </w:p>
-    <w:p>
-      <w:pPr>
-        <w:pStyle w:val="FirstParagraph"/>
-      </w:pPr>
-      <w:r>
-        <w:t xml:space="preserve">The Company may terminate this Agreement immediately without notice if the Contractor:</w:t>
-      </w:r>
-    </w:p>
-    <w:p>
-      <w:pPr>
-        <w:numPr>
-          <w:ilvl w:val="0"/>
-          <w:numId w:val="1056"/>
-        </w:numPr>
-      </w:pPr>
-      <w:r>
-        <w:t xml:space="preserve">Breaches any provision of Sections 6 (Intellectual Property), 7 (Confidentiality), 8 (Non-Competition), 9 (Non-Solicitation), 10 (Media Policy), or 11 (Data Protection);</w:t>
-      </w:r>
-    </w:p>
-    <w:p>
-      <w:pPr>
-        <w:numPr>
-          <w:ilvl w:val="0"/>
-          <w:numId w:val="1056"/>
-        </w:numPr>
-      </w:pPr>
-      <w:r>
-        <w:t xml:space="preserve">Engages in fraud, dishonesty, gross misconduct, or any criminal activity;</w:t>
-      </w:r>
-    </w:p>
-    <w:p>
-      <w:pPr>
-        <w:numPr>
-          <w:ilvl w:val="0"/>
-          <w:numId w:val="1056"/>
-        </w:numPr>
-      </w:pPr>
-      <w:r>
-        <w:t xml:space="preserve">Fails to meet the acceptance criteria for any Deliverable after two (2) rounds of revisions;</w:t>
-      </w:r>
-    </w:p>
-    <w:p>
-      <w:pPr>
-        <w:numPr>
-          <w:ilvl w:val="0"/>
-          <w:numId w:val="1056"/>
-        </w:numPr>
-      </w:pPr>
-      <w:r>
-        <w:t xml:space="preserve">Fails to commence or substantially progress the Services within seven (7) days of the Effective Date or any agreed start date;</w:t>
-      </w:r>
-    </w:p>
-    <w:p>
-      <w:pPr>
-        <w:numPr>
-          <w:ilvl w:val="0"/>
-          <w:numId w:val="1056"/>
-        </w:numPr>
-      </w:pPr>
-      <w:r>
-        <w:t xml:space="preserve">Is found to have made any material misrepresentation or provided false information in connection with this Agreement.</w:t>
-      </w:r>
-    </w:p>
-    <w:bookmarkEnd w:id="85"/>
-    <w:bookmarkStart w:id="86" w:name="effect-of-termination"/>
-    <w:p>
-      <w:pPr>
-        <w:pStyle w:val="Heading3"/>
-        <w:rPr>
-          <w:color w:val="E08A00"/>
-        </w:rPr>
-      </w:pPr>
-      <w:r>
-        <w:rPr>
-          <w:b/>
-          <w:color w:val="E08A00"/>
-          <w:sz w:val="26"/>
-        </w:rPr>
-        <w:t xml:space="preserve">13.4 Effect of Termination</w:t>
-      </w:r>
-    </w:p>
-    <w:p>
-      <w:pPr>
-        <w:pStyle w:val="FirstParagraph"/>
-      </w:pPr>
-      <w:r>
-        <w:t xml:space="preserve">Upon termination or expiration of this Agreement:</w:t>
-      </w:r>
-    </w:p>
-    <w:p>
-      <w:pPr>
-        <w:numPr>
-          <w:ilvl w:val="0"/>
-          <w:numId w:val="1057"/>
-        </w:numPr>
-      </w:pPr>
-      <w:r>
-        <w:t xml:space="preserve">The Contractor shall immediately cease all work on the Services;</w:t>
-      </w:r>
-    </w:p>
-    <w:p>
-      <w:pPr>
-        <w:numPr>
-          <w:ilvl w:val="0"/>
-          <w:numId w:val="1057"/>
-        </w:numPr>
-      </w:pPr>
-      <w:r>
-        <w:t xml:space="preserve">The Contractor shall deliver to the Company all completed and partially completed Deliverables, Work Product, documents, materials, and property of the Company in the Contractor’s possession or control;</w:t>
-      </w:r>
-    </w:p>
-    <w:p>
-      <w:pPr>
-        <w:numPr>
-          <w:ilvl w:val="0"/>
-          <w:numId w:val="1057"/>
-        </w:numPr>
-      </w:pPr>
-      <w:r>
-        <w:t xml:space="preserve">The Contractor shall return or destroy (at the Company’s election) all Confidential Information and certify such return or destruction in writing;</w:t>
-      </w:r>
-    </w:p>
-    <w:p>
-      <w:pPr>
-        <w:numPr>
-          <w:ilvl w:val="0"/>
-          <w:numId w:val="1057"/>
-        </w:numPr>
-      </w:pPr>
-      <w:r>
-        <w:t xml:space="preserve">The Company shall pay the Contractor for all Services satisfactorily performed and Deliverables accepted up to the date of termination, less any amounts previously paid and any amounts owing by the Contractor to the Company;</w:t>
-      </w:r>
-    </w:p>
-    <w:p>
-      <w:pPr>
-        <w:numPr>
-          <w:ilvl w:val="0"/>
-          <w:numId w:val="1057"/>
-        </w:numPr>
-      </w:pPr>
-      <w:r>
-        <w:t xml:space="preserve">In the case of milestone-based payment, the Contractor shall be entitled to payment only for milestones that have been completed and accepted prior to the date of termination;</w:t>
-      </w:r>
-    </w:p>
-    <w:p>
-      <w:pPr>
-        <w:numPr>
-          <w:ilvl w:val="0"/>
-          <w:numId w:val="1057"/>
-        </w:numPr>
-      </w:pPr>
-      <w:r>
-        <w:t xml:space="preserve">The following Sections shall survive termination or expiration of this Agreement: Sections 5.3 (Tax Obligations), 6 (Intellectual Property), 7 (Confidentiality), 8 (Non-Competition), 9 (Non-Solicitation), 10 (Media Policy), 11 (Data Protection), 14 (Indemnification), 15 (Insurance), 16 (Dispute Resolution), and 17 (General Provisions).</w:t>
-      </w:r>
-    </w:p>
-    <w:bookmarkEnd w:id="86"/>
-    <w:bookmarkStart w:id="87" w:name="no-severance-or-termination-payments"/>
+    <w:bookmarkStart w:id="85" w:name="no-severance-or-termination-payments"/>
     <w:p>
       <w:pPr>
         <w:pStyle w:val="Heading3"/>
@@ -6460,9 +6344,9 @@
         </w:pict>
       </w:r>
     </w:p>
-    <w:bookmarkEnd w:id="87"/>
-    <w:bookmarkEnd w:id="88"/>
-    <w:bookmarkStart w:id="91" w:name="indemnification"/>
+    <w:bookmarkEnd w:id="85"/>
+    <w:bookmarkEnd w:id="86"/>
+    <w:bookmarkStart w:id="89" w:name="indemnification"/>
     <w:p>
       <w:pPr>
         <w:pBdr>
@@ -6491,7 +6375,7 @@
         <w:t xml:space="preserve">14. INDEMNIFICATION</w:t>
       </w:r>
     </w:p>
-    <w:bookmarkStart w:id="89" w:name="contractors-indemnification"/>
+    <w:bookmarkStart w:id="87" w:name="contractors-indemnification"/>
     <w:p>
       <w:pPr>
         <w:pStyle w:val="Heading3"/>
@@ -6669,8 +6553,8 @@
         <w:t xml:space="preserve">Any claim by the Contractor or any person engaged by the Contractor for employment benefits, statutory entitlements, or compensation that the Company is alleged to owe.</w:t>
       </w:r>
     </w:p>
-    <w:bookmarkEnd w:id="89"/>
-    <w:bookmarkStart w:id="90" w:name="indemnification-procedure"/>
+    <w:bookmarkEnd w:id="87"/>
+    <w:bookmarkStart w:id="88" w:name="indemnification-procedure"/>
     <w:p>
       <w:pPr>
         <w:pStyle w:val="Heading3"/>
@@ -6738,9 +6622,9 @@
         </w:pict>
       </w:r>
     </w:p>
-    <w:bookmarkEnd w:id="90"/>
-    <w:bookmarkEnd w:id="91"/>
-    <w:bookmarkStart w:id="95" w:name="insurance"/>
+    <w:bookmarkEnd w:id="88"/>
+    <w:bookmarkEnd w:id="89"/>
+    <w:bookmarkStart w:id="93" w:name="insurance"/>
     <w:p>
       <w:pPr>
         <w:pBdr>
@@ -6769,7 +6653,7 @@
         <w:t xml:space="preserve">15. INSURANCE</w:t>
       </w:r>
     </w:p>
-    <w:bookmarkStart w:id="92" w:name="contractors-insurance-obligations"/>
+    <w:bookmarkStart w:id="90" w:name="contractors-insurance-obligations"/>
     <w:p>
       <w:pPr>
         <w:pStyle w:val="Heading3"/>
@@ -6857,8 +6741,8 @@
         <w:t xml:space="preserve">or equivalent coverage for the Contractor and any personnel engaged by the Contractor in the performance of the Services.</w:t>
       </w:r>
     </w:p>
-    <w:bookmarkEnd w:id="92"/>
-    <w:bookmarkStart w:id="93" w:name="evidence-of-insurance"/>
+    <w:bookmarkEnd w:id="90"/>
+    <w:bookmarkStart w:id="91" w:name="evidence-of-insurance"/>
     <w:p>
       <w:pPr>
         <w:pStyle w:val="Heading3"/>
@@ -6883,8 +6767,8 @@
         <w:t xml:space="preserve">The Contractor shall, upon request, provide the Company with certificates of insurance or other evidence satisfactory to the Company confirming that the required insurance is in force and that the Company is named as an additional insured where applicable.</w:t>
       </w:r>
     </w:p>
-    <w:bookmarkEnd w:id="93"/>
-    <w:bookmarkStart w:id="94" w:name="failure-to-maintain-insurance"/>
+    <w:bookmarkEnd w:id="91"/>
+    <w:bookmarkStart w:id="92" w:name="failure-to-maintain-insurance"/>
     <w:p>
       <w:pPr>
         <w:pStyle w:val="Heading3"/>
@@ -6938,9 +6822,9 @@
         </w:pict>
       </w:r>
     </w:p>
-    <w:bookmarkEnd w:id="94"/>
-    <w:bookmarkEnd w:id="95"/>
-    <w:bookmarkStart w:id="101" w:name="dispute-resolution"/>
+    <w:bookmarkEnd w:id="92"/>
+    <w:bookmarkEnd w:id="93"/>
+    <w:bookmarkStart w:id="99" w:name="dispute-resolution"/>
     <w:p>
       <w:pPr>
         <w:pBdr>
@@ -6969,7 +6853,7 @@
         <w:t xml:space="preserve">16. DISPUTE RESOLUTION</w:t>
       </w:r>
     </w:p>
-    <w:bookmarkStart w:id="96" w:name="internal-resolution"/>
+    <w:bookmarkStart w:id="94" w:name="internal-resolution"/>
     <w:p>
       <w:pPr>
         <w:pStyle w:val="Heading3"/>
@@ -7037,8 +6921,217 @@
         <w:t xml:space="preserve">of written notice of the Dispute.</w:t>
       </w:r>
     </w:p>
+    <w:bookmarkEnd w:id="94"/>
+    <w:bookmarkStart w:id="95" w:name="mediation"/>
+    <w:p>
+      <w:pPr>
+        <w:pStyle w:val="Heading3"/>
+        <w:rPr>
+          <w:color w:val="E08A00"/>
+        </w:rPr>
+      </w:pPr>
+      <w:r>
+        <w:rPr>
+          <w:b/>
+          <w:color w:val="E08A00"/>
+          <w:sz w:val="26"/>
+        </w:rPr>
+        <w:t xml:space="preserve">16.2 Mediation</w:t>
+      </w:r>
+    </w:p>
+    <w:p>
+      <w:pPr>
+        <w:pStyle w:val="FirstParagraph"/>
+      </w:pPr>
+      <w:r>
+        <w:t xml:space="preserve">If the Dispute is not resolved through internal negotiation within the period specified in Section 16.1, either Party may refer the Dispute to mediation. The mediation shall be:</w:t>
+      </w:r>
+    </w:p>
+    <w:p>
+      <w:pPr>
+        <w:numPr>
+          <w:ilvl w:val="0"/>
+          <w:numId w:val="1062"/>
+        </w:numPr>
+      </w:pPr>
+      <w:r>
+        <w:t xml:space="preserve">Conducted in Lagos, Nigeria;</w:t>
+      </w:r>
+    </w:p>
+    <w:p>
+      <w:pPr>
+        <w:numPr>
+          <w:ilvl w:val="0"/>
+          <w:numId w:val="1062"/>
+        </w:numPr>
+      </w:pPr>
+      <w:r>
+        <w:t xml:space="preserve">Administered by a mutually agreed mediator, or failing agreement, a mediator appointed by the Lagos Court of Arbitration (LCA);</w:t>
+      </w:r>
+    </w:p>
+    <w:p>
+      <w:pPr>
+        <w:numPr>
+          <w:ilvl w:val="0"/>
+          <w:numId w:val="1062"/>
+        </w:numPr>
+      </w:pPr>
+      <w:r>
+        <w:t xml:space="preserve">Conducted in the English language;</w:t>
+      </w:r>
+    </w:p>
+    <w:p>
+      <w:pPr>
+        <w:numPr>
+          <w:ilvl w:val="0"/>
+          <w:numId w:val="1062"/>
+        </w:numPr>
+      </w:pPr>
+      <w:r>
+        <w:t xml:space="preserve">Completed within thirty (30) days of the appointment of the mediator, unless the Parties agree to extend the period.</w:t>
+      </w:r>
+    </w:p>
+    <w:bookmarkEnd w:id="95"/>
+    <w:bookmarkStart w:id="96" w:name="arbitration"/>
+    <w:p>
+      <w:pPr>
+        <w:pStyle w:val="Heading3"/>
+        <w:rPr>
+          <w:color w:val="E08A00"/>
+        </w:rPr>
+      </w:pPr>
+      <w:r>
+        <w:rPr>
+          <w:b/>
+          <w:color w:val="E08A00"/>
+          <w:sz w:val="26"/>
+        </w:rPr>
+        <w:t xml:space="preserve">16.3 Arbitration</w:t>
+      </w:r>
+    </w:p>
+    <w:p>
+      <w:pPr>
+        <w:pStyle w:val="FirstParagraph"/>
+      </w:pPr>
+      <w:r>
+        <w:t xml:space="preserve">If the Dispute is not resolved through mediation within the period specified in Section 16.2, either Party may refer the Dispute to binding arbitration. The arbitration shall be:</w:t>
+      </w:r>
+    </w:p>
+    <w:p>
+      <w:pPr>
+        <w:numPr>
+          <w:ilvl w:val="0"/>
+          <w:numId w:val="1063"/>
+        </w:numPr>
+      </w:pPr>
+      <w:r>
+        <w:t xml:space="preserve">Conducted in</w:t>
+      </w:r>
+      <w:r>
+        <w:t xml:space="preserve"> </w:t>
+      </w:r>
+      <w:r>
+        <w:rPr>
+          <w:bCs/>
+          <w:b/>
+        </w:rPr>
+        <w:t xml:space="preserve">Lagos, Nigeria</w:t>
+      </w:r>
+      <w:r>
+        <w:t xml:space="preserve">;</w:t>
+      </w:r>
+    </w:p>
+    <w:p>
+      <w:pPr>
+        <w:numPr>
+          <w:ilvl w:val="0"/>
+          <w:numId w:val="1063"/>
+        </w:numPr>
+      </w:pPr>
+      <w:r>
+        <w:t xml:space="preserve">Administered under the rules of the</w:t>
+      </w:r>
+      <w:r>
+        <w:t xml:space="preserve"> </w:t>
+      </w:r>
+      <w:r>
+        <w:rPr>
+          <w:bCs/>
+          <w:b/>
+        </w:rPr>
+        <w:t xml:space="preserve">Arbitration and Mediation Act, 2023</w:t>
+      </w:r>
+      <w:r>
+        <w:t xml:space="preserve"> </w:t>
+      </w:r>
+      <w:r>
+        <w:t xml:space="preserve">of Nigeria and the rules of the Lagos Court of Arbitration;</w:t>
+      </w:r>
+    </w:p>
+    <w:p>
+      <w:pPr>
+        <w:numPr>
+          <w:ilvl w:val="0"/>
+          <w:numId w:val="1063"/>
+        </w:numPr>
+      </w:pPr>
+      <w:r>
+        <w:t xml:space="preserve">Conducted by a sole arbitrator mutually agreed upon by the Parties, or failing agreement within fourteen (14) days, appointed by the President of the Lagos Court of Arbitration;</w:t>
+      </w:r>
+    </w:p>
+    <w:p>
+      <w:pPr>
+        <w:numPr>
+          <w:ilvl w:val="0"/>
+          <w:numId w:val="1063"/>
+        </w:numPr>
+      </w:pPr>
+      <w:r>
+        <w:t xml:space="preserve">Conducted in the</w:t>
+      </w:r>
+      <w:r>
+        <w:t xml:space="preserve"> </w:t>
+      </w:r>
+      <w:r>
+        <w:rPr>
+          <w:bCs/>
+          <w:b/>
+        </w:rPr>
+        <w:t xml:space="preserve">English language</w:t>
+      </w:r>
+      <w:r>
+        <w:t xml:space="preserve">;</w:t>
+      </w:r>
+    </w:p>
+    <w:p>
+      <w:pPr>
+        <w:numPr>
+          <w:ilvl w:val="0"/>
+          <w:numId w:val="1063"/>
+        </w:numPr>
+      </w:pPr>
+      <w:r>
+        <w:t xml:space="preserve">The decision of the arbitrator shall be</w:t>
+      </w:r>
+      <w:r>
+        <w:t xml:space="preserve"> </w:t>
+      </w:r>
+      <w:r>
+        <w:rPr>
+          <w:bCs/>
+          <w:b/>
+        </w:rPr>
+        <w:t xml:space="preserve">final and binding</w:t>
+      </w:r>
+      <w:r>
+        <w:t xml:space="preserve"> </w:t>
+      </w:r>
+      <w:r>
+        <w:t xml:space="preserve">on the Parties and may be enforced in any court of competent jurisdiction.</w:t>
+      </w:r>
+    </w:p>
     <w:bookmarkEnd w:id="96"/>
-    <w:bookmarkStart w:id="97" w:name="mediation"/>
+    <w:bookmarkStart w:id="97" w:name="costs"/>
     <w:p>
       <w:pPr>
         <w:pStyle w:val="Heading3"/>
@@ -7052,253 +7145,44 @@
           <w:color w:val="E08A00"/>
           <w:sz w:val="26"/>
         </w:rPr>
-        <w:t xml:space="preserve">16.2 Mediation</w:t>
-      </w:r>
-    </w:p>
-    <w:p>
-      <w:pPr>
-        <w:pStyle w:val="FirstParagraph"/>
-      </w:pPr>
-      <w:r>
-        <w:t xml:space="preserve">If the Dispute is not resolved through internal negotiation within the period specified in Section 16.1, either Party may refer the Dispute to mediation. The mediation shall be:</w:t>
-      </w:r>
-    </w:p>
-    <w:p>
-      <w:pPr>
-        <w:numPr>
-          <w:ilvl w:val="0"/>
-          <w:numId w:val="1062"/>
-        </w:numPr>
-      </w:pPr>
-      <w:r>
-        <w:t xml:space="preserve">Conducted in Lagos, Nigeria;</w:t>
-      </w:r>
-    </w:p>
-    <w:p>
-      <w:pPr>
-        <w:numPr>
-          <w:ilvl w:val="0"/>
-          <w:numId w:val="1062"/>
-        </w:numPr>
-      </w:pPr>
-      <w:r>
-        <w:t xml:space="preserve">Administered by a mutually agreed mediator, or failing agreement, a mediator appointed by the Lagos Court of Arbitration (LCA);</w:t>
-      </w:r>
-    </w:p>
-    <w:p>
-      <w:pPr>
-        <w:numPr>
-          <w:ilvl w:val="0"/>
-          <w:numId w:val="1062"/>
-        </w:numPr>
-      </w:pPr>
-      <w:r>
-        <w:t xml:space="preserve">Conducted in the English language;</w:t>
-      </w:r>
-    </w:p>
-    <w:p>
-      <w:pPr>
-        <w:numPr>
-          <w:ilvl w:val="0"/>
-          <w:numId w:val="1062"/>
-        </w:numPr>
-      </w:pPr>
-      <w:r>
-        <w:t xml:space="preserve">Completed within thirty (30) days of the appointment of the mediator, unless the Parties agree to extend the period.</w:t>
+        <w:t xml:space="preserve">16.4 Costs</w:t>
+      </w:r>
+    </w:p>
+    <w:p>
+      <w:pPr>
+        <w:numPr>
+          <w:ilvl w:val="0"/>
+          <w:numId w:val="1064"/>
+        </w:numPr>
+      </w:pPr>
+      <w:r>
+        <w:t xml:space="preserve">Each Party shall bear its own costs in connection with the internal negotiation and mediation stages.</w:t>
+      </w:r>
+    </w:p>
+    <w:p>
+      <w:pPr>
+        <w:numPr>
+          <w:ilvl w:val="0"/>
+          <w:numId w:val="1064"/>
+        </w:numPr>
+      </w:pPr>
+      <w:r>
+        <w:t xml:space="preserve">The costs of arbitration (including the arbitrator’s fees) shall be borne by the Parties as determined by the arbitrator, or in the absence of such determination, equally by the Parties.</w:t>
+      </w:r>
+    </w:p>
+    <w:p>
+      <w:pPr>
+        <w:numPr>
+          <w:ilvl w:val="0"/>
+          <w:numId w:val="1064"/>
+        </w:numPr>
+      </w:pPr>
+      <w:r>
+        <w:t xml:space="preserve">The arbitrator may award costs (including reasonable legal fees) to the prevailing Party.</w:t>
       </w:r>
     </w:p>
     <w:bookmarkEnd w:id="97"/>
-    <w:bookmarkStart w:id="98" w:name="arbitration"/>
-    <w:p>
-      <w:pPr>
-        <w:pStyle w:val="Heading3"/>
-        <w:rPr>
-          <w:color w:val="E08A00"/>
-        </w:rPr>
-      </w:pPr>
-      <w:r>
-        <w:rPr>
-          <w:b/>
-          <w:color w:val="E08A00"/>
-          <w:sz w:val="26"/>
-        </w:rPr>
-        <w:t xml:space="preserve">16.3 Arbitration</w:t>
-      </w:r>
-    </w:p>
-    <w:p>
-      <w:pPr>
-        <w:pStyle w:val="FirstParagraph"/>
-      </w:pPr>
-      <w:r>
-        <w:t xml:space="preserve">If the Dispute is not resolved through mediation within the period specified in Section 16.2, either Party may refer the Dispute to binding arbitration. The arbitration shall be:</w:t>
-      </w:r>
-    </w:p>
-    <w:p>
-      <w:pPr>
-        <w:numPr>
-          <w:ilvl w:val="0"/>
-          <w:numId w:val="1063"/>
-        </w:numPr>
-      </w:pPr>
-      <w:r>
-        <w:t xml:space="preserve">Conducted in</w:t>
-      </w:r>
-      <w:r>
-        <w:t xml:space="preserve"> </w:t>
-      </w:r>
-      <w:r>
-        <w:rPr>
-          <w:bCs/>
-          <w:b/>
-        </w:rPr>
-        <w:t xml:space="preserve">Lagos, Nigeria</w:t>
-      </w:r>
-      <w:r>
-        <w:t xml:space="preserve">;</w:t>
-      </w:r>
-    </w:p>
-    <w:p>
-      <w:pPr>
-        <w:numPr>
-          <w:ilvl w:val="0"/>
-          <w:numId w:val="1063"/>
-        </w:numPr>
-      </w:pPr>
-      <w:r>
-        <w:t xml:space="preserve">Administered under the rules of the</w:t>
-      </w:r>
-      <w:r>
-        <w:t xml:space="preserve"> </w:t>
-      </w:r>
-      <w:r>
-        <w:rPr>
-          <w:bCs/>
-          <w:b/>
-        </w:rPr>
-        <w:t xml:space="preserve">Arbitration and Mediation Act, 2023</w:t>
-      </w:r>
-      <w:r>
-        <w:t xml:space="preserve"> </w:t>
-      </w:r>
-      <w:r>
-        <w:t xml:space="preserve">of Nigeria and the rules of the Lagos Court of Arbitration;</w:t>
-      </w:r>
-    </w:p>
-    <w:p>
-      <w:pPr>
-        <w:numPr>
-          <w:ilvl w:val="0"/>
-          <w:numId w:val="1063"/>
-        </w:numPr>
-      </w:pPr>
-      <w:r>
-        <w:t xml:space="preserve">Conducted by a sole arbitrator mutually agreed upon by the Parties, or failing agreement within fourteen (14) days, appointed by the President of the Lagos Court of Arbitration;</w:t>
-      </w:r>
-    </w:p>
-    <w:p>
-      <w:pPr>
-        <w:numPr>
-          <w:ilvl w:val="0"/>
-          <w:numId w:val="1063"/>
-        </w:numPr>
-      </w:pPr>
-      <w:r>
-        <w:t xml:space="preserve">Conducted in the</w:t>
-      </w:r>
-      <w:r>
-        <w:t xml:space="preserve"> </w:t>
-      </w:r>
-      <w:r>
-        <w:rPr>
-          <w:bCs/>
-          <w:b/>
-        </w:rPr>
-        <w:t xml:space="preserve">English language</w:t>
-      </w:r>
-      <w:r>
-        <w:t xml:space="preserve">;</w:t>
-      </w:r>
-    </w:p>
-    <w:p>
-      <w:pPr>
-        <w:numPr>
-          <w:ilvl w:val="0"/>
-          <w:numId w:val="1063"/>
-        </w:numPr>
-      </w:pPr>
-      <w:r>
-        <w:t xml:space="preserve">The decision of the arbitrator shall be</w:t>
-      </w:r>
-      <w:r>
-        <w:t xml:space="preserve"> </w:t>
-      </w:r>
-      <w:r>
-        <w:rPr>
-          <w:bCs/>
-          <w:b/>
-        </w:rPr>
-        <w:t xml:space="preserve">final and binding</w:t>
-      </w:r>
-      <w:r>
-        <w:t xml:space="preserve"> </w:t>
-      </w:r>
-      <w:r>
-        <w:t xml:space="preserve">on the Parties and may be enforced in any court of competent jurisdiction.</w:t>
-      </w:r>
-    </w:p>
-    <w:bookmarkEnd w:id="98"/>
-    <w:bookmarkStart w:id="99" w:name="costs"/>
-    <w:p>
-      <w:pPr>
-        <w:pStyle w:val="Heading3"/>
-        <w:rPr>
-          <w:color w:val="E08A00"/>
-        </w:rPr>
-      </w:pPr>
-      <w:r>
-        <w:rPr>
-          <w:b/>
-          <w:color w:val="E08A00"/>
-          <w:sz w:val="26"/>
-        </w:rPr>
-        <w:t xml:space="preserve">16.4 Costs</w:t>
-      </w:r>
-    </w:p>
-    <w:p>
-      <w:pPr>
-        <w:numPr>
-          <w:ilvl w:val="0"/>
-          <w:numId w:val="1064"/>
-        </w:numPr>
-      </w:pPr>
-      <w:r>
-        <w:t xml:space="preserve">Each Party shall bear its own costs in connection with the internal negotiation and mediation stages.</w:t>
-      </w:r>
-    </w:p>
-    <w:p>
-      <w:pPr>
-        <w:numPr>
-          <w:ilvl w:val="0"/>
-          <w:numId w:val="1064"/>
-        </w:numPr>
-      </w:pPr>
-      <w:r>
-        <w:t xml:space="preserve">The costs of arbitration (including the arbitrator’s fees) shall be borne by the Parties as determined by the arbitrator, or in the absence of such determination, equally by the Parties.</w:t>
-      </w:r>
-    </w:p>
-    <w:p>
-      <w:pPr>
-        <w:numPr>
-          <w:ilvl w:val="0"/>
-          <w:numId w:val="1064"/>
-        </w:numPr>
-      </w:pPr>
-      <w:r>
-        <w:t xml:space="preserve">The arbitrator may award costs (including reasonable legal fees) to the prevailing Party.</w:t>
-      </w:r>
-    </w:p>
-    <w:bookmarkEnd w:id="99"/>
-    <w:bookmarkStart w:id="100" w:name="injunctive-relief"/>
+    <w:bookmarkStart w:id="98" w:name="injunctive-relief"/>
     <w:p>
       <w:pPr>
         <w:pStyle w:val="Heading3"/>
@@ -7330,9 +7214,9 @@
         </w:pict>
       </w:r>
     </w:p>
-    <w:bookmarkEnd w:id="100"/>
-    <w:bookmarkEnd w:id="101"/>
-    <w:bookmarkStart w:id="114" w:name="general-provisions"/>
+    <w:bookmarkEnd w:id="98"/>
+    <w:bookmarkEnd w:id="99"/>
+    <w:bookmarkStart w:id="112" w:name="general-provisions"/>
     <w:p>
       <w:pPr>
         <w:pBdr>
@@ -7361,7 +7245,7 @@
         <w:t xml:space="preserve">17. GENERAL PROVISIONS</w:t>
       </w:r>
     </w:p>
-    <w:bookmarkStart w:id="102" w:name="governing-law"/>
+    <w:bookmarkStart w:id="100" w:name="governing-law"/>
     <w:p>
       <w:pPr>
         <w:pStyle w:val="Heading3"/>
@@ -7399,8 +7283,60 @@
         <w:t xml:space="preserve">, including but not limited to the Copyright Act (Cap C28, LFN 2004), the Nigeria Data Protection Act 2023, the Federal Competition and Consumer Protection Act 2019, the Arbitration and Mediation Act 2023, the Companies and Allied Matters Act 2020, and all applicable subsidiary legislation.</w:t>
       </w:r>
     </w:p>
+    <w:bookmarkEnd w:id="100"/>
+    <w:bookmarkStart w:id="101" w:name="entire-agreement"/>
+    <w:p>
+      <w:pPr>
+        <w:pStyle w:val="Heading3"/>
+        <w:rPr>
+          <w:color w:val="E08A00"/>
+        </w:rPr>
+      </w:pPr>
+      <w:r>
+        <w:rPr>
+          <w:b/>
+          <w:color w:val="E08A00"/>
+          <w:sz w:val="26"/>
+        </w:rPr>
+        <w:t xml:space="preserve">17.2 Entire Agreement</w:t>
+      </w:r>
+    </w:p>
+    <w:p>
+      <w:pPr>
+        <w:pStyle w:val="FirstParagraph"/>
+      </w:pPr>
+      <w:r>
+        <w:t xml:space="preserve">This Agreement (including all Schedules) constitutes the entire agreement between the Parties with respect to the subject matter hereof and supersedes all prior negotiations, representations, warranties, commitments, offers, contracts, and agreements of any nature, whether written or oral, relating to such subject matter.</w:t>
+      </w:r>
+    </w:p>
+    <w:bookmarkEnd w:id="101"/>
+    <w:bookmarkStart w:id="102" w:name="amendments"/>
+    <w:p>
+      <w:pPr>
+        <w:pStyle w:val="Heading3"/>
+        <w:rPr>
+          <w:color w:val="E08A00"/>
+        </w:rPr>
+      </w:pPr>
+      <w:r>
+        <w:rPr>
+          <w:b/>
+          <w:color w:val="E08A00"/>
+          <w:sz w:val="26"/>
+        </w:rPr>
+        <w:t xml:space="preserve">17.3 Amendments</w:t>
+      </w:r>
+    </w:p>
+    <w:p>
+      <w:pPr>
+        <w:pStyle w:val="FirstParagraph"/>
+      </w:pPr>
+      <w:r>
+        <w:t xml:space="preserve">No amendment, modification, or variation of this Agreement shall be effective unless made in writing and signed by both Parties.</w:t>
+      </w:r>
+    </w:p>
     <w:bookmarkEnd w:id="102"/>
-    <w:bookmarkStart w:id="103" w:name="entire-agreement"/>
+    <w:bookmarkStart w:id="103" w:name="waiver"/>
     <w:p>
       <w:pPr>
         <w:pStyle w:val="Heading3"/>
@@ -7414,7 +7350,58 @@
           <w:color w:val="E08A00"/>
           <w:sz w:val="26"/>
         </w:rPr>
-        <w:t xml:space="preserve">17.2 Entire Agreement</w:t>
+        <w:t xml:space="preserve">17.4 Waiver</w:t>
+      </w:r>
+    </w:p>
+    <w:p>
+      <w:pPr>
+        <w:numPr>
+          <w:ilvl w:val="0"/>
+          <w:numId w:val="1065"/>
+        </w:numPr>
+      </w:pPr>
+      <w:r>
+        <w:t xml:space="preserve">No failure or delay by either Party in exercising any right, power, or remedy under this Agreement shall operate as a waiver thereof.</w:t>
+      </w:r>
+    </w:p>
+    <w:p>
+      <w:pPr>
+        <w:numPr>
+          <w:ilvl w:val="0"/>
+          <w:numId w:val="1065"/>
+        </w:numPr>
+      </w:pPr>
+      <w:r>
+        <w:t xml:space="preserve">No single or partial exercise of any right, power, or remedy shall preclude any other or further exercise thereof or the exercise of any other right, power, or remedy.</w:t>
+      </w:r>
+    </w:p>
+    <w:p>
+      <w:pPr>
+        <w:numPr>
+          <w:ilvl w:val="0"/>
+          <w:numId w:val="1065"/>
+        </w:numPr>
+      </w:pPr>
+      <w:r>
+        <w:t xml:space="preserve">Any waiver must be in writing and signed by the waiving Party to be effective.</w:t>
+      </w:r>
+    </w:p>
+    <w:bookmarkEnd w:id="103"/>
+    <w:bookmarkStart w:id="104" w:name="severability-1"/>
+    <w:p>
+      <w:pPr>
+        <w:pStyle w:val="Heading3"/>
+        <w:rPr>
+          <w:color w:val="E08A00"/>
+        </w:rPr>
+      </w:pPr>
+      <w:r>
+        <w:rPr>
+          <w:b/>
+          <w:color w:val="E08A00"/>
+          <w:sz w:val="26"/>
+        </w:rPr>
+        <w:t xml:space="preserve">17.5 Severability</w:t>
       </w:r>
     </w:p>
     <w:p>
@@ -7422,11 +7409,11 @@
         <w:pStyle w:val="FirstParagraph"/>
       </w:pPr>
       <w:r>
-        <w:t xml:space="preserve">This Agreement (including all Schedules) constitutes the entire agreement between the Parties with respect to the subject matter hereof and supersedes all prior negotiations, representations, warranties, commitments, offers, contracts, and agreements of any nature, whether written or oral, relating to such subject matter.</w:t>
-      </w:r>
-    </w:p>
-    <w:bookmarkEnd w:id="103"/>
-    <w:bookmarkStart w:id="104" w:name="amendments"/>
+        <w:t xml:space="preserve">If any provision of this Agreement is held to be invalid, illegal, or unenforceable by any court or tribunal of competent jurisdiction, such invalidity, illegality, or unenforceability shall not affect any other provision of this Agreement, which shall remain in full force and effect. The invalid, illegal, or unenforceable provision shall be modified to the minimum extent necessary to make it valid, legal, and enforceable while preserving the intent of the Parties.</w:t>
+      </w:r>
+    </w:p>
+    <w:bookmarkEnd w:id="104"/>
+    <w:bookmarkStart w:id="105" w:name="assignment"/>
     <w:p>
       <w:pPr>
         <w:pStyle w:val="Heading3"/>
@@ -7440,7 +7427,47 @@
           <w:color w:val="E08A00"/>
           <w:sz w:val="26"/>
         </w:rPr>
-        <w:t xml:space="preserve">17.3 Amendments</w:t>
+        <w:t xml:space="preserve">17.6 Assignment</w:t>
+      </w:r>
+    </w:p>
+    <w:p>
+      <w:pPr>
+        <w:numPr>
+          <w:ilvl w:val="0"/>
+          <w:numId w:val="1066"/>
+        </w:numPr>
+      </w:pPr>
+      <w:r>
+        <w:t xml:space="preserve">The Contractor shall not assign, transfer, subcontract, or delegate any of the Contractor’s rights or obligations under this Agreement without the prior written consent of the Company.</w:t>
+      </w:r>
+    </w:p>
+    <w:p>
+      <w:pPr>
+        <w:numPr>
+          <w:ilvl w:val="0"/>
+          <w:numId w:val="1066"/>
+        </w:numPr>
+      </w:pPr>
+      <w:r>
+        <w:t xml:space="preserve">The Company may assign or transfer its rights and obligations under this Agreement to any Affiliate or successor entity without the Contractor’s consent.</w:t>
+      </w:r>
+    </w:p>
+    <w:bookmarkEnd w:id="105"/>
+    <w:bookmarkStart w:id="106" w:name="notices"/>
+    <w:p>
+      <w:pPr>
+        <w:pStyle w:val="Heading3"/>
+        <w:rPr>
+          <w:color w:val="E08A00"/>
+        </w:rPr>
+      </w:pPr>
+      <w:r>
+        <w:rPr>
+          <w:b/>
+          <w:color w:val="E08A00"/>
+          <w:sz w:val="26"/>
+        </w:rPr>
+        <w:t xml:space="preserve">17.7 Notices</w:t>
       </w:r>
     </w:p>
     <w:p>
@@ -7448,11 +7475,44 @@
         <w:pStyle w:val="FirstParagraph"/>
       </w:pPr>
       <w:r>
-        <w:t xml:space="preserve">No amendment, modification, or variation of this Agreement shall be effective unless made in writing and signed by both Parties.</w:t>
-      </w:r>
-    </w:p>
-    <w:bookmarkEnd w:id="104"/>
-    <w:bookmarkStart w:id="105" w:name="waiver"/>
+        <w:t xml:space="preserve">All notices under this Agreement shall be in writing and shall be deemed to have been duly given when:</w:t>
+      </w:r>
+    </w:p>
+    <w:p>
+      <w:pPr>
+        <w:numPr>
+          <w:ilvl w:val="0"/>
+          <w:numId w:val="1067"/>
+        </w:numPr>
+      </w:pPr>
+      <w:r>
+        <w:t xml:space="preserve">Delivered personally;</w:t>
+      </w:r>
+    </w:p>
+    <w:p>
+      <w:pPr>
+        <w:numPr>
+          <w:ilvl w:val="0"/>
+          <w:numId w:val="1067"/>
+        </w:numPr>
+      </w:pPr>
+      <w:r>
+        <w:t xml:space="preserve">Sent by registered post or courier to the addresses specified in Section 1;</w:t>
+      </w:r>
+    </w:p>
+    <w:p>
+      <w:pPr>
+        <w:numPr>
+          <w:ilvl w:val="0"/>
+          <w:numId w:val="1067"/>
+        </w:numPr>
+      </w:pPr>
+      <w:r>
+        <w:t xml:space="preserve">Sent by email to the email addresses specified in Section 1, with confirmed receipt.</w:t>
+      </w:r>
+    </w:p>
+    <w:bookmarkEnd w:id="106"/>
+    <w:bookmarkStart w:id="107" w:name="relationship-with-other-agreements"/>
     <w:p>
       <w:pPr>
         <w:pStyle w:val="Heading3"/>
@@ -7466,44 +7526,19 @@
           <w:color w:val="E08A00"/>
           <w:sz w:val="26"/>
         </w:rPr>
-        <w:t xml:space="preserve">17.4 Waiver</w:t>
-      </w:r>
-    </w:p>
-    <w:p>
-      <w:pPr>
-        <w:numPr>
-          <w:ilvl w:val="0"/>
-          <w:numId w:val="1065"/>
-        </w:numPr>
-      </w:pPr>
-      <w:r>
-        <w:t xml:space="preserve">No failure or delay by either Party in exercising any right, power, or remedy under this Agreement shall operate as a waiver thereof.</w:t>
-      </w:r>
-    </w:p>
-    <w:p>
-      <w:pPr>
-        <w:numPr>
-          <w:ilvl w:val="0"/>
-          <w:numId w:val="1065"/>
-        </w:numPr>
-      </w:pPr>
-      <w:r>
-        <w:t xml:space="preserve">No single or partial exercise of any right, power, or remedy shall preclude any other or further exercise thereof or the exercise of any other right, power, or remedy.</w:t>
-      </w:r>
-    </w:p>
-    <w:p>
-      <w:pPr>
-        <w:numPr>
-          <w:ilvl w:val="0"/>
-          <w:numId w:val="1065"/>
-        </w:numPr>
-      </w:pPr>
-      <w:r>
-        <w:t xml:space="preserve">Any waiver must be in writing and signed by the waiving Party to be effective.</w:t>
-      </w:r>
-    </w:p>
-    <w:bookmarkEnd w:id="105"/>
-    <w:bookmarkStart w:id="106" w:name="severability-1"/>
+        <w:t xml:space="preserve">17.8 Relationship with Other Agreements</w:t>
+      </w:r>
+    </w:p>
+    <w:p>
+      <w:pPr>
+        <w:pStyle w:val="FirstParagraph"/>
+      </w:pPr>
+      <w:r>
+        <w:t xml:space="preserve">If the Contractor has signed any other agreement with the Company (including a non-disclosure agreement, non-compete agreement, or IP assignment agreement), the provisions of this Agreement shall be in addition to (and not in substitution for) such other agreements, and the more restrictive provisions shall prevail in the event of any conflict.</w:t>
+      </w:r>
+    </w:p>
+    <w:bookmarkEnd w:id="107"/>
+    <w:bookmarkStart w:id="108" w:name="force-majeure"/>
     <w:p>
       <w:pPr>
         <w:pStyle w:val="Heading3"/>
@@ -7517,7 +7552,7 @@
           <w:color w:val="E08A00"/>
           <w:sz w:val="26"/>
         </w:rPr>
-        <w:t xml:space="preserve">17.5 Severability</w:t>
+        <w:t xml:space="preserve">17.9 Force Majeure</w:t>
       </w:r>
     </w:p>
     <w:p>
@@ -7525,11 +7560,68 @@
         <w:pStyle w:val="FirstParagraph"/>
       </w:pPr>
       <w:r>
-        <w:t xml:space="preserve">If any provision of this Agreement is held to be invalid, illegal, or unenforceable by any court or tribunal of competent jurisdiction, such invalidity, illegality, or unenforceability shall not affect any other provision of this Agreement, which shall remain in full force and effect. The invalid, illegal, or unenforceable provision shall be modified to the minimum extent necessary to make it valid, legal, and enforceable while preserving the intent of the Parties.</w:t>
-      </w:r>
-    </w:p>
-    <w:bookmarkEnd w:id="106"/>
-    <w:bookmarkStart w:id="107" w:name="assignment"/>
+        <w:t xml:space="preserve">Neither Party shall be liable for any failure or delay in the performance of its obligations under this Agreement to the extent that such failure or delay is caused by circumstances beyond the reasonable control of that Party, including but not limited to acts of God, natural disasters, war, terrorism, riots, epidemics, pandemics, government actions, power failures, or internet disruptions (</w:t>
+      </w:r>
+      <w:r>
+        <w:rPr>
+          <w:bCs/>
+          <w:b/>
+        </w:rPr>
+        <w:t xml:space="preserve">“</w:t>
+      </w:r>
+      <w:r>
+        <w:rPr>
+          <w:bCs/>
+          <w:b/>
+        </w:rPr>
+        <w:t xml:space="preserve">Force Majeure Event</w:t>
+      </w:r>
+      <w:r>
+        <w:rPr>
+          <w:bCs/>
+          <w:b/>
+        </w:rPr>
+        <w:t xml:space="preserve">”</w:t>
+      </w:r>
+      <w:r>
+        <w:t xml:space="preserve">), provided that:</w:t>
+      </w:r>
+    </w:p>
+    <w:p>
+      <w:pPr>
+        <w:numPr>
+          <w:ilvl w:val="0"/>
+          <w:numId w:val="1068"/>
+        </w:numPr>
+      </w:pPr>
+      <w:r>
+        <w:t xml:space="preserve">The affected Party notifies the other Party promptly in writing of the Force Majeure Event;</w:t>
+      </w:r>
+    </w:p>
+    <w:p>
+      <w:pPr>
+        <w:numPr>
+          <w:ilvl w:val="0"/>
+          <w:numId w:val="1068"/>
+        </w:numPr>
+      </w:pPr>
+      <w:r>
+        <w:t xml:space="preserve">The affected Party uses reasonable efforts to mitigate the effects of the Force Majeure Event;</w:t>
+      </w:r>
+    </w:p>
+    <w:p>
+      <w:pPr>
+        <w:numPr>
+          <w:ilvl w:val="0"/>
+          <w:numId w:val="1068"/>
+        </w:numPr>
+      </w:pPr>
+      <w:r>
+        <w:t xml:space="preserve">If a Force Majeure Event continues for more than thirty (30) consecutive days, either Party may terminate this Agreement by giving written notice.</w:t>
+      </w:r>
+    </w:p>
+    <w:bookmarkEnd w:id="108"/>
+    <w:bookmarkStart w:id="109" w:name="counterparts"/>
     <w:p>
       <w:pPr>
         <w:pStyle w:val="Heading3"/>
@@ -7543,33 +7635,19 @@
           <w:color w:val="E08A00"/>
           <w:sz w:val="26"/>
         </w:rPr>
-        <w:t xml:space="preserve">17.6 Assignment</w:t>
-      </w:r>
-    </w:p>
-    <w:p>
-      <w:pPr>
-        <w:numPr>
-          <w:ilvl w:val="0"/>
-          <w:numId w:val="1066"/>
-        </w:numPr>
-      </w:pPr>
-      <w:r>
-        <w:t xml:space="preserve">The Contractor shall not assign, transfer, subcontract, or delegate any of the Contractor’s rights or obligations under this Agreement without the prior written consent of the Company.</w:t>
-      </w:r>
-    </w:p>
-    <w:p>
-      <w:pPr>
-        <w:numPr>
-          <w:ilvl w:val="0"/>
-          <w:numId w:val="1066"/>
-        </w:numPr>
-      </w:pPr>
-      <w:r>
-        <w:t xml:space="preserve">The Company may assign or transfer its rights and obligations under this Agreement to any Affiliate or successor entity without the Contractor’s consent.</w:t>
-      </w:r>
-    </w:p>
-    <w:bookmarkEnd w:id="107"/>
-    <w:bookmarkStart w:id="108" w:name="notices"/>
+        <w:t xml:space="preserve">17.10 Counterparts</w:t>
+      </w:r>
+    </w:p>
+    <w:p>
+      <w:pPr>
+        <w:pStyle w:val="FirstParagraph"/>
+      </w:pPr>
+      <w:r>
+        <w:t xml:space="preserve">This Agreement may be executed in counterparts, each of which shall be deemed an original, and all of which together shall constitute one and the same instrument. Electronic signatures shall be deemed to be original signatures for all purposes.</w:t>
+      </w:r>
+    </w:p>
+    <w:bookmarkEnd w:id="109"/>
+    <w:bookmarkStart w:id="110" w:name="no-third-party-rights"/>
     <w:p>
       <w:pPr>
         <w:pStyle w:val="Heading3"/>
@@ -7583,7 +7661,7 @@
           <w:color w:val="E08A00"/>
           <w:sz w:val="26"/>
         </w:rPr>
-        <w:t xml:space="preserve">17.7 Notices</w:t>
+        <w:t xml:space="preserve">17.11 No Third-Party Rights</w:t>
       </w:r>
     </w:p>
     <w:p>
@@ -7591,205 +7669,11 @@
         <w:pStyle w:val="FirstParagraph"/>
       </w:pPr>
       <w:r>
-        <w:t xml:space="preserve">All notices under this Agreement shall be in writing and shall be deemed to have been duly given when:</w:t>
-      </w:r>
-    </w:p>
-    <w:p>
-      <w:pPr>
-        <w:numPr>
-          <w:ilvl w:val="0"/>
-          <w:numId w:val="1067"/>
-        </w:numPr>
-      </w:pPr>
-      <w:r>
-        <w:t xml:space="preserve">Delivered personally;</w:t>
-      </w:r>
-    </w:p>
-    <w:p>
-      <w:pPr>
-        <w:numPr>
-          <w:ilvl w:val="0"/>
-          <w:numId w:val="1067"/>
-        </w:numPr>
-      </w:pPr>
-      <w:r>
-        <w:t xml:space="preserve">Sent by registered post or courier to the addresses specified in Section 1;</w:t>
-      </w:r>
-    </w:p>
-    <w:p>
-      <w:pPr>
-        <w:numPr>
-          <w:ilvl w:val="0"/>
-          <w:numId w:val="1067"/>
-        </w:numPr>
-      </w:pPr>
-      <w:r>
-        <w:t xml:space="preserve">Sent by email to the email addresses specified in Section 1, with confirmed receipt.</w:t>
-      </w:r>
-    </w:p>
-    <w:bookmarkEnd w:id="108"/>
-    <w:bookmarkStart w:id="109" w:name="relationship-with-other-agreements"/>
-    <w:p>
-      <w:pPr>
-        <w:pStyle w:val="Heading3"/>
-        <w:rPr>
-          <w:color w:val="E08A00"/>
-        </w:rPr>
-      </w:pPr>
-      <w:r>
-        <w:rPr>
-          <w:b/>
-          <w:color w:val="E08A00"/>
-          <w:sz w:val="26"/>
-        </w:rPr>
-        <w:t xml:space="preserve">17.8 Relationship with Other Agreements</w:t>
-      </w:r>
-    </w:p>
-    <w:p>
-      <w:pPr>
-        <w:pStyle w:val="FirstParagraph"/>
-      </w:pPr>
-      <w:r>
-        <w:t xml:space="preserve">If the Contractor has signed any other agreement with the Company (including a non-disclosure agreement, non-compete agreement, or IP assignment agreement), the provisions of this Agreement shall be in addition to (and not in substitution for) such other agreements, and the more restrictive provisions shall prevail in the event of any conflict.</w:t>
-      </w:r>
-    </w:p>
-    <w:bookmarkEnd w:id="109"/>
-    <w:bookmarkStart w:id="110" w:name="force-majeure"/>
-    <w:p>
-      <w:pPr>
-        <w:pStyle w:val="Heading3"/>
-        <w:rPr>
-          <w:color w:val="E08A00"/>
-        </w:rPr>
-      </w:pPr>
-      <w:r>
-        <w:rPr>
-          <w:b/>
-          <w:color w:val="E08A00"/>
-          <w:sz w:val="26"/>
-        </w:rPr>
-        <w:t xml:space="preserve">17.9 Force Majeure</w:t>
-      </w:r>
-    </w:p>
-    <w:p>
-      <w:pPr>
-        <w:pStyle w:val="FirstParagraph"/>
-      </w:pPr>
-      <w:r>
-        <w:t xml:space="preserve">Neither Party shall be liable for any failure or delay in the performance of its obligations under this Agreement to the extent that such failure or delay is caused by circumstances beyond the reasonable control of that Party, including but not limited to acts of God, natural disasters, war, terrorism, riots, epidemics, pandemics, government actions, power failures, or internet disruptions (</w:t>
-      </w:r>
-      <w:r>
-        <w:rPr>
-          <w:bCs/>
-          <w:b/>
-        </w:rPr>
-        <w:t xml:space="preserve">“</w:t>
-      </w:r>
-      <w:r>
-        <w:rPr>
-          <w:bCs/>
-          <w:b/>
-        </w:rPr>
-        <w:t xml:space="preserve">Force Majeure Event</w:t>
-      </w:r>
-      <w:r>
-        <w:rPr>
-          <w:bCs/>
-          <w:b/>
-        </w:rPr>
-        <w:t xml:space="preserve">”</w:t>
-      </w:r>
-      <w:r>
-        <w:t xml:space="preserve">), provided that:</w:t>
-      </w:r>
-    </w:p>
-    <w:p>
-      <w:pPr>
-        <w:numPr>
-          <w:ilvl w:val="0"/>
-          <w:numId w:val="1068"/>
-        </w:numPr>
-      </w:pPr>
-      <w:r>
-        <w:t xml:space="preserve">The affected Party notifies the other Party promptly in writing of the Force Majeure Event;</w:t>
-      </w:r>
-    </w:p>
-    <w:p>
-      <w:pPr>
-        <w:numPr>
-          <w:ilvl w:val="0"/>
-          <w:numId w:val="1068"/>
-        </w:numPr>
-      </w:pPr>
-      <w:r>
-        <w:t xml:space="preserve">The affected Party uses reasonable efforts to mitigate the effects of the Force Majeure Event;</w:t>
-      </w:r>
-    </w:p>
-    <w:p>
-      <w:pPr>
-        <w:numPr>
-          <w:ilvl w:val="0"/>
-          <w:numId w:val="1068"/>
-        </w:numPr>
-      </w:pPr>
-      <w:r>
-        <w:t xml:space="preserve">If a Force Majeure Event continues for more than thirty (30) consecutive days, either Party may terminate this Agreement by giving written notice.</w:t>
+        <w:t xml:space="preserve">Nothing in this Agreement shall confer any rights or remedies on any person other than the Parties and the Indemnified Parties specified in Section 14.</w:t>
       </w:r>
     </w:p>
     <w:bookmarkEnd w:id="110"/>
-    <w:bookmarkStart w:id="111" w:name="counterparts"/>
-    <w:p>
-      <w:pPr>
-        <w:pStyle w:val="Heading3"/>
-        <w:rPr>
-          <w:color w:val="E08A00"/>
-        </w:rPr>
-      </w:pPr>
-      <w:r>
-        <w:rPr>
-          <w:b/>
-          <w:color w:val="E08A00"/>
-          <w:sz w:val="26"/>
-        </w:rPr>
-        <w:t xml:space="preserve">17.10 Counterparts</w:t>
-      </w:r>
-    </w:p>
-    <w:p>
-      <w:pPr>
-        <w:pStyle w:val="FirstParagraph"/>
-      </w:pPr>
-      <w:r>
-        <w:t xml:space="preserve">This Agreement may be executed in counterparts, each of which shall be deemed an original, and all of which together shall constitute one and the same instrument. Electronic signatures shall be deemed to be original signatures for all purposes.</w:t>
-      </w:r>
-    </w:p>
-    <w:bookmarkEnd w:id="111"/>
-    <w:bookmarkStart w:id="112" w:name="no-third-party-rights"/>
-    <w:p>
-      <w:pPr>
-        <w:pStyle w:val="Heading3"/>
-        <w:rPr>
-          <w:color w:val="E08A00"/>
-        </w:rPr>
-      </w:pPr>
-      <w:r>
-        <w:rPr>
-          <w:b/>
-          <w:color w:val="E08A00"/>
-          <w:sz w:val="26"/>
-        </w:rPr>
-        <w:t xml:space="preserve">17.11 No Third-Party Rights</w:t>
-      </w:r>
-    </w:p>
-    <w:p>
-      <w:pPr>
-        <w:pStyle w:val="FirstParagraph"/>
-      </w:pPr>
-      <w:r>
-        <w:t xml:space="preserve">Nothing in this Agreement shall confer any rights or remedies on any person other than the Parties and the Indemnified Parties specified in Section 14.</w:t>
-      </w:r>
-    </w:p>
-    <w:bookmarkEnd w:id="112"/>
-    <w:bookmarkStart w:id="113" w:name="interpretation"/>
+    <w:bookmarkStart w:id="111" w:name="interpretation"/>
     <w:p>
       <w:pPr>
         <w:pStyle w:val="Heading3"/>
@@ -7881,9 +7765,9 @@
         </w:pict>
       </w:r>
     </w:p>
-    <w:bookmarkEnd w:id="113"/>
-    <w:bookmarkEnd w:id="114"/>
-    <w:bookmarkStart w:id="118" w:name="signature-block"/>
+    <w:bookmarkEnd w:id="111"/>
+    <w:bookmarkEnd w:id="112"/>
+    <w:bookmarkStart w:id="116" w:name="signature-block"/>
     <w:p>
       <w:pPr>
         <w:pBdr>
@@ -7934,7 +7818,7 @@
         </w:pict>
       </w:r>
     </w:p>
-    <w:bookmarkStart w:id="115" w:name="the-contractor"/>
+    <w:bookmarkStart w:id="113" w:name="the-contractor"/>
     <w:p>
       <w:pPr>
         <w:pStyle w:val="Heading3"/>
@@ -8219,8 +8103,8 @@
         </w:pict>
       </w:r>
     </w:p>
-    <w:bookmarkEnd w:id="115"/>
-    <w:bookmarkStart w:id="116" w:name="X905809e017461aef765d96c1a5d05780fef9853"/>
+    <w:bookmarkEnd w:id="113"/>
+    <w:bookmarkStart w:id="114" w:name="X905809e017461aef765d96c1a5d05780fef9853"/>
     <w:p>
       <w:pPr>
         <w:pStyle w:val="Heading3"/>
@@ -8457,8 +8341,8 @@
         </w:pict>
       </w:r>
     </w:p>
-    <w:bookmarkEnd w:id="116"/>
-    <w:bookmarkStart w:id="117" w:name="witness"/>
+    <w:bookmarkEnd w:id="114"/>
+    <w:bookmarkStart w:id="115" w:name="witness"/>
     <w:p>
       <w:pPr>
         <w:pStyle w:val="Heading3"/>
@@ -8703,9 +8587,9 @@
         </w:pict>
       </w:r>
     </w:p>
-    <w:bookmarkEnd w:id="117"/>
-    <w:bookmarkEnd w:id="118"/>
-    <w:bookmarkStart w:id="129" w:name="schedule-a-scope-of-work"/>
+    <w:bookmarkEnd w:id="115"/>
+    <w:bookmarkEnd w:id="116"/>
+    <w:bookmarkStart w:id="127" w:name="schedule-a-scope-of-work"/>
     <w:p>
       <w:pPr>
         <w:pBdr>
@@ -8807,7 +8691,7 @@
         </w:pict>
       </w:r>
     </w:p>
-    <w:bookmarkStart w:id="119" w:name="a.1-project-engagement-title"/>
+    <w:bookmarkStart w:id="117" w:name="a.1-project-engagement-title"/>
     <w:p>
       <w:pPr>
         <w:pStyle w:val="Heading3"/>
@@ -8831,8 +8715,8 @@
         </w:pict>
       </w:r>
     </w:p>
-    <w:bookmarkEnd w:id="119"/>
-    <w:bookmarkStart w:id="120" w:name="a.2-description-of-services"/>
+    <w:bookmarkEnd w:id="117"/>
+    <w:bookmarkStart w:id="118" w:name="a.2-description-of-services"/>
     <w:p>
       <w:pPr>
         <w:pStyle w:val="Heading3"/>
@@ -8877,8 +8761,8 @@
         </w:pict>
       </w:r>
     </w:p>
-    <w:bookmarkEnd w:id="120"/>
-    <w:bookmarkStart w:id="121" w:name="a.3-specific-deliverables"/>
+    <w:bookmarkEnd w:id="118"/>
+    <w:bookmarkStart w:id="119" w:name="a.3-specific-deliverables"/>
     <w:p>
       <w:pPr>
         <w:pStyle w:val="Heading3"/>
@@ -9478,8 +9362,8 @@
         </w:tc>
       </w:tr>
     </w:tbl>
-    <w:bookmarkEnd w:id="121"/>
-    <w:bookmarkStart w:id="122" w:name="a.4-milestones-payment-schedule"/>
+    <w:bookmarkEnd w:id="119"/>
+    <w:bookmarkStart w:id="120" w:name="a.4-milestones-payment-schedule"/>
     <w:p>
       <w:pPr>
         <w:pStyle w:val="Heading3"/>
@@ -10151,8 +10035,8 @@
         </w:tc>
       </w:tr>
     </w:tbl>
-    <w:bookmarkEnd w:id="122"/>
-    <w:bookmarkStart w:id="123" w:name="a.5-acceptance-criteria"/>
+    <w:bookmarkEnd w:id="120"/>
+    <w:bookmarkStart w:id="121" w:name="a.5-acceptance-criteria"/>
     <w:p>
       <w:pPr>
         <w:pStyle w:val="Heading3"/>
@@ -10205,8 +10089,8 @@
         </w:pict>
       </w:r>
     </w:p>
-    <w:bookmarkEnd w:id="123"/>
-    <w:bookmarkStart w:id="124" w:name="X5896d6f7f294ebe621d947110370c6f60420290"/>
+    <w:bookmarkEnd w:id="121"/>
+    <w:bookmarkStart w:id="122" w:name="X5896d6f7f294ebe621d947110370c6f60420290"/>
     <w:p>
       <w:pPr>
         <w:pStyle w:val="Heading3"/>
@@ -10497,8 +10381,8 @@
         </w:tc>
       </w:tr>
     </w:tbl>
-    <w:bookmarkEnd w:id="124"/>
-    <w:bookmarkStart w:id="125" w:name="a.7-reporting-communication"/>
+    <w:bookmarkEnd w:id="122"/>
+    <w:bookmarkStart w:id="123" w:name="a.7-reporting-communication"/>
     <w:p>
       <w:pPr>
         <w:pStyle w:val="Heading3"/>
@@ -10736,8 +10620,8 @@
         </w:tc>
       </w:tr>
     </w:tbl>
-    <w:bookmarkEnd w:id="125"/>
-    <w:bookmarkStart w:id="126" w:name="a.8-location-of-services"/>
+    <w:bookmarkEnd w:id="123"/>
+    <w:bookmarkStart w:id="124" w:name="a.8-location-of-services"/>
     <w:p>
       <w:pPr>
         <w:pStyle w:val="Heading3"/>
@@ -10802,8 +10686,8 @@
         <w:t xml:space="preserve">☐ Field-based (specify locations): _______________________________________________</w:t>
       </w:r>
     </w:p>
-    <w:bookmarkEnd w:id="126"/>
-    <w:bookmarkStart w:id="127" w:name="a.9-pre-existing-ip-to-be-incorporated"/>
+    <w:bookmarkEnd w:id="124"/>
+    <w:bookmarkStart w:id="125" w:name="a.9-pre-existing-ip-to-be-incorporated"/>
     <w:p>
       <w:pPr>
         <w:pStyle w:val="Heading3"/>
@@ -11055,8 +10939,8 @@
         <w:t xml:space="preserve">”</w:t>
       </w:r>
     </w:p>
-    <w:bookmarkEnd w:id="127"/>
-    <w:bookmarkStart w:id="128" w:name="a.10-special-terms-and-conditions"/>
+    <w:bookmarkEnd w:id="125"/>
+    <w:bookmarkStart w:id="126" w:name="a.10-special-terms-and-conditions"/>
     <w:p>
       <w:pPr>
         <w:pStyle w:val="Heading3"/>
@@ -11335,17 +11219,9 @@
         <w:t xml:space="preserve">PECH Group Holdings Ltd | Confidential | pechgroupholdings.tech</w:t>
       </w:r>
     </w:p>
-    <w:bookmarkEnd w:id="128"/>
-    <w:bookmarkEnd w:id="129"/>
-    <w:bookmarkEnd w:id="130"/>
-    <w:sectPr>
-      <w:pgBorders w:offsetFrom="page">
-        <w:top w:val="single" w:sz="18" w:space="24" w:color="00BFFF"/>
-        <w:left w:val="single" w:sz="18" w:space="24" w:color="0099CC"/>
-        <w:bottom w:val="single" w:sz="18" w:space="24" w:color="F5A623"/>
-        <w:right w:val="single" w:sz="18" w:space="24" w:color="E08A00"/>
-      </w:pgBorders>
-    </w:sectPr>
+    <w:bookmarkEnd w:id="126"/>
+    <w:bookmarkEnd w:id="127"/>
+    <w:sectPr/>
     <w:p>
       <w:pPr>
         <w:pBdr>
